--- a/Playwright Concepts.docx
+++ b/Playwright Concepts.docx
@@ -127,7 +127,451 @@
       </w:r>
     </w:p>
     <w:p/>
-    <w:p/>
+    <w:p>
+      <w:pPr>
+        <w:pStyle w:val="ListParagraph"/>
+        <w:numPr>
+          <w:ilvl w:val="0"/>
+          <w:numId w:val="2"/>
+        </w:numPr>
+      </w:pPr>
+      <w:r>
+        <w:t xml:space="preserve">Test generator =&gt; </w:t>
+      </w:r>
+      <w:proofErr w:type="spellStart"/>
+      <w:r>
+        <w:t>Codegen</w:t>
+      </w:r>
+      <w:proofErr w:type="spellEnd"/>
+      <w:r>
+        <w:t>:</w:t>
+      </w:r>
+      <w:r>
+        <w:t xml:space="preserve"> automatically generate test and locators.</w:t>
+      </w:r>
+    </w:p>
+    <w:p>
+      <w:pPr>
+        <w:pStyle w:val="ListParagraph"/>
+        <w:numPr>
+          <w:ilvl w:val="0"/>
+          <w:numId w:val="2"/>
+        </w:numPr>
+        <w:shd w:val="clear" w:color="auto" w:fill="1F1F1F"/>
+        <w:spacing w:after="0" w:line="285" w:lineRule="atLeast"/>
+        <w:rPr>
+          <w:rFonts w:ascii="Consolas" w:eastAsia="Times New Roman" w:hAnsi="Consolas" w:cs="Times New Roman"/>
+          <w:color w:val="CCCCCC"/>
+          <w:kern w:val="0"/>
+          <w:sz w:val="21"/>
+          <w:szCs w:val="21"/>
+          <w:lang w:eastAsia="en-IN"/>
+          <w14:ligatures w14:val="none"/>
+        </w:rPr>
+      </w:pPr>
+      <w:proofErr w:type="spellStart"/>
+      <w:r>
+        <w:rPr>
+          <w:rFonts w:ascii="Consolas" w:eastAsia="Times New Roman" w:hAnsi="Consolas" w:cs="Times New Roman"/>
+          <w:color w:val="CCCCCC"/>
+          <w:kern w:val="0"/>
+          <w:sz w:val="21"/>
+          <w:szCs w:val="21"/>
+          <w:lang w:eastAsia="en-IN"/>
+          <w14:ligatures w14:val="none"/>
+        </w:rPr>
+        <w:t>Codegn</w:t>
+      </w:r>
+      <w:proofErr w:type="spellEnd"/>
+      <w:r>
+        <w:rPr>
+          <w:rFonts w:ascii="Consolas" w:eastAsia="Times New Roman" w:hAnsi="Consolas" w:cs="Times New Roman"/>
+          <w:color w:val="CCCCCC"/>
+          <w:kern w:val="0"/>
+          <w:sz w:val="21"/>
+          <w:szCs w:val="21"/>
+          <w:lang w:eastAsia="en-IN"/>
+          <w14:ligatures w14:val="none"/>
+        </w:rPr>
+        <w:t xml:space="preserve"> =&gt;</w:t>
+      </w:r>
+    </w:p>
+    <w:p>
+      <w:pPr>
+        <w:pStyle w:val="ListParagraph"/>
+        <w:numPr>
+          <w:ilvl w:val="0"/>
+          <w:numId w:val="2"/>
+        </w:numPr>
+        <w:shd w:val="clear" w:color="auto" w:fill="1F1F1F"/>
+        <w:spacing w:after="0" w:line="285" w:lineRule="atLeast"/>
+        <w:rPr>
+          <w:rFonts w:ascii="Consolas" w:eastAsia="Times New Roman" w:hAnsi="Consolas" w:cs="Times New Roman"/>
+          <w:color w:val="CCCCCC"/>
+          <w:kern w:val="0"/>
+          <w:sz w:val="21"/>
+          <w:szCs w:val="21"/>
+          <w:lang w:eastAsia="en-IN"/>
+          <w14:ligatures w14:val="none"/>
+        </w:rPr>
+      </w:pPr>
+      <w:proofErr w:type="spellStart"/>
+      <w:r>
+        <w:rPr>
+          <w:rFonts w:ascii="Consolas" w:eastAsia="Times New Roman" w:hAnsi="Consolas" w:cs="Times New Roman"/>
+          <w:color w:val="CCCCCC"/>
+          <w:kern w:val="0"/>
+          <w:sz w:val="21"/>
+          <w:szCs w:val="21"/>
+          <w:lang w:eastAsia="en-IN"/>
+          <w14:ligatures w14:val="none"/>
+        </w:rPr>
+        <w:t>npx</w:t>
+      </w:r>
+      <w:proofErr w:type="spellEnd"/>
+      <w:r>
+        <w:rPr>
+          <w:rFonts w:ascii="Consolas" w:eastAsia="Times New Roman" w:hAnsi="Consolas" w:cs="Times New Roman"/>
+          <w:color w:val="CCCCCC"/>
+          <w:kern w:val="0"/>
+          <w:sz w:val="21"/>
+          <w:szCs w:val="21"/>
+          <w:lang w:eastAsia="en-IN"/>
+          <w14:ligatures w14:val="none"/>
+        </w:rPr>
+        <w:t xml:space="preserve"> playwright </w:t>
+      </w:r>
+      <w:proofErr w:type="spellStart"/>
+      <w:r>
+        <w:rPr>
+          <w:rFonts w:ascii="Consolas" w:eastAsia="Times New Roman" w:hAnsi="Consolas" w:cs="Times New Roman"/>
+          <w:color w:val="CCCCCC"/>
+          <w:kern w:val="0"/>
+          <w:sz w:val="21"/>
+          <w:szCs w:val="21"/>
+          <w:lang w:eastAsia="en-IN"/>
+          <w14:ligatures w14:val="none"/>
+        </w:rPr>
+        <w:t>codegen</w:t>
+      </w:r>
+      <w:proofErr w:type="spellEnd"/>
+      <w:r>
+        <w:rPr>
+          <w:rFonts w:ascii="Consolas" w:eastAsia="Times New Roman" w:hAnsi="Consolas" w:cs="Times New Roman"/>
+          <w:color w:val="CCCCCC"/>
+          <w:kern w:val="0"/>
+          <w:sz w:val="21"/>
+          <w:szCs w:val="21"/>
+          <w:lang w:eastAsia="en-IN"/>
+          <w14:ligatures w14:val="none"/>
+        </w:rPr>
+        <w:t xml:space="preserve"> -o tests/mytest.spec.js</w:t>
+      </w:r>
+    </w:p>
+    <w:p>
+      <w:pPr>
+        <w:pStyle w:val="ListParagraph"/>
+        <w:numPr>
+          <w:ilvl w:val="0"/>
+          <w:numId w:val="2"/>
+        </w:numPr>
+        <w:shd w:val="clear" w:color="auto" w:fill="1F1F1F"/>
+        <w:spacing w:after="0" w:line="285" w:lineRule="atLeast"/>
+        <w:rPr>
+          <w:rFonts w:ascii="Consolas" w:eastAsia="Times New Roman" w:hAnsi="Consolas" w:cs="Times New Roman"/>
+          <w:color w:val="CCCCCC"/>
+          <w:kern w:val="0"/>
+          <w:sz w:val="21"/>
+          <w:szCs w:val="21"/>
+          <w:lang w:eastAsia="en-IN"/>
+          <w14:ligatures w14:val="none"/>
+        </w:rPr>
+      </w:pPr>
+      <w:proofErr w:type="spellStart"/>
+      <w:r>
+        <w:rPr>
+          <w:rFonts w:ascii="Consolas" w:eastAsia="Times New Roman" w:hAnsi="Consolas" w:cs="Times New Roman"/>
+          <w:color w:val="CCCCCC"/>
+          <w:kern w:val="0"/>
+          <w:sz w:val="21"/>
+          <w:szCs w:val="21"/>
+          <w:lang w:eastAsia="en-IN"/>
+          <w14:ligatures w14:val="none"/>
+        </w:rPr>
+        <w:t>npx</w:t>
+      </w:r>
+      <w:proofErr w:type="spellEnd"/>
+      <w:r>
+        <w:rPr>
+          <w:rFonts w:ascii="Consolas" w:eastAsia="Times New Roman" w:hAnsi="Consolas" w:cs="Times New Roman"/>
+          <w:color w:val="CCCCCC"/>
+          <w:kern w:val="0"/>
+          <w:sz w:val="21"/>
+          <w:szCs w:val="21"/>
+          <w:lang w:eastAsia="en-IN"/>
+          <w14:ligatures w14:val="none"/>
+        </w:rPr>
+        <w:t xml:space="preserve"> playwright </w:t>
+      </w:r>
+      <w:proofErr w:type="spellStart"/>
+      <w:r>
+        <w:rPr>
+          <w:rFonts w:ascii="Consolas" w:eastAsia="Times New Roman" w:hAnsi="Consolas" w:cs="Times New Roman"/>
+          <w:color w:val="CCCCCC"/>
+          <w:kern w:val="0"/>
+          <w:sz w:val="21"/>
+          <w:szCs w:val="21"/>
+          <w:lang w:eastAsia="en-IN"/>
+          <w14:ligatures w14:val="none"/>
+        </w:rPr>
+        <w:t>codegen</w:t>
+      </w:r>
+      <w:proofErr w:type="spellEnd"/>
+      <w:r>
+        <w:rPr>
+          <w:rFonts w:ascii="Consolas" w:eastAsia="Times New Roman" w:hAnsi="Consolas" w:cs="Times New Roman"/>
+          <w:color w:val="CCCCCC"/>
+          <w:kern w:val="0"/>
+          <w:sz w:val="21"/>
+          <w:szCs w:val="21"/>
+          <w:lang w:eastAsia="en-IN"/>
+          <w14:ligatures w14:val="none"/>
+        </w:rPr>
+        <w:t xml:space="preserve"> --target </w:t>
+      </w:r>
+      <w:proofErr w:type="spellStart"/>
+      <w:r>
+        <w:rPr>
+          <w:rFonts w:ascii="Consolas" w:eastAsia="Times New Roman" w:hAnsi="Consolas" w:cs="Times New Roman"/>
+          <w:color w:val="CCCCCC"/>
+          <w:kern w:val="0"/>
+          <w:sz w:val="21"/>
+          <w:szCs w:val="21"/>
+          <w:lang w:eastAsia="en-IN"/>
+          <w14:ligatures w14:val="none"/>
+        </w:rPr>
+        <w:t>javascript</w:t>
+      </w:r>
+      <w:proofErr w:type="spellEnd"/>
+    </w:p>
+    <w:p>
+      <w:pPr>
+        <w:pStyle w:val="ListParagraph"/>
+        <w:numPr>
+          <w:ilvl w:val="0"/>
+          <w:numId w:val="2"/>
+        </w:numPr>
+        <w:shd w:val="clear" w:color="auto" w:fill="1F1F1F"/>
+        <w:spacing w:after="0" w:line="285" w:lineRule="atLeast"/>
+        <w:rPr>
+          <w:rFonts w:ascii="Consolas" w:eastAsia="Times New Roman" w:hAnsi="Consolas" w:cs="Times New Roman"/>
+          <w:color w:val="CCCCCC"/>
+          <w:kern w:val="0"/>
+          <w:sz w:val="21"/>
+          <w:szCs w:val="21"/>
+          <w:lang w:eastAsia="en-IN"/>
+          <w14:ligatures w14:val="none"/>
+        </w:rPr>
+      </w:pPr>
+      <w:proofErr w:type="spellStart"/>
+      <w:r>
+        <w:rPr>
+          <w:rFonts w:ascii="Consolas" w:eastAsia="Times New Roman" w:hAnsi="Consolas" w:cs="Times New Roman"/>
+          <w:color w:val="CCCCCC"/>
+          <w:kern w:val="0"/>
+          <w:sz w:val="21"/>
+          <w:szCs w:val="21"/>
+          <w:lang w:eastAsia="en-IN"/>
+          <w14:ligatures w14:val="none"/>
+        </w:rPr>
+        <w:t>npx</w:t>
+      </w:r>
+      <w:proofErr w:type="spellEnd"/>
+      <w:r>
+        <w:rPr>
+          <w:rFonts w:ascii="Consolas" w:eastAsia="Times New Roman" w:hAnsi="Consolas" w:cs="Times New Roman"/>
+          <w:color w:val="CCCCCC"/>
+          <w:kern w:val="0"/>
+          <w:sz w:val="21"/>
+          <w:szCs w:val="21"/>
+          <w:lang w:eastAsia="en-IN"/>
+          <w14:ligatures w14:val="none"/>
+        </w:rPr>
+        <w:t xml:space="preserve"> playwright </w:t>
+      </w:r>
+      <w:proofErr w:type="spellStart"/>
+      <w:r>
+        <w:rPr>
+          <w:rFonts w:ascii="Consolas" w:eastAsia="Times New Roman" w:hAnsi="Consolas" w:cs="Times New Roman"/>
+          <w:color w:val="CCCCCC"/>
+          <w:kern w:val="0"/>
+          <w:sz w:val="21"/>
+          <w:szCs w:val="21"/>
+          <w:lang w:eastAsia="en-IN"/>
+          <w14:ligatures w14:val="none"/>
+        </w:rPr>
+        <w:t>codegen</w:t>
+      </w:r>
+      <w:proofErr w:type="spellEnd"/>
+      <w:r>
+        <w:rPr>
+          <w:rFonts w:ascii="Consolas" w:eastAsia="Times New Roman" w:hAnsi="Consolas" w:cs="Times New Roman"/>
+          <w:color w:val="CCCCCC"/>
+          <w:kern w:val="0"/>
+          <w:sz w:val="21"/>
+          <w:szCs w:val="21"/>
+          <w:lang w:eastAsia="en-IN"/>
+          <w14:ligatures w14:val="none"/>
+        </w:rPr>
+        <w:t xml:space="preserve"> --browser chromium</w:t>
+      </w:r>
+    </w:p>
+    <w:p>
+      <w:pPr>
+        <w:pStyle w:val="ListParagraph"/>
+        <w:numPr>
+          <w:ilvl w:val="0"/>
+          <w:numId w:val="2"/>
+        </w:numPr>
+        <w:shd w:val="clear" w:color="auto" w:fill="1F1F1F"/>
+        <w:spacing w:after="0" w:line="285" w:lineRule="atLeast"/>
+        <w:rPr>
+          <w:rFonts w:ascii="Consolas" w:eastAsia="Times New Roman" w:hAnsi="Consolas" w:cs="Times New Roman"/>
+          <w:color w:val="CCCCCC"/>
+          <w:kern w:val="0"/>
+          <w:sz w:val="21"/>
+          <w:szCs w:val="21"/>
+          <w:lang w:eastAsia="en-IN"/>
+          <w14:ligatures w14:val="none"/>
+        </w:rPr>
+      </w:pPr>
+      <w:proofErr w:type="spellStart"/>
+      <w:r>
+        <w:rPr>
+          <w:rFonts w:ascii="Consolas" w:eastAsia="Times New Roman" w:hAnsi="Consolas" w:cs="Times New Roman"/>
+          <w:color w:val="CCCCCC"/>
+          <w:kern w:val="0"/>
+          <w:sz w:val="21"/>
+          <w:szCs w:val="21"/>
+          <w:lang w:eastAsia="en-IN"/>
+          <w14:ligatures w14:val="none"/>
+        </w:rPr>
+        <w:t>npx</w:t>
+      </w:r>
+      <w:proofErr w:type="spellEnd"/>
+      <w:r>
+        <w:rPr>
+          <w:rFonts w:ascii="Consolas" w:eastAsia="Times New Roman" w:hAnsi="Consolas" w:cs="Times New Roman"/>
+          <w:color w:val="CCCCCC"/>
+          <w:kern w:val="0"/>
+          <w:sz w:val="21"/>
+          <w:szCs w:val="21"/>
+          <w:lang w:eastAsia="en-IN"/>
+          <w14:ligatures w14:val="none"/>
+        </w:rPr>
+        <w:t xml:space="preserve"> playwright </w:t>
+      </w:r>
+      <w:proofErr w:type="spellStart"/>
+      <w:r>
+        <w:rPr>
+          <w:rFonts w:ascii="Consolas" w:eastAsia="Times New Roman" w:hAnsi="Consolas" w:cs="Times New Roman"/>
+          <w:color w:val="CCCCCC"/>
+          <w:kern w:val="0"/>
+          <w:sz w:val="21"/>
+          <w:szCs w:val="21"/>
+          <w:lang w:eastAsia="en-IN"/>
+          <w14:ligatures w14:val="none"/>
+        </w:rPr>
+        <w:t>codegen</w:t>
+      </w:r>
+      <w:proofErr w:type="spellEnd"/>
+      <w:r>
+        <w:rPr>
+          <w:rFonts w:ascii="Consolas" w:eastAsia="Times New Roman" w:hAnsi="Consolas" w:cs="Times New Roman"/>
+          <w:color w:val="CCCCCC"/>
+          <w:kern w:val="0"/>
+          <w:sz w:val="21"/>
+          <w:szCs w:val="21"/>
+          <w:lang w:eastAsia="en-IN"/>
+          <w14:ligatures w14:val="none"/>
+        </w:rPr>
+        <w:t xml:space="preserve"> --device "iPhone 13"</w:t>
+      </w:r>
+    </w:p>
+    <w:p>
+      <w:pPr>
+        <w:pStyle w:val="ListParagraph"/>
+      </w:pPr>
+    </w:p>
+    <w:p>
+      <w:pPr>
+        <w:pStyle w:val="ListParagraph"/>
+      </w:pPr>
+      <w:r>
+        <w:t>Viewport =&gt;</w:t>
+      </w:r>
+    </w:p>
+    <w:p>
+      <w:pPr>
+        <w:pStyle w:val="ListParagraph"/>
+      </w:pPr>
+    </w:p>
+    <w:p>
+      <w:pPr>
+        <w:pStyle w:val="ListParagraph"/>
+      </w:pPr>
+      <w:proofErr w:type="spellStart"/>
+      <w:r>
+        <w:t>n</w:t>
+      </w:r>
+      <w:r>
+        <w:t>px</w:t>
+      </w:r>
+      <w:proofErr w:type="spellEnd"/>
+      <w:r>
+        <w:t xml:space="preserve"> playwright </w:t>
+      </w:r>
+      <w:proofErr w:type="spellStart"/>
+      <w:r>
+        <w:t>codegen</w:t>
+      </w:r>
+      <w:proofErr w:type="spellEnd"/>
+      <w:r>
+        <w:t xml:space="preserve"> –v</w:t>
+      </w:r>
+      <w:r>
+        <w:t>i</w:t>
+      </w:r>
+      <w:r>
+        <w:t xml:space="preserve">ewport-size “1280, </w:t>
+      </w:r>
+      <w:proofErr w:type="gramStart"/>
+      <w:r>
+        <w:t xml:space="preserve">720”   </w:t>
+      </w:r>
+      <w:proofErr w:type="gramEnd"/>
+      <w:r>
+        <w:t xml:space="preserve"> </w:t>
+      </w:r>
+      <w:r>
+        <w:sym w:font="Wingdings" w:char="F0E0"/>
+      </w:r>
+      <w:r>
+        <w:t xml:space="preserve"> for x &amp; y </w:t>
+      </w:r>
+      <w:r>
+        <w:t>coordinates</w:t>
+      </w:r>
+    </w:p>
+    <w:p>
+      <w:pPr>
+        <w:pStyle w:val="ListParagraph"/>
+        <w:numPr>
+          <w:ilvl w:val="0"/>
+          <w:numId w:val="2"/>
+        </w:numPr>
+      </w:pPr>
+    </w:p>
     <w:p/>
     <w:sectPr>
       <w:pgSz w:w="11906" w:h="16838"/>
@@ -254,8 +698,124 @@
       </w:rPr>
     </w:lvl>
   </w:abstractNum>
+  <w:abstractNum w:abstractNumId="1" w15:restartNumberingAfterBreak="0">
+    <w:nsid w:val="28DA0000"/>
+    <w:multiLevelType w:val="hybridMultilevel"/>
+    <w:tmpl w:val="7FF44F52"/>
+    <w:lvl w:ilvl="0" w:tplc="40090001">
+      <w:start w:val="1"/>
+      <w:numFmt w:val="bullet"/>
+      <w:lvlText w:val=""/>
+      <w:lvlJc w:val="left"/>
+      <w:pPr>
+        <w:ind w:left="720" w:hanging="360"/>
+      </w:pPr>
+      <w:rPr>
+        <w:rFonts w:ascii="Symbol" w:hAnsi="Symbol" w:hint="default"/>
+      </w:rPr>
+    </w:lvl>
+    <w:lvl w:ilvl="1" w:tplc="40090003" w:tentative="1">
+      <w:start w:val="1"/>
+      <w:numFmt w:val="bullet"/>
+      <w:lvlText w:val="o"/>
+      <w:lvlJc w:val="left"/>
+      <w:pPr>
+        <w:ind w:left="1440" w:hanging="360"/>
+      </w:pPr>
+      <w:rPr>
+        <w:rFonts w:ascii="Courier New" w:hAnsi="Courier New" w:cs="Courier New" w:hint="default"/>
+      </w:rPr>
+    </w:lvl>
+    <w:lvl w:ilvl="2" w:tplc="40090005" w:tentative="1">
+      <w:start w:val="1"/>
+      <w:numFmt w:val="bullet"/>
+      <w:lvlText w:val=""/>
+      <w:lvlJc w:val="left"/>
+      <w:pPr>
+        <w:ind w:left="2160" w:hanging="360"/>
+      </w:pPr>
+      <w:rPr>
+        <w:rFonts w:ascii="Wingdings" w:hAnsi="Wingdings" w:hint="default"/>
+      </w:rPr>
+    </w:lvl>
+    <w:lvl w:ilvl="3" w:tplc="40090001" w:tentative="1">
+      <w:start w:val="1"/>
+      <w:numFmt w:val="bullet"/>
+      <w:lvlText w:val=""/>
+      <w:lvlJc w:val="left"/>
+      <w:pPr>
+        <w:ind w:left="2880" w:hanging="360"/>
+      </w:pPr>
+      <w:rPr>
+        <w:rFonts w:ascii="Symbol" w:hAnsi="Symbol" w:hint="default"/>
+      </w:rPr>
+    </w:lvl>
+    <w:lvl w:ilvl="4" w:tplc="40090003" w:tentative="1">
+      <w:start w:val="1"/>
+      <w:numFmt w:val="bullet"/>
+      <w:lvlText w:val="o"/>
+      <w:lvlJc w:val="left"/>
+      <w:pPr>
+        <w:ind w:left="3600" w:hanging="360"/>
+      </w:pPr>
+      <w:rPr>
+        <w:rFonts w:ascii="Courier New" w:hAnsi="Courier New" w:cs="Courier New" w:hint="default"/>
+      </w:rPr>
+    </w:lvl>
+    <w:lvl w:ilvl="5" w:tplc="40090005" w:tentative="1">
+      <w:start w:val="1"/>
+      <w:numFmt w:val="bullet"/>
+      <w:lvlText w:val=""/>
+      <w:lvlJc w:val="left"/>
+      <w:pPr>
+        <w:ind w:left="4320" w:hanging="360"/>
+      </w:pPr>
+      <w:rPr>
+        <w:rFonts w:ascii="Wingdings" w:hAnsi="Wingdings" w:hint="default"/>
+      </w:rPr>
+    </w:lvl>
+    <w:lvl w:ilvl="6" w:tplc="40090001" w:tentative="1">
+      <w:start w:val="1"/>
+      <w:numFmt w:val="bullet"/>
+      <w:lvlText w:val=""/>
+      <w:lvlJc w:val="left"/>
+      <w:pPr>
+        <w:ind w:left="5040" w:hanging="360"/>
+      </w:pPr>
+      <w:rPr>
+        <w:rFonts w:ascii="Symbol" w:hAnsi="Symbol" w:hint="default"/>
+      </w:rPr>
+    </w:lvl>
+    <w:lvl w:ilvl="7" w:tplc="40090003" w:tentative="1">
+      <w:start w:val="1"/>
+      <w:numFmt w:val="bullet"/>
+      <w:lvlText w:val="o"/>
+      <w:lvlJc w:val="left"/>
+      <w:pPr>
+        <w:ind w:left="5760" w:hanging="360"/>
+      </w:pPr>
+      <w:rPr>
+        <w:rFonts w:ascii="Courier New" w:hAnsi="Courier New" w:cs="Courier New" w:hint="default"/>
+      </w:rPr>
+    </w:lvl>
+    <w:lvl w:ilvl="8" w:tplc="40090005" w:tentative="1">
+      <w:start w:val="1"/>
+      <w:numFmt w:val="bullet"/>
+      <w:lvlText w:val=""/>
+      <w:lvlJc w:val="left"/>
+      <w:pPr>
+        <w:ind w:left="6480" w:hanging="360"/>
+      </w:pPr>
+      <w:rPr>
+        <w:rFonts w:ascii="Wingdings" w:hAnsi="Wingdings" w:hint="default"/>
+      </w:rPr>
+    </w:lvl>
+  </w:abstractNum>
   <w:num w:numId="1" w16cid:durableId="961158246">
     <w:abstractNumId w:val="0"/>
+  </w:num>
+  <w:num w:numId="2" w16cid:durableId="134420728">
+    <w:abstractNumId w:val="1"/>
   </w:num>
 </w:numbering>
 </file>

--- a/Playwright Concepts.docx
+++ b/Playwright Concepts.docx
@@ -28,84 +28,70 @@
     </w:p>
     <w:p>
       <w:proofErr w:type="spellStart"/>
-      <w:proofErr w:type="gramStart"/>
       <w:r>
         <w:t>page.getByRole</w:t>
       </w:r>
       <w:proofErr w:type="spellEnd"/>
-      <w:proofErr w:type="gramEnd"/>
       <w:r>
         <w:t>() to locate by explicit and implicit accessibility attributes.</w:t>
       </w:r>
     </w:p>
     <w:p>
       <w:proofErr w:type="spellStart"/>
-      <w:proofErr w:type="gramStart"/>
       <w:r>
         <w:t>page.getByText</w:t>
       </w:r>
       <w:proofErr w:type="spellEnd"/>
-      <w:proofErr w:type="gramEnd"/>
       <w:r>
         <w:t>() to locate by text content.</w:t>
       </w:r>
     </w:p>
     <w:p>
       <w:proofErr w:type="spellStart"/>
-      <w:proofErr w:type="gramStart"/>
       <w:r>
         <w:t>page.getByLabel</w:t>
       </w:r>
       <w:proofErr w:type="spellEnd"/>
-      <w:proofErr w:type="gramEnd"/>
       <w:r>
         <w:t>() to locate a form control by associated label's text.</w:t>
       </w:r>
     </w:p>
     <w:p>
       <w:proofErr w:type="spellStart"/>
-      <w:proofErr w:type="gramStart"/>
       <w:r>
         <w:t>page.getByPlaceholder</w:t>
       </w:r>
       <w:proofErr w:type="spellEnd"/>
-      <w:proofErr w:type="gramEnd"/>
       <w:r>
         <w:t>() to locate an input by placeholder.</w:t>
       </w:r>
     </w:p>
     <w:p>
       <w:proofErr w:type="spellStart"/>
-      <w:proofErr w:type="gramStart"/>
       <w:r>
         <w:t>page.getByAltText</w:t>
       </w:r>
       <w:proofErr w:type="spellEnd"/>
-      <w:proofErr w:type="gramEnd"/>
       <w:r>
         <w:t>() to locate an element, usually image, by its text alternative.</w:t>
       </w:r>
     </w:p>
     <w:p>
       <w:proofErr w:type="spellStart"/>
-      <w:proofErr w:type="gramStart"/>
       <w:r>
         <w:t>page.getByTitle</w:t>
       </w:r>
       <w:proofErr w:type="spellEnd"/>
-      <w:proofErr w:type="gramEnd"/>
       <w:r>
         <w:t>() to locate an element by its title attribute.</w:t>
       </w:r>
     </w:p>
     <w:p>
       <w:proofErr w:type="spellStart"/>
-      <w:proofErr w:type="gramStart"/>
       <w:r>
         <w:t>page.getByTestId</w:t>
       </w:r>
       <w:proofErr w:type="spellEnd"/>
-      <w:proofErr w:type="gramEnd"/>
       <w:r>
         <w:t xml:space="preserve">() to locate an element </w:t>
       </w:r>
@@ -543,15 +529,7 @@
         <w:t>i</w:t>
       </w:r>
       <w:r>
-        <w:t xml:space="preserve">ewport-size “1280, </w:t>
-      </w:r>
-      <w:proofErr w:type="gramStart"/>
-      <w:r>
-        <w:t xml:space="preserve">720”   </w:t>
-      </w:r>
-      <w:proofErr w:type="gramEnd"/>
-      <w:r>
-        <w:t xml:space="preserve"> </w:t>
+        <w:t xml:space="preserve">ewport-size “1280, 720”    </w:t>
       </w:r>
       <w:r>
         <w:sym w:font="Wingdings" w:char="F0E0"/>
@@ -566,11 +544,6954 @@
     <w:p>
       <w:pPr>
         <w:pStyle w:val="ListParagraph"/>
-        <w:numPr>
-          <w:ilvl w:val="0"/>
-          <w:numId w:val="2"/>
-        </w:numPr>
+        <w:rPr>
+          <w:b/>
+          <w:bCs/>
+          <w:sz w:val="52"/>
+          <w:szCs w:val="52"/>
+        </w:rPr>
       </w:pPr>
+    </w:p>
+    <w:p>
+      <w:pPr>
+        <w:jc w:val="center"/>
+        <w:rPr>
+          <w:b/>
+          <w:bCs/>
+          <w:sz w:val="52"/>
+          <w:szCs w:val="52"/>
+        </w:rPr>
+      </w:pPr>
+      <w:r>
+        <w:rPr>
+          <w:b/>
+          <w:bCs/>
+          <w:sz w:val="52"/>
+          <w:szCs w:val="52"/>
+        </w:rPr>
+        <w:t>Playwright Course</w:t>
+      </w:r>
+    </w:p>
+    <w:p>
+      <w:pPr>
+        <w:rPr>
+          <w:sz w:val="24"/>
+          <w:szCs w:val="24"/>
+        </w:rPr>
+      </w:pPr>
+      <w:r>
+        <w:rPr>
+          <w:sz w:val="24"/>
+          <w:szCs w:val="24"/>
+        </w:rPr>
+        <w:drawing>
+          <wp:inline distT="0" distB="0" distL="0" distR="0" wp14:anchorId="6B4C2B63" wp14:editId="1601314F">
+            <wp:extent cx="5731510" cy="2969895"/>
+            <wp:effectExtent l="0" t="0" r="2540" b="1905"/>
+            <wp:docPr id="981111024" name="Picture 1"/>
+            <wp:cNvGraphicFramePr>
+              <a:graphicFrameLocks xmlns:a="http://schemas.openxmlformats.org/drawingml/2006/main" noChangeAspect="1"/>
+            </wp:cNvGraphicFramePr>
+            <a:graphic xmlns:a="http://schemas.openxmlformats.org/drawingml/2006/main">
+              <a:graphicData uri="http://schemas.openxmlformats.org/drawingml/2006/picture">
+                <pic:pic xmlns:pic="http://schemas.openxmlformats.org/drawingml/2006/picture">
+                  <pic:nvPicPr>
+                    <pic:cNvPr id="981111024" name=""/>
+                    <pic:cNvPicPr/>
+                  </pic:nvPicPr>
+                  <pic:blipFill>
+                    <a:blip r:embed="rId5"/>
+                    <a:stretch>
+                      <a:fillRect/>
+                    </a:stretch>
+                  </pic:blipFill>
+                  <pic:spPr>
+                    <a:xfrm>
+                      <a:off x="0" y="0"/>
+                      <a:ext cx="5731510" cy="2969895"/>
+                    </a:xfrm>
+                    <a:prstGeom prst="rect">
+                      <a:avLst/>
+                    </a:prstGeom>
+                  </pic:spPr>
+                </pic:pic>
+              </a:graphicData>
+            </a:graphic>
+          </wp:inline>
+        </w:drawing>
+      </w:r>
+    </w:p>
+    <w:p>
+      <w:pPr>
+        <w:rPr>
+          <w:sz w:val="24"/>
+          <w:szCs w:val="24"/>
+        </w:rPr>
+      </w:pPr>
+      <w:r>
+        <w:rPr>
+          <w:sz w:val="24"/>
+          <w:szCs w:val="24"/>
+        </w:rPr>
+        <w:lastRenderedPageBreak/>
+        <w:drawing>
+          <wp:inline distT="0" distB="0" distL="0" distR="0" wp14:anchorId="42A403A8" wp14:editId="29C1F41D">
+            <wp:extent cx="5731510" cy="3397885"/>
+            <wp:effectExtent l="0" t="0" r="2540" b="0"/>
+            <wp:docPr id="831794981" name="Picture 1"/>
+            <wp:cNvGraphicFramePr>
+              <a:graphicFrameLocks xmlns:a="http://schemas.openxmlformats.org/drawingml/2006/main" noChangeAspect="1"/>
+            </wp:cNvGraphicFramePr>
+            <a:graphic xmlns:a="http://schemas.openxmlformats.org/drawingml/2006/main">
+              <a:graphicData uri="http://schemas.openxmlformats.org/drawingml/2006/picture">
+                <pic:pic xmlns:pic="http://schemas.openxmlformats.org/drawingml/2006/picture">
+                  <pic:nvPicPr>
+                    <pic:cNvPr id="831794981" name=""/>
+                    <pic:cNvPicPr/>
+                  </pic:nvPicPr>
+                  <pic:blipFill>
+                    <a:blip r:embed="rId6"/>
+                    <a:stretch>
+                      <a:fillRect/>
+                    </a:stretch>
+                  </pic:blipFill>
+                  <pic:spPr>
+                    <a:xfrm>
+                      <a:off x="0" y="0"/>
+                      <a:ext cx="5731510" cy="3397885"/>
+                    </a:xfrm>
+                    <a:prstGeom prst="rect">
+                      <a:avLst/>
+                    </a:prstGeom>
+                  </pic:spPr>
+                </pic:pic>
+              </a:graphicData>
+            </a:graphic>
+          </wp:inline>
+        </w:drawing>
+      </w:r>
+    </w:p>
+    <w:p>
+      <w:pPr>
+        <w:rPr>
+          <w:sz w:val="24"/>
+          <w:szCs w:val="24"/>
+        </w:rPr>
+      </w:pPr>
+    </w:p>
+    <w:p>
+      <w:pPr>
+        <w:rPr>
+          <w:sz w:val="24"/>
+          <w:szCs w:val="24"/>
+        </w:rPr>
+      </w:pPr>
+      <w:r>
+        <w:rPr>
+          <w:sz w:val="24"/>
+          <w:szCs w:val="24"/>
+        </w:rPr>
+        <w:lastRenderedPageBreak/>
+        <w:drawing>
+          <wp:inline distT="0" distB="0" distL="0" distR="0" wp14:anchorId="6104683A" wp14:editId="6B1F5795">
+            <wp:extent cx="5731510" cy="5367655"/>
+            <wp:effectExtent l="0" t="0" r="2540" b="4445"/>
+            <wp:docPr id="1813033402" name="Picture 1"/>
+            <wp:cNvGraphicFramePr>
+              <a:graphicFrameLocks xmlns:a="http://schemas.openxmlformats.org/drawingml/2006/main" noChangeAspect="1"/>
+            </wp:cNvGraphicFramePr>
+            <a:graphic xmlns:a="http://schemas.openxmlformats.org/drawingml/2006/main">
+              <a:graphicData uri="http://schemas.openxmlformats.org/drawingml/2006/picture">
+                <pic:pic xmlns:pic="http://schemas.openxmlformats.org/drawingml/2006/picture">
+                  <pic:nvPicPr>
+                    <pic:cNvPr id="1813033402" name=""/>
+                    <pic:cNvPicPr/>
+                  </pic:nvPicPr>
+                  <pic:blipFill>
+                    <a:blip r:embed="rId7"/>
+                    <a:stretch>
+                      <a:fillRect/>
+                    </a:stretch>
+                  </pic:blipFill>
+                  <pic:spPr>
+                    <a:xfrm>
+                      <a:off x="0" y="0"/>
+                      <a:ext cx="5731510" cy="5367655"/>
+                    </a:xfrm>
+                    <a:prstGeom prst="rect">
+                      <a:avLst/>
+                    </a:prstGeom>
+                  </pic:spPr>
+                </pic:pic>
+              </a:graphicData>
+            </a:graphic>
+          </wp:inline>
+        </w:drawing>
+      </w:r>
+    </w:p>
+    <w:p>
+      <w:pPr>
+        <w:rPr>
+          <w:sz w:val="24"/>
+          <w:szCs w:val="24"/>
+        </w:rPr>
+      </w:pPr>
+      <w:r>
+        <w:rPr>
+          <w:sz w:val="24"/>
+          <w:szCs w:val="24"/>
+        </w:rPr>
+        <w:t>Syntax:</w:t>
+      </w:r>
+    </w:p>
+    <w:p>
+      <w:pPr>
+        <w:rPr>
+          <w:sz w:val="24"/>
+          <w:szCs w:val="24"/>
+        </w:rPr>
+      </w:pPr>
+      <w:r>
+        <w:rPr>
+          <w:sz w:val="24"/>
+          <w:szCs w:val="24"/>
+        </w:rPr>
+        <w:lastRenderedPageBreak/>
+        <w:drawing>
+          <wp:inline distT="0" distB="0" distL="0" distR="0" wp14:anchorId="6E3BF506" wp14:editId="63FFD6C0">
+            <wp:extent cx="5731510" cy="3174365"/>
+            <wp:effectExtent l="0" t="0" r="2540" b="6985"/>
+            <wp:docPr id="1006100134" name="Picture 1"/>
+            <wp:cNvGraphicFramePr>
+              <a:graphicFrameLocks xmlns:a="http://schemas.openxmlformats.org/drawingml/2006/main" noChangeAspect="1"/>
+            </wp:cNvGraphicFramePr>
+            <a:graphic xmlns:a="http://schemas.openxmlformats.org/drawingml/2006/main">
+              <a:graphicData uri="http://schemas.openxmlformats.org/drawingml/2006/picture">
+                <pic:pic xmlns:pic="http://schemas.openxmlformats.org/drawingml/2006/picture">
+                  <pic:nvPicPr>
+                    <pic:cNvPr id="1006100134" name=""/>
+                    <pic:cNvPicPr/>
+                  </pic:nvPicPr>
+                  <pic:blipFill>
+                    <a:blip r:embed="rId8"/>
+                    <a:stretch>
+                      <a:fillRect/>
+                    </a:stretch>
+                  </pic:blipFill>
+                  <pic:spPr>
+                    <a:xfrm>
+                      <a:off x="0" y="0"/>
+                      <a:ext cx="5731510" cy="3174365"/>
+                    </a:xfrm>
+                    <a:prstGeom prst="rect">
+                      <a:avLst/>
+                    </a:prstGeom>
+                  </pic:spPr>
+                </pic:pic>
+              </a:graphicData>
+            </a:graphic>
+          </wp:inline>
+        </w:drawing>
+      </w:r>
+    </w:p>
+    <w:p>
+      <w:pPr>
+        <w:rPr>
+          <w:sz w:val="24"/>
+          <w:szCs w:val="24"/>
+        </w:rPr>
+      </w:pPr>
+    </w:p>
+    <w:p>
+      <w:pPr>
+        <w:rPr>
+          <w:sz w:val="24"/>
+          <w:szCs w:val="24"/>
+        </w:rPr>
+      </w:pPr>
+      <w:r>
+        <w:rPr>
+          <w:sz w:val="24"/>
+          <w:szCs w:val="24"/>
+        </w:rPr>
+        <w:t>Timeouts =&gt;</w:t>
+      </w:r>
+    </w:p>
+    <w:p>
+      <w:pPr>
+        <w:rPr>
+          <w:sz w:val="24"/>
+          <w:szCs w:val="24"/>
+        </w:rPr>
+      </w:pPr>
+      <w:hyperlink r:id="rId9" w:history="1">
+        <w:r>
+          <w:rPr>
+            <w:rStyle w:val="Hyperlink"/>
+            <w:sz w:val="24"/>
+            <w:szCs w:val="24"/>
+          </w:rPr>
+          <w:t>Timeouts | Playwright</w:t>
+        </w:r>
+      </w:hyperlink>
+    </w:p>
+    <w:p>
+      <w:pPr>
+        <w:rPr>
+          <w:sz w:val="24"/>
+          <w:szCs w:val="24"/>
+        </w:rPr>
+      </w:pPr>
+    </w:p>
+    <w:p>
+      <w:pPr>
+        <w:rPr>
+          <w:sz w:val="24"/>
+          <w:szCs w:val="24"/>
+        </w:rPr>
+      </w:pPr>
+      <w:r>
+        <w:rPr>
+          <w:sz w:val="24"/>
+          <w:szCs w:val="24"/>
+        </w:rPr>
+        <w:drawing>
+          <wp:inline distT="0" distB="0" distL="0" distR="0" wp14:anchorId="4D897303" wp14:editId="04AAD762">
+            <wp:extent cx="5731510" cy="4279265"/>
+            <wp:effectExtent l="0" t="0" r="2540" b="6985"/>
+            <wp:docPr id="633162144" name="Picture 1"/>
+            <wp:cNvGraphicFramePr>
+              <a:graphicFrameLocks xmlns:a="http://schemas.openxmlformats.org/drawingml/2006/main" noChangeAspect="1"/>
+            </wp:cNvGraphicFramePr>
+            <a:graphic xmlns:a="http://schemas.openxmlformats.org/drawingml/2006/main">
+              <a:graphicData uri="http://schemas.openxmlformats.org/drawingml/2006/picture">
+                <pic:pic xmlns:pic="http://schemas.openxmlformats.org/drawingml/2006/picture">
+                  <pic:nvPicPr>
+                    <pic:cNvPr id="633162144" name=""/>
+                    <pic:cNvPicPr/>
+                  </pic:nvPicPr>
+                  <pic:blipFill>
+                    <a:blip r:embed="rId10"/>
+                    <a:stretch>
+                      <a:fillRect/>
+                    </a:stretch>
+                  </pic:blipFill>
+                  <pic:spPr>
+                    <a:xfrm>
+                      <a:off x="0" y="0"/>
+                      <a:ext cx="5731510" cy="4279265"/>
+                    </a:xfrm>
+                    <a:prstGeom prst="rect">
+                      <a:avLst/>
+                    </a:prstGeom>
+                  </pic:spPr>
+                </pic:pic>
+              </a:graphicData>
+            </a:graphic>
+          </wp:inline>
+        </w:drawing>
+      </w:r>
+    </w:p>
+    <w:p>
+      <w:pPr>
+        <w:rPr>
+          <w:sz w:val="24"/>
+          <w:szCs w:val="24"/>
+        </w:rPr>
+      </w:pPr>
+      <w:r>
+        <w:rPr>
+          <w:sz w:val="24"/>
+          <w:szCs w:val="24"/>
+        </w:rPr>
+        <w:lastRenderedPageBreak/>
+        <w:t>Advanced: low level timeouts =&gt;</w:t>
+      </w:r>
+    </w:p>
+    <w:p>
+      <w:pPr>
+        <w:rPr>
+          <w:sz w:val="24"/>
+          <w:szCs w:val="24"/>
+        </w:rPr>
+      </w:pPr>
+    </w:p>
+    <w:p>
+      <w:pPr>
+        <w:rPr>
+          <w:sz w:val="24"/>
+          <w:szCs w:val="24"/>
+        </w:rPr>
+      </w:pPr>
+      <w:r>
+        <w:rPr>
+          <w:sz w:val="24"/>
+          <w:szCs w:val="24"/>
+        </w:rPr>
+        <w:drawing>
+          <wp:inline distT="0" distB="0" distL="0" distR="0" wp14:anchorId="191E9D37" wp14:editId="4430184A">
+            <wp:extent cx="5731510" cy="4794250"/>
+            <wp:effectExtent l="0" t="0" r="2540" b="6350"/>
+            <wp:docPr id="2003789540" name="Picture 1"/>
+            <wp:cNvGraphicFramePr>
+              <a:graphicFrameLocks xmlns:a="http://schemas.openxmlformats.org/drawingml/2006/main" noChangeAspect="1"/>
+            </wp:cNvGraphicFramePr>
+            <a:graphic xmlns:a="http://schemas.openxmlformats.org/drawingml/2006/main">
+              <a:graphicData uri="http://schemas.openxmlformats.org/drawingml/2006/picture">
+                <pic:pic xmlns:pic="http://schemas.openxmlformats.org/drawingml/2006/picture">
+                  <pic:nvPicPr>
+                    <pic:cNvPr id="2003789540" name=""/>
+                    <pic:cNvPicPr/>
+                  </pic:nvPicPr>
+                  <pic:blipFill>
+                    <a:blip r:embed="rId11"/>
+                    <a:stretch>
+                      <a:fillRect/>
+                    </a:stretch>
+                  </pic:blipFill>
+                  <pic:spPr>
+                    <a:xfrm>
+                      <a:off x="0" y="0"/>
+                      <a:ext cx="5731510" cy="4794250"/>
+                    </a:xfrm>
+                    <a:prstGeom prst="rect">
+                      <a:avLst/>
+                    </a:prstGeom>
+                  </pic:spPr>
+                </pic:pic>
+              </a:graphicData>
+            </a:graphic>
+          </wp:inline>
+        </w:drawing>
+      </w:r>
+    </w:p>
+    <w:p>
+      <w:pPr>
+        <w:rPr>
+          <w:sz w:val="24"/>
+          <w:szCs w:val="24"/>
+        </w:rPr>
+      </w:pPr>
+    </w:p>
+    <w:p>
+      <w:pPr>
+        <w:rPr>
+          <w:sz w:val="24"/>
+          <w:szCs w:val="24"/>
+        </w:rPr>
+      </w:pPr>
+      <w:r>
+        <w:rPr>
+          <w:sz w:val="24"/>
+          <w:szCs w:val="24"/>
+        </w:rPr>
+        <w:lastRenderedPageBreak/>
+        <w:drawing>
+          <wp:inline distT="0" distB="0" distL="0" distR="0" wp14:anchorId="5ECA09F2" wp14:editId="066FC2E0">
+            <wp:extent cx="5731510" cy="3103880"/>
+            <wp:effectExtent l="0" t="0" r="2540" b="1270"/>
+            <wp:docPr id="1178988508" name="Picture 1"/>
+            <wp:cNvGraphicFramePr>
+              <a:graphicFrameLocks xmlns:a="http://schemas.openxmlformats.org/drawingml/2006/main" noChangeAspect="1"/>
+            </wp:cNvGraphicFramePr>
+            <a:graphic xmlns:a="http://schemas.openxmlformats.org/drawingml/2006/main">
+              <a:graphicData uri="http://schemas.openxmlformats.org/drawingml/2006/picture">
+                <pic:pic xmlns:pic="http://schemas.openxmlformats.org/drawingml/2006/picture">
+                  <pic:nvPicPr>
+                    <pic:cNvPr id="1178988508" name=""/>
+                    <pic:cNvPicPr/>
+                  </pic:nvPicPr>
+                  <pic:blipFill>
+                    <a:blip r:embed="rId12"/>
+                    <a:stretch>
+                      <a:fillRect/>
+                    </a:stretch>
+                  </pic:blipFill>
+                  <pic:spPr>
+                    <a:xfrm>
+                      <a:off x="0" y="0"/>
+                      <a:ext cx="5731510" cy="3103880"/>
+                    </a:xfrm>
+                    <a:prstGeom prst="rect">
+                      <a:avLst/>
+                    </a:prstGeom>
+                  </pic:spPr>
+                </pic:pic>
+              </a:graphicData>
+            </a:graphic>
+          </wp:inline>
+        </w:drawing>
+      </w:r>
+    </w:p>
+    <w:p>
+      <w:pPr>
+        <w:rPr>
+          <w:sz w:val="24"/>
+          <w:szCs w:val="24"/>
+        </w:rPr>
+      </w:pPr>
+      <w:r>
+        <w:rPr>
+          <w:sz w:val="24"/>
+          <w:szCs w:val="24"/>
+        </w:rPr>
+        <w:drawing>
+          <wp:inline distT="0" distB="0" distL="0" distR="0" wp14:anchorId="39DDEAB1" wp14:editId="2CB378EA">
+            <wp:extent cx="5731510" cy="3020060"/>
+            <wp:effectExtent l="0" t="0" r="2540" b="8890"/>
+            <wp:docPr id="1732672434" name="Picture 1"/>
+            <wp:cNvGraphicFramePr>
+              <a:graphicFrameLocks xmlns:a="http://schemas.openxmlformats.org/drawingml/2006/main" noChangeAspect="1"/>
+            </wp:cNvGraphicFramePr>
+            <a:graphic xmlns:a="http://schemas.openxmlformats.org/drawingml/2006/main">
+              <a:graphicData uri="http://schemas.openxmlformats.org/drawingml/2006/picture">
+                <pic:pic xmlns:pic="http://schemas.openxmlformats.org/drawingml/2006/picture">
+                  <pic:nvPicPr>
+                    <pic:cNvPr id="1732672434" name=""/>
+                    <pic:cNvPicPr/>
+                  </pic:nvPicPr>
+                  <pic:blipFill>
+                    <a:blip r:embed="rId13"/>
+                    <a:stretch>
+                      <a:fillRect/>
+                    </a:stretch>
+                  </pic:blipFill>
+                  <pic:spPr>
+                    <a:xfrm>
+                      <a:off x="0" y="0"/>
+                      <a:ext cx="5731510" cy="3020060"/>
+                    </a:xfrm>
+                    <a:prstGeom prst="rect">
+                      <a:avLst/>
+                    </a:prstGeom>
+                  </pic:spPr>
+                </pic:pic>
+              </a:graphicData>
+            </a:graphic>
+          </wp:inline>
+        </w:drawing>
+      </w:r>
+    </w:p>
+    <w:p>
+      <w:pPr>
+        <w:rPr>
+          <w:b/>
+          <w:bCs/>
+          <w:sz w:val="40"/>
+          <w:szCs w:val="40"/>
+        </w:rPr>
+      </w:pPr>
+      <w:r>
+        <w:rPr>
+          <w:b/>
+          <w:bCs/>
+          <w:sz w:val="40"/>
+          <w:szCs w:val="40"/>
+        </w:rPr>
+        <w:t>Assertions</w:t>
+      </w:r>
+    </w:p>
+    <w:p>
+      <w:pPr>
+        <w:rPr>
+          <w:sz w:val="24"/>
+          <w:szCs w:val="24"/>
+        </w:rPr>
+      </w:pPr>
+      <w:r>
+        <w:rPr>
+          <w:sz w:val="24"/>
+          <w:szCs w:val="24"/>
+        </w:rPr>
+        <w:t>expect(success).</w:t>
+      </w:r>
+      <w:proofErr w:type="spellStart"/>
+      <w:r>
+        <w:rPr>
+          <w:sz w:val="24"/>
+          <w:szCs w:val="24"/>
+        </w:rPr>
+        <w:t>toBeTruthy</w:t>
+      </w:r>
+      <w:proofErr w:type="spellEnd"/>
+      <w:r>
+        <w:rPr>
+          <w:sz w:val="24"/>
+          <w:szCs w:val="24"/>
+        </w:rPr>
+        <w:t>();</w:t>
+      </w:r>
+    </w:p>
+    <w:p>
+      <w:pPr>
+        <w:rPr>
+          <w:sz w:val="24"/>
+          <w:szCs w:val="24"/>
+        </w:rPr>
+      </w:pPr>
+    </w:p>
+    <w:p>
+      <w:pPr>
+        <w:rPr>
+          <w:sz w:val="24"/>
+          <w:szCs w:val="24"/>
+        </w:rPr>
+      </w:pPr>
+      <w:r>
+        <w:rPr>
+          <w:sz w:val="24"/>
+          <w:szCs w:val="24"/>
+        </w:rPr>
+        <w:t>await expect(</w:t>
+      </w:r>
+      <w:proofErr w:type="spellStart"/>
+      <w:r>
+        <w:rPr>
+          <w:sz w:val="24"/>
+          <w:szCs w:val="24"/>
+        </w:rPr>
+        <w:t>page.getByTestId</w:t>
+      </w:r>
+      <w:proofErr w:type="spellEnd"/>
+      <w:r>
+        <w:rPr>
+          <w:sz w:val="24"/>
+          <w:szCs w:val="24"/>
+        </w:rPr>
+        <w:t>('status')).</w:t>
+      </w:r>
+      <w:proofErr w:type="spellStart"/>
+      <w:r>
+        <w:rPr>
+          <w:sz w:val="24"/>
+          <w:szCs w:val="24"/>
+        </w:rPr>
+        <w:t>toHaveText</w:t>
+      </w:r>
+      <w:proofErr w:type="spellEnd"/>
+      <w:r>
+        <w:rPr>
+          <w:sz w:val="24"/>
+          <w:szCs w:val="24"/>
+        </w:rPr>
+        <w:t>('Submitted');</w:t>
+      </w:r>
+    </w:p>
+    <w:p>
+      <w:pPr>
+        <w:rPr>
+          <w:sz w:val="24"/>
+          <w:szCs w:val="24"/>
+        </w:rPr>
+      </w:pPr>
+    </w:p>
+    <w:p>
+      <w:pPr>
+        <w:rPr>
+          <w:b/>
+          <w:bCs/>
+          <w:sz w:val="24"/>
+          <w:szCs w:val="24"/>
+        </w:rPr>
+      </w:pPr>
+      <w:r>
+        <w:rPr>
+          <w:b/>
+          <w:bCs/>
+          <w:sz w:val="24"/>
+          <w:szCs w:val="24"/>
+        </w:rPr>
+        <w:t>Auto-retrying assertions</w:t>
+      </w:r>
+    </w:p>
+    <w:tbl>
+      <w:tblPr>
+        <w:tblW w:w="0" w:type="auto"/>
+        <w:tblCellMar>
+          <w:top w:w="15" w:type="dxa"/>
+          <w:left w:w="15" w:type="dxa"/>
+          <w:bottom w:w="15" w:type="dxa"/>
+          <w:right w:w="15" w:type="dxa"/>
+        </w:tblCellMar>
+        <w:tblLook w:val="04A0" w:firstRow="1" w:lastRow="0" w:firstColumn="1" w:lastColumn="0" w:noHBand="0" w:noVBand="1"/>
+      </w:tblPr>
+      <w:tblGrid>
+        <w:gridCol w:w="5192"/>
+        <w:gridCol w:w="3818"/>
+      </w:tblGrid>
+      <w:tr>
+        <w:trPr>
+          <w:tblHeader/>
+        </w:trPr>
+        <w:tc>
+          <w:tcPr>
+            <w:tcW w:w="0" w:type="auto"/>
+            <w:tcBorders>
+              <w:top w:val="single" w:sz="6" w:space="0" w:color="DADDE1"/>
+              <w:left w:val="single" w:sz="6" w:space="0" w:color="DADDE1"/>
+              <w:bottom w:val="single" w:sz="6" w:space="0" w:color="DADDE1"/>
+              <w:right w:val="single" w:sz="6" w:space="0" w:color="DADDE1"/>
+            </w:tcBorders>
+            <w:tcMar>
+              <w:top w:w="180" w:type="dxa"/>
+              <w:left w:w="180" w:type="dxa"/>
+              <w:bottom w:w="180" w:type="dxa"/>
+              <w:right w:w="180" w:type="dxa"/>
+            </w:tcMar>
+            <w:vAlign w:val="center"/>
+            <w:hideMark/>
+          </w:tcPr>
+          <w:p>
+            <w:pPr>
+              <w:rPr>
+                <w:b/>
+                <w:bCs/>
+                <w:sz w:val="24"/>
+                <w:szCs w:val="24"/>
+              </w:rPr>
+            </w:pPr>
+            <w:r>
+              <w:rPr>
+                <w:b/>
+                <w:bCs/>
+                <w:sz w:val="24"/>
+                <w:szCs w:val="24"/>
+              </w:rPr>
+              <w:lastRenderedPageBreak/>
+              <w:t>Assertion</w:t>
+            </w:r>
+          </w:p>
+        </w:tc>
+        <w:tc>
+          <w:tcPr>
+            <w:tcW w:w="0" w:type="auto"/>
+            <w:tcBorders>
+              <w:top w:val="single" w:sz="6" w:space="0" w:color="DADDE1"/>
+              <w:left w:val="single" w:sz="6" w:space="0" w:color="DADDE1"/>
+              <w:bottom w:val="single" w:sz="6" w:space="0" w:color="DADDE1"/>
+              <w:right w:val="single" w:sz="6" w:space="0" w:color="DADDE1"/>
+            </w:tcBorders>
+            <w:tcMar>
+              <w:top w:w="180" w:type="dxa"/>
+              <w:left w:w="180" w:type="dxa"/>
+              <w:bottom w:w="180" w:type="dxa"/>
+              <w:right w:w="180" w:type="dxa"/>
+            </w:tcMar>
+            <w:vAlign w:val="center"/>
+            <w:hideMark/>
+          </w:tcPr>
+          <w:p>
+            <w:pPr>
+              <w:rPr>
+                <w:b/>
+                <w:bCs/>
+                <w:sz w:val="24"/>
+                <w:szCs w:val="24"/>
+              </w:rPr>
+            </w:pPr>
+            <w:r>
+              <w:rPr>
+                <w:b/>
+                <w:bCs/>
+                <w:sz w:val="24"/>
+                <w:szCs w:val="24"/>
+              </w:rPr>
+              <w:t>Description</w:t>
+            </w:r>
+          </w:p>
+        </w:tc>
+      </w:tr>
+      <w:tr>
+        <w:tc>
+          <w:tcPr>
+            <w:tcW w:w="0" w:type="auto"/>
+            <w:tcBorders>
+              <w:top w:val="single" w:sz="6" w:space="0" w:color="DADDE1"/>
+              <w:left w:val="single" w:sz="6" w:space="0" w:color="DADDE1"/>
+              <w:bottom w:val="single" w:sz="6" w:space="0" w:color="DADDE1"/>
+              <w:right w:val="single" w:sz="6" w:space="0" w:color="DADDE1"/>
+            </w:tcBorders>
+            <w:tcMar>
+              <w:top w:w="180" w:type="dxa"/>
+              <w:left w:w="180" w:type="dxa"/>
+              <w:bottom w:w="180" w:type="dxa"/>
+              <w:right w:w="180" w:type="dxa"/>
+            </w:tcMar>
+            <w:vAlign w:val="center"/>
+            <w:hideMark/>
+          </w:tcPr>
+          <w:p>
+            <w:pPr>
+              <w:rPr>
+                <w:sz w:val="24"/>
+                <w:szCs w:val="24"/>
+              </w:rPr>
+            </w:pPr>
+            <w:hyperlink r:id="rId14" w:anchor="locator-assertions-to-be-attached" w:history="1">
+              <w:r>
+                <w:rPr>
+                  <w:rStyle w:val="Hyperlink"/>
+                  <w:sz w:val="24"/>
+                  <w:szCs w:val="24"/>
+                </w:rPr>
+                <w:t>await expect(locator).</w:t>
+              </w:r>
+              <w:proofErr w:type="spellStart"/>
+              <w:r>
+                <w:rPr>
+                  <w:rStyle w:val="Hyperlink"/>
+                  <w:sz w:val="24"/>
+                  <w:szCs w:val="24"/>
+                </w:rPr>
+                <w:t>toBeAttached</w:t>
+              </w:r>
+              <w:proofErr w:type="spellEnd"/>
+              <w:r>
+                <w:rPr>
+                  <w:rStyle w:val="Hyperlink"/>
+                  <w:sz w:val="24"/>
+                  <w:szCs w:val="24"/>
+                </w:rPr>
+                <w:t>()</w:t>
+              </w:r>
+            </w:hyperlink>
+          </w:p>
+        </w:tc>
+        <w:tc>
+          <w:tcPr>
+            <w:tcW w:w="0" w:type="auto"/>
+            <w:tcBorders>
+              <w:top w:val="single" w:sz="6" w:space="0" w:color="DADDE1"/>
+              <w:left w:val="single" w:sz="6" w:space="0" w:color="DADDE1"/>
+              <w:bottom w:val="single" w:sz="6" w:space="0" w:color="DADDE1"/>
+              <w:right w:val="single" w:sz="6" w:space="0" w:color="DADDE1"/>
+            </w:tcBorders>
+            <w:tcMar>
+              <w:top w:w="180" w:type="dxa"/>
+              <w:left w:w="180" w:type="dxa"/>
+              <w:bottom w:w="180" w:type="dxa"/>
+              <w:right w:w="180" w:type="dxa"/>
+            </w:tcMar>
+            <w:vAlign w:val="center"/>
+            <w:hideMark/>
+          </w:tcPr>
+          <w:p>
+            <w:pPr>
+              <w:rPr>
+                <w:sz w:val="24"/>
+                <w:szCs w:val="24"/>
+              </w:rPr>
+            </w:pPr>
+            <w:r>
+              <w:rPr>
+                <w:sz w:val="24"/>
+                <w:szCs w:val="24"/>
+              </w:rPr>
+              <w:t>Element is attached</w:t>
+            </w:r>
+          </w:p>
+        </w:tc>
+      </w:tr>
+      <w:tr>
+        <w:tc>
+          <w:tcPr>
+            <w:tcW w:w="0" w:type="auto"/>
+            <w:tcBorders>
+              <w:top w:val="single" w:sz="6" w:space="0" w:color="DADDE1"/>
+              <w:left w:val="single" w:sz="6" w:space="0" w:color="DADDE1"/>
+              <w:bottom w:val="single" w:sz="6" w:space="0" w:color="DADDE1"/>
+              <w:right w:val="single" w:sz="6" w:space="0" w:color="DADDE1"/>
+            </w:tcBorders>
+            <w:tcMar>
+              <w:top w:w="180" w:type="dxa"/>
+              <w:left w:w="180" w:type="dxa"/>
+              <w:bottom w:w="180" w:type="dxa"/>
+              <w:right w:w="180" w:type="dxa"/>
+            </w:tcMar>
+            <w:vAlign w:val="center"/>
+            <w:hideMark/>
+          </w:tcPr>
+          <w:p>
+            <w:pPr>
+              <w:rPr>
+                <w:sz w:val="24"/>
+                <w:szCs w:val="24"/>
+              </w:rPr>
+            </w:pPr>
+            <w:hyperlink r:id="rId15" w:anchor="locator-assertions-to-be-checked" w:history="1">
+              <w:r>
+                <w:rPr>
+                  <w:rStyle w:val="Hyperlink"/>
+                  <w:sz w:val="24"/>
+                  <w:szCs w:val="24"/>
+                </w:rPr>
+                <w:t>await expect(locator).</w:t>
+              </w:r>
+              <w:proofErr w:type="spellStart"/>
+              <w:r>
+                <w:rPr>
+                  <w:rStyle w:val="Hyperlink"/>
+                  <w:sz w:val="24"/>
+                  <w:szCs w:val="24"/>
+                </w:rPr>
+                <w:t>toBeChecked</w:t>
+              </w:r>
+              <w:proofErr w:type="spellEnd"/>
+              <w:r>
+                <w:rPr>
+                  <w:rStyle w:val="Hyperlink"/>
+                  <w:sz w:val="24"/>
+                  <w:szCs w:val="24"/>
+                </w:rPr>
+                <w:t>()</w:t>
+              </w:r>
+            </w:hyperlink>
+          </w:p>
+        </w:tc>
+        <w:tc>
+          <w:tcPr>
+            <w:tcW w:w="0" w:type="auto"/>
+            <w:tcBorders>
+              <w:top w:val="single" w:sz="6" w:space="0" w:color="DADDE1"/>
+              <w:left w:val="single" w:sz="6" w:space="0" w:color="DADDE1"/>
+              <w:bottom w:val="single" w:sz="6" w:space="0" w:color="DADDE1"/>
+              <w:right w:val="single" w:sz="6" w:space="0" w:color="DADDE1"/>
+            </w:tcBorders>
+            <w:tcMar>
+              <w:top w:w="180" w:type="dxa"/>
+              <w:left w:w="180" w:type="dxa"/>
+              <w:bottom w:w="180" w:type="dxa"/>
+              <w:right w:w="180" w:type="dxa"/>
+            </w:tcMar>
+            <w:vAlign w:val="center"/>
+            <w:hideMark/>
+          </w:tcPr>
+          <w:p>
+            <w:pPr>
+              <w:rPr>
+                <w:sz w:val="24"/>
+                <w:szCs w:val="24"/>
+              </w:rPr>
+            </w:pPr>
+            <w:r>
+              <w:rPr>
+                <w:sz w:val="24"/>
+                <w:szCs w:val="24"/>
+              </w:rPr>
+              <w:t>Checkbox is checked</w:t>
+            </w:r>
+          </w:p>
+        </w:tc>
+      </w:tr>
+      <w:tr>
+        <w:tc>
+          <w:tcPr>
+            <w:tcW w:w="0" w:type="auto"/>
+            <w:tcBorders>
+              <w:top w:val="single" w:sz="6" w:space="0" w:color="DADDE1"/>
+              <w:left w:val="single" w:sz="6" w:space="0" w:color="DADDE1"/>
+              <w:bottom w:val="single" w:sz="6" w:space="0" w:color="DADDE1"/>
+              <w:right w:val="single" w:sz="6" w:space="0" w:color="DADDE1"/>
+            </w:tcBorders>
+            <w:tcMar>
+              <w:top w:w="180" w:type="dxa"/>
+              <w:left w:w="180" w:type="dxa"/>
+              <w:bottom w:w="180" w:type="dxa"/>
+              <w:right w:w="180" w:type="dxa"/>
+            </w:tcMar>
+            <w:vAlign w:val="center"/>
+            <w:hideMark/>
+          </w:tcPr>
+          <w:p>
+            <w:pPr>
+              <w:rPr>
+                <w:sz w:val="24"/>
+                <w:szCs w:val="24"/>
+              </w:rPr>
+            </w:pPr>
+            <w:hyperlink r:id="rId16" w:anchor="locator-assertions-to-be-disabled" w:history="1">
+              <w:r>
+                <w:rPr>
+                  <w:rStyle w:val="Hyperlink"/>
+                  <w:sz w:val="24"/>
+                  <w:szCs w:val="24"/>
+                </w:rPr>
+                <w:t>await expect(locator).</w:t>
+              </w:r>
+              <w:proofErr w:type="spellStart"/>
+              <w:r>
+                <w:rPr>
+                  <w:rStyle w:val="Hyperlink"/>
+                  <w:sz w:val="24"/>
+                  <w:szCs w:val="24"/>
+                </w:rPr>
+                <w:t>toBeDisabled</w:t>
+              </w:r>
+              <w:proofErr w:type="spellEnd"/>
+              <w:r>
+                <w:rPr>
+                  <w:rStyle w:val="Hyperlink"/>
+                  <w:sz w:val="24"/>
+                  <w:szCs w:val="24"/>
+                </w:rPr>
+                <w:t>()</w:t>
+              </w:r>
+            </w:hyperlink>
+          </w:p>
+        </w:tc>
+        <w:tc>
+          <w:tcPr>
+            <w:tcW w:w="0" w:type="auto"/>
+            <w:tcBorders>
+              <w:top w:val="single" w:sz="6" w:space="0" w:color="DADDE1"/>
+              <w:left w:val="single" w:sz="6" w:space="0" w:color="DADDE1"/>
+              <w:bottom w:val="single" w:sz="6" w:space="0" w:color="DADDE1"/>
+              <w:right w:val="single" w:sz="6" w:space="0" w:color="DADDE1"/>
+            </w:tcBorders>
+            <w:tcMar>
+              <w:top w:w="180" w:type="dxa"/>
+              <w:left w:w="180" w:type="dxa"/>
+              <w:bottom w:w="180" w:type="dxa"/>
+              <w:right w:w="180" w:type="dxa"/>
+            </w:tcMar>
+            <w:vAlign w:val="center"/>
+            <w:hideMark/>
+          </w:tcPr>
+          <w:p>
+            <w:pPr>
+              <w:rPr>
+                <w:sz w:val="24"/>
+                <w:szCs w:val="24"/>
+              </w:rPr>
+            </w:pPr>
+            <w:r>
+              <w:rPr>
+                <w:sz w:val="24"/>
+                <w:szCs w:val="24"/>
+              </w:rPr>
+              <w:t>Element is disabled</w:t>
+            </w:r>
+          </w:p>
+        </w:tc>
+      </w:tr>
+      <w:tr>
+        <w:tc>
+          <w:tcPr>
+            <w:tcW w:w="0" w:type="auto"/>
+            <w:tcBorders>
+              <w:top w:val="single" w:sz="6" w:space="0" w:color="DADDE1"/>
+              <w:left w:val="single" w:sz="6" w:space="0" w:color="DADDE1"/>
+              <w:bottom w:val="single" w:sz="6" w:space="0" w:color="DADDE1"/>
+              <w:right w:val="single" w:sz="6" w:space="0" w:color="DADDE1"/>
+            </w:tcBorders>
+            <w:tcMar>
+              <w:top w:w="180" w:type="dxa"/>
+              <w:left w:w="180" w:type="dxa"/>
+              <w:bottom w:w="180" w:type="dxa"/>
+              <w:right w:w="180" w:type="dxa"/>
+            </w:tcMar>
+            <w:vAlign w:val="center"/>
+            <w:hideMark/>
+          </w:tcPr>
+          <w:p>
+            <w:pPr>
+              <w:rPr>
+                <w:sz w:val="24"/>
+                <w:szCs w:val="24"/>
+              </w:rPr>
+            </w:pPr>
+            <w:hyperlink r:id="rId17" w:anchor="locator-assertions-to-be-editable" w:history="1">
+              <w:r>
+                <w:rPr>
+                  <w:rStyle w:val="Hyperlink"/>
+                  <w:sz w:val="24"/>
+                  <w:szCs w:val="24"/>
+                </w:rPr>
+                <w:t>await expect(locator).</w:t>
+              </w:r>
+              <w:proofErr w:type="spellStart"/>
+              <w:r>
+                <w:rPr>
+                  <w:rStyle w:val="Hyperlink"/>
+                  <w:sz w:val="24"/>
+                  <w:szCs w:val="24"/>
+                </w:rPr>
+                <w:t>toBeEditable</w:t>
+              </w:r>
+              <w:proofErr w:type="spellEnd"/>
+              <w:r>
+                <w:rPr>
+                  <w:rStyle w:val="Hyperlink"/>
+                  <w:sz w:val="24"/>
+                  <w:szCs w:val="24"/>
+                </w:rPr>
+                <w:t>()</w:t>
+              </w:r>
+            </w:hyperlink>
+          </w:p>
+        </w:tc>
+        <w:tc>
+          <w:tcPr>
+            <w:tcW w:w="0" w:type="auto"/>
+            <w:tcBorders>
+              <w:top w:val="single" w:sz="6" w:space="0" w:color="DADDE1"/>
+              <w:left w:val="single" w:sz="6" w:space="0" w:color="DADDE1"/>
+              <w:bottom w:val="single" w:sz="6" w:space="0" w:color="DADDE1"/>
+              <w:right w:val="single" w:sz="6" w:space="0" w:color="DADDE1"/>
+            </w:tcBorders>
+            <w:tcMar>
+              <w:top w:w="180" w:type="dxa"/>
+              <w:left w:w="180" w:type="dxa"/>
+              <w:bottom w:w="180" w:type="dxa"/>
+              <w:right w:w="180" w:type="dxa"/>
+            </w:tcMar>
+            <w:vAlign w:val="center"/>
+            <w:hideMark/>
+          </w:tcPr>
+          <w:p>
+            <w:pPr>
+              <w:rPr>
+                <w:sz w:val="24"/>
+                <w:szCs w:val="24"/>
+              </w:rPr>
+            </w:pPr>
+            <w:r>
+              <w:rPr>
+                <w:sz w:val="24"/>
+                <w:szCs w:val="24"/>
+              </w:rPr>
+              <w:t>Element is editable</w:t>
+            </w:r>
+          </w:p>
+        </w:tc>
+      </w:tr>
+      <w:tr>
+        <w:tc>
+          <w:tcPr>
+            <w:tcW w:w="0" w:type="auto"/>
+            <w:tcBorders>
+              <w:top w:val="single" w:sz="6" w:space="0" w:color="DADDE1"/>
+              <w:left w:val="single" w:sz="6" w:space="0" w:color="DADDE1"/>
+              <w:bottom w:val="single" w:sz="6" w:space="0" w:color="DADDE1"/>
+              <w:right w:val="single" w:sz="6" w:space="0" w:color="DADDE1"/>
+            </w:tcBorders>
+            <w:tcMar>
+              <w:top w:w="180" w:type="dxa"/>
+              <w:left w:w="180" w:type="dxa"/>
+              <w:bottom w:w="180" w:type="dxa"/>
+              <w:right w:w="180" w:type="dxa"/>
+            </w:tcMar>
+            <w:vAlign w:val="center"/>
+            <w:hideMark/>
+          </w:tcPr>
+          <w:p>
+            <w:pPr>
+              <w:rPr>
+                <w:sz w:val="24"/>
+                <w:szCs w:val="24"/>
+              </w:rPr>
+            </w:pPr>
+            <w:hyperlink r:id="rId18" w:anchor="locator-assertions-to-be-empty" w:history="1">
+              <w:r>
+                <w:rPr>
+                  <w:rStyle w:val="Hyperlink"/>
+                  <w:sz w:val="24"/>
+                  <w:szCs w:val="24"/>
+                </w:rPr>
+                <w:t>await expect(locator).</w:t>
+              </w:r>
+              <w:proofErr w:type="spellStart"/>
+              <w:r>
+                <w:rPr>
+                  <w:rStyle w:val="Hyperlink"/>
+                  <w:sz w:val="24"/>
+                  <w:szCs w:val="24"/>
+                </w:rPr>
+                <w:t>toBeEmpty</w:t>
+              </w:r>
+              <w:proofErr w:type="spellEnd"/>
+              <w:r>
+                <w:rPr>
+                  <w:rStyle w:val="Hyperlink"/>
+                  <w:sz w:val="24"/>
+                  <w:szCs w:val="24"/>
+                </w:rPr>
+                <w:t>()</w:t>
+              </w:r>
+            </w:hyperlink>
+          </w:p>
+        </w:tc>
+        <w:tc>
+          <w:tcPr>
+            <w:tcW w:w="0" w:type="auto"/>
+            <w:tcBorders>
+              <w:top w:val="single" w:sz="6" w:space="0" w:color="DADDE1"/>
+              <w:left w:val="single" w:sz="6" w:space="0" w:color="DADDE1"/>
+              <w:bottom w:val="single" w:sz="6" w:space="0" w:color="DADDE1"/>
+              <w:right w:val="single" w:sz="6" w:space="0" w:color="DADDE1"/>
+            </w:tcBorders>
+            <w:tcMar>
+              <w:top w:w="180" w:type="dxa"/>
+              <w:left w:w="180" w:type="dxa"/>
+              <w:bottom w:w="180" w:type="dxa"/>
+              <w:right w:w="180" w:type="dxa"/>
+            </w:tcMar>
+            <w:vAlign w:val="center"/>
+            <w:hideMark/>
+          </w:tcPr>
+          <w:p>
+            <w:pPr>
+              <w:rPr>
+                <w:sz w:val="24"/>
+                <w:szCs w:val="24"/>
+              </w:rPr>
+            </w:pPr>
+            <w:r>
+              <w:rPr>
+                <w:sz w:val="24"/>
+                <w:szCs w:val="24"/>
+              </w:rPr>
+              <w:t>Container is empty</w:t>
+            </w:r>
+          </w:p>
+        </w:tc>
+      </w:tr>
+      <w:tr>
+        <w:tc>
+          <w:tcPr>
+            <w:tcW w:w="0" w:type="auto"/>
+            <w:tcBorders>
+              <w:top w:val="single" w:sz="6" w:space="0" w:color="DADDE1"/>
+              <w:left w:val="single" w:sz="6" w:space="0" w:color="DADDE1"/>
+              <w:bottom w:val="single" w:sz="6" w:space="0" w:color="DADDE1"/>
+              <w:right w:val="single" w:sz="6" w:space="0" w:color="DADDE1"/>
+            </w:tcBorders>
+            <w:tcMar>
+              <w:top w:w="180" w:type="dxa"/>
+              <w:left w:w="180" w:type="dxa"/>
+              <w:bottom w:w="180" w:type="dxa"/>
+              <w:right w:w="180" w:type="dxa"/>
+            </w:tcMar>
+            <w:vAlign w:val="center"/>
+            <w:hideMark/>
+          </w:tcPr>
+          <w:p>
+            <w:pPr>
+              <w:rPr>
+                <w:sz w:val="24"/>
+                <w:szCs w:val="24"/>
+              </w:rPr>
+            </w:pPr>
+            <w:hyperlink r:id="rId19" w:anchor="locator-assertions-to-be-enabled" w:history="1">
+              <w:r>
+                <w:rPr>
+                  <w:rStyle w:val="Hyperlink"/>
+                  <w:sz w:val="24"/>
+                  <w:szCs w:val="24"/>
+                </w:rPr>
+                <w:t>await expect(locator).</w:t>
+              </w:r>
+              <w:proofErr w:type="spellStart"/>
+              <w:r>
+                <w:rPr>
+                  <w:rStyle w:val="Hyperlink"/>
+                  <w:sz w:val="24"/>
+                  <w:szCs w:val="24"/>
+                </w:rPr>
+                <w:t>toBeEnabled</w:t>
+              </w:r>
+              <w:proofErr w:type="spellEnd"/>
+              <w:r>
+                <w:rPr>
+                  <w:rStyle w:val="Hyperlink"/>
+                  <w:sz w:val="24"/>
+                  <w:szCs w:val="24"/>
+                </w:rPr>
+                <w:t>()</w:t>
+              </w:r>
+            </w:hyperlink>
+          </w:p>
+        </w:tc>
+        <w:tc>
+          <w:tcPr>
+            <w:tcW w:w="0" w:type="auto"/>
+            <w:tcBorders>
+              <w:top w:val="single" w:sz="6" w:space="0" w:color="DADDE1"/>
+              <w:left w:val="single" w:sz="6" w:space="0" w:color="DADDE1"/>
+              <w:bottom w:val="single" w:sz="6" w:space="0" w:color="DADDE1"/>
+              <w:right w:val="single" w:sz="6" w:space="0" w:color="DADDE1"/>
+            </w:tcBorders>
+            <w:tcMar>
+              <w:top w:w="180" w:type="dxa"/>
+              <w:left w:w="180" w:type="dxa"/>
+              <w:bottom w:w="180" w:type="dxa"/>
+              <w:right w:w="180" w:type="dxa"/>
+            </w:tcMar>
+            <w:vAlign w:val="center"/>
+            <w:hideMark/>
+          </w:tcPr>
+          <w:p>
+            <w:pPr>
+              <w:rPr>
+                <w:sz w:val="24"/>
+                <w:szCs w:val="24"/>
+              </w:rPr>
+            </w:pPr>
+            <w:r>
+              <w:rPr>
+                <w:sz w:val="24"/>
+                <w:szCs w:val="24"/>
+              </w:rPr>
+              <w:t>Element is enabled</w:t>
+            </w:r>
+          </w:p>
+        </w:tc>
+      </w:tr>
+      <w:tr>
+        <w:tc>
+          <w:tcPr>
+            <w:tcW w:w="0" w:type="auto"/>
+            <w:tcBorders>
+              <w:top w:val="single" w:sz="6" w:space="0" w:color="DADDE1"/>
+              <w:left w:val="single" w:sz="6" w:space="0" w:color="DADDE1"/>
+              <w:bottom w:val="single" w:sz="6" w:space="0" w:color="DADDE1"/>
+              <w:right w:val="single" w:sz="6" w:space="0" w:color="DADDE1"/>
+            </w:tcBorders>
+            <w:tcMar>
+              <w:top w:w="180" w:type="dxa"/>
+              <w:left w:w="180" w:type="dxa"/>
+              <w:bottom w:w="180" w:type="dxa"/>
+              <w:right w:w="180" w:type="dxa"/>
+            </w:tcMar>
+            <w:vAlign w:val="center"/>
+            <w:hideMark/>
+          </w:tcPr>
+          <w:p>
+            <w:pPr>
+              <w:rPr>
+                <w:sz w:val="24"/>
+                <w:szCs w:val="24"/>
+              </w:rPr>
+            </w:pPr>
+            <w:hyperlink r:id="rId20" w:anchor="locator-assertions-to-be-focused" w:history="1">
+              <w:r>
+                <w:rPr>
+                  <w:rStyle w:val="Hyperlink"/>
+                  <w:sz w:val="24"/>
+                  <w:szCs w:val="24"/>
+                </w:rPr>
+                <w:t>await expect(locator).</w:t>
+              </w:r>
+              <w:proofErr w:type="spellStart"/>
+              <w:r>
+                <w:rPr>
+                  <w:rStyle w:val="Hyperlink"/>
+                  <w:sz w:val="24"/>
+                  <w:szCs w:val="24"/>
+                </w:rPr>
+                <w:t>toBeFocused</w:t>
+              </w:r>
+              <w:proofErr w:type="spellEnd"/>
+              <w:r>
+                <w:rPr>
+                  <w:rStyle w:val="Hyperlink"/>
+                  <w:sz w:val="24"/>
+                  <w:szCs w:val="24"/>
+                </w:rPr>
+                <w:t>()</w:t>
+              </w:r>
+            </w:hyperlink>
+          </w:p>
+        </w:tc>
+        <w:tc>
+          <w:tcPr>
+            <w:tcW w:w="0" w:type="auto"/>
+            <w:tcBorders>
+              <w:top w:val="single" w:sz="6" w:space="0" w:color="DADDE1"/>
+              <w:left w:val="single" w:sz="6" w:space="0" w:color="DADDE1"/>
+              <w:bottom w:val="single" w:sz="6" w:space="0" w:color="DADDE1"/>
+              <w:right w:val="single" w:sz="6" w:space="0" w:color="DADDE1"/>
+            </w:tcBorders>
+            <w:tcMar>
+              <w:top w:w="180" w:type="dxa"/>
+              <w:left w:w="180" w:type="dxa"/>
+              <w:bottom w:w="180" w:type="dxa"/>
+              <w:right w:w="180" w:type="dxa"/>
+            </w:tcMar>
+            <w:vAlign w:val="center"/>
+            <w:hideMark/>
+          </w:tcPr>
+          <w:p>
+            <w:pPr>
+              <w:rPr>
+                <w:sz w:val="24"/>
+                <w:szCs w:val="24"/>
+              </w:rPr>
+            </w:pPr>
+            <w:r>
+              <w:rPr>
+                <w:sz w:val="24"/>
+                <w:szCs w:val="24"/>
+              </w:rPr>
+              <w:t>Element is focused</w:t>
+            </w:r>
+          </w:p>
+        </w:tc>
+      </w:tr>
+      <w:tr>
+        <w:tc>
+          <w:tcPr>
+            <w:tcW w:w="0" w:type="auto"/>
+            <w:tcBorders>
+              <w:top w:val="single" w:sz="6" w:space="0" w:color="DADDE1"/>
+              <w:left w:val="single" w:sz="6" w:space="0" w:color="DADDE1"/>
+              <w:bottom w:val="single" w:sz="6" w:space="0" w:color="DADDE1"/>
+              <w:right w:val="single" w:sz="6" w:space="0" w:color="DADDE1"/>
+            </w:tcBorders>
+            <w:tcMar>
+              <w:top w:w="180" w:type="dxa"/>
+              <w:left w:w="180" w:type="dxa"/>
+              <w:bottom w:w="180" w:type="dxa"/>
+              <w:right w:w="180" w:type="dxa"/>
+            </w:tcMar>
+            <w:vAlign w:val="center"/>
+            <w:hideMark/>
+          </w:tcPr>
+          <w:p>
+            <w:pPr>
+              <w:rPr>
+                <w:sz w:val="24"/>
+                <w:szCs w:val="24"/>
+              </w:rPr>
+            </w:pPr>
+            <w:hyperlink r:id="rId21" w:anchor="locator-assertions-to-be-hidden" w:history="1">
+              <w:r>
+                <w:rPr>
+                  <w:rStyle w:val="Hyperlink"/>
+                  <w:sz w:val="24"/>
+                  <w:szCs w:val="24"/>
+                </w:rPr>
+                <w:t>await expect(locator).</w:t>
+              </w:r>
+              <w:proofErr w:type="spellStart"/>
+              <w:r>
+                <w:rPr>
+                  <w:rStyle w:val="Hyperlink"/>
+                  <w:sz w:val="24"/>
+                  <w:szCs w:val="24"/>
+                </w:rPr>
+                <w:t>toBeHidden</w:t>
+              </w:r>
+              <w:proofErr w:type="spellEnd"/>
+              <w:r>
+                <w:rPr>
+                  <w:rStyle w:val="Hyperlink"/>
+                  <w:sz w:val="24"/>
+                  <w:szCs w:val="24"/>
+                </w:rPr>
+                <w:t>()</w:t>
+              </w:r>
+            </w:hyperlink>
+          </w:p>
+        </w:tc>
+        <w:tc>
+          <w:tcPr>
+            <w:tcW w:w="0" w:type="auto"/>
+            <w:tcBorders>
+              <w:top w:val="single" w:sz="6" w:space="0" w:color="DADDE1"/>
+              <w:left w:val="single" w:sz="6" w:space="0" w:color="DADDE1"/>
+              <w:bottom w:val="single" w:sz="6" w:space="0" w:color="DADDE1"/>
+              <w:right w:val="single" w:sz="6" w:space="0" w:color="DADDE1"/>
+            </w:tcBorders>
+            <w:tcMar>
+              <w:top w:w="180" w:type="dxa"/>
+              <w:left w:w="180" w:type="dxa"/>
+              <w:bottom w:w="180" w:type="dxa"/>
+              <w:right w:w="180" w:type="dxa"/>
+            </w:tcMar>
+            <w:vAlign w:val="center"/>
+            <w:hideMark/>
+          </w:tcPr>
+          <w:p>
+            <w:pPr>
+              <w:rPr>
+                <w:sz w:val="24"/>
+                <w:szCs w:val="24"/>
+              </w:rPr>
+            </w:pPr>
+            <w:r>
+              <w:rPr>
+                <w:sz w:val="24"/>
+                <w:szCs w:val="24"/>
+              </w:rPr>
+              <w:t>Element is not visible</w:t>
+            </w:r>
+          </w:p>
+        </w:tc>
+      </w:tr>
+      <w:tr>
+        <w:tc>
+          <w:tcPr>
+            <w:tcW w:w="0" w:type="auto"/>
+            <w:tcBorders>
+              <w:top w:val="single" w:sz="6" w:space="0" w:color="DADDE1"/>
+              <w:left w:val="single" w:sz="6" w:space="0" w:color="DADDE1"/>
+              <w:bottom w:val="single" w:sz="6" w:space="0" w:color="DADDE1"/>
+              <w:right w:val="single" w:sz="6" w:space="0" w:color="DADDE1"/>
+            </w:tcBorders>
+            <w:tcMar>
+              <w:top w:w="180" w:type="dxa"/>
+              <w:left w:w="180" w:type="dxa"/>
+              <w:bottom w:w="180" w:type="dxa"/>
+              <w:right w:w="180" w:type="dxa"/>
+            </w:tcMar>
+            <w:vAlign w:val="center"/>
+            <w:hideMark/>
+          </w:tcPr>
+          <w:p>
+            <w:pPr>
+              <w:rPr>
+                <w:sz w:val="24"/>
+                <w:szCs w:val="24"/>
+              </w:rPr>
+            </w:pPr>
+            <w:hyperlink r:id="rId22" w:anchor="locator-assertions-to-be-in-viewport" w:history="1">
+              <w:r>
+                <w:rPr>
+                  <w:rStyle w:val="Hyperlink"/>
+                  <w:sz w:val="24"/>
+                  <w:szCs w:val="24"/>
+                </w:rPr>
+                <w:t>await expect(locator).</w:t>
+              </w:r>
+              <w:proofErr w:type="spellStart"/>
+              <w:r>
+                <w:rPr>
+                  <w:rStyle w:val="Hyperlink"/>
+                  <w:sz w:val="24"/>
+                  <w:szCs w:val="24"/>
+                </w:rPr>
+                <w:t>toBeInViewport</w:t>
+              </w:r>
+              <w:proofErr w:type="spellEnd"/>
+              <w:r>
+                <w:rPr>
+                  <w:rStyle w:val="Hyperlink"/>
+                  <w:sz w:val="24"/>
+                  <w:szCs w:val="24"/>
+                </w:rPr>
+                <w:t>()</w:t>
+              </w:r>
+            </w:hyperlink>
+          </w:p>
+        </w:tc>
+        <w:tc>
+          <w:tcPr>
+            <w:tcW w:w="0" w:type="auto"/>
+            <w:tcBorders>
+              <w:top w:val="single" w:sz="6" w:space="0" w:color="DADDE1"/>
+              <w:left w:val="single" w:sz="6" w:space="0" w:color="DADDE1"/>
+              <w:bottom w:val="single" w:sz="6" w:space="0" w:color="DADDE1"/>
+              <w:right w:val="single" w:sz="6" w:space="0" w:color="DADDE1"/>
+            </w:tcBorders>
+            <w:tcMar>
+              <w:top w:w="180" w:type="dxa"/>
+              <w:left w:w="180" w:type="dxa"/>
+              <w:bottom w:w="180" w:type="dxa"/>
+              <w:right w:w="180" w:type="dxa"/>
+            </w:tcMar>
+            <w:vAlign w:val="center"/>
+            <w:hideMark/>
+          </w:tcPr>
+          <w:p>
+            <w:pPr>
+              <w:rPr>
+                <w:sz w:val="24"/>
+                <w:szCs w:val="24"/>
+              </w:rPr>
+            </w:pPr>
+            <w:r>
+              <w:rPr>
+                <w:sz w:val="24"/>
+                <w:szCs w:val="24"/>
+              </w:rPr>
+              <w:t>Element intersects viewport</w:t>
+            </w:r>
+          </w:p>
+        </w:tc>
+      </w:tr>
+      <w:tr>
+        <w:tc>
+          <w:tcPr>
+            <w:tcW w:w="0" w:type="auto"/>
+            <w:tcBorders>
+              <w:top w:val="single" w:sz="6" w:space="0" w:color="DADDE1"/>
+              <w:left w:val="single" w:sz="6" w:space="0" w:color="DADDE1"/>
+              <w:bottom w:val="single" w:sz="6" w:space="0" w:color="DADDE1"/>
+              <w:right w:val="single" w:sz="6" w:space="0" w:color="DADDE1"/>
+            </w:tcBorders>
+            <w:tcMar>
+              <w:top w:w="180" w:type="dxa"/>
+              <w:left w:w="180" w:type="dxa"/>
+              <w:bottom w:w="180" w:type="dxa"/>
+              <w:right w:w="180" w:type="dxa"/>
+            </w:tcMar>
+            <w:vAlign w:val="center"/>
+            <w:hideMark/>
+          </w:tcPr>
+          <w:p>
+            <w:pPr>
+              <w:rPr>
+                <w:sz w:val="24"/>
+                <w:szCs w:val="24"/>
+              </w:rPr>
+            </w:pPr>
+            <w:hyperlink r:id="rId23" w:anchor="locator-assertions-to-be-visible" w:history="1">
+              <w:r>
+                <w:rPr>
+                  <w:rStyle w:val="Hyperlink"/>
+                  <w:sz w:val="24"/>
+                  <w:szCs w:val="24"/>
+                </w:rPr>
+                <w:t>await expect(locator).</w:t>
+              </w:r>
+              <w:proofErr w:type="spellStart"/>
+              <w:r>
+                <w:rPr>
+                  <w:rStyle w:val="Hyperlink"/>
+                  <w:sz w:val="24"/>
+                  <w:szCs w:val="24"/>
+                </w:rPr>
+                <w:t>toBeVisible</w:t>
+              </w:r>
+              <w:proofErr w:type="spellEnd"/>
+              <w:r>
+                <w:rPr>
+                  <w:rStyle w:val="Hyperlink"/>
+                  <w:sz w:val="24"/>
+                  <w:szCs w:val="24"/>
+                </w:rPr>
+                <w:t>()</w:t>
+              </w:r>
+            </w:hyperlink>
+          </w:p>
+        </w:tc>
+        <w:tc>
+          <w:tcPr>
+            <w:tcW w:w="0" w:type="auto"/>
+            <w:tcBorders>
+              <w:top w:val="single" w:sz="6" w:space="0" w:color="DADDE1"/>
+              <w:left w:val="single" w:sz="6" w:space="0" w:color="DADDE1"/>
+              <w:bottom w:val="single" w:sz="6" w:space="0" w:color="DADDE1"/>
+              <w:right w:val="single" w:sz="6" w:space="0" w:color="DADDE1"/>
+            </w:tcBorders>
+            <w:tcMar>
+              <w:top w:w="180" w:type="dxa"/>
+              <w:left w:w="180" w:type="dxa"/>
+              <w:bottom w:w="180" w:type="dxa"/>
+              <w:right w:w="180" w:type="dxa"/>
+            </w:tcMar>
+            <w:vAlign w:val="center"/>
+            <w:hideMark/>
+          </w:tcPr>
+          <w:p>
+            <w:pPr>
+              <w:rPr>
+                <w:sz w:val="24"/>
+                <w:szCs w:val="24"/>
+              </w:rPr>
+            </w:pPr>
+            <w:r>
+              <w:rPr>
+                <w:sz w:val="24"/>
+                <w:szCs w:val="24"/>
+              </w:rPr>
+              <w:t>Element is visible</w:t>
+            </w:r>
+          </w:p>
+        </w:tc>
+      </w:tr>
+      <w:tr>
+        <w:tc>
+          <w:tcPr>
+            <w:tcW w:w="0" w:type="auto"/>
+            <w:tcBorders>
+              <w:top w:val="single" w:sz="6" w:space="0" w:color="DADDE1"/>
+              <w:left w:val="single" w:sz="6" w:space="0" w:color="DADDE1"/>
+              <w:bottom w:val="single" w:sz="6" w:space="0" w:color="DADDE1"/>
+              <w:right w:val="single" w:sz="6" w:space="0" w:color="DADDE1"/>
+            </w:tcBorders>
+            <w:tcMar>
+              <w:top w:w="180" w:type="dxa"/>
+              <w:left w:w="180" w:type="dxa"/>
+              <w:bottom w:w="180" w:type="dxa"/>
+              <w:right w:w="180" w:type="dxa"/>
+            </w:tcMar>
+            <w:vAlign w:val="center"/>
+            <w:hideMark/>
+          </w:tcPr>
+          <w:p>
+            <w:pPr>
+              <w:rPr>
+                <w:sz w:val="24"/>
+                <w:szCs w:val="24"/>
+              </w:rPr>
+            </w:pPr>
+            <w:hyperlink r:id="rId24" w:anchor="locator-assertions-to-contain-text" w:history="1">
+              <w:r>
+                <w:rPr>
+                  <w:rStyle w:val="Hyperlink"/>
+                  <w:sz w:val="24"/>
+                  <w:szCs w:val="24"/>
+                </w:rPr>
+                <w:t>await expect(locator).</w:t>
+              </w:r>
+              <w:proofErr w:type="spellStart"/>
+              <w:r>
+                <w:rPr>
+                  <w:rStyle w:val="Hyperlink"/>
+                  <w:sz w:val="24"/>
+                  <w:szCs w:val="24"/>
+                </w:rPr>
+                <w:t>toContainText</w:t>
+              </w:r>
+              <w:proofErr w:type="spellEnd"/>
+              <w:r>
+                <w:rPr>
+                  <w:rStyle w:val="Hyperlink"/>
+                  <w:sz w:val="24"/>
+                  <w:szCs w:val="24"/>
+                </w:rPr>
+                <w:t>()</w:t>
+              </w:r>
+            </w:hyperlink>
+          </w:p>
+        </w:tc>
+        <w:tc>
+          <w:tcPr>
+            <w:tcW w:w="0" w:type="auto"/>
+            <w:tcBorders>
+              <w:top w:val="single" w:sz="6" w:space="0" w:color="DADDE1"/>
+              <w:left w:val="single" w:sz="6" w:space="0" w:color="DADDE1"/>
+              <w:bottom w:val="single" w:sz="6" w:space="0" w:color="DADDE1"/>
+              <w:right w:val="single" w:sz="6" w:space="0" w:color="DADDE1"/>
+            </w:tcBorders>
+            <w:tcMar>
+              <w:top w:w="180" w:type="dxa"/>
+              <w:left w:w="180" w:type="dxa"/>
+              <w:bottom w:w="180" w:type="dxa"/>
+              <w:right w:w="180" w:type="dxa"/>
+            </w:tcMar>
+            <w:vAlign w:val="center"/>
+            <w:hideMark/>
+          </w:tcPr>
+          <w:p>
+            <w:pPr>
+              <w:rPr>
+                <w:sz w:val="24"/>
+                <w:szCs w:val="24"/>
+              </w:rPr>
+            </w:pPr>
+            <w:r>
+              <w:rPr>
+                <w:sz w:val="24"/>
+                <w:szCs w:val="24"/>
+              </w:rPr>
+              <w:t>Element contains text</w:t>
+            </w:r>
+          </w:p>
+        </w:tc>
+      </w:tr>
+      <w:tr>
+        <w:tc>
+          <w:tcPr>
+            <w:tcW w:w="0" w:type="auto"/>
+            <w:tcBorders>
+              <w:top w:val="single" w:sz="6" w:space="0" w:color="DADDE1"/>
+              <w:left w:val="single" w:sz="6" w:space="0" w:color="DADDE1"/>
+              <w:bottom w:val="single" w:sz="6" w:space="0" w:color="DADDE1"/>
+              <w:right w:val="single" w:sz="6" w:space="0" w:color="DADDE1"/>
+            </w:tcBorders>
+            <w:tcMar>
+              <w:top w:w="180" w:type="dxa"/>
+              <w:left w:w="180" w:type="dxa"/>
+              <w:bottom w:w="180" w:type="dxa"/>
+              <w:right w:w="180" w:type="dxa"/>
+            </w:tcMar>
+            <w:vAlign w:val="center"/>
+            <w:hideMark/>
+          </w:tcPr>
+          <w:p>
+            <w:pPr>
+              <w:rPr>
+                <w:sz w:val="24"/>
+                <w:szCs w:val="24"/>
+              </w:rPr>
+            </w:pPr>
+            <w:hyperlink r:id="rId25" w:anchor="locator-assertions-to-contain-class" w:history="1">
+              <w:r>
+                <w:rPr>
+                  <w:rStyle w:val="Hyperlink"/>
+                  <w:sz w:val="24"/>
+                  <w:szCs w:val="24"/>
+                </w:rPr>
+                <w:t>await expect(locator).</w:t>
+              </w:r>
+              <w:proofErr w:type="spellStart"/>
+              <w:r>
+                <w:rPr>
+                  <w:rStyle w:val="Hyperlink"/>
+                  <w:sz w:val="24"/>
+                  <w:szCs w:val="24"/>
+                </w:rPr>
+                <w:t>toContainClass</w:t>
+              </w:r>
+              <w:proofErr w:type="spellEnd"/>
+              <w:r>
+                <w:rPr>
+                  <w:rStyle w:val="Hyperlink"/>
+                  <w:sz w:val="24"/>
+                  <w:szCs w:val="24"/>
+                </w:rPr>
+                <w:t>()</w:t>
+              </w:r>
+            </w:hyperlink>
+          </w:p>
+        </w:tc>
+        <w:tc>
+          <w:tcPr>
+            <w:tcW w:w="0" w:type="auto"/>
+            <w:tcBorders>
+              <w:top w:val="single" w:sz="6" w:space="0" w:color="DADDE1"/>
+              <w:left w:val="single" w:sz="6" w:space="0" w:color="DADDE1"/>
+              <w:bottom w:val="single" w:sz="6" w:space="0" w:color="DADDE1"/>
+              <w:right w:val="single" w:sz="6" w:space="0" w:color="DADDE1"/>
+            </w:tcBorders>
+            <w:tcMar>
+              <w:top w:w="180" w:type="dxa"/>
+              <w:left w:w="180" w:type="dxa"/>
+              <w:bottom w:w="180" w:type="dxa"/>
+              <w:right w:w="180" w:type="dxa"/>
+            </w:tcMar>
+            <w:vAlign w:val="center"/>
+            <w:hideMark/>
+          </w:tcPr>
+          <w:p>
+            <w:pPr>
+              <w:rPr>
+                <w:sz w:val="24"/>
+                <w:szCs w:val="24"/>
+              </w:rPr>
+            </w:pPr>
+            <w:r>
+              <w:rPr>
+                <w:sz w:val="24"/>
+                <w:szCs w:val="24"/>
+              </w:rPr>
+              <w:t>Element has specified CSS classes</w:t>
+            </w:r>
+          </w:p>
+        </w:tc>
+      </w:tr>
+      <w:tr>
+        <w:tc>
+          <w:tcPr>
+            <w:tcW w:w="0" w:type="auto"/>
+            <w:tcBorders>
+              <w:top w:val="single" w:sz="6" w:space="0" w:color="DADDE1"/>
+              <w:left w:val="single" w:sz="6" w:space="0" w:color="DADDE1"/>
+              <w:bottom w:val="single" w:sz="6" w:space="0" w:color="DADDE1"/>
+              <w:right w:val="single" w:sz="6" w:space="0" w:color="DADDE1"/>
+            </w:tcBorders>
+            <w:tcMar>
+              <w:top w:w="180" w:type="dxa"/>
+              <w:left w:w="180" w:type="dxa"/>
+              <w:bottom w:w="180" w:type="dxa"/>
+              <w:right w:w="180" w:type="dxa"/>
+            </w:tcMar>
+            <w:vAlign w:val="center"/>
+            <w:hideMark/>
+          </w:tcPr>
+          <w:p>
+            <w:pPr>
+              <w:rPr>
+                <w:sz w:val="24"/>
+                <w:szCs w:val="24"/>
+              </w:rPr>
+            </w:pPr>
+            <w:hyperlink r:id="rId26" w:anchor="locator-assertions-to-have-accessible-description" w:history="1">
+              <w:r>
+                <w:rPr>
+                  <w:rStyle w:val="Hyperlink"/>
+                  <w:sz w:val="24"/>
+                  <w:szCs w:val="24"/>
+                </w:rPr>
+                <w:t>await expect(locator).</w:t>
+              </w:r>
+              <w:proofErr w:type="spellStart"/>
+              <w:r>
+                <w:rPr>
+                  <w:rStyle w:val="Hyperlink"/>
+                  <w:sz w:val="24"/>
+                  <w:szCs w:val="24"/>
+                </w:rPr>
+                <w:t>toHaveAccessibleDescription</w:t>
+              </w:r>
+              <w:proofErr w:type="spellEnd"/>
+              <w:r>
+                <w:rPr>
+                  <w:rStyle w:val="Hyperlink"/>
+                  <w:sz w:val="24"/>
+                  <w:szCs w:val="24"/>
+                </w:rPr>
+                <w:t>()</w:t>
+              </w:r>
+            </w:hyperlink>
+          </w:p>
+        </w:tc>
+        <w:tc>
+          <w:tcPr>
+            <w:tcW w:w="0" w:type="auto"/>
+            <w:tcBorders>
+              <w:top w:val="single" w:sz="6" w:space="0" w:color="DADDE1"/>
+              <w:left w:val="single" w:sz="6" w:space="0" w:color="DADDE1"/>
+              <w:bottom w:val="single" w:sz="6" w:space="0" w:color="DADDE1"/>
+              <w:right w:val="single" w:sz="6" w:space="0" w:color="DADDE1"/>
+            </w:tcBorders>
+            <w:tcMar>
+              <w:top w:w="180" w:type="dxa"/>
+              <w:left w:w="180" w:type="dxa"/>
+              <w:bottom w:w="180" w:type="dxa"/>
+              <w:right w:w="180" w:type="dxa"/>
+            </w:tcMar>
+            <w:vAlign w:val="center"/>
+            <w:hideMark/>
+          </w:tcPr>
+          <w:p>
+            <w:pPr>
+              <w:rPr>
+                <w:sz w:val="24"/>
+                <w:szCs w:val="24"/>
+              </w:rPr>
+            </w:pPr>
+            <w:r>
+              <w:rPr>
+                <w:sz w:val="24"/>
+                <w:szCs w:val="24"/>
+              </w:rPr>
+              <w:t>Element has a matching </w:t>
+            </w:r>
+            <w:hyperlink r:id="rId27" w:anchor="dfn-accessible-description" w:tgtFrame="_blank" w:history="1">
+              <w:r>
+                <w:rPr>
+                  <w:rStyle w:val="Hyperlink"/>
+                  <w:sz w:val="24"/>
+                  <w:szCs w:val="24"/>
+                </w:rPr>
+                <w:t>accessible description</w:t>
+              </w:r>
+            </w:hyperlink>
+          </w:p>
+        </w:tc>
+      </w:tr>
+      <w:tr>
+        <w:tc>
+          <w:tcPr>
+            <w:tcW w:w="0" w:type="auto"/>
+            <w:tcBorders>
+              <w:top w:val="single" w:sz="6" w:space="0" w:color="DADDE1"/>
+              <w:left w:val="single" w:sz="6" w:space="0" w:color="DADDE1"/>
+              <w:bottom w:val="single" w:sz="6" w:space="0" w:color="DADDE1"/>
+              <w:right w:val="single" w:sz="6" w:space="0" w:color="DADDE1"/>
+            </w:tcBorders>
+            <w:tcMar>
+              <w:top w:w="180" w:type="dxa"/>
+              <w:left w:w="180" w:type="dxa"/>
+              <w:bottom w:w="180" w:type="dxa"/>
+              <w:right w:w="180" w:type="dxa"/>
+            </w:tcMar>
+            <w:vAlign w:val="center"/>
+            <w:hideMark/>
+          </w:tcPr>
+          <w:p>
+            <w:pPr>
+              <w:rPr>
+                <w:sz w:val="24"/>
+                <w:szCs w:val="24"/>
+              </w:rPr>
+            </w:pPr>
+            <w:hyperlink r:id="rId28" w:anchor="locator-assertions-to-have-accessible-name" w:history="1">
+              <w:r>
+                <w:rPr>
+                  <w:rStyle w:val="Hyperlink"/>
+                  <w:sz w:val="24"/>
+                  <w:szCs w:val="24"/>
+                </w:rPr>
+                <w:t>await expect(locator).</w:t>
+              </w:r>
+              <w:proofErr w:type="spellStart"/>
+              <w:r>
+                <w:rPr>
+                  <w:rStyle w:val="Hyperlink"/>
+                  <w:sz w:val="24"/>
+                  <w:szCs w:val="24"/>
+                </w:rPr>
+                <w:t>toHaveAccessibleName</w:t>
+              </w:r>
+              <w:proofErr w:type="spellEnd"/>
+              <w:r>
+                <w:rPr>
+                  <w:rStyle w:val="Hyperlink"/>
+                  <w:sz w:val="24"/>
+                  <w:szCs w:val="24"/>
+                </w:rPr>
+                <w:t>()</w:t>
+              </w:r>
+            </w:hyperlink>
+          </w:p>
+        </w:tc>
+        <w:tc>
+          <w:tcPr>
+            <w:tcW w:w="0" w:type="auto"/>
+            <w:tcBorders>
+              <w:top w:val="single" w:sz="6" w:space="0" w:color="DADDE1"/>
+              <w:left w:val="single" w:sz="6" w:space="0" w:color="DADDE1"/>
+              <w:bottom w:val="single" w:sz="6" w:space="0" w:color="DADDE1"/>
+              <w:right w:val="single" w:sz="6" w:space="0" w:color="DADDE1"/>
+            </w:tcBorders>
+            <w:tcMar>
+              <w:top w:w="180" w:type="dxa"/>
+              <w:left w:w="180" w:type="dxa"/>
+              <w:bottom w:w="180" w:type="dxa"/>
+              <w:right w:w="180" w:type="dxa"/>
+            </w:tcMar>
+            <w:vAlign w:val="center"/>
+            <w:hideMark/>
+          </w:tcPr>
+          <w:p>
+            <w:pPr>
+              <w:rPr>
+                <w:sz w:val="24"/>
+                <w:szCs w:val="24"/>
+              </w:rPr>
+            </w:pPr>
+            <w:r>
+              <w:rPr>
+                <w:sz w:val="24"/>
+                <w:szCs w:val="24"/>
+              </w:rPr>
+              <w:t>Element has a matching </w:t>
+            </w:r>
+            <w:hyperlink r:id="rId29" w:anchor="dfn-accessible-name" w:tgtFrame="_blank" w:history="1">
+              <w:r>
+                <w:rPr>
+                  <w:rStyle w:val="Hyperlink"/>
+                  <w:sz w:val="24"/>
+                  <w:szCs w:val="24"/>
+                </w:rPr>
+                <w:t>accessible name</w:t>
+              </w:r>
+            </w:hyperlink>
+          </w:p>
+        </w:tc>
+      </w:tr>
+      <w:tr>
+        <w:tc>
+          <w:tcPr>
+            <w:tcW w:w="0" w:type="auto"/>
+            <w:tcBorders>
+              <w:top w:val="single" w:sz="6" w:space="0" w:color="DADDE1"/>
+              <w:left w:val="single" w:sz="6" w:space="0" w:color="DADDE1"/>
+              <w:bottom w:val="single" w:sz="6" w:space="0" w:color="DADDE1"/>
+              <w:right w:val="single" w:sz="6" w:space="0" w:color="DADDE1"/>
+            </w:tcBorders>
+            <w:tcMar>
+              <w:top w:w="180" w:type="dxa"/>
+              <w:left w:w="180" w:type="dxa"/>
+              <w:bottom w:w="180" w:type="dxa"/>
+              <w:right w:w="180" w:type="dxa"/>
+            </w:tcMar>
+            <w:vAlign w:val="center"/>
+            <w:hideMark/>
+          </w:tcPr>
+          <w:p>
+            <w:pPr>
+              <w:rPr>
+                <w:sz w:val="24"/>
+                <w:szCs w:val="24"/>
+              </w:rPr>
+            </w:pPr>
+            <w:hyperlink r:id="rId30" w:anchor="locator-assertions-to-have-attribute" w:history="1">
+              <w:r>
+                <w:rPr>
+                  <w:rStyle w:val="Hyperlink"/>
+                  <w:sz w:val="24"/>
+                  <w:szCs w:val="24"/>
+                </w:rPr>
+                <w:t>await expect(locator).</w:t>
+              </w:r>
+              <w:proofErr w:type="spellStart"/>
+              <w:r>
+                <w:rPr>
+                  <w:rStyle w:val="Hyperlink"/>
+                  <w:sz w:val="24"/>
+                  <w:szCs w:val="24"/>
+                </w:rPr>
+                <w:t>toHaveAttribute</w:t>
+              </w:r>
+              <w:proofErr w:type="spellEnd"/>
+              <w:r>
+                <w:rPr>
+                  <w:rStyle w:val="Hyperlink"/>
+                  <w:sz w:val="24"/>
+                  <w:szCs w:val="24"/>
+                </w:rPr>
+                <w:t>()</w:t>
+              </w:r>
+            </w:hyperlink>
+          </w:p>
+        </w:tc>
+        <w:tc>
+          <w:tcPr>
+            <w:tcW w:w="0" w:type="auto"/>
+            <w:tcBorders>
+              <w:top w:val="single" w:sz="6" w:space="0" w:color="DADDE1"/>
+              <w:left w:val="single" w:sz="6" w:space="0" w:color="DADDE1"/>
+              <w:bottom w:val="single" w:sz="6" w:space="0" w:color="DADDE1"/>
+              <w:right w:val="single" w:sz="6" w:space="0" w:color="DADDE1"/>
+            </w:tcBorders>
+            <w:tcMar>
+              <w:top w:w="180" w:type="dxa"/>
+              <w:left w:w="180" w:type="dxa"/>
+              <w:bottom w:w="180" w:type="dxa"/>
+              <w:right w:w="180" w:type="dxa"/>
+            </w:tcMar>
+            <w:vAlign w:val="center"/>
+            <w:hideMark/>
+          </w:tcPr>
+          <w:p>
+            <w:pPr>
+              <w:rPr>
+                <w:sz w:val="24"/>
+                <w:szCs w:val="24"/>
+              </w:rPr>
+            </w:pPr>
+            <w:r>
+              <w:rPr>
+                <w:sz w:val="24"/>
+                <w:szCs w:val="24"/>
+              </w:rPr>
+              <w:t>Element has a DOM attribute</w:t>
+            </w:r>
+          </w:p>
+        </w:tc>
+      </w:tr>
+      <w:tr>
+        <w:tc>
+          <w:tcPr>
+            <w:tcW w:w="0" w:type="auto"/>
+            <w:tcBorders>
+              <w:top w:val="single" w:sz="6" w:space="0" w:color="DADDE1"/>
+              <w:left w:val="single" w:sz="6" w:space="0" w:color="DADDE1"/>
+              <w:bottom w:val="single" w:sz="6" w:space="0" w:color="DADDE1"/>
+              <w:right w:val="single" w:sz="6" w:space="0" w:color="DADDE1"/>
+            </w:tcBorders>
+            <w:tcMar>
+              <w:top w:w="180" w:type="dxa"/>
+              <w:left w:w="180" w:type="dxa"/>
+              <w:bottom w:w="180" w:type="dxa"/>
+              <w:right w:w="180" w:type="dxa"/>
+            </w:tcMar>
+            <w:vAlign w:val="center"/>
+            <w:hideMark/>
+          </w:tcPr>
+          <w:p>
+            <w:pPr>
+              <w:rPr>
+                <w:sz w:val="24"/>
+                <w:szCs w:val="24"/>
+              </w:rPr>
+            </w:pPr>
+            <w:hyperlink r:id="rId31" w:anchor="locator-assertions-to-have-class" w:history="1">
+              <w:r>
+                <w:rPr>
+                  <w:rStyle w:val="Hyperlink"/>
+                  <w:sz w:val="24"/>
+                  <w:szCs w:val="24"/>
+                </w:rPr>
+                <w:t>await expect(locator).</w:t>
+              </w:r>
+              <w:proofErr w:type="spellStart"/>
+              <w:r>
+                <w:rPr>
+                  <w:rStyle w:val="Hyperlink"/>
+                  <w:sz w:val="24"/>
+                  <w:szCs w:val="24"/>
+                </w:rPr>
+                <w:t>toHaveClass</w:t>
+              </w:r>
+              <w:proofErr w:type="spellEnd"/>
+              <w:r>
+                <w:rPr>
+                  <w:rStyle w:val="Hyperlink"/>
+                  <w:sz w:val="24"/>
+                  <w:szCs w:val="24"/>
+                </w:rPr>
+                <w:t>()</w:t>
+              </w:r>
+            </w:hyperlink>
+          </w:p>
+        </w:tc>
+        <w:tc>
+          <w:tcPr>
+            <w:tcW w:w="0" w:type="auto"/>
+            <w:tcBorders>
+              <w:top w:val="single" w:sz="6" w:space="0" w:color="DADDE1"/>
+              <w:left w:val="single" w:sz="6" w:space="0" w:color="DADDE1"/>
+              <w:bottom w:val="single" w:sz="6" w:space="0" w:color="DADDE1"/>
+              <w:right w:val="single" w:sz="6" w:space="0" w:color="DADDE1"/>
+            </w:tcBorders>
+            <w:tcMar>
+              <w:top w:w="180" w:type="dxa"/>
+              <w:left w:w="180" w:type="dxa"/>
+              <w:bottom w:w="180" w:type="dxa"/>
+              <w:right w:w="180" w:type="dxa"/>
+            </w:tcMar>
+            <w:vAlign w:val="center"/>
+            <w:hideMark/>
+          </w:tcPr>
+          <w:p>
+            <w:pPr>
+              <w:rPr>
+                <w:sz w:val="24"/>
+                <w:szCs w:val="24"/>
+              </w:rPr>
+            </w:pPr>
+            <w:r>
+              <w:rPr>
+                <w:sz w:val="24"/>
+                <w:szCs w:val="24"/>
+              </w:rPr>
+              <w:t>Element has specified CSS class property</w:t>
+            </w:r>
+          </w:p>
+        </w:tc>
+      </w:tr>
+      <w:tr>
+        <w:tc>
+          <w:tcPr>
+            <w:tcW w:w="0" w:type="auto"/>
+            <w:tcBorders>
+              <w:top w:val="single" w:sz="6" w:space="0" w:color="DADDE1"/>
+              <w:left w:val="single" w:sz="6" w:space="0" w:color="DADDE1"/>
+              <w:bottom w:val="single" w:sz="6" w:space="0" w:color="DADDE1"/>
+              <w:right w:val="single" w:sz="6" w:space="0" w:color="DADDE1"/>
+            </w:tcBorders>
+            <w:tcMar>
+              <w:top w:w="180" w:type="dxa"/>
+              <w:left w:w="180" w:type="dxa"/>
+              <w:bottom w:w="180" w:type="dxa"/>
+              <w:right w:w="180" w:type="dxa"/>
+            </w:tcMar>
+            <w:vAlign w:val="center"/>
+            <w:hideMark/>
+          </w:tcPr>
+          <w:p>
+            <w:pPr>
+              <w:rPr>
+                <w:sz w:val="24"/>
+                <w:szCs w:val="24"/>
+              </w:rPr>
+            </w:pPr>
+            <w:hyperlink r:id="rId32" w:anchor="locator-assertions-to-have-count" w:history="1">
+              <w:r>
+                <w:rPr>
+                  <w:rStyle w:val="Hyperlink"/>
+                  <w:sz w:val="24"/>
+                  <w:szCs w:val="24"/>
+                </w:rPr>
+                <w:t>await expect(locator).</w:t>
+              </w:r>
+              <w:proofErr w:type="spellStart"/>
+              <w:r>
+                <w:rPr>
+                  <w:rStyle w:val="Hyperlink"/>
+                  <w:sz w:val="24"/>
+                  <w:szCs w:val="24"/>
+                </w:rPr>
+                <w:t>toHaveCount</w:t>
+              </w:r>
+              <w:proofErr w:type="spellEnd"/>
+              <w:r>
+                <w:rPr>
+                  <w:rStyle w:val="Hyperlink"/>
+                  <w:sz w:val="24"/>
+                  <w:szCs w:val="24"/>
+                </w:rPr>
+                <w:t>()</w:t>
+              </w:r>
+            </w:hyperlink>
+          </w:p>
+        </w:tc>
+        <w:tc>
+          <w:tcPr>
+            <w:tcW w:w="0" w:type="auto"/>
+            <w:tcBorders>
+              <w:top w:val="single" w:sz="6" w:space="0" w:color="DADDE1"/>
+              <w:left w:val="single" w:sz="6" w:space="0" w:color="DADDE1"/>
+              <w:bottom w:val="single" w:sz="6" w:space="0" w:color="DADDE1"/>
+              <w:right w:val="single" w:sz="6" w:space="0" w:color="DADDE1"/>
+            </w:tcBorders>
+            <w:tcMar>
+              <w:top w:w="180" w:type="dxa"/>
+              <w:left w:w="180" w:type="dxa"/>
+              <w:bottom w:w="180" w:type="dxa"/>
+              <w:right w:w="180" w:type="dxa"/>
+            </w:tcMar>
+            <w:vAlign w:val="center"/>
+            <w:hideMark/>
+          </w:tcPr>
+          <w:p>
+            <w:pPr>
+              <w:rPr>
+                <w:sz w:val="24"/>
+                <w:szCs w:val="24"/>
+              </w:rPr>
+            </w:pPr>
+            <w:r>
+              <w:rPr>
+                <w:sz w:val="24"/>
+                <w:szCs w:val="24"/>
+              </w:rPr>
+              <w:t>List has exact number of children</w:t>
+            </w:r>
+          </w:p>
+        </w:tc>
+      </w:tr>
+      <w:tr>
+        <w:tc>
+          <w:tcPr>
+            <w:tcW w:w="0" w:type="auto"/>
+            <w:tcBorders>
+              <w:top w:val="single" w:sz="6" w:space="0" w:color="DADDE1"/>
+              <w:left w:val="single" w:sz="6" w:space="0" w:color="DADDE1"/>
+              <w:bottom w:val="single" w:sz="6" w:space="0" w:color="DADDE1"/>
+              <w:right w:val="single" w:sz="6" w:space="0" w:color="DADDE1"/>
+            </w:tcBorders>
+            <w:tcMar>
+              <w:top w:w="180" w:type="dxa"/>
+              <w:left w:w="180" w:type="dxa"/>
+              <w:bottom w:w="180" w:type="dxa"/>
+              <w:right w:w="180" w:type="dxa"/>
+            </w:tcMar>
+            <w:vAlign w:val="center"/>
+            <w:hideMark/>
+          </w:tcPr>
+          <w:p>
+            <w:pPr>
+              <w:rPr>
+                <w:sz w:val="24"/>
+                <w:szCs w:val="24"/>
+              </w:rPr>
+            </w:pPr>
+            <w:hyperlink r:id="rId33" w:anchor="locator-assertions-to-have-css" w:history="1">
+              <w:r>
+                <w:rPr>
+                  <w:rStyle w:val="Hyperlink"/>
+                  <w:sz w:val="24"/>
+                  <w:szCs w:val="24"/>
+                </w:rPr>
+                <w:t>await expect(locator).</w:t>
+              </w:r>
+              <w:proofErr w:type="spellStart"/>
+              <w:r>
+                <w:rPr>
+                  <w:rStyle w:val="Hyperlink"/>
+                  <w:sz w:val="24"/>
+                  <w:szCs w:val="24"/>
+                </w:rPr>
+                <w:t>toHaveCSS</w:t>
+              </w:r>
+              <w:proofErr w:type="spellEnd"/>
+              <w:r>
+                <w:rPr>
+                  <w:rStyle w:val="Hyperlink"/>
+                  <w:sz w:val="24"/>
+                  <w:szCs w:val="24"/>
+                </w:rPr>
+                <w:t>()</w:t>
+              </w:r>
+            </w:hyperlink>
+          </w:p>
+        </w:tc>
+        <w:tc>
+          <w:tcPr>
+            <w:tcW w:w="0" w:type="auto"/>
+            <w:tcBorders>
+              <w:top w:val="single" w:sz="6" w:space="0" w:color="DADDE1"/>
+              <w:left w:val="single" w:sz="6" w:space="0" w:color="DADDE1"/>
+              <w:bottom w:val="single" w:sz="6" w:space="0" w:color="DADDE1"/>
+              <w:right w:val="single" w:sz="6" w:space="0" w:color="DADDE1"/>
+            </w:tcBorders>
+            <w:tcMar>
+              <w:top w:w="180" w:type="dxa"/>
+              <w:left w:w="180" w:type="dxa"/>
+              <w:bottom w:w="180" w:type="dxa"/>
+              <w:right w:w="180" w:type="dxa"/>
+            </w:tcMar>
+            <w:vAlign w:val="center"/>
+            <w:hideMark/>
+          </w:tcPr>
+          <w:p>
+            <w:pPr>
+              <w:rPr>
+                <w:sz w:val="24"/>
+                <w:szCs w:val="24"/>
+              </w:rPr>
+            </w:pPr>
+            <w:r>
+              <w:rPr>
+                <w:sz w:val="24"/>
+                <w:szCs w:val="24"/>
+              </w:rPr>
+              <w:t>Element has CSS property</w:t>
+            </w:r>
+          </w:p>
+        </w:tc>
+      </w:tr>
+      <w:tr>
+        <w:tc>
+          <w:tcPr>
+            <w:tcW w:w="0" w:type="auto"/>
+            <w:tcBorders>
+              <w:top w:val="single" w:sz="6" w:space="0" w:color="DADDE1"/>
+              <w:left w:val="single" w:sz="6" w:space="0" w:color="DADDE1"/>
+              <w:bottom w:val="single" w:sz="6" w:space="0" w:color="DADDE1"/>
+              <w:right w:val="single" w:sz="6" w:space="0" w:color="DADDE1"/>
+            </w:tcBorders>
+            <w:tcMar>
+              <w:top w:w="180" w:type="dxa"/>
+              <w:left w:w="180" w:type="dxa"/>
+              <w:bottom w:w="180" w:type="dxa"/>
+              <w:right w:w="180" w:type="dxa"/>
+            </w:tcMar>
+            <w:vAlign w:val="center"/>
+            <w:hideMark/>
+          </w:tcPr>
+          <w:p>
+            <w:pPr>
+              <w:rPr>
+                <w:sz w:val="24"/>
+                <w:szCs w:val="24"/>
+              </w:rPr>
+            </w:pPr>
+            <w:hyperlink r:id="rId34" w:anchor="locator-assertions-to-have-id" w:history="1">
+              <w:r>
+                <w:rPr>
+                  <w:rStyle w:val="Hyperlink"/>
+                  <w:sz w:val="24"/>
+                  <w:szCs w:val="24"/>
+                </w:rPr>
+                <w:t>await expect(locator).</w:t>
+              </w:r>
+              <w:proofErr w:type="spellStart"/>
+              <w:r>
+                <w:rPr>
+                  <w:rStyle w:val="Hyperlink"/>
+                  <w:sz w:val="24"/>
+                  <w:szCs w:val="24"/>
+                </w:rPr>
+                <w:t>toHaveId</w:t>
+              </w:r>
+              <w:proofErr w:type="spellEnd"/>
+              <w:r>
+                <w:rPr>
+                  <w:rStyle w:val="Hyperlink"/>
+                  <w:sz w:val="24"/>
+                  <w:szCs w:val="24"/>
+                </w:rPr>
+                <w:t>()</w:t>
+              </w:r>
+            </w:hyperlink>
+          </w:p>
+        </w:tc>
+        <w:tc>
+          <w:tcPr>
+            <w:tcW w:w="0" w:type="auto"/>
+            <w:tcBorders>
+              <w:top w:val="single" w:sz="6" w:space="0" w:color="DADDE1"/>
+              <w:left w:val="single" w:sz="6" w:space="0" w:color="DADDE1"/>
+              <w:bottom w:val="single" w:sz="6" w:space="0" w:color="DADDE1"/>
+              <w:right w:val="single" w:sz="6" w:space="0" w:color="DADDE1"/>
+            </w:tcBorders>
+            <w:tcMar>
+              <w:top w:w="180" w:type="dxa"/>
+              <w:left w:w="180" w:type="dxa"/>
+              <w:bottom w:w="180" w:type="dxa"/>
+              <w:right w:w="180" w:type="dxa"/>
+            </w:tcMar>
+            <w:vAlign w:val="center"/>
+            <w:hideMark/>
+          </w:tcPr>
+          <w:p>
+            <w:pPr>
+              <w:rPr>
+                <w:sz w:val="24"/>
+                <w:szCs w:val="24"/>
+              </w:rPr>
+            </w:pPr>
+            <w:r>
+              <w:rPr>
+                <w:sz w:val="24"/>
+                <w:szCs w:val="24"/>
+              </w:rPr>
+              <w:t>Element has an ID</w:t>
+            </w:r>
+          </w:p>
+        </w:tc>
+      </w:tr>
+      <w:tr>
+        <w:tc>
+          <w:tcPr>
+            <w:tcW w:w="0" w:type="auto"/>
+            <w:tcBorders>
+              <w:top w:val="single" w:sz="6" w:space="0" w:color="DADDE1"/>
+              <w:left w:val="single" w:sz="6" w:space="0" w:color="DADDE1"/>
+              <w:bottom w:val="single" w:sz="6" w:space="0" w:color="DADDE1"/>
+              <w:right w:val="single" w:sz="6" w:space="0" w:color="DADDE1"/>
+            </w:tcBorders>
+            <w:tcMar>
+              <w:top w:w="180" w:type="dxa"/>
+              <w:left w:w="180" w:type="dxa"/>
+              <w:bottom w:w="180" w:type="dxa"/>
+              <w:right w:w="180" w:type="dxa"/>
+            </w:tcMar>
+            <w:vAlign w:val="center"/>
+            <w:hideMark/>
+          </w:tcPr>
+          <w:p>
+            <w:pPr>
+              <w:rPr>
+                <w:sz w:val="24"/>
+                <w:szCs w:val="24"/>
+              </w:rPr>
+            </w:pPr>
+            <w:hyperlink r:id="rId35" w:anchor="locator-assertions-to-have-js-property" w:history="1">
+              <w:r>
+                <w:rPr>
+                  <w:rStyle w:val="Hyperlink"/>
+                  <w:sz w:val="24"/>
+                  <w:szCs w:val="24"/>
+                </w:rPr>
+                <w:t>await expect(locator).</w:t>
+              </w:r>
+              <w:proofErr w:type="spellStart"/>
+              <w:r>
+                <w:rPr>
+                  <w:rStyle w:val="Hyperlink"/>
+                  <w:sz w:val="24"/>
+                  <w:szCs w:val="24"/>
+                </w:rPr>
+                <w:t>toHaveJSProperty</w:t>
+              </w:r>
+              <w:proofErr w:type="spellEnd"/>
+              <w:r>
+                <w:rPr>
+                  <w:rStyle w:val="Hyperlink"/>
+                  <w:sz w:val="24"/>
+                  <w:szCs w:val="24"/>
+                </w:rPr>
+                <w:t>()</w:t>
+              </w:r>
+            </w:hyperlink>
+          </w:p>
+        </w:tc>
+        <w:tc>
+          <w:tcPr>
+            <w:tcW w:w="0" w:type="auto"/>
+            <w:tcBorders>
+              <w:top w:val="single" w:sz="6" w:space="0" w:color="DADDE1"/>
+              <w:left w:val="single" w:sz="6" w:space="0" w:color="DADDE1"/>
+              <w:bottom w:val="single" w:sz="6" w:space="0" w:color="DADDE1"/>
+              <w:right w:val="single" w:sz="6" w:space="0" w:color="DADDE1"/>
+            </w:tcBorders>
+            <w:tcMar>
+              <w:top w:w="180" w:type="dxa"/>
+              <w:left w:w="180" w:type="dxa"/>
+              <w:bottom w:w="180" w:type="dxa"/>
+              <w:right w:w="180" w:type="dxa"/>
+            </w:tcMar>
+            <w:vAlign w:val="center"/>
+            <w:hideMark/>
+          </w:tcPr>
+          <w:p>
+            <w:pPr>
+              <w:rPr>
+                <w:sz w:val="24"/>
+                <w:szCs w:val="24"/>
+              </w:rPr>
+            </w:pPr>
+            <w:r>
+              <w:rPr>
+                <w:sz w:val="24"/>
+                <w:szCs w:val="24"/>
+              </w:rPr>
+              <w:t>Element has a JavaScript property</w:t>
+            </w:r>
+          </w:p>
+        </w:tc>
+      </w:tr>
+      <w:tr>
+        <w:tc>
+          <w:tcPr>
+            <w:tcW w:w="0" w:type="auto"/>
+            <w:tcBorders>
+              <w:top w:val="single" w:sz="6" w:space="0" w:color="DADDE1"/>
+              <w:left w:val="single" w:sz="6" w:space="0" w:color="DADDE1"/>
+              <w:bottom w:val="single" w:sz="6" w:space="0" w:color="DADDE1"/>
+              <w:right w:val="single" w:sz="6" w:space="0" w:color="DADDE1"/>
+            </w:tcBorders>
+            <w:tcMar>
+              <w:top w:w="180" w:type="dxa"/>
+              <w:left w:w="180" w:type="dxa"/>
+              <w:bottom w:w="180" w:type="dxa"/>
+              <w:right w:w="180" w:type="dxa"/>
+            </w:tcMar>
+            <w:vAlign w:val="center"/>
+            <w:hideMark/>
+          </w:tcPr>
+          <w:p>
+            <w:pPr>
+              <w:rPr>
+                <w:sz w:val="24"/>
+                <w:szCs w:val="24"/>
+              </w:rPr>
+            </w:pPr>
+            <w:hyperlink r:id="rId36" w:anchor="locator-assertions-to-have-role" w:history="1">
+              <w:r>
+                <w:rPr>
+                  <w:rStyle w:val="Hyperlink"/>
+                  <w:sz w:val="24"/>
+                  <w:szCs w:val="24"/>
+                </w:rPr>
+                <w:t>await expect(locator).</w:t>
+              </w:r>
+              <w:proofErr w:type="spellStart"/>
+              <w:r>
+                <w:rPr>
+                  <w:rStyle w:val="Hyperlink"/>
+                  <w:sz w:val="24"/>
+                  <w:szCs w:val="24"/>
+                </w:rPr>
+                <w:t>toHaveRole</w:t>
+              </w:r>
+              <w:proofErr w:type="spellEnd"/>
+              <w:r>
+                <w:rPr>
+                  <w:rStyle w:val="Hyperlink"/>
+                  <w:sz w:val="24"/>
+                  <w:szCs w:val="24"/>
+                </w:rPr>
+                <w:t>()</w:t>
+              </w:r>
+            </w:hyperlink>
+          </w:p>
+        </w:tc>
+        <w:tc>
+          <w:tcPr>
+            <w:tcW w:w="0" w:type="auto"/>
+            <w:tcBorders>
+              <w:top w:val="single" w:sz="6" w:space="0" w:color="DADDE1"/>
+              <w:left w:val="single" w:sz="6" w:space="0" w:color="DADDE1"/>
+              <w:bottom w:val="single" w:sz="6" w:space="0" w:color="DADDE1"/>
+              <w:right w:val="single" w:sz="6" w:space="0" w:color="DADDE1"/>
+            </w:tcBorders>
+            <w:tcMar>
+              <w:top w:w="180" w:type="dxa"/>
+              <w:left w:w="180" w:type="dxa"/>
+              <w:bottom w:w="180" w:type="dxa"/>
+              <w:right w:w="180" w:type="dxa"/>
+            </w:tcMar>
+            <w:vAlign w:val="center"/>
+            <w:hideMark/>
+          </w:tcPr>
+          <w:p>
+            <w:pPr>
+              <w:rPr>
+                <w:sz w:val="24"/>
+                <w:szCs w:val="24"/>
+              </w:rPr>
+            </w:pPr>
+            <w:r>
+              <w:rPr>
+                <w:sz w:val="24"/>
+                <w:szCs w:val="24"/>
+              </w:rPr>
+              <w:t>Element has a specific </w:t>
+            </w:r>
+            <w:hyperlink r:id="rId37" w:anchor="roles" w:tgtFrame="_blank" w:history="1">
+              <w:r>
+                <w:rPr>
+                  <w:rStyle w:val="Hyperlink"/>
+                  <w:sz w:val="24"/>
+                  <w:szCs w:val="24"/>
+                </w:rPr>
+                <w:t>ARIA role</w:t>
+              </w:r>
+            </w:hyperlink>
+          </w:p>
+        </w:tc>
+      </w:tr>
+      <w:tr>
+        <w:tc>
+          <w:tcPr>
+            <w:tcW w:w="0" w:type="auto"/>
+            <w:tcBorders>
+              <w:top w:val="single" w:sz="6" w:space="0" w:color="DADDE1"/>
+              <w:left w:val="single" w:sz="6" w:space="0" w:color="DADDE1"/>
+              <w:bottom w:val="single" w:sz="6" w:space="0" w:color="DADDE1"/>
+              <w:right w:val="single" w:sz="6" w:space="0" w:color="DADDE1"/>
+            </w:tcBorders>
+            <w:tcMar>
+              <w:top w:w="180" w:type="dxa"/>
+              <w:left w:w="180" w:type="dxa"/>
+              <w:bottom w:w="180" w:type="dxa"/>
+              <w:right w:w="180" w:type="dxa"/>
+            </w:tcMar>
+            <w:vAlign w:val="center"/>
+            <w:hideMark/>
+          </w:tcPr>
+          <w:p>
+            <w:pPr>
+              <w:rPr>
+                <w:sz w:val="24"/>
+                <w:szCs w:val="24"/>
+              </w:rPr>
+            </w:pPr>
+            <w:hyperlink r:id="rId38" w:anchor="locator-assertions-to-have-screenshot-1" w:history="1">
+              <w:r>
+                <w:rPr>
+                  <w:rStyle w:val="Hyperlink"/>
+                  <w:sz w:val="24"/>
+                  <w:szCs w:val="24"/>
+                </w:rPr>
+                <w:t>await expect(locator).</w:t>
+              </w:r>
+              <w:proofErr w:type="spellStart"/>
+              <w:r>
+                <w:rPr>
+                  <w:rStyle w:val="Hyperlink"/>
+                  <w:sz w:val="24"/>
+                  <w:szCs w:val="24"/>
+                </w:rPr>
+                <w:t>toHaveScreenshot</w:t>
+              </w:r>
+              <w:proofErr w:type="spellEnd"/>
+              <w:r>
+                <w:rPr>
+                  <w:rStyle w:val="Hyperlink"/>
+                  <w:sz w:val="24"/>
+                  <w:szCs w:val="24"/>
+                </w:rPr>
+                <w:t>()</w:t>
+              </w:r>
+            </w:hyperlink>
+          </w:p>
+        </w:tc>
+        <w:tc>
+          <w:tcPr>
+            <w:tcW w:w="0" w:type="auto"/>
+            <w:tcBorders>
+              <w:top w:val="single" w:sz="6" w:space="0" w:color="DADDE1"/>
+              <w:left w:val="single" w:sz="6" w:space="0" w:color="DADDE1"/>
+              <w:bottom w:val="single" w:sz="6" w:space="0" w:color="DADDE1"/>
+              <w:right w:val="single" w:sz="6" w:space="0" w:color="DADDE1"/>
+            </w:tcBorders>
+            <w:tcMar>
+              <w:top w:w="180" w:type="dxa"/>
+              <w:left w:w="180" w:type="dxa"/>
+              <w:bottom w:w="180" w:type="dxa"/>
+              <w:right w:w="180" w:type="dxa"/>
+            </w:tcMar>
+            <w:vAlign w:val="center"/>
+            <w:hideMark/>
+          </w:tcPr>
+          <w:p>
+            <w:pPr>
+              <w:rPr>
+                <w:sz w:val="24"/>
+                <w:szCs w:val="24"/>
+              </w:rPr>
+            </w:pPr>
+            <w:r>
+              <w:rPr>
+                <w:sz w:val="24"/>
+                <w:szCs w:val="24"/>
+              </w:rPr>
+              <w:t>Element has a screenshot</w:t>
+            </w:r>
+          </w:p>
+        </w:tc>
+      </w:tr>
+      <w:tr>
+        <w:tc>
+          <w:tcPr>
+            <w:tcW w:w="0" w:type="auto"/>
+            <w:tcBorders>
+              <w:top w:val="single" w:sz="6" w:space="0" w:color="DADDE1"/>
+              <w:left w:val="single" w:sz="6" w:space="0" w:color="DADDE1"/>
+              <w:bottom w:val="single" w:sz="6" w:space="0" w:color="DADDE1"/>
+              <w:right w:val="single" w:sz="6" w:space="0" w:color="DADDE1"/>
+            </w:tcBorders>
+            <w:tcMar>
+              <w:top w:w="180" w:type="dxa"/>
+              <w:left w:w="180" w:type="dxa"/>
+              <w:bottom w:w="180" w:type="dxa"/>
+              <w:right w:w="180" w:type="dxa"/>
+            </w:tcMar>
+            <w:vAlign w:val="center"/>
+            <w:hideMark/>
+          </w:tcPr>
+          <w:p>
+            <w:pPr>
+              <w:rPr>
+                <w:sz w:val="24"/>
+                <w:szCs w:val="24"/>
+              </w:rPr>
+            </w:pPr>
+            <w:hyperlink r:id="rId39" w:anchor="locator-assertions-to-have-text" w:history="1">
+              <w:r>
+                <w:rPr>
+                  <w:rStyle w:val="Hyperlink"/>
+                  <w:sz w:val="24"/>
+                  <w:szCs w:val="24"/>
+                </w:rPr>
+                <w:t>await expect(locator).</w:t>
+              </w:r>
+              <w:proofErr w:type="spellStart"/>
+              <w:r>
+                <w:rPr>
+                  <w:rStyle w:val="Hyperlink"/>
+                  <w:sz w:val="24"/>
+                  <w:szCs w:val="24"/>
+                </w:rPr>
+                <w:t>toHaveText</w:t>
+              </w:r>
+              <w:proofErr w:type="spellEnd"/>
+              <w:r>
+                <w:rPr>
+                  <w:rStyle w:val="Hyperlink"/>
+                  <w:sz w:val="24"/>
+                  <w:szCs w:val="24"/>
+                </w:rPr>
+                <w:t>()</w:t>
+              </w:r>
+            </w:hyperlink>
+          </w:p>
+        </w:tc>
+        <w:tc>
+          <w:tcPr>
+            <w:tcW w:w="0" w:type="auto"/>
+            <w:tcBorders>
+              <w:top w:val="single" w:sz="6" w:space="0" w:color="DADDE1"/>
+              <w:left w:val="single" w:sz="6" w:space="0" w:color="DADDE1"/>
+              <w:bottom w:val="single" w:sz="6" w:space="0" w:color="DADDE1"/>
+              <w:right w:val="single" w:sz="6" w:space="0" w:color="DADDE1"/>
+            </w:tcBorders>
+            <w:tcMar>
+              <w:top w:w="180" w:type="dxa"/>
+              <w:left w:w="180" w:type="dxa"/>
+              <w:bottom w:w="180" w:type="dxa"/>
+              <w:right w:w="180" w:type="dxa"/>
+            </w:tcMar>
+            <w:vAlign w:val="center"/>
+            <w:hideMark/>
+          </w:tcPr>
+          <w:p>
+            <w:pPr>
+              <w:rPr>
+                <w:sz w:val="24"/>
+                <w:szCs w:val="24"/>
+              </w:rPr>
+            </w:pPr>
+            <w:r>
+              <w:rPr>
+                <w:sz w:val="24"/>
+                <w:szCs w:val="24"/>
+              </w:rPr>
+              <w:t>Element matches text</w:t>
+            </w:r>
+          </w:p>
+        </w:tc>
+      </w:tr>
+      <w:tr>
+        <w:tc>
+          <w:tcPr>
+            <w:tcW w:w="0" w:type="auto"/>
+            <w:tcBorders>
+              <w:top w:val="single" w:sz="6" w:space="0" w:color="DADDE1"/>
+              <w:left w:val="single" w:sz="6" w:space="0" w:color="DADDE1"/>
+              <w:bottom w:val="single" w:sz="6" w:space="0" w:color="DADDE1"/>
+              <w:right w:val="single" w:sz="6" w:space="0" w:color="DADDE1"/>
+            </w:tcBorders>
+            <w:tcMar>
+              <w:top w:w="180" w:type="dxa"/>
+              <w:left w:w="180" w:type="dxa"/>
+              <w:bottom w:w="180" w:type="dxa"/>
+              <w:right w:w="180" w:type="dxa"/>
+            </w:tcMar>
+            <w:vAlign w:val="center"/>
+            <w:hideMark/>
+          </w:tcPr>
+          <w:p>
+            <w:pPr>
+              <w:rPr>
+                <w:sz w:val="24"/>
+                <w:szCs w:val="24"/>
+              </w:rPr>
+            </w:pPr>
+            <w:hyperlink r:id="rId40" w:anchor="locator-assertions-to-have-value" w:history="1">
+              <w:r>
+                <w:rPr>
+                  <w:rStyle w:val="Hyperlink"/>
+                  <w:sz w:val="24"/>
+                  <w:szCs w:val="24"/>
+                </w:rPr>
+                <w:t>await expect(locator).</w:t>
+              </w:r>
+              <w:proofErr w:type="spellStart"/>
+              <w:r>
+                <w:rPr>
+                  <w:rStyle w:val="Hyperlink"/>
+                  <w:sz w:val="24"/>
+                  <w:szCs w:val="24"/>
+                </w:rPr>
+                <w:t>toHaveValue</w:t>
+              </w:r>
+              <w:proofErr w:type="spellEnd"/>
+              <w:r>
+                <w:rPr>
+                  <w:rStyle w:val="Hyperlink"/>
+                  <w:sz w:val="24"/>
+                  <w:szCs w:val="24"/>
+                </w:rPr>
+                <w:t>()</w:t>
+              </w:r>
+            </w:hyperlink>
+          </w:p>
+        </w:tc>
+        <w:tc>
+          <w:tcPr>
+            <w:tcW w:w="0" w:type="auto"/>
+            <w:tcBorders>
+              <w:top w:val="single" w:sz="6" w:space="0" w:color="DADDE1"/>
+              <w:left w:val="single" w:sz="6" w:space="0" w:color="DADDE1"/>
+              <w:bottom w:val="single" w:sz="6" w:space="0" w:color="DADDE1"/>
+              <w:right w:val="single" w:sz="6" w:space="0" w:color="DADDE1"/>
+            </w:tcBorders>
+            <w:tcMar>
+              <w:top w:w="180" w:type="dxa"/>
+              <w:left w:w="180" w:type="dxa"/>
+              <w:bottom w:w="180" w:type="dxa"/>
+              <w:right w:w="180" w:type="dxa"/>
+            </w:tcMar>
+            <w:vAlign w:val="center"/>
+            <w:hideMark/>
+          </w:tcPr>
+          <w:p>
+            <w:pPr>
+              <w:rPr>
+                <w:sz w:val="24"/>
+                <w:szCs w:val="24"/>
+              </w:rPr>
+            </w:pPr>
+            <w:r>
+              <w:rPr>
+                <w:sz w:val="24"/>
+                <w:szCs w:val="24"/>
+              </w:rPr>
+              <w:t>Input has a value</w:t>
+            </w:r>
+          </w:p>
+        </w:tc>
+      </w:tr>
+      <w:tr>
+        <w:tc>
+          <w:tcPr>
+            <w:tcW w:w="0" w:type="auto"/>
+            <w:tcBorders>
+              <w:top w:val="single" w:sz="6" w:space="0" w:color="DADDE1"/>
+              <w:left w:val="single" w:sz="6" w:space="0" w:color="DADDE1"/>
+              <w:bottom w:val="single" w:sz="6" w:space="0" w:color="DADDE1"/>
+              <w:right w:val="single" w:sz="6" w:space="0" w:color="DADDE1"/>
+            </w:tcBorders>
+            <w:tcMar>
+              <w:top w:w="180" w:type="dxa"/>
+              <w:left w:w="180" w:type="dxa"/>
+              <w:bottom w:w="180" w:type="dxa"/>
+              <w:right w:w="180" w:type="dxa"/>
+            </w:tcMar>
+            <w:vAlign w:val="center"/>
+            <w:hideMark/>
+          </w:tcPr>
+          <w:p>
+            <w:pPr>
+              <w:rPr>
+                <w:sz w:val="24"/>
+                <w:szCs w:val="24"/>
+              </w:rPr>
+            </w:pPr>
+            <w:hyperlink r:id="rId41" w:anchor="locator-assertions-to-have-values" w:history="1">
+              <w:r>
+                <w:rPr>
+                  <w:rStyle w:val="Hyperlink"/>
+                  <w:sz w:val="24"/>
+                  <w:szCs w:val="24"/>
+                </w:rPr>
+                <w:t>await expect(locator).</w:t>
+              </w:r>
+              <w:proofErr w:type="spellStart"/>
+              <w:r>
+                <w:rPr>
+                  <w:rStyle w:val="Hyperlink"/>
+                  <w:sz w:val="24"/>
+                  <w:szCs w:val="24"/>
+                </w:rPr>
+                <w:t>toHaveValues</w:t>
+              </w:r>
+              <w:proofErr w:type="spellEnd"/>
+              <w:r>
+                <w:rPr>
+                  <w:rStyle w:val="Hyperlink"/>
+                  <w:sz w:val="24"/>
+                  <w:szCs w:val="24"/>
+                </w:rPr>
+                <w:t>()</w:t>
+              </w:r>
+            </w:hyperlink>
+          </w:p>
+        </w:tc>
+        <w:tc>
+          <w:tcPr>
+            <w:tcW w:w="0" w:type="auto"/>
+            <w:tcBorders>
+              <w:top w:val="single" w:sz="6" w:space="0" w:color="DADDE1"/>
+              <w:left w:val="single" w:sz="6" w:space="0" w:color="DADDE1"/>
+              <w:bottom w:val="single" w:sz="6" w:space="0" w:color="DADDE1"/>
+              <w:right w:val="single" w:sz="6" w:space="0" w:color="DADDE1"/>
+            </w:tcBorders>
+            <w:tcMar>
+              <w:top w:w="180" w:type="dxa"/>
+              <w:left w:w="180" w:type="dxa"/>
+              <w:bottom w:w="180" w:type="dxa"/>
+              <w:right w:w="180" w:type="dxa"/>
+            </w:tcMar>
+            <w:vAlign w:val="center"/>
+            <w:hideMark/>
+          </w:tcPr>
+          <w:p>
+            <w:pPr>
+              <w:rPr>
+                <w:sz w:val="24"/>
+                <w:szCs w:val="24"/>
+              </w:rPr>
+            </w:pPr>
+            <w:r>
+              <w:rPr>
+                <w:sz w:val="24"/>
+                <w:szCs w:val="24"/>
+              </w:rPr>
+              <w:t>Select has options selected</w:t>
+            </w:r>
+          </w:p>
+        </w:tc>
+      </w:tr>
+      <w:tr>
+        <w:tc>
+          <w:tcPr>
+            <w:tcW w:w="0" w:type="auto"/>
+            <w:tcBorders>
+              <w:top w:val="single" w:sz="6" w:space="0" w:color="DADDE1"/>
+              <w:left w:val="single" w:sz="6" w:space="0" w:color="DADDE1"/>
+              <w:bottom w:val="single" w:sz="6" w:space="0" w:color="DADDE1"/>
+              <w:right w:val="single" w:sz="6" w:space="0" w:color="DADDE1"/>
+            </w:tcBorders>
+            <w:tcMar>
+              <w:top w:w="180" w:type="dxa"/>
+              <w:left w:w="180" w:type="dxa"/>
+              <w:bottom w:w="180" w:type="dxa"/>
+              <w:right w:w="180" w:type="dxa"/>
+            </w:tcMar>
+            <w:vAlign w:val="center"/>
+            <w:hideMark/>
+          </w:tcPr>
+          <w:p>
+            <w:pPr>
+              <w:rPr>
+                <w:sz w:val="24"/>
+                <w:szCs w:val="24"/>
+              </w:rPr>
+            </w:pPr>
+            <w:hyperlink r:id="rId42" w:anchor="locator-assertions-to-match-aria-snapshot" w:history="1">
+              <w:r>
+                <w:rPr>
+                  <w:rStyle w:val="Hyperlink"/>
+                  <w:sz w:val="24"/>
+                  <w:szCs w:val="24"/>
+                </w:rPr>
+                <w:t>await expect(locator).</w:t>
+              </w:r>
+              <w:proofErr w:type="spellStart"/>
+              <w:r>
+                <w:rPr>
+                  <w:rStyle w:val="Hyperlink"/>
+                  <w:sz w:val="24"/>
+                  <w:szCs w:val="24"/>
+                </w:rPr>
+                <w:t>toMatchAriaSnapshot</w:t>
+              </w:r>
+              <w:proofErr w:type="spellEnd"/>
+              <w:r>
+                <w:rPr>
+                  <w:rStyle w:val="Hyperlink"/>
+                  <w:sz w:val="24"/>
+                  <w:szCs w:val="24"/>
+                </w:rPr>
+                <w:t>()</w:t>
+              </w:r>
+            </w:hyperlink>
+          </w:p>
+        </w:tc>
+        <w:tc>
+          <w:tcPr>
+            <w:tcW w:w="0" w:type="auto"/>
+            <w:tcBorders>
+              <w:top w:val="single" w:sz="6" w:space="0" w:color="DADDE1"/>
+              <w:left w:val="single" w:sz="6" w:space="0" w:color="DADDE1"/>
+              <w:bottom w:val="single" w:sz="6" w:space="0" w:color="DADDE1"/>
+              <w:right w:val="single" w:sz="6" w:space="0" w:color="DADDE1"/>
+            </w:tcBorders>
+            <w:tcMar>
+              <w:top w:w="180" w:type="dxa"/>
+              <w:left w:w="180" w:type="dxa"/>
+              <w:bottom w:w="180" w:type="dxa"/>
+              <w:right w:w="180" w:type="dxa"/>
+            </w:tcMar>
+            <w:vAlign w:val="center"/>
+            <w:hideMark/>
+          </w:tcPr>
+          <w:p>
+            <w:pPr>
+              <w:rPr>
+                <w:sz w:val="24"/>
+                <w:szCs w:val="24"/>
+              </w:rPr>
+            </w:pPr>
+            <w:r>
+              <w:rPr>
+                <w:sz w:val="24"/>
+                <w:szCs w:val="24"/>
+              </w:rPr>
+              <w:t>Element matches the Aria snapshot</w:t>
+            </w:r>
+          </w:p>
+        </w:tc>
+      </w:tr>
+      <w:tr>
+        <w:tc>
+          <w:tcPr>
+            <w:tcW w:w="0" w:type="auto"/>
+            <w:tcBorders>
+              <w:top w:val="single" w:sz="6" w:space="0" w:color="DADDE1"/>
+              <w:left w:val="single" w:sz="6" w:space="0" w:color="DADDE1"/>
+              <w:bottom w:val="single" w:sz="6" w:space="0" w:color="DADDE1"/>
+              <w:right w:val="single" w:sz="6" w:space="0" w:color="DADDE1"/>
+            </w:tcBorders>
+            <w:tcMar>
+              <w:top w:w="180" w:type="dxa"/>
+              <w:left w:w="180" w:type="dxa"/>
+              <w:bottom w:w="180" w:type="dxa"/>
+              <w:right w:w="180" w:type="dxa"/>
+            </w:tcMar>
+            <w:vAlign w:val="center"/>
+            <w:hideMark/>
+          </w:tcPr>
+          <w:p>
+            <w:pPr>
+              <w:rPr>
+                <w:sz w:val="24"/>
+                <w:szCs w:val="24"/>
+              </w:rPr>
+            </w:pPr>
+            <w:hyperlink r:id="rId43" w:anchor="page-assertions-to-match-aria-snapshot" w:history="1">
+              <w:r>
+                <w:rPr>
+                  <w:rStyle w:val="Hyperlink"/>
+                  <w:sz w:val="24"/>
+                  <w:szCs w:val="24"/>
+                </w:rPr>
+                <w:t>await expect(page).</w:t>
+              </w:r>
+              <w:proofErr w:type="spellStart"/>
+              <w:r>
+                <w:rPr>
+                  <w:rStyle w:val="Hyperlink"/>
+                  <w:sz w:val="24"/>
+                  <w:szCs w:val="24"/>
+                </w:rPr>
+                <w:t>toMatchAriaSnapshot</w:t>
+              </w:r>
+              <w:proofErr w:type="spellEnd"/>
+              <w:r>
+                <w:rPr>
+                  <w:rStyle w:val="Hyperlink"/>
+                  <w:sz w:val="24"/>
+                  <w:szCs w:val="24"/>
+                </w:rPr>
+                <w:t>()</w:t>
+              </w:r>
+            </w:hyperlink>
+          </w:p>
+        </w:tc>
+        <w:tc>
+          <w:tcPr>
+            <w:tcW w:w="0" w:type="auto"/>
+            <w:tcBorders>
+              <w:top w:val="single" w:sz="6" w:space="0" w:color="DADDE1"/>
+              <w:left w:val="single" w:sz="6" w:space="0" w:color="DADDE1"/>
+              <w:bottom w:val="single" w:sz="6" w:space="0" w:color="DADDE1"/>
+              <w:right w:val="single" w:sz="6" w:space="0" w:color="DADDE1"/>
+            </w:tcBorders>
+            <w:tcMar>
+              <w:top w:w="180" w:type="dxa"/>
+              <w:left w:w="180" w:type="dxa"/>
+              <w:bottom w:w="180" w:type="dxa"/>
+              <w:right w:w="180" w:type="dxa"/>
+            </w:tcMar>
+            <w:vAlign w:val="center"/>
+            <w:hideMark/>
+          </w:tcPr>
+          <w:p>
+            <w:pPr>
+              <w:rPr>
+                <w:sz w:val="24"/>
+                <w:szCs w:val="24"/>
+              </w:rPr>
+            </w:pPr>
+            <w:r>
+              <w:rPr>
+                <w:sz w:val="24"/>
+                <w:szCs w:val="24"/>
+              </w:rPr>
+              <w:t>Page matches the Aria snapshot</w:t>
+            </w:r>
+          </w:p>
+        </w:tc>
+      </w:tr>
+      <w:tr>
+        <w:tc>
+          <w:tcPr>
+            <w:tcW w:w="0" w:type="auto"/>
+            <w:tcBorders>
+              <w:top w:val="single" w:sz="6" w:space="0" w:color="DADDE1"/>
+              <w:left w:val="single" w:sz="6" w:space="0" w:color="DADDE1"/>
+              <w:bottom w:val="single" w:sz="6" w:space="0" w:color="DADDE1"/>
+              <w:right w:val="single" w:sz="6" w:space="0" w:color="DADDE1"/>
+            </w:tcBorders>
+            <w:tcMar>
+              <w:top w:w="180" w:type="dxa"/>
+              <w:left w:w="180" w:type="dxa"/>
+              <w:bottom w:w="180" w:type="dxa"/>
+              <w:right w:w="180" w:type="dxa"/>
+            </w:tcMar>
+            <w:vAlign w:val="center"/>
+            <w:hideMark/>
+          </w:tcPr>
+          <w:p>
+            <w:pPr>
+              <w:rPr>
+                <w:sz w:val="24"/>
+                <w:szCs w:val="24"/>
+              </w:rPr>
+            </w:pPr>
+            <w:hyperlink r:id="rId44" w:anchor="page-assertions-to-have-screenshot-1" w:history="1">
+              <w:r>
+                <w:rPr>
+                  <w:rStyle w:val="Hyperlink"/>
+                  <w:sz w:val="24"/>
+                  <w:szCs w:val="24"/>
+                </w:rPr>
+                <w:t>await expect(page).</w:t>
+              </w:r>
+              <w:proofErr w:type="spellStart"/>
+              <w:r>
+                <w:rPr>
+                  <w:rStyle w:val="Hyperlink"/>
+                  <w:sz w:val="24"/>
+                  <w:szCs w:val="24"/>
+                </w:rPr>
+                <w:t>toHaveScreenshot</w:t>
+              </w:r>
+              <w:proofErr w:type="spellEnd"/>
+              <w:r>
+                <w:rPr>
+                  <w:rStyle w:val="Hyperlink"/>
+                  <w:sz w:val="24"/>
+                  <w:szCs w:val="24"/>
+                </w:rPr>
+                <w:t>()</w:t>
+              </w:r>
+            </w:hyperlink>
+          </w:p>
+        </w:tc>
+        <w:tc>
+          <w:tcPr>
+            <w:tcW w:w="0" w:type="auto"/>
+            <w:tcBorders>
+              <w:top w:val="single" w:sz="6" w:space="0" w:color="DADDE1"/>
+              <w:left w:val="single" w:sz="6" w:space="0" w:color="DADDE1"/>
+              <w:bottom w:val="single" w:sz="6" w:space="0" w:color="DADDE1"/>
+              <w:right w:val="single" w:sz="6" w:space="0" w:color="DADDE1"/>
+            </w:tcBorders>
+            <w:tcMar>
+              <w:top w:w="180" w:type="dxa"/>
+              <w:left w:w="180" w:type="dxa"/>
+              <w:bottom w:w="180" w:type="dxa"/>
+              <w:right w:w="180" w:type="dxa"/>
+            </w:tcMar>
+            <w:vAlign w:val="center"/>
+            <w:hideMark/>
+          </w:tcPr>
+          <w:p>
+            <w:pPr>
+              <w:rPr>
+                <w:sz w:val="24"/>
+                <w:szCs w:val="24"/>
+              </w:rPr>
+            </w:pPr>
+            <w:r>
+              <w:rPr>
+                <w:sz w:val="24"/>
+                <w:szCs w:val="24"/>
+              </w:rPr>
+              <w:t>Page has a screenshot</w:t>
+            </w:r>
+          </w:p>
+        </w:tc>
+      </w:tr>
+      <w:tr>
+        <w:tc>
+          <w:tcPr>
+            <w:tcW w:w="0" w:type="auto"/>
+            <w:tcBorders>
+              <w:top w:val="single" w:sz="6" w:space="0" w:color="DADDE1"/>
+              <w:left w:val="single" w:sz="6" w:space="0" w:color="DADDE1"/>
+              <w:bottom w:val="single" w:sz="6" w:space="0" w:color="DADDE1"/>
+              <w:right w:val="single" w:sz="6" w:space="0" w:color="DADDE1"/>
+            </w:tcBorders>
+            <w:tcMar>
+              <w:top w:w="180" w:type="dxa"/>
+              <w:left w:w="180" w:type="dxa"/>
+              <w:bottom w:w="180" w:type="dxa"/>
+              <w:right w:w="180" w:type="dxa"/>
+            </w:tcMar>
+            <w:vAlign w:val="center"/>
+            <w:hideMark/>
+          </w:tcPr>
+          <w:p>
+            <w:pPr>
+              <w:rPr>
+                <w:sz w:val="24"/>
+                <w:szCs w:val="24"/>
+              </w:rPr>
+            </w:pPr>
+            <w:hyperlink r:id="rId45" w:anchor="page-assertions-to-have-title" w:history="1">
+              <w:r>
+                <w:rPr>
+                  <w:rStyle w:val="Hyperlink"/>
+                  <w:sz w:val="24"/>
+                  <w:szCs w:val="24"/>
+                </w:rPr>
+                <w:t>await expect(page).</w:t>
+              </w:r>
+              <w:proofErr w:type="spellStart"/>
+              <w:r>
+                <w:rPr>
+                  <w:rStyle w:val="Hyperlink"/>
+                  <w:sz w:val="24"/>
+                  <w:szCs w:val="24"/>
+                </w:rPr>
+                <w:t>toHaveTitle</w:t>
+              </w:r>
+              <w:proofErr w:type="spellEnd"/>
+              <w:r>
+                <w:rPr>
+                  <w:rStyle w:val="Hyperlink"/>
+                  <w:sz w:val="24"/>
+                  <w:szCs w:val="24"/>
+                </w:rPr>
+                <w:t>()</w:t>
+              </w:r>
+            </w:hyperlink>
+          </w:p>
+        </w:tc>
+        <w:tc>
+          <w:tcPr>
+            <w:tcW w:w="0" w:type="auto"/>
+            <w:tcBorders>
+              <w:top w:val="single" w:sz="6" w:space="0" w:color="DADDE1"/>
+              <w:left w:val="single" w:sz="6" w:space="0" w:color="DADDE1"/>
+              <w:bottom w:val="single" w:sz="6" w:space="0" w:color="DADDE1"/>
+              <w:right w:val="single" w:sz="6" w:space="0" w:color="DADDE1"/>
+            </w:tcBorders>
+            <w:tcMar>
+              <w:top w:w="180" w:type="dxa"/>
+              <w:left w:w="180" w:type="dxa"/>
+              <w:bottom w:w="180" w:type="dxa"/>
+              <w:right w:w="180" w:type="dxa"/>
+            </w:tcMar>
+            <w:vAlign w:val="center"/>
+            <w:hideMark/>
+          </w:tcPr>
+          <w:p>
+            <w:pPr>
+              <w:rPr>
+                <w:sz w:val="24"/>
+                <w:szCs w:val="24"/>
+              </w:rPr>
+            </w:pPr>
+            <w:r>
+              <w:rPr>
+                <w:sz w:val="24"/>
+                <w:szCs w:val="24"/>
+              </w:rPr>
+              <w:t>Page has a title</w:t>
+            </w:r>
+          </w:p>
+        </w:tc>
+      </w:tr>
+      <w:tr>
+        <w:tc>
+          <w:tcPr>
+            <w:tcW w:w="0" w:type="auto"/>
+            <w:tcBorders>
+              <w:top w:val="single" w:sz="6" w:space="0" w:color="DADDE1"/>
+              <w:left w:val="single" w:sz="6" w:space="0" w:color="DADDE1"/>
+              <w:bottom w:val="single" w:sz="6" w:space="0" w:color="DADDE1"/>
+              <w:right w:val="single" w:sz="6" w:space="0" w:color="DADDE1"/>
+            </w:tcBorders>
+            <w:tcMar>
+              <w:top w:w="180" w:type="dxa"/>
+              <w:left w:w="180" w:type="dxa"/>
+              <w:bottom w:w="180" w:type="dxa"/>
+              <w:right w:w="180" w:type="dxa"/>
+            </w:tcMar>
+            <w:vAlign w:val="center"/>
+            <w:hideMark/>
+          </w:tcPr>
+          <w:p>
+            <w:pPr>
+              <w:rPr>
+                <w:sz w:val="24"/>
+                <w:szCs w:val="24"/>
+              </w:rPr>
+            </w:pPr>
+            <w:hyperlink r:id="rId46" w:anchor="page-assertions-to-have-url" w:history="1">
+              <w:r>
+                <w:rPr>
+                  <w:rStyle w:val="Hyperlink"/>
+                  <w:sz w:val="24"/>
+                  <w:szCs w:val="24"/>
+                </w:rPr>
+                <w:t>await expect(page).</w:t>
+              </w:r>
+              <w:proofErr w:type="spellStart"/>
+              <w:r>
+                <w:rPr>
+                  <w:rStyle w:val="Hyperlink"/>
+                  <w:sz w:val="24"/>
+                  <w:szCs w:val="24"/>
+                </w:rPr>
+                <w:t>toHaveURL</w:t>
+              </w:r>
+              <w:proofErr w:type="spellEnd"/>
+              <w:r>
+                <w:rPr>
+                  <w:rStyle w:val="Hyperlink"/>
+                  <w:sz w:val="24"/>
+                  <w:szCs w:val="24"/>
+                </w:rPr>
+                <w:t>()</w:t>
+              </w:r>
+            </w:hyperlink>
+          </w:p>
+        </w:tc>
+        <w:tc>
+          <w:tcPr>
+            <w:tcW w:w="0" w:type="auto"/>
+            <w:tcBorders>
+              <w:top w:val="single" w:sz="6" w:space="0" w:color="DADDE1"/>
+              <w:left w:val="single" w:sz="6" w:space="0" w:color="DADDE1"/>
+              <w:bottom w:val="single" w:sz="6" w:space="0" w:color="DADDE1"/>
+              <w:right w:val="single" w:sz="6" w:space="0" w:color="DADDE1"/>
+            </w:tcBorders>
+            <w:tcMar>
+              <w:top w:w="180" w:type="dxa"/>
+              <w:left w:w="180" w:type="dxa"/>
+              <w:bottom w:w="180" w:type="dxa"/>
+              <w:right w:w="180" w:type="dxa"/>
+            </w:tcMar>
+            <w:vAlign w:val="center"/>
+            <w:hideMark/>
+          </w:tcPr>
+          <w:p>
+            <w:pPr>
+              <w:rPr>
+                <w:sz w:val="24"/>
+                <w:szCs w:val="24"/>
+              </w:rPr>
+            </w:pPr>
+            <w:r>
+              <w:rPr>
+                <w:sz w:val="24"/>
+                <w:szCs w:val="24"/>
+              </w:rPr>
+              <w:t>Page has a URL</w:t>
+            </w:r>
+          </w:p>
+        </w:tc>
+      </w:tr>
+      <w:tr>
+        <w:tc>
+          <w:tcPr>
+            <w:tcW w:w="0" w:type="auto"/>
+            <w:tcBorders>
+              <w:top w:val="single" w:sz="6" w:space="0" w:color="DADDE1"/>
+              <w:left w:val="single" w:sz="6" w:space="0" w:color="DADDE1"/>
+              <w:bottom w:val="single" w:sz="6" w:space="0" w:color="DADDE1"/>
+              <w:right w:val="single" w:sz="6" w:space="0" w:color="DADDE1"/>
+            </w:tcBorders>
+            <w:tcMar>
+              <w:top w:w="180" w:type="dxa"/>
+              <w:left w:w="180" w:type="dxa"/>
+              <w:bottom w:w="180" w:type="dxa"/>
+              <w:right w:w="180" w:type="dxa"/>
+            </w:tcMar>
+            <w:vAlign w:val="center"/>
+            <w:hideMark/>
+          </w:tcPr>
+          <w:p>
+            <w:pPr>
+              <w:rPr>
+                <w:sz w:val="24"/>
+                <w:szCs w:val="24"/>
+              </w:rPr>
+            </w:pPr>
+            <w:hyperlink r:id="rId47" w:anchor="api-response-assertions-to-be-ok" w:history="1">
+              <w:r>
+                <w:rPr>
+                  <w:rStyle w:val="Hyperlink"/>
+                  <w:sz w:val="24"/>
+                  <w:szCs w:val="24"/>
+                </w:rPr>
+                <w:t>await expect(response).</w:t>
+              </w:r>
+              <w:proofErr w:type="spellStart"/>
+              <w:r>
+                <w:rPr>
+                  <w:rStyle w:val="Hyperlink"/>
+                  <w:sz w:val="24"/>
+                  <w:szCs w:val="24"/>
+                </w:rPr>
+                <w:t>toBeOK</w:t>
+              </w:r>
+              <w:proofErr w:type="spellEnd"/>
+              <w:r>
+                <w:rPr>
+                  <w:rStyle w:val="Hyperlink"/>
+                  <w:sz w:val="24"/>
+                  <w:szCs w:val="24"/>
+                </w:rPr>
+                <w:t>()</w:t>
+              </w:r>
+            </w:hyperlink>
+          </w:p>
+        </w:tc>
+        <w:tc>
+          <w:tcPr>
+            <w:tcW w:w="0" w:type="auto"/>
+            <w:tcBorders>
+              <w:top w:val="single" w:sz="6" w:space="0" w:color="DADDE1"/>
+              <w:left w:val="single" w:sz="6" w:space="0" w:color="DADDE1"/>
+              <w:bottom w:val="single" w:sz="6" w:space="0" w:color="DADDE1"/>
+              <w:right w:val="single" w:sz="6" w:space="0" w:color="DADDE1"/>
+            </w:tcBorders>
+            <w:tcMar>
+              <w:top w:w="180" w:type="dxa"/>
+              <w:left w:w="180" w:type="dxa"/>
+              <w:bottom w:w="180" w:type="dxa"/>
+              <w:right w:w="180" w:type="dxa"/>
+            </w:tcMar>
+            <w:vAlign w:val="center"/>
+            <w:hideMark/>
+          </w:tcPr>
+          <w:p>
+            <w:pPr>
+              <w:rPr>
+                <w:sz w:val="24"/>
+                <w:szCs w:val="24"/>
+              </w:rPr>
+            </w:pPr>
+            <w:r>
+              <w:rPr>
+                <w:sz w:val="24"/>
+                <w:szCs w:val="24"/>
+              </w:rPr>
+              <w:t>Response has an OK status</w:t>
+            </w:r>
+          </w:p>
+        </w:tc>
+      </w:tr>
+    </w:tbl>
+    <w:p>
+      <w:pPr>
+        <w:rPr>
+          <w:sz w:val="24"/>
+          <w:szCs w:val="24"/>
+        </w:rPr>
+      </w:pPr>
+    </w:p>
+    <w:p>
+      <w:pPr>
+        <w:rPr>
+          <w:sz w:val="24"/>
+          <w:szCs w:val="24"/>
+        </w:rPr>
+      </w:pPr>
+    </w:p>
+    <w:p>
+      <w:pPr>
+        <w:rPr>
+          <w:b/>
+          <w:bCs/>
+          <w:sz w:val="24"/>
+          <w:szCs w:val="24"/>
+        </w:rPr>
+      </w:pPr>
+      <w:r>
+        <w:rPr>
+          <w:b/>
+          <w:bCs/>
+          <w:sz w:val="24"/>
+          <w:szCs w:val="24"/>
+        </w:rPr>
+        <w:t>Non-retrying assertions</w:t>
+      </w:r>
+    </w:p>
+    <w:p>
+      <w:pPr>
+        <w:rPr>
+          <w:sz w:val="24"/>
+          <w:szCs w:val="24"/>
+        </w:rPr>
+      </w:pPr>
+    </w:p>
+    <w:tbl>
+      <w:tblPr>
+        <w:tblW w:w="0" w:type="auto"/>
+        <w:tblCellMar>
+          <w:top w:w="15" w:type="dxa"/>
+          <w:left w:w="15" w:type="dxa"/>
+          <w:bottom w:w="15" w:type="dxa"/>
+          <w:right w:w="15" w:type="dxa"/>
+        </w:tblCellMar>
+        <w:tblLook w:val="04A0" w:firstRow="1" w:lastRow="0" w:firstColumn="1" w:lastColumn="0" w:noHBand="0" w:noVBand="1"/>
+      </w:tblPr>
+      <w:tblGrid>
+        <w:gridCol w:w="4337"/>
+        <w:gridCol w:w="4673"/>
+      </w:tblGrid>
+      <w:tr>
+        <w:trPr>
+          <w:tblHeader/>
+        </w:trPr>
+        <w:tc>
+          <w:tcPr>
+            <w:tcW w:w="0" w:type="auto"/>
+            <w:tcBorders>
+              <w:top w:val="single" w:sz="6" w:space="0" w:color="DADDE1"/>
+              <w:left w:val="single" w:sz="6" w:space="0" w:color="DADDE1"/>
+              <w:bottom w:val="single" w:sz="6" w:space="0" w:color="DADDE1"/>
+              <w:right w:val="single" w:sz="6" w:space="0" w:color="DADDE1"/>
+            </w:tcBorders>
+            <w:tcMar>
+              <w:top w:w="180" w:type="dxa"/>
+              <w:left w:w="180" w:type="dxa"/>
+              <w:bottom w:w="180" w:type="dxa"/>
+              <w:right w:w="180" w:type="dxa"/>
+            </w:tcMar>
+            <w:vAlign w:val="center"/>
+            <w:hideMark/>
+          </w:tcPr>
+          <w:p>
+            <w:pPr>
+              <w:rPr>
+                <w:b/>
+                <w:bCs/>
+                <w:sz w:val="24"/>
+                <w:szCs w:val="24"/>
+              </w:rPr>
+            </w:pPr>
+            <w:r>
+              <w:rPr>
+                <w:b/>
+                <w:bCs/>
+                <w:sz w:val="24"/>
+                <w:szCs w:val="24"/>
+              </w:rPr>
+              <w:t>Assertion</w:t>
+            </w:r>
+          </w:p>
+        </w:tc>
+        <w:tc>
+          <w:tcPr>
+            <w:tcW w:w="0" w:type="auto"/>
+            <w:tcBorders>
+              <w:top w:val="single" w:sz="6" w:space="0" w:color="DADDE1"/>
+              <w:left w:val="single" w:sz="6" w:space="0" w:color="DADDE1"/>
+              <w:bottom w:val="single" w:sz="6" w:space="0" w:color="DADDE1"/>
+              <w:right w:val="single" w:sz="6" w:space="0" w:color="DADDE1"/>
+            </w:tcBorders>
+            <w:tcMar>
+              <w:top w:w="180" w:type="dxa"/>
+              <w:left w:w="180" w:type="dxa"/>
+              <w:bottom w:w="180" w:type="dxa"/>
+              <w:right w:w="180" w:type="dxa"/>
+            </w:tcMar>
+            <w:vAlign w:val="center"/>
+            <w:hideMark/>
+          </w:tcPr>
+          <w:p>
+            <w:pPr>
+              <w:rPr>
+                <w:b/>
+                <w:bCs/>
+                <w:sz w:val="24"/>
+                <w:szCs w:val="24"/>
+              </w:rPr>
+            </w:pPr>
+            <w:r>
+              <w:rPr>
+                <w:b/>
+                <w:bCs/>
+                <w:sz w:val="24"/>
+                <w:szCs w:val="24"/>
+              </w:rPr>
+              <w:t>Description</w:t>
+            </w:r>
+          </w:p>
+        </w:tc>
+      </w:tr>
+      <w:tr>
+        <w:tc>
+          <w:tcPr>
+            <w:tcW w:w="0" w:type="auto"/>
+            <w:tcBorders>
+              <w:top w:val="single" w:sz="6" w:space="0" w:color="DADDE1"/>
+              <w:left w:val="single" w:sz="6" w:space="0" w:color="DADDE1"/>
+              <w:bottom w:val="single" w:sz="6" w:space="0" w:color="DADDE1"/>
+              <w:right w:val="single" w:sz="6" w:space="0" w:color="DADDE1"/>
+            </w:tcBorders>
+            <w:tcMar>
+              <w:top w:w="180" w:type="dxa"/>
+              <w:left w:w="180" w:type="dxa"/>
+              <w:bottom w:w="180" w:type="dxa"/>
+              <w:right w:w="180" w:type="dxa"/>
+            </w:tcMar>
+            <w:vAlign w:val="center"/>
+            <w:hideMark/>
+          </w:tcPr>
+          <w:p>
+            <w:pPr>
+              <w:rPr>
+                <w:sz w:val="24"/>
+                <w:szCs w:val="24"/>
+              </w:rPr>
+            </w:pPr>
+            <w:hyperlink r:id="rId48" w:anchor="generic-assertions-to-be" w:history="1">
+              <w:r>
+                <w:rPr>
+                  <w:rStyle w:val="Hyperlink"/>
+                  <w:sz w:val="24"/>
+                  <w:szCs w:val="24"/>
+                </w:rPr>
+                <w:t>expect(value).</w:t>
+              </w:r>
+              <w:proofErr w:type="spellStart"/>
+              <w:r>
+                <w:rPr>
+                  <w:rStyle w:val="Hyperlink"/>
+                  <w:sz w:val="24"/>
+                  <w:szCs w:val="24"/>
+                </w:rPr>
+                <w:t>toBe</w:t>
+              </w:r>
+              <w:proofErr w:type="spellEnd"/>
+              <w:r>
+                <w:rPr>
+                  <w:rStyle w:val="Hyperlink"/>
+                  <w:sz w:val="24"/>
+                  <w:szCs w:val="24"/>
+                </w:rPr>
+                <w:t>()</w:t>
+              </w:r>
+            </w:hyperlink>
+          </w:p>
+        </w:tc>
+        <w:tc>
+          <w:tcPr>
+            <w:tcW w:w="0" w:type="auto"/>
+            <w:tcBorders>
+              <w:top w:val="single" w:sz="6" w:space="0" w:color="DADDE1"/>
+              <w:left w:val="single" w:sz="6" w:space="0" w:color="DADDE1"/>
+              <w:bottom w:val="single" w:sz="6" w:space="0" w:color="DADDE1"/>
+              <w:right w:val="single" w:sz="6" w:space="0" w:color="DADDE1"/>
+            </w:tcBorders>
+            <w:tcMar>
+              <w:top w:w="180" w:type="dxa"/>
+              <w:left w:w="180" w:type="dxa"/>
+              <w:bottom w:w="180" w:type="dxa"/>
+              <w:right w:w="180" w:type="dxa"/>
+            </w:tcMar>
+            <w:vAlign w:val="center"/>
+            <w:hideMark/>
+          </w:tcPr>
+          <w:p>
+            <w:pPr>
+              <w:rPr>
+                <w:sz w:val="24"/>
+                <w:szCs w:val="24"/>
+              </w:rPr>
+            </w:pPr>
+            <w:r>
+              <w:rPr>
+                <w:sz w:val="24"/>
+                <w:szCs w:val="24"/>
+              </w:rPr>
+              <w:t>Value is the same</w:t>
+            </w:r>
+          </w:p>
+        </w:tc>
+      </w:tr>
+      <w:tr>
+        <w:tc>
+          <w:tcPr>
+            <w:tcW w:w="0" w:type="auto"/>
+            <w:tcBorders>
+              <w:top w:val="single" w:sz="6" w:space="0" w:color="DADDE1"/>
+              <w:left w:val="single" w:sz="6" w:space="0" w:color="DADDE1"/>
+              <w:bottom w:val="single" w:sz="6" w:space="0" w:color="DADDE1"/>
+              <w:right w:val="single" w:sz="6" w:space="0" w:color="DADDE1"/>
+            </w:tcBorders>
+            <w:tcMar>
+              <w:top w:w="180" w:type="dxa"/>
+              <w:left w:w="180" w:type="dxa"/>
+              <w:bottom w:w="180" w:type="dxa"/>
+              <w:right w:w="180" w:type="dxa"/>
+            </w:tcMar>
+            <w:vAlign w:val="center"/>
+            <w:hideMark/>
+          </w:tcPr>
+          <w:p>
+            <w:pPr>
+              <w:rPr>
+                <w:sz w:val="24"/>
+                <w:szCs w:val="24"/>
+              </w:rPr>
+            </w:pPr>
+            <w:hyperlink r:id="rId49" w:anchor="generic-assertions-to-be-close-to" w:history="1">
+              <w:r>
+                <w:rPr>
+                  <w:rStyle w:val="Hyperlink"/>
+                  <w:sz w:val="24"/>
+                  <w:szCs w:val="24"/>
+                </w:rPr>
+                <w:t>expect(value).</w:t>
+              </w:r>
+              <w:proofErr w:type="spellStart"/>
+              <w:r>
+                <w:rPr>
+                  <w:rStyle w:val="Hyperlink"/>
+                  <w:sz w:val="24"/>
+                  <w:szCs w:val="24"/>
+                </w:rPr>
+                <w:t>toBeCloseTo</w:t>
+              </w:r>
+              <w:proofErr w:type="spellEnd"/>
+              <w:r>
+                <w:rPr>
+                  <w:rStyle w:val="Hyperlink"/>
+                  <w:sz w:val="24"/>
+                  <w:szCs w:val="24"/>
+                </w:rPr>
+                <w:t>()</w:t>
+              </w:r>
+            </w:hyperlink>
+          </w:p>
+        </w:tc>
+        <w:tc>
+          <w:tcPr>
+            <w:tcW w:w="0" w:type="auto"/>
+            <w:tcBorders>
+              <w:top w:val="single" w:sz="6" w:space="0" w:color="DADDE1"/>
+              <w:left w:val="single" w:sz="6" w:space="0" w:color="DADDE1"/>
+              <w:bottom w:val="single" w:sz="6" w:space="0" w:color="DADDE1"/>
+              <w:right w:val="single" w:sz="6" w:space="0" w:color="DADDE1"/>
+            </w:tcBorders>
+            <w:tcMar>
+              <w:top w:w="180" w:type="dxa"/>
+              <w:left w:w="180" w:type="dxa"/>
+              <w:bottom w:w="180" w:type="dxa"/>
+              <w:right w:w="180" w:type="dxa"/>
+            </w:tcMar>
+            <w:vAlign w:val="center"/>
+            <w:hideMark/>
+          </w:tcPr>
+          <w:p>
+            <w:pPr>
+              <w:rPr>
+                <w:sz w:val="24"/>
+                <w:szCs w:val="24"/>
+              </w:rPr>
+            </w:pPr>
+            <w:r>
+              <w:rPr>
+                <w:sz w:val="24"/>
+                <w:szCs w:val="24"/>
+              </w:rPr>
+              <w:t>Number is approximately equal</w:t>
+            </w:r>
+          </w:p>
+        </w:tc>
+      </w:tr>
+      <w:tr>
+        <w:tc>
+          <w:tcPr>
+            <w:tcW w:w="0" w:type="auto"/>
+            <w:tcBorders>
+              <w:top w:val="single" w:sz="6" w:space="0" w:color="DADDE1"/>
+              <w:left w:val="single" w:sz="6" w:space="0" w:color="DADDE1"/>
+              <w:bottom w:val="single" w:sz="6" w:space="0" w:color="DADDE1"/>
+              <w:right w:val="single" w:sz="6" w:space="0" w:color="DADDE1"/>
+            </w:tcBorders>
+            <w:tcMar>
+              <w:top w:w="180" w:type="dxa"/>
+              <w:left w:w="180" w:type="dxa"/>
+              <w:bottom w:w="180" w:type="dxa"/>
+              <w:right w:w="180" w:type="dxa"/>
+            </w:tcMar>
+            <w:vAlign w:val="center"/>
+            <w:hideMark/>
+          </w:tcPr>
+          <w:p>
+            <w:pPr>
+              <w:rPr>
+                <w:sz w:val="24"/>
+                <w:szCs w:val="24"/>
+              </w:rPr>
+            </w:pPr>
+            <w:hyperlink r:id="rId50" w:anchor="generic-assertions-to-be-defined" w:history="1">
+              <w:r>
+                <w:rPr>
+                  <w:rStyle w:val="Hyperlink"/>
+                  <w:sz w:val="24"/>
+                  <w:szCs w:val="24"/>
+                </w:rPr>
+                <w:t>expect(value).</w:t>
+              </w:r>
+              <w:proofErr w:type="spellStart"/>
+              <w:r>
+                <w:rPr>
+                  <w:rStyle w:val="Hyperlink"/>
+                  <w:sz w:val="24"/>
+                  <w:szCs w:val="24"/>
+                </w:rPr>
+                <w:t>toBeDefined</w:t>
+              </w:r>
+              <w:proofErr w:type="spellEnd"/>
+              <w:r>
+                <w:rPr>
+                  <w:rStyle w:val="Hyperlink"/>
+                  <w:sz w:val="24"/>
+                  <w:szCs w:val="24"/>
+                </w:rPr>
+                <w:t>()</w:t>
+              </w:r>
+            </w:hyperlink>
+          </w:p>
+        </w:tc>
+        <w:tc>
+          <w:tcPr>
+            <w:tcW w:w="0" w:type="auto"/>
+            <w:tcBorders>
+              <w:top w:val="single" w:sz="6" w:space="0" w:color="DADDE1"/>
+              <w:left w:val="single" w:sz="6" w:space="0" w:color="DADDE1"/>
+              <w:bottom w:val="single" w:sz="6" w:space="0" w:color="DADDE1"/>
+              <w:right w:val="single" w:sz="6" w:space="0" w:color="DADDE1"/>
+            </w:tcBorders>
+            <w:tcMar>
+              <w:top w:w="180" w:type="dxa"/>
+              <w:left w:w="180" w:type="dxa"/>
+              <w:bottom w:w="180" w:type="dxa"/>
+              <w:right w:w="180" w:type="dxa"/>
+            </w:tcMar>
+            <w:vAlign w:val="center"/>
+            <w:hideMark/>
+          </w:tcPr>
+          <w:p>
+            <w:pPr>
+              <w:rPr>
+                <w:sz w:val="24"/>
+                <w:szCs w:val="24"/>
+              </w:rPr>
+            </w:pPr>
+            <w:r>
+              <w:rPr>
+                <w:sz w:val="24"/>
+                <w:szCs w:val="24"/>
+              </w:rPr>
+              <w:t>Value is not undefined</w:t>
+            </w:r>
+          </w:p>
+        </w:tc>
+      </w:tr>
+      <w:tr>
+        <w:tc>
+          <w:tcPr>
+            <w:tcW w:w="0" w:type="auto"/>
+            <w:tcBorders>
+              <w:top w:val="single" w:sz="6" w:space="0" w:color="DADDE1"/>
+              <w:left w:val="single" w:sz="6" w:space="0" w:color="DADDE1"/>
+              <w:bottom w:val="single" w:sz="6" w:space="0" w:color="DADDE1"/>
+              <w:right w:val="single" w:sz="6" w:space="0" w:color="DADDE1"/>
+            </w:tcBorders>
+            <w:tcMar>
+              <w:top w:w="180" w:type="dxa"/>
+              <w:left w:w="180" w:type="dxa"/>
+              <w:bottom w:w="180" w:type="dxa"/>
+              <w:right w:w="180" w:type="dxa"/>
+            </w:tcMar>
+            <w:vAlign w:val="center"/>
+            <w:hideMark/>
+          </w:tcPr>
+          <w:p>
+            <w:pPr>
+              <w:rPr>
+                <w:sz w:val="24"/>
+                <w:szCs w:val="24"/>
+              </w:rPr>
+            </w:pPr>
+            <w:hyperlink r:id="rId51" w:anchor="generic-assertions-to-be-falsy" w:history="1">
+              <w:r>
+                <w:rPr>
+                  <w:rStyle w:val="Hyperlink"/>
+                  <w:sz w:val="24"/>
+                  <w:szCs w:val="24"/>
+                </w:rPr>
+                <w:t>expect(value).</w:t>
+              </w:r>
+              <w:proofErr w:type="spellStart"/>
+              <w:r>
+                <w:rPr>
+                  <w:rStyle w:val="Hyperlink"/>
+                  <w:sz w:val="24"/>
+                  <w:szCs w:val="24"/>
+                </w:rPr>
+                <w:t>toBeFalsy</w:t>
+              </w:r>
+              <w:proofErr w:type="spellEnd"/>
+              <w:r>
+                <w:rPr>
+                  <w:rStyle w:val="Hyperlink"/>
+                  <w:sz w:val="24"/>
+                  <w:szCs w:val="24"/>
+                </w:rPr>
+                <w:t>()</w:t>
+              </w:r>
+            </w:hyperlink>
+          </w:p>
+        </w:tc>
+        <w:tc>
+          <w:tcPr>
+            <w:tcW w:w="0" w:type="auto"/>
+            <w:tcBorders>
+              <w:top w:val="single" w:sz="6" w:space="0" w:color="DADDE1"/>
+              <w:left w:val="single" w:sz="6" w:space="0" w:color="DADDE1"/>
+              <w:bottom w:val="single" w:sz="6" w:space="0" w:color="DADDE1"/>
+              <w:right w:val="single" w:sz="6" w:space="0" w:color="DADDE1"/>
+            </w:tcBorders>
+            <w:tcMar>
+              <w:top w:w="180" w:type="dxa"/>
+              <w:left w:w="180" w:type="dxa"/>
+              <w:bottom w:w="180" w:type="dxa"/>
+              <w:right w:w="180" w:type="dxa"/>
+            </w:tcMar>
+            <w:vAlign w:val="center"/>
+            <w:hideMark/>
+          </w:tcPr>
+          <w:p>
+            <w:pPr>
+              <w:rPr>
+                <w:sz w:val="24"/>
+                <w:szCs w:val="24"/>
+              </w:rPr>
+            </w:pPr>
+            <w:r>
+              <w:rPr>
+                <w:sz w:val="24"/>
+                <w:szCs w:val="24"/>
+              </w:rPr>
+              <w:t xml:space="preserve">Value is </w:t>
+            </w:r>
+            <w:proofErr w:type="spellStart"/>
+            <w:r>
+              <w:rPr>
+                <w:sz w:val="24"/>
+                <w:szCs w:val="24"/>
+              </w:rPr>
+              <w:t>falsy</w:t>
+            </w:r>
+            <w:proofErr w:type="spellEnd"/>
+            <w:r>
+              <w:rPr>
+                <w:sz w:val="24"/>
+                <w:szCs w:val="24"/>
+              </w:rPr>
+              <w:t>, e.g. false, 0, null, etc.</w:t>
+            </w:r>
+          </w:p>
+        </w:tc>
+      </w:tr>
+      <w:tr>
+        <w:tc>
+          <w:tcPr>
+            <w:tcW w:w="0" w:type="auto"/>
+            <w:tcBorders>
+              <w:top w:val="single" w:sz="6" w:space="0" w:color="DADDE1"/>
+              <w:left w:val="single" w:sz="6" w:space="0" w:color="DADDE1"/>
+              <w:bottom w:val="single" w:sz="6" w:space="0" w:color="DADDE1"/>
+              <w:right w:val="single" w:sz="6" w:space="0" w:color="DADDE1"/>
+            </w:tcBorders>
+            <w:tcMar>
+              <w:top w:w="180" w:type="dxa"/>
+              <w:left w:w="180" w:type="dxa"/>
+              <w:bottom w:w="180" w:type="dxa"/>
+              <w:right w:w="180" w:type="dxa"/>
+            </w:tcMar>
+            <w:vAlign w:val="center"/>
+            <w:hideMark/>
+          </w:tcPr>
+          <w:p>
+            <w:pPr>
+              <w:rPr>
+                <w:sz w:val="24"/>
+                <w:szCs w:val="24"/>
+              </w:rPr>
+            </w:pPr>
+            <w:hyperlink r:id="rId52" w:anchor="generic-assertions-to-be-greater-than" w:history="1">
+              <w:r>
+                <w:rPr>
+                  <w:rStyle w:val="Hyperlink"/>
+                  <w:sz w:val="24"/>
+                  <w:szCs w:val="24"/>
+                </w:rPr>
+                <w:t>expect(value).</w:t>
+              </w:r>
+              <w:proofErr w:type="spellStart"/>
+              <w:r>
+                <w:rPr>
+                  <w:rStyle w:val="Hyperlink"/>
+                  <w:sz w:val="24"/>
+                  <w:szCs w:val="24"/>
+                </w:rPr>
+                <w:t>toBeGreaterThan</w:t>
+              </w:r>
+              <w:proofErr w:type="spellEnd"/>
+              <w:r>
+                <w:rPr>
+                  <w:rStyle w:val="Hyperlink"/>
+                  <w:sz w:val="24"/>
+                  <w:szCs w:val="24"/>
+                </w:rPr>
+                <w:t>()</w:t>
+              </w:r>
+            </w:hyperlink>
+          </w:p>
+        </w:tc>
+        <w:tc>
+          <w:tcPr>
+            <w:tcW w:w="0" w:type="auto"/>
+            <w:tcBorders>
+              <w:top w:val="single" w:sz="6" w:space="0" w:color="DADDE1"/>
+              <w:left w:val="single" w:sz="6" w:space="0" w:color="DADDE1"/>
+              <w:bottom w:val="single" w:sz="6" w:space="0" w:color="DADDE1"/>
+              <w:right w:val="single" w:sz="6" w:space="0" w:color="DADDE1"/>
+            </w:tcBorders>
+            <w:tcMar>
+              <w:top w:w="180" w:type="dxa"/>
+              <w:left w:w="180" w:type="dxa"/>
+              <w:bottom w:w="180" w:type="dxa"/>
+              <w:right w:w="180" w:type="dxa"/>
+            </w:tcMar>
+            <w:vAlign w:val="center"/>
+            <w:hideMark/>
+          </w:tcPr>
+          <w:p>
+            <w:pPr>
+              <w:rPr>
+                <w:sz w:val="24"/>
+                <w:szCs w:val="24"/>
+              </w:rPr>
+            </w:pPr>
+            <w:r>
+              <w:rPr>
+                <w:sz w:val="24"/>
+                <w:szCs w:val="24"/>
+              </w:rPr>
+              <w:t>Number is more than</w:t>
+            </w:r>
+          </w:p>
+        </w:tc>
+      </w:tr>
+      <w:tr>
+        <w:tc>
+          <w:tcPr>
+            <w:tcW w:w="0" w:type="auto"/>
+            <w:tcBorders>
+              <w:top w:val="single" w:sz="6" w:space="0" w:color="DADDE1"/>
+              <w:left w:val="single" w:sz="6" w:space="0" w:color="DADDE1"/>
+              <w:bottom w:val="single" w:sz="6" w:space="0" w:color="DADDE1"/>
+              <w:right w:val="single" w:sz="6" w:space="0" w:color="DADDE1"/>
+            </w:tcBorders>
+            <w:tcMar>
+              <w:top w:w="180" w:type="dxa"/>
+              <w:left w:w="180" w:type="dxa"/>
+              <w:bottom w:w="180" w:type="dxa"/>
+              <w:right w:w="180" w:type="dxa"/>
+            </w:tcMar>
+            <w:vAlign w:val="center"/>
+            <w:hideMark/>
+          </w:tcPr>
+          <w:p>
+            <w:pPr>
+              <w:rPr>
+                <w:sz w:val="24"/>
+                <w:szCs w:val="24"/>
+              </w:rPr>
+            </w:pPr>
+            <w:hyperlink r:id="rId53" w:anchor="generic-assertions-to-be-greater-than-or-equal" w:history="1">
+              <w:r>
+                <w:rPr>
+                  <w:rStyle w:val="Hyperlink"/>
+                  <w:sz w:val="24"/>
+                  <w:szCs w:val="24"/>
+                </w:rPr>
+                <w:t>expect(value).</w:t>
+              </w:r>
+              <w:proofErr w:type="spellStart"/>
+              <w:r>
+                <w:rPr>
+                  <w:rStyle w:val="Hyperlink"/>
+                  <w:sz w:val="24"/>
+                  <w:szCs w:val="24"/>
+                </w:rPr>
+                <w:t>toBeGreaterThanOrEqual</w:t>
+              </w:r>
+              <w:proofErr w:type="spellEnd"/>
+              <w:r>
+                <w:rPr>
+                  <w:rStyle w:val="Hyperlink"/>
+                  <w:sz w:val="24"/>
+                  <w:szCs w:val="24"/>
+                </w:rPr>
+                <w:t>()</w:t>
+              </w:r>
+            </w:hyperlink>
+          </w:p>
+        </w:tc>
+        <w:tc>
+          <w:tcPr>
+            <w:tcW w:w="0" w:type="auto"/>
+            <w:tcBorders>
+              <w:top w:val="single" w:sz="6" w:space="0" w:color="DADDE1"/>
+              <w:left w:val="single" w:sz="6" w:space="0" w:color="DADDE1"/>
+              <w:bottom w:val="single" w:sz="6" w:space="0" w:color="DADDE1"/>
+              <w:right w:val="single" w:sz="6" w:space="0" w:color="DADDE1"/>
+            </w:tcBorders>
+            <w:tcMar>
+              <w:top w:w="180" w:type="dxa"/>
+              <w:left w:w="180" w:type="dxa"/>
+              <w:bottom w:w="180" w:type="dxa"/>
+              <w:right w:w="180" w:type="dxa"/>
+            </w:tcMar>
+            <w:vAlign w:val="center"/>
+            <w:hideMark/>
+          </w:tcPr>
+          <w:p>
+            <w:pPr>
+              <w:rPr>
+                <w:sz w:val="24"/>
+                <w:szCs w:val="24"/>
+              </w:rPr>
+            </w:pPr>
+            <w:r>
+              <w:rPr>
+                <w:sz w:val="24"/>
+                <w:szCs w:val="24"/>
+              </w:rPr>
+              <w:t>Number is more than or equal</w:t>
+            </w:r>
+          </w:p>
+        </w:tc>
+      </w:tr>
+      <w:tr>
+        <w:tc>
+          <w:tcPr>
+            <w:tcW w:w="0" w:type="auto"/>
+            <w:tcBorders>
+              <w:top w:val="single" w:sz="6" w:space="0" w:color="DADDE1"/>
+              <w:left w:val="single" w:sz="6" w:space="0" w:color="DADDE1"/>
+              <w:bottom w:val="single" w:sz="6" w:space="0" w:color="DADDE1"/>
+              <w:right w:val="single" w:sz="6" w:space="0" w:color="DADDE1"/>
+            </w:tcBorders>
+            <w:tcMar>
+              <w:top w:w="180" w:type="dxa"/>
+              <w:left w:w="180" w:type="dxa"/>
+              <w:bottom w:w="180" w:type="dxa"/>
+              <w:right w:w="180" w:type="dxa"/>
+            </w:tcMar>
+            <w:vAlign w:val="center"/>
+            <w:hideMark/>
+          </w:tcPr>
+          <w:p>
+            <w:pPr>
+              <w:rPr>
+                <w:sz w:val="24"/>
+                <w:szCs w:val="24"/>
+              </w:rPr>
+            </w:pPr>
+            <w:hyperlink r:id="rId54" w:anchor="generic-assertions-to-be-instance-of" w:history="1">
+              <w:r>
+                <w:rPr>
+                  <w:rStyle w:val="Hyperlink"/>
+                  <w:sz w:val="24"/>
+                  <w:szCs w:val="24"/>
+                </w:rPr>
+                <w:t>expect(value).</w:t>
+              </w:r>
+              <w:proofErr w:type="spellStart"/>
+              <w:r>
+                <w:rPr>
+                  <w:rStyle w:val="Hyperlink"/>
+                  <w:sz w:val="24"/>
+                  <w:szCs w:val="24"/>
+                </w:rPr>
+                <w:t>toBeInstanceOf</w:t>
+              </w:r>
+              <w:proofErr w:type="spellEnd"/>
+              <w:r>
+                <w:rPr>
+                  <w:rStyle w:val="Hyperlink"/>
+                  <w:sz w:val="24"/>
+                  <w:szCs w:val="24"/>
+                </w:rPr>
+                <w:t>()</w:t>
+              </w:r>
+            </w:hyperlink>
+          </w:p>
+        </w:tc>
+        <w:tc>
+          <w:tcPr>
+            <w:tcW w:w="0" w:type="auto"/>
+            <w:tcBorders>
+              <w:top w:val="single" w:sz="6" w:space="0" w:color="DADDE1"/>
+              <w:left w:val="single" w:sz="6" w:space="0" w:color="DADDE1"/>
+              <w:bottom w:val="single" w:sz="6" w:space="0" w:color="DADDE1"/>
+              <w:right w:val="single" w:sz="6" w:space="0" w:color="DADDE1"/>
+            </w:tcBorders>
+            <w:tcMar>
+              <w:top w:w="180" w:type="dxa"/>
+              <w:left w:w="180" w:type="dxa"/>
+              <w:bottom w:w="180" w:type="dxa"/>
+              <w:right w:w="180" w:type="dxa"/>
+            </w:tcMar>
+            <w:vAlign w:val="center"/>
+            <w:hideMark/>
+          </w:tcPr>
+          <w:p>
+            <w:pPr>
+              <w:rPr>
+                <w:sz w:val="24"/>
+                <w:szCs w:val="24"/>
+              </w:rPr>
+            </w:pPr>
+            <w:r>
+              <w:rPr>
+                <w:sz w:val="24"/>
+                <w:szCs w:val="24"/>
+              </w:rPr>
+              <w:t>Object is an instance of a class</w:t>
+            </w:r>
+          </w:p>
+        </w:tc>
+      </w:tr>
+      <w:tr>
+        <w:tc>
+          <w:tcPr>
+            <w:tcW w:w="0" w:type="auto"/>
+            <w:tcBorders>
+              <w:top w:val="single" w:sz="6" w:space="0" w:color="DADDE1"/>
+              <w:left w:val="single" w:sz="6" w:space="0" w:color="DADDE1"/>
+              <w:bottom w:val="single" w:sz="6" w:space="0" w:color="DADDE1"/>
+              <w:right w:val="single" w:sz="6" w:space="0" w:color="DADDE1"/>
+            </w:tcBorders>
+            <w:tcMar>
+              <w:top w:w="180" w:type="dxa"/>
+              <w:left w:w="180" w:type="dxa"/>
+              <w:bottom w:w="180" w:type="dxa"/>
+              <w:right w:w="180" w:type="dxa"/>
+            </w:tcMar>
+            <w:vAlign w:val="center"/>
+            <w:hideMark/>
+          </w:tcPr>
+          <w:p>
+            <w:pPr>
+              <w:rPr>
+                <w:sz w:val="24"/>
+                <w:szCs w:val="24"/>
+              </w:rPr>
+            </w:pPr>
+            <w:hyperlink r:id="rId55" w:anchor="generic-assertions-to-be-less-than" w:history="1">
+              <w:r>
+                <w:rPr>
+                  <w:rStyle w:val="Hyperlink"/>
+                  <w:sz w:val="24"/>
+                  <w:szCs w:val="24"/>
+                </w:rPr>
+                <w:t>expect(value).</w:t>
+              </w:r>
+              <w:proofErr w:type="spellStart"/>
+              <w:r>
+                <w:rPr>
+                  <w:rStyle w:val="Hyperlink"/>
+                  <w:sz w:val="24"/>
+                  <w:szCs w:val="24"/>
+                </w:rPr>
+                <w:t>toBeLessThan</w:t>
+              </w:r>
+              <w:proofErr w:type="spellEnd"/>
+              <w:r>
+                <w:rPr>
+                  <w:rStyle w:val="Hyperlink"/>
+                  <w:sz w:val="24"/>
+                  <w:szCs w:val="24"/>
+                </w:rPr>
+                <w:t>()</w:t>
+              </w:r>
+            </w:hyperlink>
+          </w:p>
+        </w:tc>
+        <w:tc>
+          <w:tcPr>
+            <w:tcW w:w="0" w:type="auto"/>
+            <w:tcBorders>
+              <w:top w:val="single" w:sz="6" w:space="0" w:color="DADDE1"/>
+              <w:left w:val="single" w:sz="6" w:space="0" w:color="DADDE1"/>
+              <w:bottom w:val="single" w:sz="6" w:space="0" w:color="DADDE1"/>
+              <w:right w:val="single" w:sz="6" w:space="0" w:color="DADDE1"/>
+            </w:tcBorders>
+            <w:tcMar>
+              <w:top w:w="180" w:type="dxa"/>
+              <w:left w:w="180" w:type="dxa"/>
+              <w:bottom w:w="180" w:type="dxa"/>
+              <w:right w:w="180" w:type="dxa"/>
+            </w:tcMar>
+            <w:vAlign w:val="center"/>
+            <w:hideMark/>
+          </w:tcPr>
+          <w:p>
+            <w:pPr>
+              <w:rPr>
+                <w:sz w:val="24"/>
+                <w:szCs w:val="24"/>
+              </w:rPr>
+            </w:pPr>
+            <w:r>
+              <w:rPr>
+                <w:sz w:val="24"/>
+                <w:szCs w:val="24"/>
+              </w:rPr>
+              <w:t>Number is less than</w:t>
+            </w:r>
+          </w:p>
+        </w:tc>
+      </w:tr>
+      <w:tr>
+        <w:tc>
+          <w:tcPr>
+            <w:tcW w:w="0" w:type="auto"/>
+            <w:tcBorders>
+              <w:top w:val="single" w:sz="6" w:space="0" w:color="DADDE1"/>
+              <w:left w:val="single" w:sz="6" w:space="0" w:color="DADDE1"/>
+              <w:bottom w:val="single" w:sz="6" w:space="0" w:color="DADDE1"/>
+              <w:right w:val="single" w:sz="6" w:space="0" w:color="DADDE1"/>
+            </w:tcBorders>
+            <w:tcMar>
+              <w:top w:w="180" w:type="dxa"/>
+              <w:left w:w="180" w:type="dxa"/>
+              <w:bottom w:w="180" w:type="dxa"/>
+              <w:right w:w="180" w:type="dxa"/>
+            </w:tcMar>
+            <w:vAlign w:val="center"/>
+            <w:hideMark/>
+          </w:tcPr>
+          <w:p>
+            <w:pPr>
+              <w:rPr>
+                <w:sz w:val="24"/>
+                <w:szCs w:val="24"/>
+              </w:rPr>
+            </w:pPr>
+            <w:hyperlink r:id="rId56" w:anchor="generic-assertions-to-be-less-than-or-equal" w:history="1">
+              <w:r>
+                <w:rPr>
+                  <w:rStyle w:val="Hyperlink"/>
+                  <w:sz w:val="24"/>
+                  <w:szCs w:val="24"/>
+                </w:rPr>
+                <w:t>expect(value).</w:t>
+              </w:r>
+              <w:proofErr w:type="spellStart"/>
+              <w:r>
+                <w:rPr>
+                  <w:rStyle w:val="Hyperlink"/>
+                  <w:sz w:val="24"/>
+                  <w:szCs w:val="24"/>
+                </w:rPr>
+                <w:t>toBeLessThanOrEqual</w:t>
+              </w:r>
+              <w:proofErr w:type="spellEnd"/>
+              <w:r>
+                <w:rPr>
+                  <w:rStyle w:val="Hyperlink"/>
+                  <w:sz w:val="24"/>
+                  <w:szCs w:val="24"/>
+                </w:rPr>
+                <w:t>()</w:t>
+              </w:r>
+            </w:hyperlink>
+          </w:p>
+        </w:tc>
+        <w:tc>
+          <w:tcPr>
+            <w:tcW w:w="0" w:type="auto"/>
+            <w:tcBorders>
+              <w:top w:val="single" w:sz="6" w:space="0" w:color="DADDE1"/>
+              <w:left w:val="single" w:sz="6" w:space="0" w:color="DADDE1"/>
+              <w:bottom w:val="single" w:sz="6" w:space="0" w:color="DADDE1"/>
+              <w:right w:val="single" w:sz="6" w:space="0" w:color="DADDE1"/>
+            </w:tcBorders>
+            <w:tcMar>
+              <w:top w:w="180" w:type="dxa"/>
+              <w:left w:w="180" w:type="dxa"/>
+              <w:bottom w:w="180" w:type="dxa"/>
+              <w:right w:w="180" w:type="dxa"/>
+            </w:tcMar>
+            <w:vAlign w:val="center"/>
+            <w:hideMark/>
+          </w:tcPr>
+          <w:p>
+            <w:pPr>
+              <w:rPr>
+                <w:sz w:val="24"/>
+                <w:szCs w:val="24"/>
+              </w:rPr>
+            </w:pPr>
+            <w:r>
+              <w:rPr>
+                <w:sz w:val="24"/>
+                <w:szCs w:val="24"/>
+              </w:rPr>
+              <w:t>Number is less than or equal</w:t>
+            </w:r>
+          </w:p>
+        </w:tc>
+      </w:tr>
+      <w:tr>
+        <w:tc>
+          <w:tcPr>
+            <w:tcW w:w="0" w:type="auto"/>
+            <w:tcBorders>
+              <w:top w:val="single" w:sz="6" w:space="0" w:color="DADDE1"/>
+              <w:left w:val="single" w:sz="6" w:space="0" w:color="DADDE1"/>
+              <w:bottom w:val="single" w:sz="6" w:space="0" w:color="DADDE1"/>
+              <w:right w:val="single" w:sz="6" w:space="0" w:color="DADDE1"/>
+            </w:tcBorders>
+            <w:tcMar>
+              <w:top w:w="180" w:type="dxa"/>
+              <w:left w:w="180" w:type="dxa"/>
+              <w:bottom w:w="180" w:type="dxa"/>
+              <w:right w:w="180" w:type="dxa"/>
+            </w:tcMar>
+            <w:vAlign w:val="center"/>
+            <w:hideMark/>
+          </w:tcPr>
+          <w:p>
+            <w:pPr>
+              <w:rPr>
+                <w:sz w:val="24"/>
+                <w:szCs w:val="24"/>
+              </w:rPr>
+            </w:pPr>
+            <w:hyperlink r:id="rId57" w:anchor="generic-assertions-to-be-na-n" w:history="1">
+              <w:r>
+                <w:rPr>
+                  <w:rStyle w:val="Hyperlink"/>
+                  <w:sz w:val="24"/>
+                  <w:szCs w:val="24"/>
+                </w:rPr>
+                <w:t>expect(value).</w:t>
+              </w:r>
+              <w:proofErr w:type="spellStart"/>
+              <w:r>
+                <w:rPr>
+                  <w:rStyle w:val="Hyperlink"/>
+                  <w:sz w:val="24"/>
+                  <w:szCs w:val="24"/>
+                </w:rPr>
+                <w:t>toBeNaN</w:t>
+              </w:r>
+              <w:proofErr w:type="spellEnd"/>
+              <w:r>
+                <w:rPr>
+                  <w:rStyle w:val="Hyperlink"/>
+                  <w:sz w:val="24"/>
+                  <w:szCs w:val="24"/>
+                </w:rPr>
+                <w:t>()</w:t>
+              </w:r>
+            </w:hyperlink>
+          </w:p>
+        </w:tc>
+        <w:tc>
+          <w:tcPr>
+            <w:tcW w:w="0" w:type="auto"/>
+            <w:tcBorders>
+              <w:top w:val="single" w:sz="6" w:space="0" w:color="DADDE1"/>
+              <w:left w:val="single" w:sz="6" w:space="0" w:color="DADDE1"/>
+              <w:bottom w:val="single" w:sz="6" w:space="0" w:color="DADDE1"/>
+              <w:right w:val="single" w:sz="6" w:space="0" w:color="DADDE1"/>
+            </w:tcBorders>
+            <w:tcMar>
+              <w:top w:w="180" w:type="dxa"/>
+              <w:left w:w="180" w:type="dxa"/>
+              <w:bottom w:w="180" w:type="dxa"/>
+              <w:right w:w="180" w:type="dxa"/>
+            </w:tcMar>
+            <w:vAlign w:val="center"/>
+            <w:hideMark/>
+          </w:tcPr>
+          <w:p>
+            <w:pPr>
+              <w:rPr>
+                <w:sz w:val="24"/>
+                <w:szCs w:val="24"/>
+              </w:rPr>
+            </w:pPr>
+            <w:r>
+              <w:rPr>
+                <w:sz w:val="24"/>
+                <w:szCs w:val="24"/>
+              </w:rPr>
+              <w:t>Value is </w:t>
+            </w:r>
+            <w:proofErr w:type="spellStart"/>
+            <w:r>
+              <w:rPr>
+                <w:sz w:val="24"/>
+                <w:szCs w:val="24"/>
+              </w:rPr>
+              <w:t>NaN</w:t>
+            </w:r>
+            <w:proofErr w:type="spellEnd"/>
+          </w:p>
+        </w:tc>
+      </w:tr>
+      <w:tr>
+        <w:tc>
+          <w:tcPr>
+            <w:tcW w:w="0" w:type="auto"/>
+            <w:tcBorders>
+              <w:top w:val="single" w:sz="6" w:space="0" w:color="DADDE1"/>
+              <w:left w:val="single" w:sz="6" w:space="0" w:color="DADDE1"/>
+              <w:bottom w:val="single" w:sz="6" w:space="0" w:color="DADDE1"/>
+              <w:right w:val="single" w:sz="6" w:space="0" w:color="DADDE1"/>
+            </w:tcBorders>
+            <w:tcMar>
+              <w:top w:w="180" w:type="dxa"/>
+              <w:left w:w="180" w:type="dxa"/>
+              <w:bottom w:w="180" w:type="dxa"/>
+              <w:right w:w="180" w:type="dxa"/>
+            </w:tcMar>
+            <w:vAlign w:val="center"/>
+            <w:hideMark/>
+          </w:tcPr>
+          <w:p>
+            <w:pPr>
+              <w:rPr>
+                <w:sz w:val="24"/>
+                <w:szCs w:val="24"/>
+              </w:rPr>
+            </w:pPr>
+            <w:hyperlink r:id="rId58" w:anchor="generic-assertions-to-be-null" w:history="1">
+              <w:r>
+                <w:rPr>
+                  <w:rStyle w:val="Hyperlink"/>
+                  <w:sz w:val="24"/>
+                  <w:szCs w:val="24"/>
+                </w:rPr>
+                <w:t>expect(value).</w:t>
+              </w:r>
+              <w:proofErr w:type="spellStart"/>
+              <w:r>
+                <w:rPr>
+                  <w:rStyle w:val="Hyperlink"/>
+                  <w:sz w:val="24"/>
+                  <w:szCs w:val="24"/>
+                </w:rPr>
+                <w:t>toBeNull</w:t>
+              </w:r>
+              <w:proofErr w:type="spellEnd"/>
+              <w:r>
+                <w:rPr>
+                  <w:rStyle w:val="Hyperlink"/>
+                  <w:sz w:val="24"/>
+                  <w:szCs w:val="24"/>
+                </w:rPr>
+                <w:t>()</w:t>
+              </w:r>
+            </w:hyperlink>
+          </w:p>
+        </w:tc>
+        <w:tc>
+          <w:tcPr>
+            <w:tcW w:w="0" w:type="auto"/>
+            <w:tcBorders>
+              <w:top w:val="single" w:sz="6" w:space="0" w:color="DADDE1"/>
+              <w:left w:val="single" w:sz="6" w:space="0" w:color="DADDE1"/>
+              <w:bottom w:val="single" w:sz="6" w:space="0" w:color="DADDE1"/>
+              <w:right w:val="single" w:sz="6" w:space="0" w:color="DADDE1"/>
+            </w:tcBorders>
+            <w:tcMar>
+              <w:top w:w="180" w:type="dxa"/>
+              <w:left w:w="180" w:type="dxa"/>
+              <w:bottom w:w="180" w:type="dxa"/>
+              <w:right w:w="180" w:type="dxa"/>
+            </w:tcMar>
+            <w:vAlign w:val="center"/>
+            <w:hideMark/>
+          </w:tcPr>
+          <w:p>
+            <w:pPr>
+              <w:rPr>
+                <w:sz w:val="24"/>
+                <w:szCs w:val="24"/>
+              </w:rPr>
+            </w:pPr>
+            <w:r>
+              <w:rPr>
+                <w:sz w:val="24"/>
+                <w:szCs w:val="24"/>
+              </w:rPr>
+              <w:t>Value is null</w:t>
+            </w:r>
+          </w:p>
+        </w:tc>
+      </w:tr>
+      <w:tr>
+        <w:tc>
+          <w:tcPr>
+            <w:tcW w:w="0" w:type="auto"/>
+            <w:tcBorders>
+              <w:top w:val="single" w:sz="6" w:space="0" w:color="DADDE1"/>
+              <w:left w:val="single" w:sz="6" w:space="0" w:color="DADDE1"/>
+              <w:bottom w:val="single" w:sz="6" w:space="0" w:color="DADDE1"/>
+              <w:right w:val="single" w:sz="6" w:space="0" w:color="DADDE1"/>
+            </w:tcBorders>
+            <w:tcMar>
+              <w:top w:w="180" w:type="dxa"/>
+              <w:left w:w="180" w:type="dxa"/>
+              <w:bottom w:w="180" w:type="dxa"/>
+              <w:right w:w="180" w:type="dxa"/>
+            </w:tcMar>
+            <w:vAlign w:val="center"/>
+            <w:hideMark/>
+          </w:tcPr>
+          <w:p>
+            <w:pPr>
+              <w:rPr>
+                <w:sz w:val="24"/>
+                <w:szCs w:val="24"/>
+              </w:rPr>
+            </w:pPr>
+            <w:hyperlink r:id="rId59" w:anchor="generic-assertions-to-be-truthy" w:history="1">
+              <w:r>
+                <w:rPr>
+                  <w:rStyle w:val="Hyperlink"/>
+                  <w:sz w:val="24"/>
+                  <w:szCs w:val="24"/>
+                </w:rPr>
+                <w:t>expect(value).</w:t>
+              </w:r>
+              <w:proofErr w:type="spellStart"/>
+              <w:r>
+                <w:rPr>
+                  <w:rStyle w:val="Hyperlink"/>
+                  <w:sz w:val="24"/>
+                  <w:szCs w:val="24"/>
+                </w:rPr>
+                <w:t>toBeTruthy</w:t>
+              </w:r>
+              <w:proofErr w:type="spellEnd"/>
+              <w:r>
+                <w:rPr>
+                  <w:rStyle w:val="Hyperlink"/>
+                  <w:sz w:val="24"/>
+                  <w:szCs w:val="24"/>
+                </w:rPr>
+                <w:t>()</w:t>
+              </w:r>
+            </w:hyperlink>
+          </w:p>
+        </w:tc>
+        <w:tc>
+          <w:tcPr>
+            <w:tcW w:w="0" w:type="auto"/>
+            <w:tcBorders>
+              <w:top w:val="single" w:sz="6" w:space="0" w:color="DADDE1"/>
+              <w:left w:val="single" w:sz="6" w:space="0" w:color="DADDE1"/>
+              <w:bottom w:val="single" w:sz="6" w:space="0" w:color="DADDE1"/>
+              <w:right w:val="single" w:sz="6" w:space="0" w:color="DADDE1"/>
+            </w:tcBorders>
+            <w:tcMar>
+              <w:top w:w="180" w:type="dxa"/>
+              <w:left w:w="180" w:type="dxa"/>
+              <w:bottom w:w="180" w:type="dxa"/>
+              <w:right w:w="180" w:type="dxa"/>
+            </w:tcMar>
+            <w:vAlign w:val="center"/>
+            <w:hideMark/>
+          </w:tcPr>
+          <w:p>
+            <w:pPr>
+              <w:rPr>
+                <w:sz w:val="24"/>
+                <w:szCs w:val="24"/>
+              </w:rPr>
+            </w:pPr>
+            <w:r>
+              <w:rPr>
+                <w:sz w:val="24"/>
+                <w:szCs w:val="24"/>
+              </w:rPr>
+              <w:t>Value is truthy, i.e. not false, 0, null, etc.</w:t>
+            </w:r>
+          </w:p>
+        </w:tc>
+      </w:tr>
+      <w:tr>
+        <w:tc>
+          <w:tcPr>
+            <w:tcW w:w="0" w:type="auto"/>
+            <w:tcBorders>
+              <w:top w:val="single" w:sz="6" w:space="0" w:color="DADDE1"/>
+              <w:left w:val="single" w:sz="6" w:space="0" w:color="DADDE1"/>
+              <w:bottom w:val="single" w:sz="6" w:space="0" w:color="DADDE1"/>
+              <w:right w:val="single" w:sz="6" w:space="0" w:color="DADDE1"/>
+            </w:tcBorders>
+            <w:tcMar>
+              <w:top w:w="180" w:type="dxa"/>
+              <w:left w:w="180" w:type="dxa"/>
+              <w:bottom w:w="180" w:type="dxa"/>
+              <w:right w:w="180" w:type="dxa"/>
+            </w:tcMar>
+            <w:vAlign w:val="center"/>
+            <w:hideMark/>
+          </w:tcPr>
+          <w:p>
+            <w:pPr>
+              <w:rPr>
+                <w:sz w:val="24"/>
+                <w:szCs w:val="24"/>
+              </w:rPr>
+            </w:pPr>
+            <w:hyperlink r:id="rId60" w:anchor="generic-assertions-to-be-undefined" w:history="1">
+              <w:r>
+                <w:rPr>
+                  <w:rStyle w:val="Hyperlink"/>
+                  <w:sz w:val="24"/>
+                  <w:szCs w:val="24"/>
+                </w:rPr>
+                <w:t>expect(value).</w:t>
+              </w:r>
+              <w:proofErr w:type="spellStart"/>
+              <w:r>
+                <w:rPr>
+                  <w:rStyle w:val="Hyperlink"/>
+                  <w:sz w:val="24"/>
+                  <w:szCs w:val="24"/>
+                </w:rPr>
+                <w:t>toBeUndefined</w:t>
+              </w:r>
+              <w:proofErr w:type="spellEnd"/>
+              <w:r>
+                <w:rPr>
+                  <w:rStyle w:val="Hyperlink"/>
+                  <w:sz w:val="24"/>
+                  <w:szCs w:val="24"/>
+                </w:rPr>
+                <w:t>()</w:t>
+              </w:r>
+            </w:hyperlink>
+          </w:p>
+        </w:tc>
+        <w:tc>
+          <w:tcPr>
+            <w:tcW w:w="0" w:type="auto"/>
+            <w:tcBorders>
+              <w:top w:val="single" w:sz="6" w:space="0" w:color="DADDE1"/>
+              <w:left w:val="single" w:sz="6" w:space="0" w:color="DADDE1"/>
+              <w:bottom w:val="single" w:sz="6" w:space="0" w:color="DADDE1"/>
+              <w:right w:val="single" w:sz="6" w:space="0" w:color="DADDE1"/>
+            </w:tcBorders>
+            <w:tcMar>
+              <w:top w:w="180" w:type="dxa"/>
+              <w:left w:w="180" w:type="dxa"/>
+              <w:bottom w:w="180" w:type="dxa"/>
+              <w:right w:w="180" w:type="dxa"/>
+            </w:tcMar>
+            <w:vAlign w:val="center"/>
+            <w:hideMark/>
+          </w:tcPr>
+          <w:p>
+            <w:pPr>
+              <w:rPr>
+                <w:sz w:val="24"/>
+                <w:szCs w:val="24"/>
+              </w:rPr>
+            </w:pPr>
+            <w:r>
+              <w:rPr>
+                <w:sz w:val="24"/>
+                <w:szCs w:val="24"/>
+              </w:rPr>
+              <w:t>Value is undefined</w:t>
+            </w:r>
+          </w:p>
+        </w:tc>
+      </w:tr>
+      <w:tr>
+        <w:tc>
+          <w:tcPr>
+            <w:tcW w:w="0" w:type="auto"/>
+            <w:tcBorders>
+              <w:top w:val="single" w:sz="6" w:space="0" w:color="DADDE1"/>
+              <w:left w:val="single" w:sz="6" w:space="0" w:color="DADDE1"/>
+              <w:bottom w:val="single" w:sz="6" w:space="0" w:color="DADDE1"/>
+              <w:right w:val="single" w:sz="6" w:space="0" w:color="DADDE1"/>
+            </w:tcBorders>
+            <w:tcMar>
+              <w:top w:w="180" w:type="dxa"/>
+              <w:left w:w="180" w:type="dxa"/>
+              <w:bottom w:w="180" w:type="dxa"/>
+              <w:right w:w="180" w:type="dxa"/>
+            </w:tcMar>
+            <w:vAlign w:val="center"/>
+            <w:hideMark/>
+          </w:tcPr>
+          <w:p>
+            <w:pPr>
+              <w:rPr>
+                <w:sz w:val="24"/>
+                <w:szCs w:val="24"/>
+              </w:rPr>
+            </w:pPr>
+            <w:hyperlink r:id="rId61" w:anchor="generic-assertions-to-contain-1" w:history="1">
+              <w:r>
+                <w:rPr>
+                  <w:rStyle w:val="Hyperlink"/>
+                  <w:sz w:val="24"/>
+                  <w:szCs w:val="24"/>
+                </w:rPr>
+                <w:t>expect(value).</w:t>
+              </w:r>
+              <w:proofErr w:type="spellStart"/>
+              <w:r>
+                <w:rPr>
+                  <w:rStyle w:val="Hyperlink"/>
+                  <w:sz w:val="24"/>
+                  <w:szCs w:val="24"/>
+                </w:rPr>
+                <w:t>toContain</w:t>
+              </w:r>
+              <w:proofErr w:type="spellEnd"/>
+              <w:r>
+                <w:rPr>
+                  <w:rStyle w:val="Hyperlink"/>
+                  <w:sz w:val="24"/>
+                  <w:szCs w:val="24"/>
+                </w:rPr>
+                <w:t>()</w:t>
+              </w:r>
+            </w:hyperlink>
+          </w:p>
+        </w:tc>
+        <w:tc>
+          <w:tcPr>
+            <w:tcW w:w="0" w:type="auto"/>
+            <w:tcBorders>
+              <w:top w:val="single" w:sz="6" w:space="0" w:color="DADDE1"/>
+              <w:left w:val="single" w:sz="6" w:space="0" w:color="DADDE1"/>
+              <w:bottom w:val="single" w:sz="6" w:space="0" w:color="DADDE1"/>
+              <w:right w:val="single" w:sz="6" w:space="0" w:color="DADDE1"/>
+            </w:tcBorders>
+            <w:tcMar>
+              <w:top w:w="180" w:type="dxa"/>
+              <w:left w:w="180" w:type="dxa"/>
+              <w:bottom w:w="180" w:type="dxa"/>
+              <w:right w:w="180" w:type="dxa"/>
+            </w:tcMar>
+            <w:vAlign w:val="center"/>
+            <w:hideMark/>
+          </w:tcPr>
+          <w:p>
+            <w:pPr>
+              <w:rPr>
+                <w:sz w:val="24"/>
+                <w:szCs w:val="24"/>
+              </w:rPr>
+            </w:pPr>
+            <w:r>
+              <w:rPr>
+                <w:sz w:val="24"/>
+                <w:szCs w:val="24"/>
+              </w:rPr>
+              <w:t>String contains a substring</w:t>
+            </w:r>
+          </w:p>
+        </w:tc>
+      </w:tr>
+      <w:tr>
+        <w:tc>
+          <w:tcPr>
+            <w:tcW w:w="0" w:type="auto"/>
+            <w:tcBorders>
+              <w:top w:val="single" w:sz="6" w:space="0" w:color="DADDE1"/>
+              <w:left w:val="single" w:sz="6" w:space="0" w:color="DADDE1"/>
+              <w:bottom w:val="single" w:sz="6" w:space="0" w:color="DADDE1"/>
+              <w:right w:val="single" w:sz="6" w:space="0" w:color="DADDE1"/>
+            </w:tcBorders>
+            <w:tcMar>
+              <w:top w:w="180" w:type="dxa"/>
+              <w:left w:w="180" w:type="dxa"/>
+              <w:bottom w:w="180" w:type="dxa"/>
+              <w:right w:w="180" w:type="dxa"/>
+            </w:tcMar>
+            <w:vAlign w:val="center"/>
+            <w:hideMark/>
+          </w:tcPr>
+          <w:p>
+            <w:pPr>
+              <w:rPr>
+                <w:sz w:val="24"/>
+                <w:szCs w:val="24"/>
+              </w:rPr>
+            </w:pPr>
+            <w:hyperlink r:id="rId62" w:anchor="generic-assertions-to-contain-2" w:history="1">
+              <w:r>
+                <w:rPr>
+                  <w:rStyle w:val="Hyperlink"/>
+                  <w:sz w:val="24"/>
+                  <w:szCs w:val="24"/>
+                </w:rPr>
+                <w:t>expect(value).</w:t>
+              </w:r>
+              <w:proofErr w:type="spellStart"/>
+              <w:r>
+                <w:rPr>
+                  <w:rStyle w:val="Hyperlink"/>
+                  <w:sz w:val="24"/>
+                  <w:szCs w:val="24"/>
+                </w:rPr>
+                <w:t>toContain</w:t>
+              </w:r>
+              <w:proofErr w:type="spellEnd"/>
+              <w:r>
+                <w:rPr>
+                  <w:rStyle w:val="Hyperlink"/>
+                  <w:sz w:val="24"/>
+                  <w:szCs w:val="24"/>
+                </w:rPr>
+                <w:t>()</w:t>
+              </w:r>
+            </w:hyperlink>
+          </w:p>
+        </w:tc>
+        <w:tc>
+          <w:tcPr>
+            <w:tcW w:w="0" w:type="auto"/>
+            <w:tcBorders>
+              <w:top w:val="single" w:sz="6" w:space="0" w:color="DADDE1"/>
+              <w:left w:val="single" w:sz="6" w:space="0" w:color="DADDE1"/>
+              <w:bottom w:val="single" w:sz="6" w:space="0" w:color="DADDE1"/>
+              <w:right w:val="single" w:sz="6" w:space="0" w:color="DADDE1"/>
+            </w:tcBorders>
+            <w:tcMar>
+              <w:top w:w="180" w:type="dxa"/>
+              <w:left w:w="180" w:type="dxa"/>
+              <w:bottom w:w="180" w:type="dxa"/>
+              <w:right w:w="180" w:type="dxa"/>
+            </w:tcMar>
+            <w:vAlign w:val="center"/>
+            <w:hideMark/>
+          </w:tcPr>
+          <w:p>
+            <w:pPr>
+              <w:rPr>
+                <w:sz w:val="24"/>
+                <w:szCs w:val="24"/>
+              </w:rPr>
+            </w:pPr>
+            <w:r>
+              <w:rPr>
+                <w:sz w:val="24"/>
+                <w:szCs w:val="24"/>
+              </w:rPr>
+              <w:t>Array or set contains an element</w:t>
+            </w:r>
+          </w:p>
+        </w:tc>
+      </w:tr>
+      <w:tr>
+        <w:tc>
+          <w:tcPr>
+            <w:tcW w:w="0" w:type="auto"/>
+            <w:tcBorders>
+              <w:top w:val="single" w:sz="6" w:space="0" w:color="DADDE1"/>
+              <w:left w:val="single" w:sz="6" w:space="0" w:color="DADDE1"/>
+              <w:bottom w:val="single" w:sz="6" w:space="0" w:color="DADDE1"/>
+              <w:right w:val="single" w:sz="6" w:space="0" w:color="DADDE1"/>
+            </w:tcBorders>
+            <w:tcMar>
+              <w:top w:w="180" w:type="dxa"/>
+              <w:left w:w="180" w:type="dxa"/>
+              <w:bottom w:w="180" w:type="dxa"/>
+              <w:right w:w="180" w:type="dxa"/>
+            </w:tcMar>
+            <w:vAlign w:val="center"/>
+            <w:hideMark/>
+          </w:tcPr>
+          <w:p>
+            <w:pPr>
+              <w:rPr>
+                <w:sz w:val="24"/>
+                <w:szCs w:val="24"/>
+              </w:rPr>
+            </w:pPr>
+            <w:hyperlink r:id="rId63" w:anchor="generic-assertions-to-contain-equal" w:history="1">
+              <w:r>
+                <w:rPr>
+                  <w:rStyle w:val="Hyperlink"/>
+                  <w:sz w:val="24"/>
+                  <w:szCs w:val="24"/>
+                </w:rPr>
+                <w:t>expect(value).</w:t>
+              </w:r>
+              <w:proofErr w:type="spellStart"/>
+              <w:r>
+                <w:rPr>
+                  <w:rStyle w:val="Hyperlink"/>
+                  <w:sz w:val="24"/>
+                  <w:szCs w:val="24"/>
+                </w:rPr>
+                <w:t>toContainEqual</w:t>
+              </w:r>
+              <w:proofErr w:type="spellEnd"/>
+              <w:r>
+                <w:rPr>
+                  <w:rStyle w:val="Hyperlink"/>
+                  <w:sz w:val="24"/>
+                  <w:szCs w:val="24"/>
+                </w:rPr>
+                <w:t>()</w:t>
+              </w:r>
+            </w:hyperlink>
+          </w:p>
+        </w:tc>
+        <w:tc>
+          <w:tcPr>
+            <w:tcW w:w="0" w:type="auto"/>
+            <w:tcBorders>
+              <w:top w:val="single" w:sz="6" w:space="0" w:color="DADDE1"/>
+              <w:left w:val="single" w:sz="6" w:space="0" w:color="DADDE1"/>
+              <w:bottom w:val="single" w:sz="6" w:space="0" w:color="DADDE1"/>
+              <w:right w:val="single" w:sz="6" w:space="0" w:color="DADDE1"/>
+            </w:tcBorders>
+            <w:tcMar>
+              <w:top w:w="180" w:type="dxa"/>
+              <w:left w:w="180" w:type="dxa"/>
+              <w:bottom w:w="180" w:type="dxa"/>
+              <w:right w:w="180" w:type="dxa"/>
+            </w:tcMar>
+            <w:vAlign w:val="center"/>
+            <w:hideMark/>
+          </w:tcPr>
+          <w:p>
+            <w:pPr>
+              <w:rPr>
+                <w:sz w:val="24"/>
+                <w:szCs w:val="24"/>
+              </w:rPr>
+            </w:pPr>
+            <w:r>
+              <w:rPr>
+                <w:sz w:val="24"/>
+                <w:szCs w:val="24"/>
+              </w:rPr>
+              <w:t>Array or set contains a similar element</w:t>
+            </w:r>
+          </w:p>
+        </w:tc>
+      </w:tr>
+      <w:tr>
+        <w:tc>
+          <w:tcPr>
+            <w:tcW w:w="0" w:type="auto"/>
+            <w:tcBorders>
+              <w:top w:val="single" w:sz="6" w:space="0" w:color="DADDE1"/>
+              <w:left w:val="single" w:sz="6" w:space="0" w:color="DADDE1"/>
+              <w:bottom w:val="single" w:sz="6" w:space="0" w:color="DADDE1"/>
+              <w:right w:val="single" w:sz="6" w:space="0" w:color="DADDE1"/>
+            </w:tcBorders>
+            <w:tcMar>
+              <w:top w:w="180" w:type="dxa"/>
+              <w:left w:w="180" w:type="dxa"/>
+              <w:bottom w:w="180" w:type="dxa"/>
+              <w:right w:w="180" w:type="dxa"/>
+            </w:tcMar>
+            <w:vAlign w:val="center"/>
+            <w:hideMark/>
+          </w:tcPr>
+          <w:p>
+            <w:pPr>
+              <w:rPr>
+                <w:sz w:val="24"/>
+                <w:szCs w:val="24"/>
+              </w:rPr>
+            </w:pPr>
+            <w:hyperlink r:id="rId64" w:anchor="generic-assertions-to-equal" w:history="1">
+              <w:r>
+                <w:rPr>
+                  <w:rStyle w:val="Hyperlink"/>
+                  <w:sz w:val="24"/>
+                  <w:szCs w:val="24"/>
+                </w:rPr>
+                <w:t>expect(value).</w:t>
+              </w:r>
+              <w:proofErr w:type="spellStart"/>
+              <w:r>
+                <w:rPr>
+                  <w:rStyle w:val="Hyperlink"/>
+                  <w:sz w:val="24"/>
+                  <w:szCs w:val="24"/>
+                </w:rPr>
+                <w:t>toEqual</w:t>
+              </w:r>
+              <w:proofErr w:type="spellEnd"/>
+              <w:r>
+                <w:rPr>
+                  <w:rStyle w:val="Hyperlink"/>
+                  <w:sz w:val="24"/>
+                  <w:szCs w:val="24"/>
+                </w:rPr>
+                <w:t>()</w:t>
+              </w:r>
+            </w:hyperlink>
+          </w:p>
+        </w:tc>
+        <w:tc>
+          <w:tcPr>
+            <w:tcW w:w="0" w:type="auto"/>
+            <w:tcBorders>
+              <w:top w:val="single" w:sz="6" w:space="0" w:color="DADDE1"/>
+              <w:left w:val="single" w:sz="6" w:space="0" w:color="DADDE1"/>
+              <w:bottom w:val="single" w:sz="6" w:space="0" w:color="DADDE1"/>
+              <w:right w:val="single" w:sz="6" w:space="0" w:color="DADDE1"/>
+            </w:tcBorders>
+            <w:tcMar>
+              <w:top w:w="180" w:type="dxa"/>
+              <w:left w:w="180" w:type="dxa"/>
+              <w:bottom w:w="180" w:type="dxa"/>
+              <w:right w:w="180" w:type="dxa"/>
+            </w:tcMar>
+            <w:vAlign w:val="center"/>
+            <w:hideMark/>
+          </w:tcPr>
+          <w:p>
+            <w:pPr>
+              <w:rPr>
+                <w:sz w:val="24"/>
+                <w:szCs w:val="24"/>
+              </w:rPr>
+            </w:pPr>
+            <w:r>
+              <w:rPr>
+                <w:sz w:val="24"/>
+                <w:szCs w:val="24"/>
+              </w:rPr>
+              <w:t>Value is similar - deep equality and pattern matching</w:t>
+            </w:r>
+          </w:p>
+        </w:tc>
+      </w:tr>
+      <w:tr>
+        <w:tc>
+          <w:tcPr>
+            <w:tcW w:w="0" w:type="auto"/>
+            <w:tcBorders>
+              <w:top w:val="single" w:sz="6" w:space="0" w:color="DADDE1"/>
+              <w:left w:val="single" w:sz="6" w:space="0" w:color="DADDE1"/>
+              <w:bottom w:val="single" w:sz="6" w:space="0" w:color="DADDE1"/>
+              <w:right w:val="single" w:sz="6" w:space="0" w:color="DADDE1"/>
+            </w:tcBorders>
+            <w:tcMar>
+              <w:top w:w="180" w:type="dxa"/>
+              <w:left w:w="180" w:type="dxa"/>
+              <w:bottom w:w="180" w:type="dxa"/>
+              <w:right w:w="180" w:type="dxa"/>
+            </w:tcMar>
+            <w:vAlign w:val="center"/>
+            <w:hideMark/>
+          </w:tcPr>
+          <w:p>
+            <w:pPr>
+              <w:rPr>
+                <w:sz w:val="24"/>
+                <w:szCs w:val="24"/>
+              </w:rPr>
+            </w:pPr>
+            <w:hyperlink r:id="rId65" w:anchor="generic-assertions-to-have-length" w:history="1">
+              <w:r>
+                <w:rPr>
+                  <w:rStyle w:val="Hyperlink"/>
+                  <w:sz w:val="24"/>
+                  <w:szCs w:val="24"/>
+                </w:rPr>
+                <w:t>expect(value).</w:t>
+              </w:r>
+              <w:proofErr w:type="spellStart"/>
+              <w:r>
+                <w:rPr>
+                  <w:rStyle w:val="Hyperlink"/>
+                  <w:sz w:val="24"/>
+                  <w:szCs w:val="24"/>
+                </w:rPr>
+                <w:t>toHaveLength</w:t>
+              </w:r>
+              <w:proofErr w:type="spellEnd"/>
+              <w:r>
+                <w:rPr>
+                  <w:rStyle w:val="Hyperlink"/>
+                  <w:sz w:val="24"/>
+                  <w:szCs w:val="24"/>
+                </w:rPr>
+                <w:t>()</w:t>
+              </w:r>
+            </w:hyperlink>
+          </w:p>
+        </w:tc>
+        <w:tc>
+          <w:tcPr>
+            <w:tcW w:w="0" w:type="auto"/>
+            <w:tcBorders>
+              <w:top w:val="single" w:sz="6" w:space="0" w:color="DADDE1"/>
+              <w:left w:val="single" w:sz="6" w:space="0" w:color="DADDE1"/>
+              <w:bottom w:val="single" w:sz="6" w:space="0" w:color="DADDE1"/>
+              <w:right w:val="single" w:sz="6" w:space="0" w:color="DADDE1"/>
+            </w:tcBorders>
+            <w:tcMar>
+              <w:top w:w="180" w:type="dxa"/>
+              <w:left w:w="180" w:type="dxa"/>
+              <w:bottom w:w="180" w:type="dxa"/>
+              <w:right w:w="180" w:type="dxa"/>
+            </w:tcMar>
+            <w:vAlign w:val="center"/>
+            <w:hideMark/>
+          </w:tcPr>
+          <w:p>
+            <w:pPr>
+              <w:rPr>
+                <w:sz w:val="24"/>
+                <w:szCs w:val="24"/>
+              </w:rPr>
+            </w:pPr>
+            <w:r>
+              <w:rPr>
+                <w:sz w:val="24"/>
+                <w:szCs w:val="24"/>
+              </w:rPr>
+              <w:t>Array or string has length</w:t>
+            </w:r>
+          </w:p>
+        </w:tc>
+      </w:tr>
+      <w:tr>
+        <w:tc>
+          <w:tcPr>
+            <w:tcW w:w="0" w:type="auto"/>
+            <w:tcBorders>
+              <w:top w:val="single" w:sz="6" w:space="0" w:color="DADDE1"/>
+              <w:left w:val="single" w:sz="6" w:space="0" w:color="DADDE1"/>
+              <w:bottom w:val="single" w:sz="6" w:space="0" w:color="DADDE1"/>
+              <w:right w:val="single" w:sz="6" w:space="0" w:color="DADDE1"/>
+            </w:tcBorders>
+            <w:tcMar>
+              <w:top w:w="180" w:type="dxa"/>
+              <w:left w:w="180" w:type="dxa"/>
+              <w:bottom w:w="180" w:type="dxa"/>
+              <w:right w:w="180" w:type="dxa"/>
+            </w:tcMar>
+            <w:vAlign w:val="center"/>
+            <w:hideMark/>
+          </w:tcPr>
+          <w:p>
+            <w:pPr>
+              <w:rPr>
+                <w:sz w:val="24"/>
+                <w:szCs w:val="24"/>
+              </w:rPr>
+            </w:pPr>
+            <w:hyperlink r:id="rId66" w:anchor="generic-assertions-to-have-property" w:history="1">
+              <w:r>
+                <w:rPr>
+                  <w:rStyle w:val="Hyperlink"/>
+                  <w:sz w:val="24"/>
+                  <w:szCs w:val="24"/>
+                </w:rPr>
+                <w:t>expect(value).</w:t>
+              </w:r>
+              <w:proofErr w:type="spellStart"/>
+              <w:r>
+                <w:rPr>
+                  <w:rStyle w:val="Hyperlink"/>
+                  <w:sz w:val="24"/>
+                  <w:szCs w:val="24"/>
+                </w:rPr>
+                <w:t>toHaveProperty</w:t>
+              </w:r>
+              <w:proofErr w:type="spellEnd"/>
+              <w:r>
+                <w:rPr>
+                  <w:rStyle w:val="Hyperlink"/>
+                  <w:sz w:val="24"/>
+                  <w:szCs w:val="24"/>
+                </w:rPr>
+                <w:t>()</w:t>
+              </w:r>
+            </w:hyperlink>
+          </w:p>
+        </w:tc>
+        <w:tc>
+          <w:tcPr>
+            <w:tcW w:w="0" w:type="auto"/>
+            <w:tcBorders>
+              <w:top w:val="single" w:sz="6" w:space="0" w:color="DADDE1"/>
+              <w:left w:val="single" w:sz="6" w:space="0" w:color="DADDE1"/>
+              <w:bottom w:val="single" w:sz="6" w:space="0" w:color="DADDE1"/>
+              <w:right w:val="single" w:sz="6" w:space="0" w:color="DADDE1"/>
+            </w:tcBorders>
+            <w:tcMar>
+              <w:top w:w="180" w:type="dxa"/>
+              <w:left w:w="180" w:type="dxa"/>
+              <w:bottom w:w="180" w:type="dxa"/>
+              <w:right w:w="180" w:type="dxa"/>
+            </w:tcMar>
+            <w:vAlign w:val="center"/>
+            <w:hideMark/>
+          </w:tcPr>
+          <w:p>
+            <w:pPr>
+              <w:rPr>
+                <w:sz w:val="24"/>
+                <w:szCs w:val="24"/>
+              </w:rPr>
+            </w:pPr>
+            <w:r>
+              <w:rPr>
+                <w:sz w:val="24"/>
+                <w:szCs w:val="24"/>
+              </w:rPr>
+              <w:t>Object has a property</w:t>
+            </w:r>
+          </w:p>
+        </w:tc>
+      </w:tr>
+      <w:tr>
+        <w:tc>
+          <w:tcPr>
+            <w:tcW w:w="0" w:type="auto"/>
+            <w:tcBorders>
+              <w:top w:val="single" w:sz="6" w:space="0" w:color="DADDE1"/>
+              <w:left w:val="single" w:sz="6" w:space="0" w:color="DADDE1"/>
+              <w:bottom w:val="single" w:sz="6" w:space="0" w:color="DADDE1"/>
+              <w:right w:val="single" w:sz="6" w:space="0" w:color="DADDE1"/>
+            </w:tcBorders>
+            <w:tcMar>
+              <w:top w:w="180" w:type="dxa"/>
+              <w:left w:w="180" w:type="dxa"/>
+              <w:bottom w:w="180" w:type="dxa"/>
+              <w:right w:w="180" w:type="dxa"/>
+            </w:tcMar>
+            <w:vAlign w:val="center"/>
+            <w:hideMark/>
+          </w:tcPr>
+          <w:p>
+            <w:pPr>
+              <w:rPr>
+                <w:sz w:val="24"/>
+                <w:szCs w:val="24"/>
+              </w:rPr>
+            </w:pPr>
+            <w:hyperlink r:id="rId67" w:anchor="generic-assertions-to-match" w:history="1">
+              <w:r>
+                <w:rPr>
+                  <w:rStyle w:val="Hyperlink"/>
+                  <w:sz w:val="24"/>
+                  <w:szCs w:val="24"/>
+                </w:rPr>
+                <w:t>expect(value).</w:t>
+              </w:r>
+              <w:proofErr w:type="spellStart"/>
+              <w:r>
+                <w:rPr>
+                  <w:rStyle w:val="Hyperlink"/>
+                  <w:sz w:val="24"/>
+                  <w:szCs w:val="24"/>
+                </w:rPr>
+                <w:t>toMatch</w:t>
+              </w:r>
+              <w:proofErr w:type="spellEnd"/>
+              <w:r>
+                <w:rPr>
+                  <w:rStyle w:val="Hyperlink"/>
+                  <w:sz w:val="24"/>
+                  <w:szCs w:val="24"/>
+                </w:rPr>
+                <w:t>()</w:t>
+              </w:r>
+            </w:hyperlink>
+          </w:p>
+        </w:tc>
+        <w:tc>
+          <w:tcPr>
+            <w:tcW w:w="0" w:type="auto"/>
+            <w:tcBorders>
+              <w:top w:val="single" w:sz="6" w:space="0" w:color="DADDE1"/>
+              <w:left w:val="single" w:sz="6" w:space="0" w:color="DADDE1"/>
+              <w:bottom w:val="single" w:sz="6" w:space="0" w:color="DADDE1"/>
+              <w:right w:val="single" w:sz="6" w:space="0" w:color="DADDE1"/>
+            </w:tcBorders>
+            <w:tcMar>
+              <w:top w:w="180" w:type="dxa"/>
+              <w:left w:w="180" w:type="dxa"/>
+              <w:bottom w:w="180" w:type="dxa"/>
+              <w:right w:w="180" w:type="dxa"/>
+            </w:tcMar>
+            <w:vAlign w:val="center"/>
+            <w:hideMark/>
+          </w:tcPr>
+          <w:p>
+            <w:pPr>
+              <w:rPr>
+                <w:sz w:val="24"/>
+                <w:szCs w:val="24"/>
+              </w:rPr>
+            </w:pPr>
+            <w:r>
+              <w:rPr>
+                <w:sz w:val="24"/>
+                <w:szCs w:val="24"/>
+              </w:rPr>
+              <w:t>String matches a regular expression</w:t>
+            </w:r>
+          </w:p>
+        </w:tc>
+      </w:tr>
+      <w:tr>
+        <w:tc>
+          <w:tcPr>
+            <w:tcW w:w="0" w:type="auto"/>
+            <w:tcBorders>
+              <w:top w:val="single" w:sz="6" w:space="0" w:color="DADDE1"/>
+              <w:left w:val="single" w:sz="6" w:space="0" w:color="DADDE1"/>
+              <w:bottom w:val="single" w:sz="6" w:space="0" w:color="DADDE1"/>
+              <w:right w:val="single" w:sz="6" w:space="0" w:color="DADDE1"/>
+            </w:tcBorders>
+            <w:tcMar>
+              <w:top w:w="180" w:type="dxa"/>
+              <w:left w:w="180" w:type="dxa"/>
+              <w:bottom w:w="180" w:type="dxa"/>
+              <w:right w:w="180" w:type="dxa"/>
+            </w:tcMar>
+            <w:vAlign w:val="center"/>
+            <w:hideMark/>
+          </w:tcPr>
+          <w:p>
+            <w:pPr>
+              <w:rPr>
+                <w:sz w:val="24"/>
+                <w:szCs w:val="24"/>
+              </w:rPr>
+            </w:pPr>
+            <w:hyperlink r:id="rId68" w:anchor="generic-assertions-to-match-object" w:history="1">
+              <w:r>
+                <w:rPr>
+                  <w:rStyle w:val="Hyperlink"/>
+                  <w:sz w:val="24"/>
+                  <w:szCs w:val="24"/>
+                </w:rPr>
+                <w:t>expect(value).</w:t>
+              </w:r>
+              <w:proofErr w:type="spellStart"/>
+              <w:r>
+                <w:rPr>
+                  <w:rStyle w:val="Hyperlink"/>
+                  <w:sz w:val="24"/>
+                  <w:szCs w:val="24"/>
+                </w:rPr>
+                <w:t>toMatchObject</w:t>
+              </w:r>
+              <w:proofErr w:type="spellEnd"/>
+              <w:r>
+                <w:rPr>
+                  <w:rStyle w:val="Hyperlink"/>
+                  <w:sz w:val="24"/>
+                  <w:szCs w:val="24"/>
+                </w:rPr>
+                <w:t>()</w:t>
+              </w:r>
+            </w:hyperlink>
+          </w:p>
+        </w:tc>
+        <w:tc>
+          <w:tcPr>
+            <w:tcW w:w="0" w:type="auto"/>
+            <w:tcBorders>
+              <w:top w:val="single" w:sz="6" w:space="0" w:color="DADDE1"/>
+              <w:left w:val="single" w:sz="6" w:space="0" w:color="DADDE1"/>
+              <w:bottom w:val="single" w:sz="6" w:space="0" w:color="DADDE1"/>
+              <w:right w:val="single" w:sz="6" w:space="0" w:color="DADDE1"/>
+            </w:tcBorders>
+            <w:tcMar>
+              <w:top w:w="180" w:type="dxa"/>
+              <w:left w:w="180" w:type="dxa"/>
+              <w:bottom w:w="180" w:type="dxa"/>
+              <w:right w:w="180" w:type="dxa"/>
+            </w:tcMar>
+            <w:vAlign w:val="center"/>
+            <w:hideMark/>
+          </w:tcPr>
+          <w:p>
+            <w:pPr>
+              <w:rPr>
+                <w:sz w:val="24"/>
+                <w:szCs w:val="24"/>
+              </w:rPr>
+            </w:pPr>
+            <w:r>
+              <w:rPr>
+                <w:sz w:val="24"/>
+                <w:szCs w:val="24"/>
+              </w:rPr>
+              <w:t>Object contains specified properties</w:t>
+            </w:r>
+          </w:p>
+        </w:tc>
+      </w:tr>
+      <w:tr>
+        <w:tc>
+          <w:tcPr>
+            <w:tcW w:w="0" w:type="auto"/>
+            <w:tcBorders>
+              <w:top w:val="single" w:sz="6" w:space="0" w:color="DADDE1"/>
+              <w:left w:val="single" w:sz="6" w:space="0" w:color="DADDE1"/>
+              <w:bottom w:val="single" w:sz="6" w:space="0" w:color="DADDE1"/>
+              <w:right w:val="single" w:sz="6" w:space="0" w:color="DADDE1"/>
+            </w:tcBorders>
+            <w:tcMar>
+              <w:top w:w="180" w:type="dxa"/>
+              <w:left w:w="180" w:type="dxa"/>
+              <w:bottom w:w="180" w:type="dxa"/>
+              <w:right w:w="180" w:type="dxa"/>
+            </w:tcMar>
+            <w:vAlign w:val="center"/>
+            <w:hideMark/>
+          </w:tcPr>
+          <w:p>
+            <w:pPr>
+              <w:rPr>
+                <w:sz w:val="24"/>
+                <w:szCs w:val="24"/>
+              </w:rPr>
+            </w:pPr>
+            <w:hyperlink r:id="rId69" w:anchor="generic-assertions-to-strict-equal" w:history="1">
+              <w:r>
+                <w:rPr>
+                  <w:rStyle w:val="Hyperlink"/>
+                  <w:sz w:val="24"/>
+                  <w:szCs w:val="24"/>
+                </w:rPr>
+                <w:t>expect(value).</w:t>
+              </w:r>
+              <w:proofErr w:type="spellStart"/>
+              <w:r>
+                <w:rPr>
+                  <w:rStyle w:val="Hyperlink"/>
+                  <w:sz w:val="24"/>
+                  <w:szCs w:val="24"/>
+                </w:rPr>
+                <w:t>toStrictEqual</w:t>
+              </w:r>
+              <w:proofErr w:type="spellEnd"/>
+              <w:r>
+                <w:rPr>
+                  <w:rStyle w:val="Hyperlink"/>
+                  <w:sz w:val="24"/>
+                  <w:szCs w:val="24"/>
+                </w:rPr>
+                <w:t>()</w:t>
+              </w:r>
+            </w:hyperlink>
+          </w:p>
+        </w:tc>
+        <w:tc>
+          <w:tcPr>
+            <w:tcW w:w="0" w:type="auto"/>
+            <w:tcBorders>
+              <w:top w:val="single" w:sz="6" w:space="0" w:color="DADDE1"/>
+              <w:left w:val="single" w:sz="6" w:space="0" w:color="DADDE1"/>
+              <w:bottom w:val="single" w:sz="6" w:space="0" w:color="DADDE1"/>
+              <w:right w:val="single" w:sz="6" w:space="0" w:color="DADDE1"/>
+            </w:tcBorders>
+            <w:tcMar>
+              <w:top w:w="180" w:type="dxa"/>
+              <w:left w:w="180" w:type="dxa"/>
+              <w:bottom w:w="180" w:type="dxa"/>
+              <w:right w:w="180" w:type="dxa"/>
+            </w:tcMar>
+            <w:vAlign w:val="center"/>
+            <w:hideMark/>
+          </w:tcPr>
+          <w:p>
+            <w:pPr>
+              <w:rPr>
+                <w:sz w:val="24"/>
+                <w:szCs w:val="24"/>
+              </w:rPr>
+            </w:pPr>
+            <w:r>
+              <w:rPr>
+                <w:sz w:val="24"/>
+                <w:szCs w:val="24"/>
+              </w:rPr>
+              <w:t>Value is similar, including property types</w:t>
+            </w:r>
+          </w:p>
+        </w:tc>
+      </w:tr>
+      <w:tr>
+        <w:tc>
+          <w:tcPr>
+            <w:tcW w:w="0" w:type="auto"/>
+            <w:tcBorders>
+              <w:top w:val="single" w:sz="6" w:space="0" w:color="DADDE1"/>
+              <w:left w:val="single" w:sz="6" w:space="0" w:color="DADDE1"/>
+              <w:bottom w:val="single" w:sz="6" w:space="0" w:color="DADDE1"/>
+              <w:right w:val="single" w:sz="6" w:space="0" w:color="DADDE1"/>
+            </w:tcBorders>
+            <w:tcMar>
+              <w:top w:w="180" w:type="dxa"/>
+              <w:left w:w="180" w:type="dxa"/>
+              <w:bottom w:w="180" w:type="dxa"/>
+              <w:right w:w="180" w:type="dxa"/>
+            </w:tcMar>
+            <w:vAlign w:val="center"/>
+            <w:hideMark/>
+          </w:tcPr>
+          <w:p>
+            <w:pPr>
+              <w:rPr>
+                <w:sz w:val="24"/>
+                <w:szCs w:val="24"/>
+              </w:rPr>
+            </w:pPr>
+            <w:hyperlink r:id="rId70" w:anchor="generic-assertions-to-throw" w:history="1">
+              <w:r>
+                <w:rPr>
+                  <w:rStyle w:val="Hyperlink"/>
+                  <w:sz w:val="24"/>
+                  <w:szCs w:val="24"/>
+                </w:rPr>
+                <w:t>expect(value).</w:t>
+              </w:r>
+              <w:proofErr w:type="spellStart"/>
+              <w:r>
+                <w:rPr>
+                  <w:rStyle w:val="Hyperlink"/>
+                  <w:sz w:val="24"/>
+                  <w:szCs w:val="24"/>
+                </w:rPr>
+                <w:t>toThrow</w:t>
+              </w:r>
+              <w:proofErr w:type="spellEnd"/>
+              <w:r>
+                <w:rPr>
+                  <w:rStyle w:val="Hyperlink"/>
+                  <w:sz w:val="24"/>
+                  <w:szCs w:val="24"/>
+                </w:rPr>
+                <w:t>()</w:t>
+              </w:r>
+            </w:hyperlink>
+          </w:p>
+        </w:tc>
+        <w:tc>
+          <w:tcPr>
+            <w:tcW w:w="0" w:type="auto"/>
+            <w:tcBorders>
+              <w:top w:val="single" w:sz="6" w:space="0" w:color="DADDE1"/>
+              <w:left w:val="single" w:sz="6" w:space="0" w:color="DADDE1"/>
+              <w:bottom w:val="single" w:sz="6" w:space="0" w:color="DADDE1"/>
+              <w:right w:val="single" w:sz="6" w:space="0" w:color="DADDE1"/>
+            </w:tcBorders>
+            <w:tcMar>
+              <w:top w:w="180" w:type="dxa"/>
+              <w:left w:w="180" w:type="dxa"/>
+              <w:bottom w:w="180" w:type="dxa"/>
+              <w:right w:w="180" w:type="dxa"/>
+            </w:tcMar>
+            <w:vAlign w:val="center"/>
+            <w:hideMark/>
+          </w:tcPr>
+          <w:p>
+            <w:pPr>
+              <w:rPr>
+                <w:sz w:val="24"/>
+                <w:szCs w:val="24"/>
+              </w:rPr>
+            </w:pPr>
+            <w:r>
+              <w:rPr>
+                <w:sz w:val="24"/>
+                <w:szCs w:val="24"/>
+              </w:rPr>
+              <w:t>Function throws an error</w:t>
+            </w:r>
+          </w:p>
+        </w:tc>
+      </w:tr>
+    </w:tbl>
+    <w:p>
+      <w:pPr>
+        <w:rPr>
+          <w:b/>
+          <w:bCs/>
+          <w:sz w:val="24"/>
+          <w:szCs w:val="24"/>
+        </w:rPr>
+      </w:pPr>
+      <w:r>
+        <w:rPr>
+          <w:b/>
+          <w:bCs/>
+          <w:sz w:val="24"/>
+          <w:szCs w:val="24"/>
+        </w:rPr>
+        <w:t>Asymmetric matchers</w:t>
+      </w:r>
+    </w:p>
+    <w:p>
+      <w:pPr>
+        <w:rPr>
+          <w:sz w:val="24"/>
+          <w:szCs w:val="24"/>
+        </w:rPr>
+      </w:pPr>
+    </w:p>
+    <w:tbl>
+      <w:tblPr>
+        <w:tblW w:w="0" w:type="auto"/>
+        <w:tblCellMar>
+          <w:top w:w="15" w:type="dxa"/>
+          <w:left w:w="15" w:type="dxa"/>
+          <w:bottom w:w="15" w:type="dxa"/>
+          <w:right w:w="15" w:type="dxa"/>
+        </w:tblCellMar>
+        <w:tblLook w:val="04A0" w:firstRow="1" w:lastRow="0" w:firstColumn="1" w:lastColumn="0" w:noHBand="0" w:noVBand="1"/>
+      </w:tblPr>
+      <w:tblGrid>
+        <w:gridCol w:w="2871"/>
+        <w:gridCol w:w="4363"/>
+      </w:tblGrid>
+      <w:tr>
+        <w:trPr>
+          <w:tblHeader/>
+        </w:trPr>
+        <w:tc>
+          <w:tcPr>
+            <w:tcW w:w="0" w:type="auto"/>
+            <w:tcBorders>
+              <w:top w:val="single" w:sz="6" w:space="0" w:color="DADDE1"/>
+              <w:left w:val="single" w:sz="6" w:space="0" w:color="DADDE1"/>
+              <w:bottom w:val="single" w:sz="6" w:space="0" w:color="DADDE1"/>
+              <w:right w:val="single" w:sz="6" w:space="0" w:color="DADDE1"/>
+            </w:tcBorders>
+            <w:tcMar>
+              <w:top w:w="180" w:type="dxa"/>
+              <w:left w:w="180" w:type="dxa"/>
+              <w:bottom w:w="180" w:type="dxa"/>
+              <w:right w:w="180" w:type="dxa"/>
+            </w:tcMar>
+            <w:vAlign w:val="center"/>
+            <w:hideMark/>
+          </w:tcPr>
+          <w:p>
+            <w:pPr>
+              <w:rPr>
+                <w:b/>
+                <w:bCs/>
+                <w:sz w:val="24"/>
+                <w:szCs w:val="24"/>
+              </w:rPr>
+            </w:pPr>
+            <w:r>
+              <w:rPr>
+                <w:b/>
+                <w:bCs/>
+                <w:sz w:val="24"/>
+                <w:szCs w:val="24"/>
+              </w:rPr>
+              <w:lastRenderedPageBreak/>
+              <w:t>Matcher</w:t>
+            </w:r>
+          </w:p>
+        </w:tc>
+        <w:tc>
+          <w:tcPr>
+            <w:tcW w:w="0" w:type="auto"/>
+            <w:tcBorders>
+              <w:top w:val="single" w:sz="6" w:space="0" w:color="DADDE1"/>
+              <w:left w:val="single" w:sz="6" w:space="0" w:color="DADDE1"/>
+              <w:bottom w:val="single" w:sz="6" w:space="0" w:color="DADDE1"/>
+              <w:right w:val="single" w:sz="6" w:space="0" w:color="DADDE1"/>
+            </w:tcBorders>
+            <w:tcMar>
+              <w:top w:w="180" w:type="dxa"/>
+              <w:left w:w="180" w:type="dxa"/>
+              <w:bottom w:w="180" w:type="dxa"/>
+              <w:right w:w="180" w:type="dxa"/>
+            </w:tcMar>
+            <w:vAlign w:val="center"/>
+            <w:hideMark/>
+          </w:tcPr>
+          <w:p>
+            <w:pPr>
+              <w:rPr>
+                <w:b/>
+                <w:bCs/>
+                <w:sz w:val="24"/>
+                <w:szCs w:val="24"/>
+              </w:rPr>
+            </w:pPr>
+            <w:r>
+              <w:rPr>
+                <w:b/>
+                <w:bCs/>
+                <w:sz w:val="24"/>
+                <w:szCs w:val="24"/>
+              </w:rPr>
+              <w:t>Description</w:t>
+            </w:r>
+          </w:p>
+        </w:tc>
+      </w:tr>
+      <w:tr>
+        <w:tc>
+          <w:tcPr>
+            <w:tcW w:w="0" w:type="auto"/>
+            <w:tcBorders>
+              <w:top w:val="single" w:sz="6" w:space="0" w:color="DADDE1"/>
+              <w:left w:val="single" w:sz="6" w:space="0" w:color="DADDE1"/>
+              <w:bottom w:val="single" w:sz="6" w:space="0" w:color="DADDE1"/>
+              <w:right w:val="single" w:sz="6" w:space="0" w:color="DADDE1"/>
+            </w:tcBorders>
+            <w:tcMar>
+              <w:top w:w="180" w:type="dxa"/>
+              <w:left w:w="180" w:type="dxa"/>
+              <w:bottom w:w="180" w:type="dxa"/>
+              <w:right w:w="180" w:type="dxa"/>
+            </w:tcMar>
+            <w:vAlign w:val="center"/>
+            <w:hideMark/>
+          </w:tcPr>
+          <w:p>
+            <w:pPr>
+              <w:rPr>
+                <w:sz w:val="24"/>
+                <w:szCs w:val="24"/>
+              </w:rPr>
+            </w:pPr>
+            <w:hyperlink r:id="rId71" w:anchor="generic-assertions-any" w:history="1">
+              <w:proofErr w:type="spellStart"/>
+              <w:r>
+                <w:rPr>
+                  <w:rStyle w:val="Hyperlink"/>
+                  <w:sz w:val="24"/>
+                  <w:szCs w:val="24"/>
+                </w:rPr>
+                <w:t>expect.any</w:t>
+              </w:r>
+              <w:proofErr w:type="spellEnd"/>
+              <w:r>
+                <w:rPr>
+                  <w:rStyle w:val="Hyperlink"/>
+                  <w:sz w:val="24"/>
+                  <w:szCs w:val="24"/>
+                </w:rPr>
+                <w:t>()</w:t>
+              </w:r>
+            </w:hyperlink>
+          </w:p>
+        </w:tc>
+        <w:tc>
+          <w:tcPr>
+            <w:tcW w:w="0" w:type="auto"/>
+            <w:tcBorders>
+              <w:top w:val="single" w:sz="6" w:space="0" w:color="DADDE1"/>
+              <w:left w:val="single" w:sz="6" w:space="0" w:color="DADDE1"/>
+              <w:bottom w:val="single" w:sz="6" w:space="0" w:color="DADDE1"/>
+              <w:right w:val="single" w:sz="6" w:space="0" w:color="DADDE1"/>
+            </w:tcBorders>
+            <w:tcMar>
+              <w:top w:w="180" w:type="dxa"/>
+              <w:left w:w="180" w:type="dxa"/>
+              <w:bottom w:w="180" w:type="dxa"/>
+              <w:right w:w="180" w:type="dxa"/>
+            </w:tcMar>
+            <w:vAlign w:val="center"/>
+            <w:hideMark/>
+          </w:tcPr>
+          <w:p>
+            <w:pPr>
+              <w:rPr>
+                <w:sz w:val="24"/>
+                <w:szCs w:val="24"/>
+              </w:rPr>
+            </w:pPr>
+            <w:r>
+              <w:rPr>
+                <w:sz w:val="24"/>
+                <w:szCs w:val="24"/>
+              </w:rPr>
+              <w:t>Matches any instance of a class/primitive</w:t>
+            </w:r>
+          </w:p>
+        </w:tc>
+      </w:tr>
+      <w:tr>
+        <w:tc>
+          <w:tcPr>
+            <w:tcW w:w="0" w:type="auto"/>
+            <w:tcBorders>
+              <w:top w:val="single" w:sz="6" w:space="0" w:color="DADDE1"/>
+              <w:left w:val="single" w:sz="6" w:space="0" w:color="DADDE1"/>
+              <w:bottom w:val="single" w:sz="6" w:space="0" w:color="DADDE1"/>
+              <w:right w:val="single" w:sz="6" w:space="0" w:color="DADDE1"/>
+            </w:tcBorders>
+            <w:tcMar>
+              <w:top w:w="180" w:type="dxa"/>
+              <w:left w:w="180" w:type="dxa"/>
+              <w:bottom w:w="180" w:type="dxa"/>
+              <w:right w:w="180" w:type="dxa"/>
+            </w:tcMar>
+            <w:vAlign w:val="center"/>
+            <w:hideMark/>
+          </w:tcPr>
+          <w:p>
+            <w:pPr>
+              <w:rPr>
+                <w:sz w:val="24"/>
+                <w:szCs w:val="24"/>
+              </w:rPr>
+            </w:pPr>
+            <w:hyperlink r:id="rId72" w:anchor="generic-assertions-anything" w:history="1">
+              <w:proofErr w:type="spellStart"/>
+              <w:r>
+                <w:rPr>
+                  <w:rStyle w:val="Hyperlink"/>
+                  <w:sz w:val="24"/>
+                  <w:szCs w:val="24"/>
+                </w:rPr>
+                <w:t>expect.anything</w:t>
+              </w:r>
+              <w:proofErr w:type="spellEnd"/>
+              <w:r>
+                <w:rPr>
+                  <w:rStyle w:val="Hyperlink"/>
+                  <w:sz w:val="24"/>
+                  <w:szCs w:val="24"/>
+                </w:rPr>
+                <w:t>()</w:t>
+              </w:r>
+            </w:hyperlink>
+          </w:p>
+        </w:tc>
+        <w:tc>
+          <w:tcPr>
+            <w:tcW w:w="0" w:type="auto"/>
+            <w:tcBorders>
+              <w:top w:val="single" w:sz="6" w:space="0" w:color="DADDE1"/>
+              <w:left w:val="single" w:sz="6" w:space="0" w:color="DADDE1"/>
+              <w:bottom w:val="single" w:sz="6" w:space="0" w:color="DADDE1"/>
+              <w:right w:val="single" w:sz="6" w:space="0" w:color="DADDE1"/>
+            </w:tcBorders>
+            <w:tcMar>
+              <w:top w:w="180" w:type="dxa"/>
+              <w:left w:w="180" w:type="dxa"/>
+              <w:bottom w:w="180" w:type="dxa"/>
+              <w:right w:w="180" w:type="dxa"/>
+            </w:tcMar>
+            <w:vAlign w:val="center"/>
+            <w:hideMark/>
+          </w:tcPr>
+          <w:p>
+            <w:pPr>
+              <w:rPr>
+                <w:sz w:val="24"/>
+                <w:szCs w:val="24"/>
+              </w:rPr>
+            </w:pPr>
+            <w:r>
+              <w:rPr>
+                <w:sz w:val="24"/>
+                <w:szCs w:val="24"/>
+              </w:rPr>
+              <w:t>Matches anything</w:t>
+            </w:r>
+          </w:p>
+        </w:tc>
+      </w:tr>
+      <w:tr>
+        <w:tc>
+          <w:tcPr>
+            <w:tcW w:w="0" w:type="auto"/>
+            <w:tcBorders>
+              <w:top w:val="single" w:sz="6" w:space="0" w:color="DADDE1"/>
+              <w:left w:val="single" w:sz="6" w:space="0" w:color="DADDE1"/>
+              <w:bottom w:val="single" w:sz="6" w:space="0" w:color="DADDE1"/>
+              <w:right w:val="single" w:sz="6" w:space="0" w:color="DADDE1"/>
+            </w:tcBorders>
+            <w:tcMar>
+              <w:top w:w="180" w:type="dxa"/>
+              <w:left w:w="180" w:type="dxa"/>
+              <w:bottom w:w="180" w:type="dxa"/>
+              <w:right w:w="180" w:type="dxa"/>
+            </w:tcMar>
+            <w:vAlign w:val="center"/>
+            <w:hideMark/>
+          </w:tcPr>
+          <w:p>
+            <w:pPr>
+              <w:rPr>
+                <w:sz w:val="24"/>
+                <w:szCs w:val="24"/>
+              </w:rPr>
+            </w:pPr>
+            <w:hyperlink r:id="rId73" w:anchor="generic-assertions-array-containing" w:history="1">
+              <w:proofErr w:type="spellStart"/>
+              <w:r>
+                <w:rPr>
+                  <w:rStyle w:val="Hyperlink"/>
+                  <w:sz w:val="24"/>
+                  <w:szCs w:val="24"/>
+                </w:rPr>
+                <w:t>expect.arrayContaining</w:t>
+              </w:r>
+              <w:proofErr w:type="spellEnd"/>
+              <w:r>
+                <w:rPr>
+                  <w:rStyle w:val="Hyperlink"/>
+                  <w:sz w:val="24"/>
+                  <w:szCs w:val="24"/>
+                </w:rPr>
+                <w:t>()</w:t>
+              </w:r>
+            </w:hyperlink>
+          </w:p>
+        </w:tc>
+        <w:tc>
+          <w:tcPr>
+            <w:tcW w:w="0" w:type="auto"/>
+            <w:tcBorders>
+              <w:top w:val="single" w:sz="6" w:space="0" w:color="DADDE1"/>
+              <w:left w:val="single" w:sz="6" w:space="0" w:color="DADDE1"/>
+              <w:bottom w:val="single" w:sz="6" w:space="0" w:color="DADDE1"/>
+              <w:right w:val="single" w:sz="6" w:space="0" w:color="DADDE1"/>
+            </w:tcBorders>
+            <w:tcMar>
+              <w:top w:w="180" w:type="dxa"/>
+              <w:left w:w="180" w:type="dxa"/>
+              <w:bottom w:w="180" w:type="dxa"/>
+              <w:right w:w="180" w:type="dxa"/>
+            </w:tcMar>
+            <w:vAlign w:val="center"/>
+            <w:hideMark/>
+          </w:tcPr>
+          <w:p>
+            <w:pPr>
+              <w:rPr>
+                <w:sz w:val="24"/>
+                <w:szCs w:val="24"/>
+              </w:rPr>
+            </w:pPr>
+            <w:r>
+              <w:rPr>
+                <w:sz w:val="24"/>
+                <w:szCs w:val="24"/>
+              </w:rPr>
+              <w:t>Array contains specific elements</w:t>
+            </w:r>
+          </w:p>
+        </w:tc>
+      </w:tr>
+      <w:tr>
+        <w:tc>
+          <w:tcPr>
+            <w:tcW w:w="0" w:type="auto"/>
+            <w:tcBorders>
+              <w:top w:val="single" w:sz="6" w:space="0" w:color="DADDE1"/>
+              <w:left w:val="single" w:sz="6" w:space="0" w:color="DADDE1"/>
+              <w:bottom w:val="single" w:sz="6" w:space="0" w:color="DADDE1"/>
+              <w:right w:val="single" w:sz="6" w:space="0" w:color="DADDE1"/>
+            </w:tcBorders>
+            <w:tcMar>
+              <w:top w:w="180" w:type="dxa"/>
+              <w:left w:w="180" w:type="dxa"/>
+              <w:bottom w:w="180" w:type="dxa"/>
+              <w:right w:w="180" w:type="dxa"/>
+            </w:tcMar>
+            <w:vAlign w:val="center"/>
+            <w:hideMark/>
+          </w:tcPr>
+          <w:p>
+            <w:pPr>
+              <w:rPr>
+                <w:sz w:val="24"/>
+                <w:szCs w:val="24"/>
+              </w:rPr>
+            </w:pPr>
+            <w:hyperlink r:id="rId74" w:anchor="generic-assertions-array-of" w:history="1">
+              <w:proofErr w:type="spellStart"/>
+              <w:r>
+                <w:rPr>
+                  <w:rStyle w:val="Hyperlink"/>
+                  <w:sz w:val="24"/>
+                  <w:szCs w:val="24"/>
+                </w:rPr>
+                <w:t>expect.arrayOf</w:t>
+              </w:r>
+              <w:proofErr w:type="spellEnd"/>
+              <w:r>
+                <w:rPr>
+                  <w:rStyle w:val="Hyperlink"/>
+                  <w:sz w:val="24"/>
+                  <w:szCs w:val="24"/>
+                </w:rPr>
+                <w:t>()</w:t>
+              </w:r>
+            </w:hyperlink>
+          </w:p>
+        </w:tc>
+        <w:tc>
+          <w:tcPr>
+            <w:tcW w:w="0" w:type="auto"/>
+            <w:tcBorders>
+              <w:top w:val="single" w:sz="6" w:space="0" w:color="DADDE1"/>
+              <w:left w:val="single" w:sz="6" w:space="0" w:color="DADDE1"/>
+              <w:bottom w:val="single" w:sz="6" w:space="0" w:color="DADDE1"/>
+              <w:right w:val="single" w:sz="6" w:space="0" w:color="DADDE1"/>
+            </w:tcBorders>
+            <w:tcMar>
+              <w:top w:w="180" w:type="dxa"/>
+              <w:left w:w="180" w:type="dxa"/>
+              <w:bottom w:w="180" w:type="dxa"/>
+              <w:right w:w="180" w:type="dxa"/>
+            </w:tcMar>
+            <w:vAlign w:val="center"/>
+            <w:hideMark/>
+          </w:tcPr>
+          <w:p>
+            <w:pPr>
+              <w:rPr>
+                <w:sz w:val="24"/>
+                <w:szCs w:val="24"/>
+              </w:rPr>
+            </w:pPr>
+            <w:r>
+              <w:rPr>
+                <w:sz w:val="24"/>
+                <w:szCs w:val="24"/>
+              </w:rPr>
+              <w:t>Array contains elements of specific type</w:t>
+            </w:r>
+          </w:p>
+        </w:tc>
+      </w:tr>
+      <w:tr>
+        <w:tc>
+          <w:tcPr>
+            <w:tcW w:w="0" w:type="auto"/>
+            <w:tcBorders>
+              <w:top w:val="single" w:sz="6" w:space="0" w:color="DADDE1"/>
+              <w:left w:val="single" w:sz="6" w:space="0" w:color="DADDE1"/>
+              <w:bottom w:val="single" w:sz="6" w:space="0" w:color="DADDE1"/>
+              <w:right w:val="single" w:sz="6" w:space="0" w:color="DADDE1"/>
+            </w:tcBorders>
+            <w:tcMar>
+              <w:top w:w="180" w:type="dxa"/>
+              <w:left w:w="180" w:type="dxa"/>
+              <w:bottom w:w="180" w:type="dxa"/>
+              <w:right w:w="180" w:type="dxa"/>
+            </w:tcMar>
+            <w:vAlign w:val="center"/>
+            <w:hideMark/>
+          </w:tcPr>
+          <w:p>
+            <w:pPr>
+              <w:rPr>
+                <w:sz w:val="24"/>
+                <w:szCs w:val="24"/>
+              </w:rPr>
+            </w:pPr>
+            <w:hyperlink r:id="rId75" w:anchor="generic-assertions-close-to" w:history="1">
+              <w:proofErr w:type="spellStart"/>
+              <w:r>
+                <w:rPr>
+                  <w:rStyle w:val="Hyperlink"/>
+                  <w:sz w:val="24"/>
+                  <w:szCs w:val="24"/>
+                </w:rPr>
+                <w:t>expect.closeTo</w:t>
+              </w:r>
+              <w:proofErr w:type="spellEnd"/>
+              <w:r>
+                <w:rPr>
+                  <w:rStyle w:val="Hyperlink"/>
+                  <w:sz w:val="24"/>
+                  <w:szCs w:val="24"/>
+                </w:rPr>
+                <w:t>()</w:t>
+              </w:r>
+            </w:hyperlink>
+          </w:p>
+        </w:tc>
+        <w:tc>
+          <w:tcPr>
+            <w:tcW w:w="0" w:type="auto"/>
+            <w:tcBorders>
+              <w:top w:val="single" w:sz="6" w:space="0" w:color="DADDE1"/>
+              <w:left w:val="single" w:sz="6" w:space="0" w:color="DADDE1"/>
+              <w:bottom w:val="single" w:sz="6" w:space="0" w:color="DADDE1"/>
+              <w:right w:val="single" w:sz="6" w:space="0" w:color="DADDE1"/>
+            </w:tcBorders>
+            <w:tcMar>
+              <w:top w:w="180" w:type="dxa"/>
+              <w:left w:w="180" w:type="dxa"/>
+              <w:bottom w:w="180" w:type="dxa"/>
+              <w:right w:w="180" w:type="dxa"/>
+            </w:tcMar>
+            <w:vAlign w:val="center"/>
+            <w:hideMark/>
+          </w:tcPr>
+          <w:p>
+            <w:pPr>
+              <w:rPr>
+                <w:sz w:val="24"/>
+                <w:szCs w:val="24"/>
+              </w:rPr>
+            </w:pPr>
+            <w:r>
+              <w:rPr>
+                <w:sz w:val="24"/>
+                <w:szCs w:val="24"/>
+              </w:rPr>
+              <w:t>Number is approximately equal</w:t>
+            </w:r>
+          </w:p>
+        </w:tc>
+      </w:tr>
+      <w:tr>
+        <w:tc>
+          <w:tcPr>
+            <w:tcW w:w="0" w:type="auto"/>
+            <w:tcBorders>
+              <w:top w:val="single" w:sz="6" w:space="0" w:color="DADDE1"/>
+              <w:left w:val="single" w:sz="6" w:space="0" w:color="DADDE1"/>
+              <w:bottom w:val="single" w:sz="6" w:space="0" w:color="DADDE1"/>
+              <w:right w:val="single" w:sz="6" w:space="0" w:color="DADDE1"/>
+            </w:tcBorders>
+            <w:tcMar>
+              <w:top w:w="180" w:type="dxa"/>
+              <w:left w:w="180" w:type="dxa"/>
+              <w:bottom w:w="180" w:type="dxa"/>
+              <w:right w:w="180" w:type="dxa"/>
+            </w:tcMar>
+            <w:vAlign w:val="center"/>
+            <w:hideMark/>
+          </w:tcPr>
+          <w:p>
+            <w:pPr>
+              <w:rPr>
+                <w:sz w:val="24"/>
+                <w:szCs w:val="24"/>
+              </w:rPr>
+            </w:pPr>
+            <w:hyperlink r:id="rId76" w:anchor="generic-assertions-object-containing" w:history="1">
+              <w:proofErr w:type="spellStart"/>
+              <w:r>
+                <w:rPr>
+                  <w:rStyle w:val="Hyperlink"/>
+                  <w:sz w:val="24"/>
+                  <w:szCs w:val="24"/>
+                </w:rPr>
+                <w:t>expect.objectContaining</w:t>
+              </w:r>
+              <w:proofErr w:type="spellEnd"/>
+              <w:r>
+                <w:rPr>
+                  <w:rStyle w:val="Hyperlink"/>
+                  <w:sz w:val="24"/>
+                  <w:szCs w:val="24"/>
+                </w:rPr>
+                <w:t>()</w:t>
+              </w:r>
+            </w:hyperlink>
+          </w:p>
+        </w:tc>
+        <w:tc>
+          <w:tcPr>
+            <w:tcW w:w="0" w:type="auto"/>
+            <w:tcBorders>
+              <w:top w:val="single" w:sz="6" w:space="0" w:color="DADDE1"/>
+              <w:left w:val="single" w:sz="6" w:space="0" w:color="DADDE1"/>
+              <w:bottom w:val="single" w:sz="6" w:space="0" w:color="DADDE1"/>
+              <w:right w:val="single" w:sz="6" w:space="0" w:color="DADDE1"/>
+            </w:tcBorders>
+            <w:tcMar>
+              <w:top w:w="180" w:type="dxa"/>
+              <w:left w:w="180" w:type="dxa"/>
+              <w:bottom w:w="180" w:type="dxa"/>
+              <w:right w:w="180" w:type="dxa"/>
+            </w:tcMar>
+            <w:vAlign w:val="center"/>
+            <w:hideMark/>
+          </w:tcPr>
+          <w:p>
+            <w:pPr>
+              <w:rPr>
+                <w:sz w:val="24"/>
+                <w:szCs w:val="24"/>
+              </w:rPr>
+            </w:pPr>
+            <w:r>
+              <w:rPr>
+                <w:sz w:val="24"/>
+                <w:szCs w:val="24"/>
+              </w:rPr>
+              <w:t>Object contains specific properties</w:t>
+            </w:r>
+          </w:p>
+        </w:tc>
+      </w:tr>
+      <w:tr>
+        <w:tc>
+          <w:tcPr>
+            <w:tcW w:w="0" w:type="auto"/>
+            <w:tcBorders>
+              <w:top w:val="single" w:sz="6" w:space="0" w:color="DADDE1"/>
+              <w:left w:val="single" w:sz="6" w:space="0" w:color="DADDE1"/>
+              <w:bottom w:val="single" w:sz="6" w:space="0" w:color="DADDE1"/>
+              <w:right w:val="single" w:sz="6" w:space="0" w:color="DADDE1"/>
+            </w:tcBorders>
+            <w:tcMar>
+              <w:top w:w="180" w:type="dxa"/>
+              <w:left w:w="180" w:type="dxa"/>
+              <w:bottom w:w="180" w:type="dxa"/>
+              <w:right w:w="180" w:type="dxa"/>
+            </w:tcMar>
+            <w:vAlign w:val="center"/>
+            <w:hideMark/>
+          </w:tcPr>
+          <w:p>
+            <w:pPr>
+              <w:rPr>
+                <w:sz w:val="24"/>
+                <w:szCs w:val="24"/>
+              </w:rPr>
+            </w:pPr>
+            <w:hyperlink r:id="rId77" w:anchor="generic-assertions-string-containing" w:history="1">
+              <w:proofErr w:type="spellStart"/>
+              <w:r>
+                <w:rPr>
+                  <w:rStyle w:val="Hyperlink"/>
+                  <w:sz w:val="24"/>
+                  <w:szCs w:val="24"/>
+                </w:rPr>
+                <w:t>expect.stringContaining</w:t>
+              </w:r>
+              <w:proofErr w:type="spellEnd"/>
+              <w:r>
+                <w:rPr>
+                  <w:rStyle w:val="Hyperlink"/>
+                  <w:sz w:val="24"/>
+                  <w:szCs w:val="24"/>
+                </w:rPr>
+                <w:t>()</w:t>
+              </w:r>
+            </w:hyperlink>
+          </w:p>
+        </w:tc>
+        <w:tc>
+          <w:tcPr>
+            <w:tcW w:w="0" w:type="auto"/>
+            <w:tcBorders>
+              <w:top w:val="single" w:sz="6" w:space="0" w:color="DADDE1"/>
+              <w:left w:val="single" w:sz="6" w:space="0" w:color="DADDE1"/>
+              <w:bottom w:val="single" w:sz="6" w:space="0" w:color="DADDE1"/>
+              <w:right w:val="single" w:sz="6" w:space="0" w:color="DADDE1"/>
+            </w:tcBorders>
+            <w:tcMar>
+              <w:top w:w="180" w:type="dxa"/>
+              <w:left w:w="180" w:type="dxa"/>
+              <w:bottom w:w="180" w:type="dxa"/>
+              <w:right w:w="180" w:type="dxa"/>
+            </w:tcMar>
+            <w:vAlign w:val="center"/>
+            <w:hideMark/>
+          </w:tcPr>
+          <w:p>
+            <w:pPr>
+              <w:rPr>
+                <w:sz w:val="24"/>
+                <w:szCs w:val="24"/>
+              </w:rPr>
+            </w:pPr>
+            <w:r>
+              <w:rPr>
+                <w:sz w:val="24"/>
+                <w:szCs w:val="24"/>
+              </w:rPr>
+              <w:t>String contains a substring</w:t>
+            </w:r>
+          </w:p>
+        </w:tc>
+      </w:tr>
+      <w:tr>
+        <w:tc>
+          <w:tcPr>
+            <w:tcW w:w="0" w:type="auto"/>
+            <w:tcBorders>
+              <w:top w:val="single" w:sz="6" w:space="0" w:color="DADDE1"/>
+              <w:left w:val="single" w:sz="6" w:space="0" w:color="DADDE1"/>
+              <w:bottom w:val="single" w:sz="6" w:space="0" w:color="DADDE1"/>
+              <w:right w:val="single" w:sz="6" w:space="0" w:color="DADDE1"/>
+            </w:tcBorders>
+            <w:tcMar>
+              <w:top w:w="180" w:type="dxa"/>
+              <w:left w:w="180" w:type="dxa"/>
+              <w:bottom w:w="180" w:type="dxa"/>
+              <w:right w:w="180" w:type="dxa"/>
+            </w:tcMar>
+            <w:vAlign w:val="center"/>
+            <w:hideMark/>
+          </w:tcPr>
+          <w:p>
+            <w:pPr>
+              <w:rPr>
+                <w:sz w:val="24"/>
+                <w:szCs w:val="24"/>
+              </w:rPr>
+            </w:pPr>
+            <w:hyperlink r:id="rId78" w:anchor="generic-assertions-string-matching" w:history="1">
+              <w:proofErr w:type="spellStart"/>
+              <w:r>
+                <w:rPr>
+                  <w:rStyle w:val="Hyperlink"/>
+                  <w:sz w:val="24"/>
+                  <w:szCs w:val="24"/>
+                </w:rPr>
+                <w:t>expect.stringMatching</w:t>
+              </w:r>
+              <w:proofErr w:type="spellEnd"/>
+              <w:r>
+                <w:rPr>
+                  <w:rStyle w:val="Hyperlink"/>
+                  <w:sz w:val="24"/>
+                  <w:szCs w:val="24"/>
+                </w:rPr>
+                <w:t>()</w:t>
+              </w:r>
+            </w:hyperlink>
+          </w:p>
+        </w:tc>
+        <w:tc>
+          <w:tcPr>
+            <w:tcW w:w="0" w:type="auto"/>
+            <w:tcBorders>
+              <w:top w:val="single" w:sz="6" w:space="0" w:color="DADDE1"/>
+              <w:left w:val="single" w:sz="6" w:space="0" w:color="DADDE1"/>
+              <w:bottom w:val="single" w:sz="6" w:space="0" w:color="DADDE1"/>
+              <w:right w:val="single" w:sz="6" w:space="0" w:color="DADDE1"/>
+            </w:tcBorders>
+            <w:tcMar>
+              <w:top w:w="180" w:type="dxa"/>
+              <w:left w:w="180" w:type="dxa"/>
+              <w:bottom w:w="180" w:type="dxa"/>
+              <w:right w:w="180" w:type="dxa"/>
+            </w:tcMar>
+            <w:vAlign w:val="center"/>
+            <w:hideMark/>
+          </w:tcPr>
+          <w:p>
+            <w:pPr>
+              <w:rPr>
+                <w:sz w:val="24"/>
+                <w:szCs w:val="24"/>
+              </w:rPr>
+            </w:pPr>
+            <w:r>
+              <w:rPr>
+                <w:sz w:val="24"/>
+                <w:szCs w:val="24"/>
+              </w:rPr>
+              <w:t>String matches a regular expression</w:t>
+            </w:r>
+          </w:p>
+        </w:tc>
+      </w:tr>
+    </w:tbl>
+    <w:p>
+      <w:pPr>
+        <w:rPr>
+          <w:b/>
+          <w:bCs/>
+          <w:sz w:val="24"/>
+          <w:szCs w:val="24"/>
+        </w:rPr>
+      </w:pPr>
+    </w:p>
+    <w:p>
+      <w:pPr>
+        <w:rPr>
+          <w:sz w:val="24"/>
+          <w:szCs w:val="24"/>
+        </w:rPr>
+      </w:pPr>
+    </w:p>
+    <w:p>
+      <w:pPr>
+        <w:jc w:val="center"/>
+        <w:rPr>
+          <w:b/>
+          <w:bCs/>
+          <w:sz w:val="52"/>
+          <w:szCs w:val="52"/>
+        </w:rPr>
+      </w:pPr>
+    </w:p>
+    <w:p>
+      <w:pPr>
+        <w:jc w:val="center"/>
+        <w:rPr>
+          <w:b/>
+          <w:bCs/>
+          <w:sz w:val="52"/>
+          <w:szCs w:val="52"/>
+        </w:rPr>
+      </w:pPr>
+      <w:r>
+        <w:rPr>
+          <w:b/>
+          <w:bCs/>
+          <w:sz w:val="52"/>
+          <w:szCs w:val="52"/>
+        </w:rPr>
+        <w:t>Interview Questions</w:t>
+      </w:r>
+    </w:p>
+    <w:p>
+      <w:r>
+        <w:lastRenderedPageBreak/>
+        <w:drawing>
+          <wp:inline distT="0" distB="0" distL="0" distR="0" wp14:anchorId="34F4043D" wp14:editId="103BA1C3">
+            <wp:extent cx="5731510" cy="4652645"/>
+            <wp:effectExtent l="0" t="0" r="2540" b="0"/>
+            <wp:docPr id="1560636141" name="Picture 1"/>
+            <wp:cNvGraphicFramePr>
+              <a:graphicFrameLocks xmlns:a="http://schemas.openxmlformats.org/drawingml/2006/main" noChangeAspect="1"/>
+            </wp:cNvGraphicFramePr>
+            <a:graphic xmlns:a="http://schemas.openxmlformats.org/drawingml/2006/main">
+              <a:graphicData uri="http://schemas.openxmlformats.org/drawingml/2006/picture">
+                <pic:pic xmlns:pic="http://schemas.openxmlformats.org/drawingml/2006/picture">
+                  <pic:nvPicPr>
+                    <pic:cNvPr id="1560636141" name=""/>
+                    <pic:cNvPicPr/>
+                  </pic:nvPicPr>
+                  <pic:blipFill>
+                    <a:blip r:embed="rId79"/>
+                    <a:stretch>
+                      <a:fillRect/>
+                    </a:stretch>
+                  </pic:blipFill>
+                  <pic:spPr>
+                    <a:xfrm>
+                      <a:off x="0" y="0"/>
+                      <a:ext cx="5731510" cy="4652645"/>
+                    </a:xfrm>
+                    <a:prstGeom prst="rect">
+                      <a:avLst/>
+                    </a:prstGeom>
+                  </pic:spPr>
+                </pic:pic>
+              </a:graphicData>
+            </a:graphic>
+          </wp:inline>
+        </w:drawing>
+      </w:r>
+    </w:p>
+    <w:p/>
+    <w:p>
+      <w:r>
+        <w:lastRenderedPageBreak/>
+        <w:drawing>
+          <wp:inline distT="0" distB="0" distL="0" distR="0" wp14:anchorId="7DE0C3E8" wp14:editId="386A9C17">
+            <wp:extent cx="5731510" cy="5163820"/>
+            <wp:effectExtent l="0" t="0" r="2540" b="0"/>
+            <wp:docPr id="603157126" name="Picture 1"/>
+            <wp:cNvGraphicFramePr>
+              <a:graphicFrameLocks xmlns:a="http://schemas.openxmlformats.org/drawingml/2006/main" noChangeAspect="1"/>
+            </wp:cNvGraphicFramePr>
+            <a:graphic xmlns:a="http://schemas.openxmlformats.org/drawingml/2006/main">
+              <a:graphicData uri="http://schemas.openxmlformats.org/drawingml/2006/picture">
+                <pic:pic xmlns:pic="http://schemas.openxmlformats.org/drawingml/2006/picture">
+                  <pic:nvPicPr>
+                    <pic:cNvPr id="603157126" name=""/>
+                    <pic:cNvPicPr/>
+                  </pic:nvPicPr>
+                  <pic:blipFill>
+                    <a:blip r:embed="rId80"/>
+                    <a:stretch>
+                      <a:fillRect/>
+                    </a:stretch>
+                  </pic:blipFill>
+                  <pic:spPr>
+                    <a:xfrm>
+                      <a:off x="0" y="0"/>
+                      <a:ext cx="5731510" cy="5163820"/>
+                    </a:xfrm>
+                    <a:prstGeom prst="rect">
+                      <a:avLst/>
+                    </a:prstGeom>
+                  </pic:spPr>
+                </pic:pic>
+              </a:graphicData>
+            </a:graphic>
+          </wp:inline>
+        </w:drawing>
+      </w:r>
+    </w:p>
+    <w:p/>
+    <w:p>
+      <w:r>
+        <w:lastRenderedPageBreak/>
+        <w:drawing>
+          <wp:inline distT="0" distB="0" distL="0" distR="0" wp14:anchorId="524AA1B9" wp14:editId="142B27BA">
+            <wp:extent cx="5273497" cy="5006774"/>
+            <wp:effectExtent l="0" t="0" r="3810" b="3810"/>
+            <wp:docPr id="2112816793" name="Picture 1"/>
+            <wp:cNvGraphicFramePr>
+              <a:graphicFrameLocks xmlns:a="http://schemas.openxmlformats.org/drawingml/2006/main" noChangeAspect="1"/>
+            </wp:cNvGraphicFramePr>
+            <a:graphic xmlns:a="http://schemas.openxmlformats.org/drawingml/2006/main">
+              <a:graphicData uri="http://schemas.openxmlformats.org/drawingml/2006/picture">
+                <pic:pic xmlns:pic="http://schemas.openxmlformats.org/drawingml/2006/picture">
+                  <pic:nvPicPr>
+                    <pic:cNvPr id="2112816793" name=""/>
+                    <pic:cNvPicPr/>
+                  </pic:nvPicPr>
+                  <pic:blipFill>
+                    <a:blip r:embed="rId81"/>
+                    <a:stretch>
+                      <a:fillRect/>
+                    </a:stretch>
+                  </pic:blipFill>
+                  <pic:spPr>
+                    <a:xfrm>
+                      <a:off x="0" y="0"/>
+                      <a:ext cx="5273497" cy="5006774"/>
+                    </a:xfrm>
+                    <a:prstGeom prst="rect">
+                      <a:avLst/>
+                    </a:prstGeom>
+                  </pic:spPr>
+                </pic:pic>
+              </a:graphicData>
+            </a:graphic>
+          </wp:inline>
+        </w:drawing>
+      </w:r>
+    </w:p>
+    <w:p/>
+    <w:p>
+      <w:r>
+        <w:lastRenderedPageBreak/>
+        <w:drawing>
+          <wp:inline distT="0" distB="0" distL="0" distR="0" wp14:anchorId="66C440F4" wp14:editId="4CFE896F">
+            <wp:extent cx="5731510" cy="4386580"/>
+            <wp:effectExtent l="0" t="0" r="2540" b="0"/>
+            <wp:docPr id="1139652722" name="Picture 1"/>
+            <wp:cNvGraphicFramePr>
+              <a:graphicFrameLocks xmlns:a="http://schemas.openxmlformats.org/drawingml/2006/main" noChangeAspect="1"/>
+            </wp:cNvGraphicFramePr>
+            <a:graphic xmlns:a="http://schemas.openxmlformats.org/drawingml/2006/main">
+              <a:graphicData uri="http://schemas.openxmlformats.org/drawingml/2006/picture">
+                <pic:pic xmlns:pic="http://schemas.openxmlformats.org/drawingml/2006/picture">
+                  <pic:nvPicPr>
+                    <pic:cNvPr id="1139652722" name=""/>
+                    <pic:cNvPicPr/>
+                  </pic:nvPicPr>
+                  <pic:blipFill>
+                    <a:blip r:embed="rId82"/>
+                    <a:stretch>
+                      <a:fillRect/>
+                    </a:stretch>
+                  </pic:blipFill>
+                  <pic:spPr>
+                    <a:xfrm>
+                      <a:off x="0" y="0"/>
+                      <a:ext cx="5731510" cy="4386580"/>
+                    </a:xfrm>
+                    <a:prstGeom prst="rect">
+                      <a:avLst/>
+                    </a:prstGeom>
+                  </pic:spPr>
+                </pic:pic>
+              </a:graphicData>
+            </a:graphic>
+          </wp:inline>
+        </w:drawing>
+      </w:r>
+    </w:p>
+    <w:p/>
+    <w:p>
+      <w:r>
+        <w:lastRenderedPageBreak/>
+        <w:drawing>
+          <wp:inline distT="0" distB="0" distL="0" distR="0" wp14:anchorId="37500B84" wp14:editId="52049572">
+            <wp:extent cx="5731510" cy="4505960"/>
+            <wp:effectExtent l="0" t="0" r="2540" b="8890"/>
+            <wp:docPr id="1127744954" name="Picture 1"/>
+            <wp:cNvGraphicFramePr>
+              <a:graphicFrameLocks xmlns:a="http://schemas.openxmlformats.org/drawingml/2006/main" noChangeAspect="1"/>
+            </wp:cNvGraphicFramePr>
+            <a:graphic xmlns:a="http://schemas.openxmlformats.org/drawingml/2006/main">
+              <a:graphicData uri="http://schemas.openxmlformats.org/drawingml/2006/picture">
+                <pic:pic xmlns:pic="http://schemas.openxmlformats.org/drawingml/2006/picture">
+                  <pic:nvPicPr>
+                    <pic:cNvPr id="1127744954" name=""/>
+                    <pic:cNvPicPr/>
+                  </pic:nvPicPr>
+                  <pic:blipFill>
+                    <a:blip r:embed="rId83"/>
+                    <a:stretch>
+                      <a:fillRect/>
+                    </a:stretch>
+                  </pic:blipFill>
+                  <pic:spPr>
+                    <a:xfrm>
+                      <a:off x="0" y="0"/>
+                      <a:ext cx="5731510" cy="4505960"/>
+                    </a:xfrm>
+                    <a:prstGeom prst="rect">
+                      <a:avLst/>
+                    </a:prstGeom>
+                  </pic:spPr>
+                </pic:pic>
+              </a:graphicData>
+            </a:graphic>
+          </wp:inline>
+        </w:drawing>
+      </w:r>
+    </w:p>
+    <w:p/>
+    <w:p>
+      <w:r>
+        <w:drawing>
+          <wp:inline distT="0" distB="0" distL="0" distR="0" wp14:anchorId="1910C50F" wp14:editId="35FAC462">
+            <wp:extent cx="5731510" cy="3876675"/>
+            <wp:effectExtent l="0" t="0" r="2540" b="9525"/>
+            <wp:docPr id="1184817015" name="Picture 1"/>
+            <wp:cNvGraphicFramePr>
+              <a:graphicFrameLocks xmlns:a="http://schemas.openxmlformats.org/drawingml/2006/main" noChangeAspect="1"/>
+            </wp:cNvGraphicFramePr>
+            <a:graphic xmlns:a="http://schemas.openxmlformats.org/drawingml/2006/main">
+              <a:graphicData uri="http://schemas.openxmlformats.org/drawingml/2006/picture">
+                <pic:pic xmlns:pic="http://schemas.openxmlformats.org/drawingml/2006/picture">
+                  <pic:nvPicPr>
+                    <pic:cNvPr id="1184817015" name=""/>
+                    <pic:cNvPicPr/>
+                  </pic:nvPicPr>
+                  <pic:blipFill>
+                    <a:blip r:embed="rId84"/>
+                    <a:stretch>
+                      <a:fillRect/>
+                    </a:stretch>
+                  </pic:blipFill>
+                  <pic:spPr>
+                    <a:xfrm>
+                      <a:off x="0" y="0"/>
+                      <a:ext cx="5731510" cy="3876675"/>
+                    </a:xfrm>
+                    <a:prstGeom prst="rect">
+                      <a:avLst/>
+                    </a:prstGeom>
+                  </pic:spPr>
+                </pic:pic>
+              </a:graphicData>
+            </a:graphic>
+          </wp:inline>
+        </w:drawing>
+      </w:r>
     </w:p>
     <w:p/>
     <w:sectPr>
@@ -1736,6 +8657,29 @@
       <w:spacing w:val="5"/>
     </w:rPr>
   </w:style>
+  <w:style w:type="character" w:styleId="Hyperlink">
+    <w:name w:val="Hyperlink"/>
+    <w:basedOn w:val="DefaultParagraphFont"/>
+    <w:uiPriority w:val="99"/>
+    <w:unhideWhenUsed/>
+    <w:rsid w:val="00A06C31"/>
+    <w:rPr>
+      <w:color w:val="0563C1" w:themeColor="hyperlink"/>
+      <w:u w:val="single"/>
+    </w:rPr>
+  </w:style>
+  <w:style w:type="character" w:styleId="UnresolvedMention">
+    <w:name w:val="Unresolved Mention"/>
+    <w:basedOn w:val="DefaultParagraphFont"/>
+    <w:uiPriority w:val="99"/>
+    <w:semiHidden/>
+    <w:unhideWhenUsed/>
+    <w:rsid w:val="00A06C31"/>
+    <w:rPr>
+      <w:color w:val="605E5C"/>
+      <w:shd w:val="clear" w:color="auto" w:fill="E1DFDD"/>
+    </w:rPr>
+  </w:style>
 </w:styles>
 </file>
 

--- a/Playwright Concepts.docx
+++ b/Playwright Concepts.docx
@@ -28,70 +28,84 @@
     </w:p>
     <w:p>
       <w:proofErr w:type="spellStart"/>
+      <w:proofErr w:type="gramStart"/>
       <w:r>
         <w:t>page.getByRole</w:t>
       </w:r>
       <w:proofErr w:type="spellEnd"/>
+      <w:proofErr w:type="gramEnd"/>
       <w:r>
         <w:t>() to locate by explicit and implicit accessibility attributes.</w:t>
       </w:r>
     </w:p>
     <w:p>
       <w:proofErr w:type="spellStart"/>
+      <w:proofErr w:type="gramStart"/>
       <w:r>
         <w:t>page.getByText</w:t>
       </w:r>
       <w:proofErr w:type="spellEnd"/>
+      <w:proofErr w:type="gramEnd"/>
       <w:r>
         <w:t>() to locate by text content.</w:t>
       </w:r>
     </w:p>
     <w:p>
       <w:proofErr w:type="spellStart"/>
+      <w:proofErr w:type="gramStart"/>
       <w:r>
         <w:t>page.getByLabel</w:t>
       </w:r>
       <w:proofErr w:type="spellEnd"/>
+      <w:proofErr w:type="gramEnd"/>
       <w:r>
         <w:t>() to locate a form control by associated label's text.</w:t>
       </w:r>
     </w:p>
     <w:p>
       <w:proofErr w:type="spellStart"/>
+      <w:proofErr w:type="gramStart"/>
       <w:r>
         <w:t>page.getByPlaceholder</w:t>
       </w:r>
       <w:proofErr w:type="spellEnd"/>
+      <w:proofErr w:type="gramEnd"/>
       <w:r>
         <w:t>() to locate an input by placeholder.</w:t>
       </w:r>
     </w:p>
     <w:p>
       <w:proofErr w:type="spellStart"/>
+      <w:proofErr w:type="gramStart"/>
       <w:r>
         <w:t>page.getByAltText</w:t>
       </w:r>
       <w:proofErr w:type="spellEnd"/>
+      <w:proofErr w:type="gramEnd"/>
       <w:r>
         <w:t>() to locate an element, usually image, by its text alternative.</w:t>
       </w:r>
     </w:p>
     <w:p>
       <w:proofErr w:type="spellStart"/>
+      <w:proofErr w:type="gramStart"/>
       <w:r>
         <w:t>page.getByTitle</w:t>
       </w:r>
       <w:proofErr w:type="spellEnd"/>
+      <w:proofErr w:type="gramEnd"/>
       <w:r>
         <w:t>() to locate an element by its title attribute.</w:t>
       </w:r>
     </w:p>
     <w:p>
       <w:proofErr w:type="spellStart"/>
+      <w:proofErr w:type="gramStart"/>
       <w:r>
         <w:t>page.getByTestId</w:t>
       </w:r>
       <w:proofErr w:type="spellEnd"/>
+      <w:proofErr w:type="gramEnd"/>
       <w:r>
         <w:t xml:space="preserve">() to locate an element </w:t>
       </w:r>
@@ -529,7 +543,15 @@
         <w:t>i</w:t>
       </w:r>
       <w:r>
-        <w:t xml:space="preserve">ewport-size “1280, 720”    </w:t>
+        <w:t xml:space="preserve">ewport-size “1280, </w:t>
+      </w:r>
+      <w:proofErr w:type="gramStart"/>
+      <w:r>
+        <w:t xml:space="preserve">720”   </w:t>
+      </w:r>
+      <w:proofErr w:type="gramEnd"/>
+      <w:r>
+        <w:t xml:space="preserve"> </w:t>
       </w:r>
       <w:r>
         <w:sym w:font="Wingdings" w:char="F0E0"/>
@@ -1103,7 +1125,15 @@
           <w:sz w:val="24"/>
           <w:szCs w:val="24"/>
         </w:rPr>
-        <w:t>expect(success).</w:t>
+        <w:t>expect(success</w:t>
+      </w:r>
+      <w:proofErr w:type="gramStart"/>
+      <w:r>
+        <w:rPr>
+          <w:sz w:val="24"/>
+          <w:szCs w:val="24"/>
+        </w:rPr>
+        <w:t>).</w:t>
       </w:r>
       <w:proofErr w:type="spellStart"/>
       <w:r>
@@ -1114,6 +1144,7 @@
         <w:t>toBeTruthy</w:t>
       </w:r>
       <w:proofErr w:type="spellEnd"/>
+      <w:proofErr w:type="gramEnd"/>
       <w:r>
         <w:rPr>
           <w:sz w:val="24"/>
@@ -1145,6 +1176,7 @@
         <w:t>await expect(</w:t>
       </w:r>
       <w:proofErr w:type="spellStart"/>
+      <w:proofErr w:type="gramStart"/>
       <w:r>
         <w:rPr>
           <w:sz w:val="24"/>
@@ -1153,12 +1185,21 @@
         <w:t>page.getByTestId</w:t>
       </w:r>
       <w:proofErr w:type="spellEnd"/>
-      <w:r>
-        <w:rPr>
-          <w:sz w:val="24"/>
-          <w:szCs w:val="24"/>
-        </w:rPr>
-        <w:t>('status')).</w:t>
+      <w:proofErr w:type="gramEnd"/>
+      <w:r>
+        <w:rPr>
+          <w:sz w:val="24"/>
+          <w:szCs w:val="24"/>
+        </w:rPr>
+        <w:t>('status')</w:t>
+      </w:r>
+      <w:proofErr w:type="gramStart"/>
+      <w:r>
+        <w:rPr>
+          <w:sz w:val="24"/>
+          <w:szCs w:val="24"/>
+        </w:rPr>
+        <w:t>).</w:t>
       </w:r>
       <w:proofErr w:type="spellStart"/>
       <w:r>
@@ -1169,6 +1210,7 @@
         <w:t>toHaveText</w:t>
       </w:r>
       <w:proofErr w:type="spellEnd"/>
+      <w:proofErr w:type="gramEnd"/>
       <w:r>
         <w:rPr>
           <w:sz w:val="24"/>
@@ -1334,7 +1376,16 @@
                   <w:sz w:val="24"/>
                   <w:szCs w:val="24"/>
                 </w:rPr>
-                <w:t>await expect(locator).</w:t>
+                <w:t>await expect(locator</w:t>
+              </w:r>
+              <w:proofErr w:type="gramStart"/>
+              <w:r>
+                <w:rPr>
+                  <w:rStyle w:val="Hyperlink"/>
+                  <w:sz w:val="24"/>
+                  <w:szCs w:val="24"/>
+                </w:rPr>
+                <w:t>).</w:t>
               </w:r>
               <w:proofErr w:type="spellStart"/>
               <w:r>
@@ -1346,6 +1397,7 @@
                 <w:t>toBeAttached</w:t>
               </w:r>
               <w:proofErr w:type="spellEnd"/>
+              <w:proofErr w:type="gramEnd"/>
               <w:r>
                 <w:rPr>
                   <w:rStyle w:val="Hyperlink"/>
@@ -1425,7 +1477,16 @@
                   <w:sz w:val="24"/>
                   <w:szCs w:val="24"/>
                 </w:rPr>
-                <w:t>await expect(locator).</w:t>
+                <w:t>await expect(locator</w:t>
+              </w:r>
+              <w:proofErr w:type="gramStart"/>
+              <w:r>
+                <w:rPr>
+                  <w:rStyle w:val="Hyperlink"/>
+                  <w:sz w:val="24"/>
+                  <w:szCs w:val="24"/>
+                </w:rPr>
+                <w:t>).</w:t>
               </w:r>
               <w:proofErr w:type="spellStart"/>
               <w:r>
@@ -1437,6 +1498,7 @@
                 <w:t>toBeChecked</w:t>
               </w:r>
               <w:proofErr w:type="spellEnd"/>
+              <w:proofErr w:type="gramEnd"/>
               <w:r>
                 <w:rPr>
                   <w:rStyle w:val="Hyperlink"/>
@@ -1516,7 +1578,16 @@
                   <w:sz w:val="24"/>
                   <w:szCs w:val="24"/>
                 </w:rPr>
-                <w:t>await expect(locator).</w:t>
+                <w:t>await expect(locator</w:t>
+              </w:r>
+              <w:proofErr w:type="gramStart"/>
+              <w:r>
+                <w:rPr>
+                  <w:rStyle w:val="Hyperlink"/>
+                  <w:sz w:val="24"/>
+                  <w:szCs w:val="24"/>
+                </w:rPr>
+                <w:t>).</w:t>
               </w:r>
               <w:proofErr w:type="spellStart"/>
               <w:r>
@@ -1528,6 +1599,7 @@
                 <w:t>toBeDisabled</w:t>
               </w:r>
               <w:proofErr w:type="spellEnd"/>
+              <w:proofErr w:type="gramEnd"/>
               <w:r>
                 <w:rPr>
                   <w:rStyle w:val="Hyperlink"/>
@@ -1607,7 +1679,16 @@
                   <w:sz w:val="24"/>
                   <w:szCs w:val="24"/>
                 </w:rPr>
-                <w:t>await expect(locator).</w:t>
+                <w:t>await expect(locator</w:t>
+              </w:r>
+              <w:proofErr w:type="gramStart"/>
+              <w:r>
+                <w:rPr>
+                  <w:rStyle w:val="Hyperlink"/>
+                  <w:sz w:val="24"/>
+                  <w:szCs w:val="24"/>
+                </w:rPr>
+                <w:t>).</w:t>
               </w:r>
               <w:proofErr w:type="spellStart"/>
               <w:r>
@@ -1619,6 +1700,7 @@
                 <w:t>toBeEditable</w:t>
               </w:r>
               <w:proofErr w:type="spellEnd"/>
+              <w:proofErr w:type="gramEnd"/>
               <w:r>
                 <w:rPr>
                   <w:rStyle w:val="Hyperlink"/>
@@ -1698,7 +1780,16 @@
                   <w:sz w:val="24"/>
                   <w:szCs w:val="24"/>
                 </w:rPr>
-                <w:t>await expect(locator).</w:t>
+                <w:t>await expect(locator</w:t>
+              </w:r>
+              <w:proofErr w:type="gramStart"/>
+              <w:r>
+                <w:rPr>
+                  <w:rStyle w:val="Hyperlink"/>
+                  <w:sz w:val="24"/>
+                  <w:szCs w:val="24"/>
+                </w:rPr>
+                <w:t>).</w:t>
               </w:r>
               <w:proofErr w:type="spellStart"/>
               <w:r>
@@ -1710,6 +1801,7 @@
                 <w:t>toBeEmpty</w:t>
               </w:r>
               <w:proofErr w:type="spellEnd"/>
+              <w:proofErr w:type="gramEnd"/>
               <w:r>
                 <w:rPr>
                   <w:rStyle w:val="Hyperlink"/>
@@ -1789,7 +1881,16 @@
                   <w:sz w:val="24"/>
                   <w:szCs w:val="24"/>
                 </w:rPr>
-                <w:t>await expect(locator).</w:t>
+                <w:t>await expect(locator</w:t>
+              </w:r>
+              <w:proofErr w:type="gramStart"/>
+              <w:r>
+                <w:rPr>
+                  <w:rStyle w:val="Hyperlink"/>
+                  <w:sz w:val="24"/>
+                  <w:szCs w:val="24"/>
+                </w:rPr>
+                <w:t>).</w:t>
               </w:r>
               <w:proofErr w:type="spellStart"/>
               <w:r>
@@ -1801,6 +1902,7 @@
                 <w:t>toBeEnabled</w:t>
               </w:r>
               <w:proofErr w:type="spellEnd"/>
+              <w:proofErr w:type="gramEnd"/>
               <w:r>
                 <w:rPr>
                   <w:rStyle w:val="Hyperlink"/>
@@ -1880,7 +1982,16 @@
                   <w:sz w:val="24"/>
                   <w:szCs w:val="24"/>
                 </w:rPr>
-                <w:t>await expect(locator).</w:t>
+                <w:t>await expect(locator</w:t>
+              </w:r>
+              <w:proofErr w:type="gramStart"/>
+              <w:r>
+                <w:rPr>
+                  <w:rStyle w:val="Hyperlink"/>
+                  <w:sz w:val="24"/>
+                  <w:szCs w:val="24"/>
+                </w:rPr>
+                <w:t>).</w:t>
               </w:r>
               <w:proofErr w:type="spellStart"/>
               <w:r>
@@ -1892,6 +2003,7 @@
                 <w:t>toBeFocused</w:t>
               </w:r>
               <w:proofErr w:type="spellEnd"/>
+              <w:proofErr w:type="gramEnd"/>
               <w:r>
                 <w:rPr>
                   <w:rStyle w:val="Hyperlink"/>
@@ -1971,7 +2083,16 @@
                   <w:sz w:val="24"/>
                   <w:szCs w:val="24"/>
                 </w:rPr>
-                <w:t>await expect(locator).</w:t>
+                <w:t>await expect(locator</w:t>
+              </w:r>
+              <w:proofErr w:type="gramStart"/>
+              <w:r>
+                <w:rPr>
+                  <w:rStyle w:val="Hyperlink"/>
+                  <w:sz w:val="24"/>
+                  <w:szCs w:val="24"/>
+                </w:rPr>
+                <w:t>).</w:t>
               </w:r>
               <w:proofErr w:type="spellStart"/>
               <w:r>
@@ -1983,6 +2104,7 @@
                 <w:t>toBeHidden</w:t>
               </w:r>
               <w:proofErr w:type="spellEnd"/>
+              <w:proofErr w:type="gramEnd"/>
               <w:r>
                 <w:rPr>
                   <w:rStyle w:val="Hyperlink"/>
@@ -2062,7 +2184,16 @@
                   <w:sz w:val="24"/>
                   <w:szCs w:val="24"/>
                 </w:rPr>
-                <w:t>await expect(locator).</w:t>
+                <w:t>await expect(locator</w:t>
+              </w:r>
+              <w:proofErr w:type="gramStart"/>
+              <w:r>
+                <w:rPr>
+                  <w:rStyle w:val="Hyperlink"/>
+                  <w:sz w:val="24"/>
+                  <w:szCs w:val="24"/>
+                </w:rPr>
+                <w:t>).</w:t>
               </w:r>
               <w:proofErr w:type="spellStart"/>
               <w:r>
@@ -2074,6 +2205,7 @@
                 <w:t>toBeInViewport</w:t>
               </w:r>
               <w:proofErr w:type="spellEnd"/>
+              <w:proofErr w:type="gramEnd"/>
               <w:r>
                 <w:rPr>
                   <w:rStyle w:val="Hyperlink"/>
@@ -2153,7 +2285,16 @@
                   <w:sz w:val="24"/>
                   <w:szCs w:val="24"/>
                 </w:rPr>
-                <w:t>await expect(locator).</w:t>
+                <w:t>await expect(locator</w:t>
+              </w:r>
+              <w:proofErr w:type="gramStart"/>
+              <w:r>
+                <w:rPr>
+                  <w:rStyle w:val="Hyperlink"/>
+                  <w:sz w:val="24"/>
+                  <w:szCs w:val="24"/>
+                </w:rPr>
+                <w:t>).</w:t>
               </w:r>
               <w:proofErr w:type="spellStart"/>
               <w:r>
@@ -2165,6 +2306,7 @@
                 <w:t>toBeVisible</w:t>
               </w:r>
               <w:proofErr w:type="spellEnd"/>
+              <w:proofErr w:type="gramEnd"/>
               <w:r>
                 <w:rPr>
                   <w:rStyle w:val="Hyperlink"/>
@@ -2244,7 +2386,16 @@
                   <w:sz w:val="24"/>
                   <w:szCs w:val="24"/>
                 </w:rPr>
-                <w:t>await expect(locator).</w:t>
+                <w:t>await expect(locator</w:t>
+              </w:r>
+              <w:proofErr w:type="gramStart"/>
+              <w:r>
+                <w:rPr>
+                  <w:rStyle w:val="Hyperlink"/>
+                  <w:sz w:val="24"/>
+                  <w:szCs w:val="24"/>
+                </w:rPr>
+                <w:t>).</w:t>
               </w:r>
               <w:proofErr w:type="spellStart"/>
               <w:r>
@@ -2256,6 +2407,7 @@
                 <w:t>toContainText</w:t>
               </w:r>
               <w:proofErr w:type="spellEnd"/>
+              <w:proofErr w:type="gramEnd"/>
               <w:r>
                 <w:rPr>
                   <w:rStyle w:val="Hyperlink"/>
@@ -2335,7 +2487,16 @@
                   <w:sz w:val="24"/>
                   <w:szCs w:val="24"/>
                 </w:rPr>
-                <w:t>await expect(locator).</w:t>
+                <w:t>await expect(locator</w:t>
+              </w:r>
+              <w:proofErr w:type="gramStart"/>
+              <w:r>
+                <w:rPr>
+                  <w:rStyle w:val="Hyperlink"/>
+                  <w:sz w:val="24"/>
+                  <w:szCs w:val="24"/>
+                </w:rPr>
+                <w:t>).</w:t>
               </w:r>
               <w:proofErr w:type="spellStart"/>
               <w:r>
@@ -2347,6 +2508,7 @@
                 <w:t>toContainClass</w:t>
               </w:r>
               <w:proofErr w:type="spellEnd"/>
+              <w:proofErr w:type="gramEnd"/>
               <w:r>
                 <w:rPr>
                   <w:rStyle w:val="Hyperlink"/>
@@ -2426,7 +2588,16 @@
                   <w:sz w:val="24"/>
                   <w:szCs w:val="24"/>
                 </w:rPr>
-                <w:t>await expect(locator).</w:t>
+                <w:t>await expect(locator</w:t>
+              </w:r>
+              <w:proofErr w:type="gramStart"/>
+              <w:r>
+                <w:rPr>
+                  <w:rStyle w:val="Hyperlink"/>
+                  <w:sz w:val="24"/>
+                  <w:szCs w:val="24"/>
+                </w:rPr>
+                <w:t>).</w:t>
               </w:r>
               <w:proofErr w:type="spellStart"/>
               <w:r>
@@ -2438,6 +2609,7 @@
                 <w:t>toHaveAccessibleDescription</w:t>
               </w:r>
               <w:proofErr w:type="spellEnd"/>
+              <w:proofErr w:type="gramEnd"/>
               <w:r>
                 <w:rPr>
                   <w:rStyle w:val="Hyperlink"/>
@@ -2527,7 +2699,16 @@
                   <w:sz w:val="24"/>
                   <w:szCs w:val="24"/>
                 </w:rPr>
-                <w:t>await expect(locator).</w:t>
+                <w:t>await expect(locator</w:t>
+              </w:r>
+              <w:proofErr w:type="gramStart"/>
+              <w:r>
+                <w:rPr>
+                  <w:rStyle w:val="Hyperlink"/>
+                  <w:sz w:val="24"/>
+                  <w:szCs w:val="24"/>
+                </w:rPr>
+                <w:t>).</w:t>
               </w:r>
               <w:proofErr w:type="spellStart"/>
               <w:r>
@@ -2539,6 +2720,7 @@
                 <w:t>toHaveAccessibleName</w:t>
               </w:r>
               <w:proofErr w:type="spellEnd"/>
+              <w:proofErr w:type="gramEnd"/>
               <w:r>
                 <w:rPr>
                   <w:rStyle w:val="Hyperlink"/>
@@ -2628,7 +2810,16 @@
                   <w:sz w:val="24"/>
                   <w:szCs w:val="24"/>
                 </w:rPr>
-                <w:t>await expect(locator).</w:t>
+                <w:t>await expect(locator</w:t>
+              </w:r>
+              <w:proofErr w:type="gramStart"/>
+              <w:r>
+                <w:rPr>
+                  <w:rStyle w:val="Hyperlink"/>
+                  <w:sz w:val="24"/>
+                  <w:szCs w:val="24"/>
+                </w:rPr>
+                <w:t>).</w:t>
               </w:r>
               <w:proofErr w:type="spellStart"/>
               <w:r>
@@ -2640,6 +2831,7 @@
                 <w:t>toHaveAttribute</w:t>
               </w:r>
               <w:proofErr w:type="spellEnd"/>
+              <w:proofErr w:type="gramEnd"/>
               <w:r>
                 <w:rPr>
                   <w:rStyle w:val="Hyperlink"/>
@@ -2719,7 +2911,16 @@
                   <w:sz w:val="24"/>
                   <w:szCs w:val="24"/>
                 </w:rPr>
-                <w:t>await expect(locator).</w:t>
+                <w:t>await expect(locator</w:t>
+              </w:r>
+              <w:proofErr w:type="gramStart"/>
+              <w:r>
+                <w:rPr>
+                  <w:rStyle w:val="Hyperlink"/>
+                  <w:sz w:val="24"/>
+                  <w:szCs w:val="24"/>
+                </w:rPr>
+                <w:t>).</w:t>
               </w:r>
               <w:proofErr w:type="spellStart"/>
               <w:r>
@@ -2731,6 +2932,7 @@
                 <w:t>toHaveClass</w:t>
               </w:r>
               <w:proofErr w:type="spellEnd"/>
+              <w:proofErr w:type="gramEnd"/>
               <w:r>
                 <w:rPr>
                   <w:rStyle w:val="Hyperlink"/>
@@ -2810,7 +3012,16 @@
                   <w:sz w:val="24"/>
                   <w:szCs w:val="24"/>
                 </w:rPr>
-                <w:t>await expect(locator).</w:t>
+                <w:t>await expect(locator</w:t>
+              </w:r>
+              <w:proofErr w:type="gramStart"/>
+              <w:r>
+                <w:rPr>
+                  <w:rStyle w:val="Hyperlink"/>
+                  <w:sz w:val="24"/>
+                  <w:szCs w:val="24"/>
+                </w:rPr>
+                <w:t>).</w:t>
               </w:r>
               <w:proofErr w:type="spellStart"/>
               <w:r>
@@ -2822,6 +3033,7 @@
                 <w:t>toHaveCount</w:t>
               </w:r>
               <w:proofErr w:type="spellEnd"/>
+              <w:proofErr w:type="gramEnd"/>
               <w:r>
                 <w:rPr>
                   <w:rStyle w:val="Hyperlink"/>
@@ -2901,7 +3113,16 @@
                   <w:sz w:val="24"/>
                   <w:szCs w:val="24"/>
                 </w:rPr>
-                <w:t>await expect(locator).</w:t>
+                <w:t>await expect(locator</w:t>
+              </w:r>
+              <w:proofErr w:type="gramStart"/>
+              <w:r>
+                <w:rPr>
+                  <w:rStyle w:val="Hyperlink"/>
+                  <w:sz w:val="24"/>
+                  <w:szCs w:val="24"/>
+                </w:rPr>
+                <w:t>).</w:t>
               </w:r>
               <w:proofErr w:type="spellStart"/>
               <w:r>
@@ -2913,6 +3134,7 @@
                 <w:t>toHaveCSS</w:t>
               </w:r>
               <w:proofErr w:type="spellEnd"/>
+              <w:proofErr w:type="gramEnd"/>
               <w:r>
                 <w:rPr>
                   <w:rStyle w:val="Hyperlink"/>
@@ -2992,7 +3214,16 @@
                   <w:sz w:val="24"/>
                   <w:szCs w:val="24"/>
                 </w:rPr>
-                <w:t>await expect(locator).</w:t>
+                <w:t>await expect(locator</w:t>
+              </w:r>
+              <w:proofErr w:type="gramStart"/>
+              <w:r>
+                <w:rPr>
+                  <w:rStyle w:val="Hyperlink"/>
+                  <w:sz w:val="24"/>
+                  <w:szCs w:val="24"/>
+                </w:rPr>
+                <w:t>).</w:t>
               </w:r>
               <w:proofErr w:type="spellStart"/>
               <w:r>
@@ -3004,6 +3235,7 @@
                 <w:t>toHaveId</w:t>
               </w:r>
               <w:proofErr w:type="spellEnd"/>
+              <w:proofErr w:type="gramEnd"/>
               <w:r>
                 <w:rPr>
                   <w:rStyle w:val="Hyperlink"/>
@@ -3083,7 +3315,16 @@
                   <w:sz w:val="24"/>
                   <w:szCs w:val="24"/>
                 </w:rPr>
-                <w:t>await expect(locator).</w:t>
+                <w:t>await expect(locator</w:t>
+              </w:r>
+              <w:proofErr w:type="gramStart"/>
+              <w:r>
+                <w:rPr>
+                  <w:rStyle w:val="Hyperlink"/>
+                  <w:sz w:val="24"/>
+                  <w:szCs w:val="24"/>
+                </w:rPr>
+                <w:t>).</w:t>
               </w:r>
               <w:proofErr w:type="spellStart"/>
               <w:r>
@@ -3095,6 +3336,7 @@
                 <w:t>toHaveJSProperty</w:t>
               </w:r>
               <w:proofErr w:type="spellEnd"/>
+              <w:proofErr w:type="gramEnd"/>
               <w:r>
                 <w:rPr>
                   <w:rStyle w:val="Hyperlink"/>
@@ -3174,7 +3416,16 @@
                   <w:sz w:val="24"/>
                   <w:szCs w:val="24"/>
                 </w:rPr>
-                <w:t>await expect(locator).</w:t>
+                <w:t>await expect(locator</w:t>
+              </w:r>
+              <w:proofErr w:type="gramStart"/>
+              <w:r>
+                <w:rPr>
+                  <w:rStyle w:val="Hyperlink"/>
+                  <w:sz w:val="24"/>
+                  <w:szCs w:val="24"/>
+                </w:rPr>
+                <w:t>).</w:t>
               </w:r>
               <w:proofErr w:type="spellStart"/>
               <w:r>
@@ -3186,6 +3437,7 @@
                 <w:t>toHaveRole</w:t>
               </w:r>
               <w:proofErr w:type="spellEnd"/>
+              <w:proofErr w:type="gramEnd"/>
               <w:r>
                 <w:rPr>
                   <w:rStyle w:val="Hyperlink"/>
@@ -3275,7 +3527,16 @@
                   <w:sz w:val="24"/>
                   <w:szCs w:val="24"/>
                 </w:rPr>
-                <w:t>await expect(locator).</w:t>
+                <w:t>await expect(locator</w:t>
+              </w:r>
+              <w:proofErr w:type="gramStart"/>
+              <w:r>
+                <w:rPr>
+                  <w:rStyle w:val="Hyperlink"/>
+                  <w:sz w:val="24"/>
+                  <w:szCs w:val="24"/>
+                </w:rPr>
+                <w:t>).</w:t>
               </w:r>
               <w:proofErr w:type="spellStart"/>
               <w:r>
@@ -3287,6 +3548,7 @@
                 <w:t>toHaveScreenshot</w:t>
               </w:r>
               <w:proofErr w:type="spellEnd"/>
+              <w:proofErr w:type="gramEnd"/>
               <w:r>
                 <w:rPr>
                   <w:rStyle w:val="Hyperlink"/>
@@ -3366,7 +3628,16 @@
                   <w:sz w:val="24"/>
                   <w:szCs w:val="24"/>
                 </w:rPr>
-                <w:t>await expect(locator).</w:t>
+                <w:t>await expect(locator</w:t>
+              </w:r>
+              <w:proofErr w:type="gramStart"/>
+              <w:r>
+                <w:rPr>
+                  <w:rStyle w:val="Hyperlink"/>
+                  <w:sz w:val="24"/>
+                  <w:szCs w:val="24"/>
+                </w:rPr>
+                <w:t>).</w:t>
               </w:r>
               <w:proofErr w:type="spellStart"/>
               <w:r>
@@ -3378,6 +3649,7 @@
                 <w:t>toHaveText</w:t>
               </w:r>
               <w:proofErr w:type="spellEnd"/>
+              <w:proofErr w:type="gramEnd"/>
               <w:r>
                 <w:rPr>
                   <w:rStyle w:val="Hyperlink"/>
@@ -3457,7 +3729,16 @@
                   <w:sz w:val="24"/>
                   <w:szCs w:val="24"/>
                 </w:rPr>
-                <w:t>await expect(locator).</w:t>
+                <w:t>await expect(locator</w:t>
+              </w:r>
+              <w:proofErr w:type="gramStart"/>
+              <w:r>
+                <w:rPr>
+                  <w:rStyle w:val="Hyperlink"/>
+                  <w:sz w:val="24"/>
+                  <w:szCs w:val="24"/>
+                </w:rPr>
+                <w:t>).</w:t>
               </w:r>
               <w:proofErr w:type="spellStart"/>
               <w:r>
@@ -3469,6 +3750,7 @@
                 <w:t>toHaveValue</w:t>
               </w:r>
               <w:proofErr w:type="spellEnd"/>
+              <w:proofErr w:type="gramEnd"/>
               <w:r>
                 <w:rPr>
                   <w:rStyle w:val="Hyperlink"/>
@@ -3548,7 +3830,16 @@
                   <w:sz w:val="24"/>
                   <w:szCs w:val="24"/>
                 </w:rPr>
-                <w:t>await expect(locator).</w:t>
+                <w:t>await expect(locator</w:t>
+              </w:r>
+              <w:proofErr w:type="gramStart"/>
+              <w:r>
+                <w:rPr>
+                  <w:rStyle w:val="Hyperlink"/>
+                  <w:sz w:val="24"/>
+                  <w:szCs w:val="24"/>
+                </w:rPr>
+                <w:t>).</w:t>
               </w:r>
               <w:proofErr w:type="spellStart"/>
               <w:r>
@@ -3560,6 +3851,7 @@
                 <w:t>toHaveValues</w:t>
               </w:r>
               <w:proofErr w:type="spellEnd"/>
+              <w:proofErr w:type="gramEnd"/>
               <w:r>
                 <w:rPr>
                   <w:rStyle w:val="Hyperlink"/>
@@ -3639,7 +3931,16 @@
                   <w:sz w:val="24"/>
                   <w:szCs w:val="24"/>
                 </w:rPr>
-                <w:t>await expect(locator).</w:t>
+                <w:t>await expect(locator</w:t>
+              </w:r>
+              <w:proofErr w:type="gramStart"/>
+              <w:r>
+                <w:rPr>
+                  <w:rStyle w:val="Hyperlink"/>
+                  <w:sz w:val="24"/>
+                  <w:szCs w:val="24"/>
+                </w:rPr>
+                <w:t>).</w:t>
               </w:r>
               <w:proofErr w:type="spellStart"/>
               <w:r>
@@ -3651,6 +3952,7 @@
                 <w:t>toMatchAriaSnapshot</w:t>
               </w:r>
               <w:proofErr w:type="spellEnd"/>
+              <w:proofErr w:type="gramEnd"/>
               <w:r>
                 <w:rPr>
                   <w:rStyle w:val="Hyperlink"/>
@@ -3730,7 +4032,16 @@
                   <w:sz w:val="24"/>
                   <w:szCs w:val="24"/>
                 </w:rPr>
-                <w:t>await expect(page).</w:t>
+                <w:t>await expect(page</w:t>
+              </w:r>
+              <w:proofErr w:type="gramStart"/>
+              <w:r>
+                <w:rPr>
+                  <w:rStyle w:val="Hyperlink"/>
+                  <w:sz w:val="24"/>
+                  <w:szCs w:val="24"/>
+                </w:rPr>
+                <w:t>).</w:t>
               </w:r>
               <w:proofErr w:type="spellStart"/>
               <w:r>
@@ -3742,6 +4053,7 @@
                 <w:t>toMatchAriaSnapshot</w:t>
               </w:r>
               <w:proofErr w:type="spellEnd"/>
+              <w:proofErr w:type="gramEnd"/>
               <w:r>
                 <w:rPr>
                   <w:rStyle w:val="Hyperlink"/>
@@ -3821,7 +4133,16 @@
                   <w:sz w:val="24"/>
                   <w:szCs w:val="24"/>
                 </w:rPr>
-                <w:t>await expect(page).</w:t>
+                <w:t>await expect(page</w:t>
+              </w:r>
+              <w:proofErr w:type="gramStart"/>
+              <w:r>
+                <w:rPr>
+                  <w:rStyle w:val="Hyperlink"/>
+                  <w:sz w:val="24"/>
+                  <w:szCs w:val="24"/>
+                </w:rPr>
+                <w:t>).</w:t>
               </w:r>
               <w:proofErr w:type="spellStart"/>
               <w:r>
@@ -3833,6 +4154,7 @@
                 <w:t>toHaveScreenshot</w:t>
               </w:r>
               <w:proofErr w:type="spellEnd"/>
+              <w:proofErr w:type="gramEnd"/>
               <w:r>
                 <w:rPr>
                   <w:rStyle w:val="Hyperlink"/>
@@ -3912,7 +4234,16 @@
                   <w:sz w:val="24"/>
                   <w:szCs w:val="24"/>
                 </w:rPr>
-                <w:t>await expect(page).</w:t>
+                <w:t>await expect(page</w:t>
+              </w:r>
+              <w:proofErr w:type="gramStart"/>
+              <w:r>
+                <w:rPr>
+                  <w:rStyle w:val="Hyperlink"/>
+                  <w:sz w:val="24"/>
+                  <w:szCs w:val="24"/>
+                </w:rPr>
+                <w:t>).</w:t>
               </w:r>
               <w:proofErr w:type="spellStart"/>
               <w:r>
@@ -3924,6 +4255,7 @@
                 <w:t>toHaveTitle</w:t>
               </w:r>
               <w:proofErr w:type="spellEnd"/>
+              <w:proofErr w:type="gramEnd"/>
               <w:r>
                 <w:rPr>
                   <w:rStyle w:val="Hyperlink"/>
@@ -4003,7 +4335,16 @@
                   <w:sz w:val="24"/>
                   <w:szCs w:val="24"/>
                 </w:rPr>
-                <w:t>await expect(page).</w:t>
+                <w:t>await expect(page</w:t>
+              </w:r>
+              <w:proofErr w:type="gramStart"/>
+              <w:r>
+                <w:rPr>
+                  <w:rStyle w:val="Hyperlink"/>
+                  <w:sz w:val="24"/>
+                  <w:szCs w:val="24"/>
+                </w:rPr>
+                <w:t>).</w:t>
               </w:r>
               <w:proofErr w:type="spellStart"/>
               <w:r>
@@ -4015,6 +4356,7 @@
                 <w:t>toHaveURL</w:t>
               </w:r>
               <w:proofErr w:type="spellEnd"/>
+              <w:proofErr w:type="gramEnd"/>
               <w:r>
                 <w:rPr>
                   <w:rStyle w:val="Hyperlink"/>
@@ -4094,7 +4436,16 @@
                   <w:sz w:val="24"/>
                   <w:szCs w:val="24"/>
                 </w:rPr>
-                <w:t>await expect(response).</w:t>
+                <w:t>await expect(response</w:t>
+              </w:r>
+              <w:proofErr w:type="gramStart"/>
+              <w:r>
+                <w:rPr>
+                  <w:rStyle w:val="Hyperlink"/>
+                  <w:sz w:val="24"/>
+                  <w:szCs w:val="24"/>
+                </w:rPr>
+                <w:t>).</w:t>
               </w:r>
               <w:proofErr w:type="spellStart"/>
               <w:r>
@@ -4106,6 +4457,7 @@
                 <w:t>toBeOK</w:t>
               </w:r>
               <w:proofErr w:type="spellEnd"/>
+              <w:proofErr w:type="gramEnd"/>
               <w:r>
                 <w:rPr>
                   <w:rStyle w:val="Hyperlink"/>
@@ -4325,7 +4677,16 @@
                   <w:sz w:val="24"/>
                   <w:szCs w:val="24"/>
                 </w:rPr>
-                <w:t>expect(value).</w:t>
+                <w:t>expect(value</w:t>
+              </w:r>
+              <w:proofErr w:type="gramStart"/>
+              <w:r>
+                <w:rPr>
+                  <w:rStyle w:val="Hyperlink"/>
+                  <w:sz w:val="24"/>
+                  <w:szCs w:val="24"/>
+                </w:rPr>
+                <w:t>).</w:t>
               </w:r>
               <w:proofErr w:type="spellStart"/>
               <w:r>
@@ -4337,6 +4698,7 @@
                 <w:t>toBe</w:t>
               </w:r>
               <w:proofErr w:type="spellEnd"/>
+              <w:proofErr w:type="gramEnd"/>
               <w:r>
                 <w:rPr>
                   <w:rStyle w:val="Hyperlink"/>
@@ -4416,7 +4778,16 @@
                   <w:sz w:val="24"/>
                   <w:szCs w:val="24"/>
                 </w:rPr>
-                <w:t>expect(value).</w:t>
+                <w:t>expect(value</w:t>
+              </w:r>
+              <w:proofErr w:type="gramStart"/>
+              <w:r>
+                <w:rPr>
+                  <w:rStyle w:val="Hyperlink"/>
+                  <w:sz w:val="24"/>
+                  <w:szCs w:val="24"/>
+                </w:rPr>
+                <w:t>).</w:t>
               </w:r>
               <w:proofErr w:type="spellStart"/>
               <w:r>
@@ -4428,6 +4799,7 @@
                 <w:t>toBeCloseTo</w:t>
               </w:r>
               <w:proofErr w:type="spellEnd"/>
+              <w:proofErr w:type="gramEnd"/>
               <w:r>
                 <w:rPr>
                   <w:rStyle w:val="Hyperlink"/>
@@ -4507,7 +4879,16 @@
                   <w:sz w:val="24"/>
                   <w:szCs w:val="24"/>
                 </w:rPr>
-                <w:t>expect(value).</w:t>
+                <w:t>expect(value</w:t>
+              </w:r>
+              <w:proofErr w:type="gramStart"/>
+              <w:r>
+                <w:rPr>
+                  <w:rStyle w:val="Hyperlink"/>
+                  <w:sz w:val="24"/>
+                  <w:szCs w:val="24"/>
+                </w:rPr>
+                <w:t>).</w:t>
               </w:r>
               <w:proofErr w:type="spellStart"/>
               <w:r>
@@ -4519,6 +4900,7 @@
                 <w:t>toBeDefined</w:t>
               </w:r>
               <w:proofErr w:type="spellEnd"/>
+              <w:proofErr w:type="gramEnd"/>
               <w:r>
                 <w:rPr>
                   <w:rStyle w:val="Hyperlink"/>
@@ -4598,7 +4980,16 @@
                   <w:sz w:val="24"/>
                   <w:szCs w:val="24"/>
                 </w:rPr>
-                <w:t>expect(value).</w:t>
+                <w:t>expect(value</w:t>
+              </w:r>
+              <w:proofErr w:type="gramStart"/>
+              <w:r>
+                <w:rPr>
+                  <w:rStyle w:val="Hyperlink"/>
+                  <w:sz w:val="24"/>
+                  <w:szCs w:val="24"/>
+                </w:rPr>
+                <w:t>).</w:t>
               </w:r>
               <w:proofErr w:type="spellStart"/>
               <w:r>
@@ -4610,6 +5001,7 @@
                 <w:t>toBeFalsy</w:t>
               </w:r>
               <w:proofErr w:type="spellEnd"/>
+              <w:proofErr w:type="gramEnd"/>
               <w:r>
                 <w:rPr>
                   <w:rStyle w:val="Hyperlink"/>
@@ -4705,7 +5097,16 @@
                   <w:sz w:val="24"/>
                   <w:szCs w:val="24"/>
                 </w:rPr>
-                <w:t>expect(value).</w:t>
+                <w:t>expect(value</w:t>
+              </w:r>
+              <w:proofErr w:type="gramStart"/>
+              <w:r>
+                <w:rPr>
+                  <w:rStyle w:val="Hyperlink"/>
+                  <w:sz w:val="24"/>
+                  <w:szCs w:val="24"/>
+                </w:rPr>
+                <w:t>).</w:t>
               </w:r>
               <w:proofErr w:type="spellStart"/>
               <w:r>
@@ -4717,6 +5118,7 @@
                 <w:t>toBeGreaterThan</w:t>
               </w:r>
               <w:proofErr w:type="spellEnd"/>
+              <w:proofErr w:type="gramEnd"/>
               <w:r>
                 <w:rPr>
                   <w:rStyle w:val="Hyperlink"/>
@@ -4796,7 +5198,16 @@
                   <w:sz w:val="24"/>
                   <w:szCs w:val="24"/>
                 </w:rPr>
-                <w:t>expect(value).</w:t>
+                <w:t>expect(value</w:t>
+              </w:r>
+              <w:proofErr w:type="gramStart"/>
+              <w:r>
+                <w:rPr>
+                  <w:rStyle w:val="Hyperlink"/>
+                  <w:sz w:val="24"/>
+                  <w:szCs w:val="24"/>
+                </w:rPr>
+                <w:t>).</w:t>
               </w:r>
               <w:proofErr w:type="spellStart"/>
               <w:r>
@@ -4808,6 +5219,7 @@
                 <w:t>toBeGreaterThanOrEqual</w:t>
               </w:r>
               <w:proofErr w:type="spellEnd"/>
+              <w:proofErr w:type="gramEnd"/>
               <w:r>
                 <w:rPr>
                   <w:rStyle w:val="Hyperlink"/>
@@ -4887,7 +5299,16 @@
                   <w:sz w:val="24"/>
                   <w:szCs w:val="24"/>
                 </w:rPr>
-                <w:t>expect(value).</w:t>
+                <w:t>expect(value</w:t>
+              </w:r>
+              <w:proofErr w:type="gramStart"/>
+              <w:r>
+                <w:rPr>
+                  <w:rStyle w:val="Hyperlink"/>
+                  <w:sz w:val="24"/>
+                  <w:szCs w:val="24"/>
+                </w:rPr>
+                <w:t>).</w:t>
               </w:r>
               <w:proofErr w:type="spellStart"/>
               <w:r>
@@ -4899,6 +5320,7 @@
                 <w:t>toBeInstanceOf</w:t>
               </w:r>
               <w:proofErr w:type="spellEnd"/>
+              <w:proofErr w:type="gramEnd"/>
               <w:r>
                 <w:rPr>
                   <w:rStyle w:val="Hyperlink"/>
@@ -4978,7 +5400,16 @@
                   <w:sz w:val="24"/>
                   <w:szCs w:val="24"/>
                 </w:rPr>
-                <w:t>expect(value).</w:t>
+                <w:t>expect(value</w:t>
+              </w:r>
+              <w:proofErr w:type="gramStart"/>
+              <w:r>
+                <w:rPr>
+                  <w:rStyle w:val="Hyperlink"/>
+                  <w:sz w:val="24"/>
+                  <w:szCs w:val="24"/>
+                </w:rPr>
+                <w:t>).</w:t>
               </w:r>
               <w:proofErr w:type="spellStart"/>
               <w:r>
@@ -4990,6 +5421,7 @@
                 <w:t>toBeLessThan</w:t>
               </w:r>
               <w:proofErr w:type="spellEnd"/>
+              <w:proofErr w:type="gramEnd"/>
               <w:r>
                 <w:rPr>
                   <w:rStyle w:val="Hyperlink"/>
@@ -5069,7 +5501,16 @@
                   <w:sz w:val="24"/>
                   <w:szCs w:val="24"/>
                 </w:rPr>
-                <w:t>expect(value).</w:t>
+                <w:t>expect(value</w:t>
+              </w:r>
+              <w:proofErr w:type="gramStart"/>
+              <w:r>
+                <w:rPr>
+                  <w:rStyle w:val="Hyperlink"/>
+                  <w:sz w:val="24"/>
+                  <w:szCs w:val="24"/>
+                </w:rPr>
+                <w:t>).</w:t>
               </w:r>
               <w:proofErr w:type="spellStart"/>
               <w:r>
@@ -5081,6 +5522,7 @@
                 <w:t>toBeLessThanOrEqual</w:t>
               </w:r>
               <w:proofErr w:type="spellEnd"/>
+              <w:proofErr w:type="gramEnd"/>
               <w:r>
                 <w:rPr>
                   <w:rStyle w:val="Hyperlink"/>
@@ -5160,7 +5602,16 @@
                   <w:sz w:val="24"/>
                   <w:szCs w:val="24"/>
                 </w:rPr>
-                <w:t>expect(value).</w:t>
+                <w:t>expect(value</w:t>
+              </w:r>
+              <w:proofErr w:type="gramStart"/>
+              <w:r>
+                <w:rPr>
+                  <w:rStyle w:val="Hyperlink"/>
+                  <w:sz w:val="24"/>
+                  <w:szCs w:val="24"/>
+                </w:rPr>
+                <w:t>).</w:t>
               </w:r>
               <w:proofErr w:type="spellStart"/>
               <w:r>
@@ -5172,6 +5623,7 @@
                 <w:t>toBeNaN</w:t>
               </w:r>
               <w:proofErr w:type="spellEnd"/>
+              <w:proofErr w:type="gramEnd"/>
               <w:r>
                 <w:rPr>
                   <w:rStyle w:val="Hyperlink"/>
@@ -5260,7 +5712,16 @@
                   <w:sz w:val="24"/>
                   <w:szCs w:val="24"/>
                 </w:rPr>
-                <w:t>expect(value).</w:t>
+                <w:t>expect(value</w:t>
+              </w:r>
+              <w:proofErr w:type="gramStart"/>
+              <w:r>
+                <w:rPr>
+                  <w:rStyle w:val="Hyperlink"/>
+                  <w:sz w:val="24"/>
+                  <w:szCs w:val="24"/>
+                </w:rPr>
+                <w:t>).</w:t>
               </w:r>
               <w:proofErr w:type="spellStart"/>
               <w:r>
@@ -5272,6 +5733,7 @@
                 <w:t>toBeNull</w:t>
               </w:r>
               <w:proofErr w:type="spellEnd"/>
+              <w:proofErr w:type="gramEnd"/>
               <w:r>
                 <w:rPr>
                   <w:rStyle w:val="Hyperlink"/>
@@ -5351,7 +5813,16 @@
                   <w:sz w:val="24"/>
                   <w:szCs w:val="24"/>
                 </w:rPr>
-                <w:t>expect(value).</w:t>
+                <w:t>expect(value</w:t>
+              </w:r>
+              <w:proofErr w:type="gramStart"/>
+              <w:r>
+                <w:rPr>
+                  <w:rStyle w:val="Hyperlink"/>
+                  <w:sz w:val="24"/>
+                  <w:szCs w:val="24"/>
+                </w:rPr>
+                <w:t>).</w:t>
               </w:r>
               <w:proofErr w:type="spellStart"/>
               <w:r>
@@ -5363,6 +5834,7 @@
                 <w:t>toBeTruthy</w:t>
               </w:r>
               <w:proofErr w:type="spellEnd"/>
+              <w:proofErr w:type="gramEnd"/>
               <w:r>
                 <w:rPr>
                   <w:rStyle w:val="Hyperlink"/>
@@ -5442,7 +5914,16 @@
                   <w:sz w:val="24"/>
                   <w:szCs w:val="24"/>
                 </w:rPr>
-                <w:t>expect(value).</w:t>
+                <w:t>expect(value</w:t>
+              </w:r>
+              <w:proofErr w:type="gramStart"/>
+              <w:r>
+                <w:rPr>
+                  <w:rStyle w:val="Hyperlink"/>
+                  <w:sz w:val="24"/>
+                  <w:szCs w:val="24"/>
+                </w:rPr>
+                <w:t>).</w:t>
               </w:r>
               <w:proofErr w:type="spellStart"/>
               <w:r>
@@ -5454,6 +5935,7 @@
                 <w:t>toBeUndefined</w:t>
               </w:r>
               <w:proofErr w:type="spellEnd"/>
+              <w:proofErr w:type="gramEnd"/>
               <w:r>
                 <w:rPr>
                   <w:rStyle w:val="Hyperlink"/>
@@ -5533,7 +6015,16 @@
                   <w:sz w:val="24"/>
                   <w:szCs w:val="24"/>
                 </w:rPr>
-                <w:t>expect(value).</w:t>
+                <w:t>expect(value</w:t>
+              </w:r>
+              <w:proofErr w:type="gramStart"/>
+              <w:r>
+                <w:rPr>
+                  <w:rStyle w:val="Hyperlink"/>
+                  <w:sz w:val="24"/>
+                  <w:szCs w:val="24"/>
+                </w:rPr>
+                <w:t>).</w:t>
               </w:r>
               <w:proofErr w:type="spellStart"/>
               <w:r>
@@ -5545,6 +6036,7 @@
                 <w:t>toContain</w:t>
               </w:r>
               <w:proofErr w:type="spellEnd"/>
+              <w:proofErr w:type="gramEnd"/>
               <w:r>
                 <w:rPr>
                   <w:rStyle w:val="Hyperlink"/>
@@ -5624,7 +6116,16 @@
                   <w:sz w:val="24"/>
                   <w:szCs w:val="24"/>
                 </w:rPr>
-                <w:t>expect(value).</w:t>
+                <w:t>expect(value</w:t>
+              </w:r>
+              <w:proofErr w:type="gramStart"/>
+              <w:r>
+                <w:rPr>
+                  <w:rStyle w:val="Hyperlink"/>
+                  <w:sz w:val="24"/>
+                  <w:szCs w:val="24"/>
+                </w:rPr>
+                <w:t>).</w:t>
               </w:r>
               <w:proofErr w:type="spellStart"/>
               <w:r>
@@ -5636,6 +6137,7 @@
                 <w:t>toContain</w:t>
               </w:r>
               <w:proofErr w:type="spellEnd"/>
+              <w:proofErr w:type="gramEnd"/>
               <w:r>
                 <w:rPr>
                   <w:rStyle w:val="Hyperlink"/>
@@ -5715,7 +6217,16 @@
                   <w:sz w:val="24"/>
                   <w:szCs w:val="24"/>
                 </w:rPr>
-                <w:t>expect(value).</w:t>
+                <w:t>expect(value</w:t>
+              </w:r>
+              <w:proofErr w:type="gramStart"/>
+              <w:r>
+                <w:rPr>
+                  <w:rStyle w:val="Hyperlink"/>
+                  <w:sz w:val="24"/>
+                  <w:szCs w:val="24"/>
+                </w:rPr>
+                <w:t>).</w:t>
               </w:r>
               <w:proofErr w:type="spellStart"/>
               <w:r>
@@ -5727,6 +6238,7 @@
                 <w:t>toContainEqual</w:t>
               </w:r>
               <w:proofErr w:type="spellEnd"/>
+              <w:proofErr w:type="gramEnd"/>
               <w:r>
                 <w:rPr>
                   <w:rStyle w:val="Hyperlink"/>
@@ -5806,7 +6318,16 @@
                   <w:sz w:val="24"/>
                   <w:szCs w:val="24"/>
                 </w:rPr>
-                <w:t>expect(value).</w:t>
+                <w:t>expect(value</w:t>
+              </w:r>
+              <w:proofErr w:type="gramStart"/>
+              <w:r>
+                <w:rPr>
+                  <w:rStyle w:val="Hyperlink"/>
+                  <w:sz w:val="24"/>
+                  <w:szCs w:val="24"/>
+                </w:rPr>
+                <w:t>).</w:t>
               </w:r>
               <w:proofErr w:type="spellStart"/>
               <w:r>
@@ -5818,6 +6339,7 @@
                 <w:t>toEqual</w:t>
               </w:r>
               <w:proofErr w:type="spellEnd"/>
+              <w:proofErr w:type="gramEnd"/>
               <w:r>
                 <w:rPr>
                   <w:rStyle w:val="Hyperlink"/>
@@ -5897,7 +6419,16 @@
                   <w:sz w:val="24"/>
                   <w:szCs w:val="24"/>
                 </w:rPr>
-                <w:t>expect(value).</w:t>
+                <w:t>expect(value</w:t>
+              </w:r>
+              <w:proofErr w:type="gramStart"/>
+              <w:r>
+                <w:rPr>
+                  <w:rStyle w:val="Hyperlink"/>
+                  <w:sz w:val="24"/>
+                  <w:szCs w:val="24"/>
+                </w:rPr>
+                <w:t>).</w:t>
               </w:r>
               <w:proofErr w:type="spellStart"/>
               <w:r>
@@ -5909,6 +6440,7 @@
                 <w:t>toHaveLength</w:t>
               </w:r>
               <w:proofErr w:type="spellEnd"/>
+              <w:proofErr w:type="gramEnd"/>
               <w:r>
                 <w:rPr>
                   <w:rStyle w:val="Hyperlink"/>
@@ -5988,7 +6520,16 @@
                   <w:sz w:val="24"/>
                   <w:szCs w:val="24"/>
                 </w:rPr>
-                <w:t>expect(value).</w:t>
+                <w:t>expect(value</w:t>
+              </w:r>
+              <w:proofErr w:type="gramStart"/>
+              <w:r>
+                <w:rPr>
+                  <w:rStyle w:val="Hyperlink"/>
+                  <w:sz w:val="24"/>
+                  <w:szCs w:val="24"/>
+                </w:rPr>
+                <w:t>).</w:t>
               </w:r>
               <w:proofErr w:type="spellStart"/>
               <w:r>
@@ -6000,6 +6541,7 @@
                 <w:t>toHaveProperty</w:t>
               </w:r>
               <w:proofErr w:type="spellEnd"/>
+              <w:proofErr w:type="gramEnd"/>
               <w:r>
                 <w:rPr>
                   <w:rStyle w:val="Hyperlink"/>
@@ -6079,7 +6621,16 @@
                   <w:sz w:val="24"/>
                   <w:szCs w:val="24"/>
                 </w:rPr>
-                <w:t>expect(value).</w:t>
+                <w:t>expect(value</w:t>
+              </w:r>
+              <w:proofErr w:type="gramStart"/>
+              <w:r>
+                <w:rPr>
+                  <w:rStyle w:val="Hyperlink"/>
+                  <w:sz w:val="24"/>
+                  <w:szCs w:val="24"/>
+                </w:rPr>
+                <w:t>).</w:t>
               </w:r>
               <w:proofErr w:type="spellStart"/>
               <w:r>
@@ -6091,6 +6642,7 @@
                 <w:t>toMatch</w:t>
               </w:r>
               <w:proofErr w:type="spellEnd"/>
+              <w:proofErr w:type="gramEnd"/>
               <w:r>
                 <w:rPr>
                   <w:rStyle w:val="Hyperlink"/>
@@ -6170,7 +6722,16 @@
                   <w:sz w:val="24"/>
                   <w:szCs w:val="24"/>
                 </w:rPr>
-                <w:t>expect(value).</w:t>
+                <w:t>expect(value</w:t>
+              </w:r>
+              <w:proofErr w:type="gramStart"/>
+              <w:r>
+                <w:rPr>
+                  <w:rStyle w:val="Hyperlink"/>
+                  <w:sz w:val="24"/>
+                  <w:szCs w:val="24"/>
+                </w:rPr>
+                <w:t>).</w:t>
               </w:r>
               <w:proofErr w:type="spellStart"/>
               <w:r>
@@ -6182,6 +6743,7 @@
                 <w:t>toMatchObject</w:t>
               </w:r>
               <w:proofErr w:type="spellEnd"/>
+              <w:proofErr w:type="gramEnd"/>
               <w:r>
                 <w:rPr>
                   <w:rStyle w:val="Hyperlink"/>
@@ -6261,7 +6823,16 @@
                   <w:sz w:val="24"/>
                   <w:szCs w:val="24"/>
                 </w:rPr>
-                <w:t>expect(value).</w:t>
+                <w:t>expect(value</w:t>
+              </w:r>
+              <w:proofErr w:type="gramStart"/>
+              <w:r>
+                <w:rPr>
+                  <w:rStyle w:val="Hyperlink"/>
+                  <w:sz w:val="24"/>
+                  <w:szCs w:val="24"/>
+                </w:rPr>
+                <w:t>).</w:t>
               </w:r>
               <w:proofErr w:type="spellStart"/>
               <w:r>
@@ -6273,6 +6844,7 @@
                 <w:t>toStrictEqual</w:t>
               </w:r>
               <w:proofErr w:type="spellEnd"/>
+              <w:proofErr w:type="gramEnd"/>
               <w:r>
                 <w:rPr>
                   <w:rStyle w:val="Hyperlink"/>
@@ -6352,7 +6924,16 @@
                   <w:sz w:val="24"/>
                   <w:szCs w:val="24"/>
                 </w:rPr>
-                <w:t>expect(value).</w:t>
+                <w:t>expect(value</w:t>
+              </w:r>
+              <w:proofErr w:type="gramStart"/>
+              <w:r>
+                <w:rPr>
+                  <w:rStyle w:val="Hyperlink"/>
+                  <w:sz w:val="24"/>
+                  <w:szCs w:val="24"/>
+                </w:rPr>
+                <w:t>).</w:t>
               </w:r>
               <w:proofErr w:type="spellStart"/>
               <w:r>
@@ -6364,6 +6945,7 @@
                 <w:t>toThrow</w:t>
               </w:r>
               <w:proofErr w:type="spellEnd"/>
+              <w:proofErr w:type="gramEnd"/>
               <w:r>
                 <w:rPr>
                   <w:rStyle w:val="Hyperlink"/>
@@ -6563,6 +7145,7 @@
             </w:pPr>
             <w:hyperlink r:id="rId71" w:anchor="generic-assertions-any" w:history="1">
               <w:proofErr w:type="spellStart"/>
+              <w:proofErr w:type="gramStart"/>
               <w:r>
                 <w:rPr>
                   <w:rStyle w:val="Hyperlink"/>
@@ -6578,7 +7161,16 @@
                   <w:sz w:val="24"/>
                   <w:szCs w:val="24"/>
                 </w:rPr>
-                <w:t>()</w:t>
+                <w:t>(</w:t>
+              </w:r>
+              <w:proofErr w:type="gramEnd"/>
+              <w:r>
+                <w:rPr>
+                  <w:rStyle w:val="Hyperlink"/>
+                  <w:sz w:val="24"/>
+                  <w:szCs w:val="24"/>
+                </w:rPr>
+                <w:t>)</w:t>
               </w:r>
             </w:hyperlink>
           </w:p>
@@ -6646,6 +7238,7 @@
             </w:pPr>
             <w:hyperlink r:id="rId72" w:anchor="generic-assertions-anything" w:history="1">
               <w:proofErr w:type="spellStart"/>
+              <w:proofErr w:type="gramStart"/>
               <w:r>
                 <w:rPr>
                   <w:rStyle w:val="Hyperlink"/>
@@ -6655,6 +7248,7 @@
                 <w:t>expect.anything</w:t>
               </w:r>
               <w:proofErr w:type="spellEnd"/>
+              <w:proofErr w:type="gramEnd"/>
               <w:r>
                 <w:rPr>
                   <w:rStyle w:val="Hyperlink"/>
@@ -6729,6 +7323,7 @@
             </w:pPr>
             <w:hyperlink r:id="rId73" w:anchor="generic-assertions-array-containing" w:history="1">
               <w:proofErr w:type="spellStart"/>
+              <w:proofErr w:type="gramStart"/>
               <w:r>
                 <w:rPr>
                   <w:rStyle w:val="Hyperlink"/>
@@ -6738,6 +7333,7 @@
                 <w:t>expect.arrayContaining</w:t>
               </w:r>
               <w:proofErr w:type="spellEnd"/>
+              <w:proofErr w:type="gramEnd"/>
               <w:r>
                 <w:rPr>
                   <w:rStyle w:val="Hyperlink"/>
@@ -6812,6 +7408,7 @@
             </w:pPr>
             <w:hyperlink r:id="rId74" w:anchor="generic-assertions-array-of" w:history="1">
               <w:proofErr w:type="spellStart"/>
+              <w:proofErr w:type="gramStart"/>
               <w:r>
                 <w:rPr>
                   <w:rStyle w:val="Hyperlink"/>
@@ -6821,6 +7418,7 @@
                 <w:t>expect.arrayOf</w:t>
               </w:r>
               <w:proofErr w:type="spellEnd"/>
+              <w:proofErr w:type="gramEnd"/>
               <w:r>
                 <w:rPr>
                   <w:rStyle w:val="Hyperlink"/>
@@ -6895,6 +7493,7 @@
             </w:pPr>
             <w:hyperlink r:id="rId75" w:anchor="generic-assertions-close-to" w:history="1">
               <w:proofErr w:type="spellStart"/>
+              <w:proofErr w:type="gramStart"/>
               <w:r>
                 <w:rPr>
                   <w:rStyle w:val="Hyperlink"/>
@@ -6904,6 +7503,7 @@
                 <w:t>expect.closeTo</w:t>
               </w:r>
               <w:proofErr w:type="spellEnd"/>
+              <w:proofErr w:type="gramEnd"/>
               <w:r>
                 <w:rPr>
                   <w:rStyle w:val="Hyperlink"/>
@@ -6978,6 +7578,7 @@
             </w:pPr>
             <w:hyperlink r:id="rId76" w:anchor="generic-assertions-object-containing" w:history="1">
               <w:proofErr w:type="spellStart"/>
+              <w:proofErr w:type="gramStart"/>
               <w:r>
                 <w:rPr>
                   <w:rStyle w:val="Hyperlink"/>
@@ -6987,6 +7588,7 @@
                 <w:t>expect.objectContaining</w:t>
               </w:r>
               <w:proofErr w:type="spellEnd"/>
+              <w:proofErr w:type="gramEnd"/>
               <w:r>
                 <w:rPr>
                   <w:rStyle w:val="Hyperlink"/>
@@ -7061,6 +7663,7 @@
             </w:pPr>
             <w:hyperlink r:id="rId77" w:anchor="generic-assertions-string-containing" w:history="1">
               <w:proofErr w:type="spellStart"/>
+              <w:proofErr w:type="gramStart"/>
               <w:r>
                 <w:rPr>
                   <w:rStyle w:val="Hyperlink"/>
@@ -7070,6 +7673,7 @@
                 <w:t>expect.stringContaining</w:t>
               </w:r>
               <w:proofErr w:type="spellEnd"/>
+              <w:proofErr w:type="gramEnd"/>
               <w:r>
                 <w:rPr>
                   <w:rStyle w:val="Hyperlink"/>
@@ -7144,6 +7748,7 @@
             </w:pPr>
             <w:hyperlink r:id="rId78" w:anchor="generic-assertions-string-matching" w:history="1">
               <w:proofErr w:type="spellStart"/>
+              <w:proofErr w:type="gramStart"/>
               <w:r>
                 <w:rPr>
                   <w:rStyle w:val="Hyperlink"/>
@@ -7153,6 +7758,7 @@
                 <w:t>expect.stringMatching</w:t>
               </w:r>
               <w:proofErr w:type="spellEnd"/>
+              <w:proofErr w:type="gramEnd"/>
               <w:r>
                 <w:rPr>
                   <w:rStyle w:val="Hyperlink"/>
@@ -7205,6 +7811,608 @@
         <w:rPr>
           <w:b/>
           <w:bCs/>
+          <w:sz w:val="24"/>
+          <w:szCs w:val="24"/>
+        </w:rPr>
+      </w:pPr>
+    </w:p>
+    <w:p>
+      <w:pPr>
+        <w:rPr>
+          <w:sz w:val="24"/>
+          <w:szCs w:val="24"/>
+        </w:rPr>
+      </w:pPr>
+    </w:p>
+    <w:p>
+      <w:pPr>
+        <w:rPr>
+          <w:sz w:val="24"/>
+          <w:szCs w:val="24"/>
+        </w:rPr>
+      </w:pPr>
+    </w:p>
+    <w:p>
+      <w:pPr>
+        <w:rPr>
+          <w:sz w:val="40"/>
+          <w:szCs w:val="40"/>
+        </w:rPr>
+      </w:pPr>
+      <w:r>
+        <w:rPr>
+          <w:b/>
+          <w:bCs/>
+          <w:sz w:val="40"/>
+          <w:szCs w:val="40"/>
+        </w:rPr>
+        <w:t># Locators</w:t>
+      </w:r>
+    </w:p>
+    <w:p>
+      <w:pPr>
+        <w:rPr>
+          <w:sz w:val="24"/>
+          <w:szCs w:val="24"/>
+        </w:rPr>
+      </w:pPr>
+    </w:p>
+    <w:p>
+      <w:pPr>
+        <w:rPr>
+          <w:sz w:val="24"/>
+          <w:szCs w:val="24"/>
+        </w:rPr>
+      </w:pPr>
+      <w:r>
+        <w:rPr>
+          <w:sz w:val="24"/>
+          <w:szCs w:val="24"/>
+        </w:rPr>
+        <w:t>Refer =&gt; https://playwright.dev/docs/locators</w:t>
+      </w:r>
+    </w:p>
+    <w:p>
+      <w:pPr>
+        <w:rPr>
+          <w:sz w:val="24"/>
+          <w:szCs w:val="24"/>
+        </w:rPr>
+      </w:pPr>
+    </w:p>
+    <w:p>
+      <w:pPr>
+        <w:rPr>
+          <w:sz w:val="24"/>
+          <w:szCs w:val="24"/>
+        </w:rPr>
+      </w:pPr>
+      <w:proofErr w:type="spellStart"/>
+      <w:proofErr w:type="gramStart"/>
+      <w:r>
+        <w:rPr>
+          <w:sz w:val="24"/>
+          <w:szCs w:val="24"/>
+        </w:rPr>
+        <w:t>page.getByRole</w:t>
+      </w:r>
+      <w:proofErr w:type="spellEnd"/>
+      <w:proofErr w:type="gramEnd"/>
+      <w:r>
+        <w:rPr>
+          <w:sz w:val="24"/>
+          <w:szCs w:val="24"/>
+        </w:rPr>
+        <w:t>() to locate by explicit and implicit accessibility attributes.</w:t>
+      </w:r>
+    </w:p>
+    <w:p>
+      <w:pPr>
+        <w:rPr>
+          <w:sz w:val="24"/>
+          <w:szCs w:val="24"/>
+        </w:rPr>
+      </w:pPr>
+      <w:proofErr w:type="spellStart"/>
+      <w:proofErr w:type="gramStart"/>
+      <w:r>
+        <w:rPr>
+          <w:sz w:val="24"/>
+          <w:szCs w:val="24"/>
+        </w:rPr>
+        <w:t>page.getByText</w:t>
+      </w:r>
+      <w:proofErr w:type="spellEnd"/>
+      <w:proofErr w:type="gramEnd"/>
+      <w:r>
+        <w:rPr>
+          <w:sz w:val="24"/>
+          <w:szCs w:val="24"/>
+        </w:rPr>
+        <w:t>() to locate by text content.</w:t>
+      </w:r>
+    </w:p>
+    <w:p>
+      <w:pPr>
+        <w:rPr>
+          <w:sz w:val="24"/>
+          <w:szCs w:val="24"/>
+        </w:rPr>
+      </w:pPr>
+      <w:proofErr w:type="spellStart"/>
+      <w:proofErr w:type="gramStart"/>
+      <w:r>
+        <w:rPr>
+          <w:sz w:val="24"/>
+          <w:szCs w:val="24"/>
+        </w:rPr>
+        <w:t>page.getByLabel</w:t>
+      </w:r>
+      <w:proofErr w:type="spellEnd"/>
+      <w:proofErr w:type="gramEnd"/>
+      <w:r>
+        <w:rPr>
+          <w:sz w:val="24"/>
+          <w:szCs w:val="24"/>
+        </w:rPr>
+        <w:t>() to locate a form control by associated label's text.</w:t>
+      </w:r>
+    </w:p>
+    <w:p>
+      <w:pPr>
+        <w:rPr>
+          <w:sz w:val="24"/>
+          <w:szCs w:val="24"/>
+        </w:rPr>
+      </w:pPr>
+      <w:proofErr w:type="spellStart"/>
+      <w:proofErr w:type="gramStart"/>
+      <w:r>
+        <w:rPr>
+          <w:sz w:val="24"/>
+          <w:szCs w:val="24"/>
+        </w:rPr>
+        <w:t>page.getByPlaceholder</w:t>
+      </w:r>
+      <w:proofErr w:type="spellEnd"/>
+      <w:proofErr w:type="gramEnd"/>
+      <w:r>
+        <w:rPr>
+          <w:sz w:val="24"/>
+          <w:szCs w:val="24"/>
+        </w:rPr>
+        <w:t>() to locate an input by placeholder.</w:t>
+      </w:r>
+    </w:p>
+    <w:p>
+      <w:pPr>
+        <w:rPr>
+          <w:sz w:val="24"/>
+          <w:szCs w:val="24"/>
+        </w:rPr>
+      </w:pPr>
+      <w:proofErr w:type="spellStart"/>
+      <w:proofErr w:type="gramStart"/>
+      <w:r>
+        <w:rPr>
+          <w:sz w:val="24"/>
+          <w:szCs w:val="24"/>
+        </w:rPr>
+        <w:t>page.getByAltText</w:t>
+      </w:r>
+      <w:proofErr w:type="spellEnd"/>
+      <w:proofErr w:type="gramEnd"/>
+      <w:r>
+        <w:rPr>
+          <w:sz w:val="24"/>
+          <w:szCs w:val="24"/>
+        </w:rPr>
+        <w:t>() to locate an element, usually image, by its text alternative.</w:t>
+      </w:r>
+    </w:p>
+    <w:p>
+      <w:pPr>
+        <w:rPr>
+          <w:sz w:val="24"/>
+          <w:szCs w:val="24"/>
+        </w:rPr>
+      </w:pPr>
+      <w:proofErr w:type="spellStart"/>
+      <w:proofErr w:type="gramStart"/>
+      <w:r>
+        <w:rPr>
+          <w:sz w:val="24"/>
+          <w:szCs w:val="24"/>
+        </w:rPr>
+        <w:t>page.getByTitle</w:t>
+      </w:r>
+      <w:proofErr w:type="spellEnd"/>
+      <w:proofErr w:type="gramEnd"/>
+      <w:r>
+        <w:rPr>
+          <w:sz w:val="24"/>
+          <w:szCs w:val="24"/>
+        </w:rPr>
+        <w:t>() to locate an element by its title attribute.</w:t>
+      </w:r>
+    </w:p>
+    <w:p>
+      <w:pPr>
+        <w:rPr>
+          <w:sz w:val="24"/>
+          <w:szCs w:val="24"/>
+        </w:rPr>
+      </w:pPr>
+      <w:proofErr w:type="spellStart"/>
+      <w:proofErr w:type="gramStart"/>
+      <w:r>
+        <w:rPr>
+          <w:sz w:val="24"/>
+          <w:szCs w:val="24"/>
+        </w:rPr>
+        <w:lastRenderedPageBreak/>
+        <w:t>page.getByTestId</w:t>
+      </w:r>
+      <w:proofErr w:type="spellEnd"/>
+      <w:proofErr w:type="gramEnd"/>
+      <w:r>
+        <w:rPr>
+          <w:sz w:val="24"/>
+          <w:szCs w:val="24"/>
+        </w:rPr>
+        <w:t>() to locate an element based on its data-</w:t>
+      </w:r>
+      <w:proofErr w:type="spellStart"/>
+      <w:r>
+        <w:rPr>
+          <w:sz w:val="24"/>
+          <w:szCs w:val="24"/>
+        </w:rPr>
+        <w:t>testid</w:t>
+      </w:r>
+      <w:proofErr w:type="spellEnd"/>
+      <w:r>
+        <w:rPr>
+          <w:sz w:val="24"/>
+          <w:szCs w:val="24"/>
+        </w:rPr>
+        <w:t xml:space="preserve"> attribute (other attributes can be configured).</w:t>
+      </w:r>
+    </w:p>
+    <w:p>
+      <w:pPr>
+        <w:rPr>
+          <w:sz w:val="24"/>
+          <w:szCs w:val="24"/>
+        </w:rPr>
+      </w:pPr>
+    </w:p>
+    <w:p>
+      <w:pPr>
+        <w:rPr>
+          <w:sz w:val="24"/>
+          <w:szCs w:val="24"/>
+        </w:rPr>
+      </w:pPr>
+      <w:r>
+        <w:rPr>
+          <w:sz w:val="24"/>
+          <w:szCs w:val="24"/>
+        </w:rPr>
+        <w:t>For example:</w:t>
+      </w:r>
+    </w:p>
+    <w:p>
+      <w:pPr>
+        <w:rPr>
+          <w:sz w:val="24"/>
+          <w:szCs w:val="24"/>
+        </w:rPr>
+      </w:pPr>
+    </w:p>
+    <w:p>
+      <w:pPr>
+        <w:rPr>
+          <w:sz w:val="24"/>
+          <w:szCs w:val="24"/>
+        </w:rPr>
+      </w:pPr>
+      <w:r>
+        <w:rPr>
+          <w:sz w:val="24"/>
+          <w:szCs w:val="24"/>
+        </w:rPr>
+        <w:t xml:space="preserve">await </w:t>
+      </w:r>
+      <w:proofErr w:type="spellStart"/>
+      <w:proofErr w:type="gramStart"/>
+      <w:r>
+        <w:rPr>
+          <w:sz w:val="24"/>
+          <w:szCs w:val="24"/>
+        </w:rPr>
+        <w:t>page.getByLabel</w:t>
+      </w:r>
+      <w:proofErr w:type="spellEnd"/>
+      <w:proofErr w:type="gramEnd"/>
+      <w:r>
+        <w:rPr>
+          <w:sz w:val="24"/>
+          <w:szCs w:val="24"/>
+        </w:rPr>
+        <w:t>('User Name'</w:t>
+      </w:r>
+      <w:proofErr w:type="gramStart"/>
+      <w:r>
+        <w:rPr>
+          <w:sz w:val="24"/>
+          <w:szCs w:val="24"/>
+        </w:rPr>
+        <w:t>).fill</w:t>
+      </w:r>
+      <w:proofErr w:type="gramEnd"/>
+      <w:r>
+        <w:rPr>
+          <w:sz w:val="24"/>
+          <w:szCs w:val="24"/>
+        </w:rPr>
+        <w:t>('John');</w:t>
+      </w:r>
+    </w:p>
+    <w:p>
+      <w:pPr>
+        <w:rPr>
+          <w:sz w:val="24"/>
+          <w:szCs w:val="24"/>
+        </w:rPr>
+      </w:pPr>
+    </w:p>
+    <w:p>
+      <w:pPr>
+        <w:rPr>
+          <w:sz w:val="24"/>
+          <w:szCs w:val="24"/>
+        </w:rPr>
+      </w:pPr>
+      <w:r>
+        <w:rPr>
+          <w:sz w:val="24"/>
+          <w:szCs w:val="24"/>
+        </w:rPr>
+        <w:t xml:space="preserve">await </w:t>
+      </w:r>
+      <w:proofErr w:type="spellStart"/>
+      <w:proofErr w:type="gramStart"/>
+      <w:r>
+        <w:rPr>
+          <w:sz w:val="24"/>
+          <w:szCs w:val="24"/>
+        </w:rPr>
+        <w:t>page.getByLabel</w:t>
+      </w:r>
+      <w:proofErr w:type="spellEnd"/>
+      <w:proofErr w:type="gramEnd"/>
+      <w:r>
+        <w:rPr>
+          <w:sz w:val="24"/>
+          <w:szCs w:val="24"/>
+        </w:rPr>
+        <w:t>('Password'</w:t>
+      </w:r>
+      <w:proofErr w:type="gramStart"/>
+      <w:r>
+        <w:rPr>
+          <w:sz w:val="24"/>
+          <w:szCs w:val="24"/>
+        </w:rPr>
+        <w:t>).fill</w:t>
+      </w:r>
+      <w:proofErr w:type="gramEnd"/>
+      <w:r>
+        <w:rPr>
+          <w:sz w:val="24"/>
+          <w:szCs w:val="24"/>
+        </w:rPr>
+        <w:t>('secret-password');</w:t>
+      </w:r>
+    </w:p>
+    <w:p>
+      <w:pPr>
+        <w:rPr>
+          <w:sz w:val="24"/>
+          <w:szCs w:val="24"/>
+        </w:rPr>
+      </w:pPr>
+    </w:p>
+    <w:p>
+      <w:pPr>
+        <w:rPr>
+          <w:sz w:val="24"/>
+          <w:szCs w:val="24"/>
+        </w:rPr>
+      </w:pPr>
+      <w:r>
+        <w:rPr>
+          <w:sz w:val="24"/>
+          <w:szCs w:val="24"/>
+        </w:rPr>
+        <w:t xml:space="preserve">await </w:t>
+      </w:r>
+      <w:proofErr w:type="spellStart"/>
+      <w:proofErr w:type="gramStart"/>
+      <w:r>
+        <w:rPr>
+          <w:sz w:val="24"/>
+          <w:szCs w:val="24"/>
+        </w:rPr>
+        <w:t>page.getByRole</w:t>
+      </w:r>
+      <w:proofErr w:type="spellEnd"/>
+      <w:proofErr w:type="gramEnd"/>
+      <w:r>
+        <w:rPr>
+          <w:sz w:val="24"/>
+          <w:szCs w:val="24"/>
+        </w:rPr>
+        <w:t xml:space="preserve">('button', </w:t>
+      </w:r>
+      <w:proofErr w:type="gramStart"/>
+      <w:r>
+        <w:rPr>
+          <w:sz w:val="24"/>
+          <w:szCs w:val="24"/>
+        </w:rPr>
+        <w:t>{ name</w:t>
+      </w:r>
+      <w:proofErr w:type="gramEnd"/>
+      <w:r>
+        <w:rPr>
+          <w:sz w:val="24"/>
+          <w:szCs w:val="24"/>
+        </w:rPr>
+        <w:t>: 'Sign in</w:t>
+      </w:r>
+      <w:proofErr w:type="gramStart"/>
+      <w:r>
+        <w:rPr>
+          <w:sz w:val="24"/>
+          <w:szCs w:val="24"/>
+        </w:rPr>
+        <w:t>' }).click</w:t>
+      </w:r>
+      <w:proofErr w:type="gramEnd"/>
+      <w:r>
+        <w:rPr>
+          <w:sz w:val="24"/>
+          <w:szCs w:val="24"/>
+        </w:rPr>
+        <w:t>();</w:t>
+      </w:r>
+    </w:p>
+    <w:p>
+      <w:pPr>
+        <w:rPr>
+          <w:sz w:val="24"/>
+          <w:szCs w:val="24"/>
+        </w:rPr>
+      </w:pPr>
+    </w:p>
+    <w:p>
+      <w:pPr>
+        <w:rPr>
+          <w:sz w:val="24"/>
+          <w:szCs w:val="24"/>
+        </w:rPr>
+      </w:pPr>
+      <w:r>
+        <w:rPr>
+          <w:sz w:val="24"/>
+          <w:szCs w:val="24"/>
+        </w:rPr>
+        <w:t xml:space="preserve">await </w:t>
+      </w:r>
+      <w:proofErr w:type="gramStart"/>
+      <w:r>
+        <w:rPr>
+          <w:sz w:val="24"/>
+          <w:szCs w:val="24"/>
+        </w:rPr>
+        <w:t>expect(</w:t>
+      </w:r>
+      <w:proofErr w:type="spellStart"/>
+      <w:r>
+        <w:rPr>
+          <w:sz w:val="24"/>
+          <w:szCs w:val="24"/>
+        </w:rPr>
+        <w:t>page.getByText</w:t>
+      </w:r>
+      <w:proofErr w:type="spellEnd"/>
+      <w:proofErr w:type="gramEnd"/>
+      <w:r>
+        <w:rPr>
+          <w:sz w:val="24"/>
+          <w:szCs w:val="24"/>
+        </w:rPr>
+        <w:t>('Welcome, John!')).</w:t>
+      </w:r>
+      <w:proofErr w:type="spellStart"/>
+      <w:r>
+        <w:rPr>
+          <w:sz w:val="24"/>
+          <w:szCs w:val="24"/>
+        </w:rPr>
+        <w:t>toBeVisible</w:t>
+      </w:r>
+      <w:proofErr w:type="spellEnd"/>
+      <w:r>
+        <w:rPr>
+          <w:sz w:val="24"/>
+          <w:szCs w:val="24"/>
+        </w:rPr>
+        <w:t>();</w:t>
+      </w:r>
+    </w:p>
+    <w:p>
+      <w:pPr>
+        <w:rPr>
+          <w:sz w:val="24"/>
+          <w:szCs w:val="24"/>
+        </w:rPr>
+      </w:pPr>
+    </w:p>
+    <w:p>
+      <w:pPr>
+        <w:rPr>
+          <w:sz w:val="24"/>
+          <w:szCs w:val="24"/>
+        </w:rPr>
+      </w:pPr>
+      <w:r>
+        <w:rPr>
+          <w:sz w:val="24"/>
+          <w:szCs w:val="24"/>
+        </w:rPr>
+        <w:drawing>
+          <wp:inline distT="0" distB="0" distL="0" distR="0" wp14:anchorId="6BBB7B8E" wp14:editId="76B18F70">
+            <wp:extent cx="5731510" cy="3648710"/>
+            <wp:effectExtent l="0" t="0" r="2540" b="8890"/>
+            <wp:docPr id="782156308" name="Picture 1"/>
+            <wp:cNvGraphicFramePr>
+              <a:graphicFrameLocks xmlns:a="http://schemas.openxmlformats.org/drawingml/2006/main" noChangeAspect="1"/>
+            </wp:cNvGraphicFramePr>
+            <a:graphic xmlns:a="http://schemas.openxmlformats.org/drawingml/2006/main">
+              <a:graphicData uri="http://schemas.openxmlformats.org/drawingml/2006/picture">
+                <pic:pic xmlns:pic="http://schemas.openxmlformats.org/drawingml/2006/picture">
+                  <pic:nvPicPr>
+                    <pic:cNvPr id="782156308" name=""/>
+                    <pic:cNvPicPr/>
+                  </pic:nvPicPr>
+                  <pic:blipFill>
+                    <a:blip r:embed="rId79"/>
+                    <a:stretch>
+                      <a:fillRect/>
+                    </a:stretch>
+                  </pic:blipFill>
+                  <pic:spPr>
+                    <a:xfrm>
+                      <a:off x="0" y="0"/>
+                      <a:ext cx="5731510" cy="3648710"/>
+                    </a:xfrm>
+                    <a:prstGeom prst="rect">
+                      <a:avLst/>
+                    </a:prstGeom>
+                  </pic:spPr>
+                </pic:pic>
+              </a:graphicData>
+            </a:graphic>
+          </wp:inline>
+        </w:drawing>
+      </w:r>
+    </w:p>
+    <w:p>
+      <w:pPr>
+        <w:rPr>
           <w:sz w:val="24"/>
           <w:szCs w:val="24"/>
         </w:rPr>
@@ -7246,12 +8454,12 @@
           <w:sz w:val="52"/>
           <w:szCs w:val="52"/>
         </w:rPr>
+        <w:lastRenderedPageBreak/>
         <w:t>Interview Questions</w:t>
       </w:r>
     </w:p>
     <w:p>
       <w:r>
-        <w:lastRenderedPageBreak/>
         <w:drawing>
           <wp:inline distT="0" distB="0" distL="0" distR="0" wp14:anchorId="34F4043D" wp14:editId="103BA1C3">
             <wp:extent cx="5731510" cy="4652645"/>
@@ -7268,7 +8476,7 @@
                     <pic:cNvPicPr/>
                   </pic:nvPicPr>
                   <pic:blipFill>
-                    <a:blip r:embed="rId79"/>
+                    <a:blip r:embed="rId80"/>
                     <a:stretch>
                       <a:fillRect/>
                     </a:stretch>
@@ -7309,7 +8517,7 @@
                     <pic:cNvPicPr/>
                   </pic:nvPicPr>
                   <pic:blipFill>
-                    <a:blip r:embed="rId80"/>
+                    <a:blip r:embed="rId81"/>
                     <a:stretch>
                       <a:fillRect/>
                     </a:stretch>
@@ -7350,7 +8558,7 @@
                     <pic:cNvPicPr/>
                   </pic:nvPicPr>
                   <pic:blipFill>
-                    <a:blip r:embed="rId81"/>
+                    <a:blip r:embed="rId82"/>
                     <a:stretch>
                       <a:fillRect/>
                     </a:stretch>
@@ -7391,7 +8599,7 @@
                     <pic:cNvPicPr/>
                   </pic:nvPicPr>
                   <pic:blipFill>
-                    <a:blip r:embed="rId82"/>
+                    <a:blip r:embed="rId83"/>
                     <a:stretch>
                       <a:fillRect/>
                     </a:stretch>
@@ -7432,7 +8640,7 @@
                     <pic:cNvPicPr/>
                   </pic:nvPicPr>
                   <pic:blipFill>
-                    <a:blip r:embed="rId83"/>
+                    <a:blip r:embed="rId84"/>
                     <a:stretch>
                       <a:fillRect/>
                     </a:stretch>
@@ -7472,7 +8680,7 @@
                     <pic:cNvPicPr/>
                   </pic:nvPicPr>
                   <pic:blipFill>
-                    <a:blip r:embed="rId84"/>
+                    <a:blip r:embed="rId85"/>
                     <a:stretch>
                       <a:fillRect/>
                     </a:stretch>

--- a/Playwright Concepts.docx
+++ b/Playwright Concepts.docx
@@ -27,103 +27,38 @@
       </w:r>
     </w:p>
     <w:p>
-      <w:proofErr w:type="spellStart"/>
-      <w:proofErr w:type="gramStart"/>
       <w:r>
-        <w:t>page.getByRole</w:t>
+        <w:t>page.getByRole() to locate by explicit and implicit accessibility attributes.</w:t>
       </w:r>
-      <w:proofErr w:type="spellEnd"/>
-      <w:proofErr w:type="gramEnd"/>
+    </w:p>
+    <w:p>
       <w:r>
-        <w:t>() to locate by explicit and implicit accessibility attributes.</w:t>
+        <w:t>page.getByText() to locate by text content.</w:t>
       </w:r>
     </w:p>
     <w:p>
-      <w:proofErr w:type="spellStart"/>
-      <w:proofErr w:type="gramStart"/>
       <w:r>
-        <w:t>page.getByText</w:t>
+        <w:t>page.getByLabel() to locate a form control by associated label's text.</w:t>
       </w:r>
-      <w:proofErr w:type="spellEnd"/>
-      <w:proofErr w:type="gramEnd"/>
+    </w:p>
+    <w:p>
       <w:r>
-        <w:t>() to locate by text content.</w:t>
+        <w:t>page.getByPlaceholder() to locate an input by placeholder.</w:t>
       </w:r>
     </w:p>
     <w:p>
-      <w:proofErr w:type="spellStart"/>
-      <w:proofErr w:type="gramStart"/>
       <w:r>
-        <w:t>page.getByLabel</w:t>
+        <w:t>page.getByAltText() to locate an element, usually image, by its text alternative.</w:t>
       </w:r>
-      <w:proofErr w:type="spellEnd"/>
-      <w:proofErr w:type="gramEnd"/>
+    </w:p>
+    <w:p>
       <w:r>
-        <w:t>() to locate a form control by associated label's text.</w:t>
+        <w:t>page.getByTitle() to locate an element by its title attribute.</w:t>
       </w:r>
     </w:p>
     <w:p>
-      <w:proofErr w:type="spellStart"/>
-      <w:proofErr w:type="gramStart"/>
       <w:r>
-        <w:t>page.getByPlaceholder</w:t>
-      </w:r>
-      <w:proofErr w:type="spellEnd"/>
-      <w:proofErr w:type="gramEnd"/>
-      <w:r>
-        <w:t>() to locate an input by placeholder.</w:t>
-      </w:r>
-    </w:p>
-    <w:p>
-      <w:proofErr w:type="spellStart"/>
-      <w:proofErr w:type="gramStart"/>
-      <w:r>
-        <w:t>page.getByAltText</w:t>
-      </w:r>
-      <w:proofErr w:type="spellEnd"/>
-      <w:proofErr w:type="gramEnd"/>
-      <w:r>
-        <w:t>() to locate an element, usually image, by its text alternative.</w:t>
-      </w:r>
-    </w:p>
-    <w:p>
-      <w:proofErr w:type="spellStart"/>
-      <w:proofErr w:type="gramStart"/>
-      <w:r>
-        <w:t>page.getByTitle</w:t>
-      </w:r>
-      <w:proofErr w:type="spellEnd"/>
-      <w:proofErr w:type="gramEnd"/>
-      <w:r>
-        <w:t>() to locate an element by its title attribute.</w:t>
-      </w:r>
-    </w:p>
-    <w:p>
-      <w:proofErr w:type="spellStart"/>
-      <w:proofErr w:type="gramStart"/>
-      <w:r>
-        <w:t>page.getByTestId</w:t>
-      </w:r>
-      <w:proofErr w:type="spellEnd"/>
-      <w:proofErr w:type="gramEnd"/>
-      <w:r>
-        <w:t xml:space="preserve">() to locate an element </w:t>
-      </w:r>
-      <w:proofErr w:type="spellStart"/>
-      <w:r>
-        <w:t>besed</w:t>
-      </w:r>
-      <w:proofErr w:type="spellEnd"/>
-      <w:r>
-        <w:t xml:space="preserve"> on its data - </w:t>
-      </w:r>
-      <w:proofErr w:type="spellStart"/>
-      <w:r>
-        <w:t>testid</w:t>
-      </w:r>
-      <w:proofErr w:type="spellEnd"/>
-      <w:r>
-        <w:t xml:space="preserve"> attribute.</w:t>
+        <w:t>page.getByTestId() to locate an element besed on its data - testid attribute.</w:t>
       </w:r>
     </w:p>
     <w:p/>
@@ -138,13 +73,8 @@
       <w:r>
         <w:t xml:space="preserve">Test generator =&gt; </w:t>
       </w:r>
-      <w:proofErr w:type="spellStart"/>
       <w:r>
-        <w:t>Codegen</w:t>
-      </w:r>
-      <w:proofErr w:type="spellEnd"/>
-      <w:r>
-        <w:t>:</w:t>
+        <w:t>Codegen:</w:t>
       </w:r>
       <w:r>
         <w:t xml:space="preserve"> automatically generate test and locators.</w:t>
@@ -169,7 +99,6 @@
           <w14:ligatures w14:val="none"/>
         </w:rPr>
       </w:pPr>
-      <w:proofErr w:type="spellStart"/>
       <w:r>
         <w:rPr>
           <w:rFonts w:ascii="Consolas" w:eastAsia="Times New Roman" w:hAnsi="Consolas" w:cs="Times New Roman"/>
@@ -180,10 +109,18 @@
           <w:lang w:eastAsia="en-IN"/>
           <w14:ligatures w14:val="none"/>
         </w:rPr>
-        <w:t>Codegn</w:t>
+        <w:t>Codegn =&gt;</w:t>
       </w:r>
-      <w:proofErr w:type="spellEnd"/>
-      <w:r>
+    </w:p>
+    <w:p>
+      <w:pPr>
+        <w:pStyle w:val="ListParagraph"/>
+        <w:numPr>
+          <w:ilvl w:val="0"/>
+          <w:numId w:val="2"/>
+        </w:numPr>
+        <w:shd w:val="clear" w:color="auto" w:fill="1F1F1F"/>
+        <w:spacing w:after="0" w:line="285" w:lineRule="atLeast"/>
         <w:rPr>
           <w:rFonts w:ascii="Consolas" w:eastAsia="Times New Roman" w:hAnsi="Consolas" w:cs="Times New Roman"/>
           <w:color w:val="CCCCCC"/>
@@ -193,7 +130,18 @@
           <w:lang w:eastAsia="en-IN"/>
           <w14:ligatures w14:val="none"/>
         </w:rPr>
-        <w:t xml:space="preserve"> =&gt;</w:t>
+      </w:pPr>
+      <w:r>
+        <w:rPr>
+          <w:rFonts w:ascii="Consolas" w:eastAsia="Times New Roman" w:hAnsi="Consolas" w:cs="Times New Roman"/>
+          <w:color w:val="CCCCCC"/>
+          <w:kern w:val="0"/>
+          <w:sz w:val="21"/>
+          <w:szCs w:val="21"/>
+          <w:lang w:eastAsia="en-IN"/>
+          <w14:ligatures w14:val="none"/>
+        </w:rPr>
+        <w:t>npx playwright codegen -o tests/mytest.spec.js</w:t>
       </w:r>
     </w:p>
     <w:p>
@@ -215,7 +163,6 @@
           <w14:ligatures w14:val="none"/>
         </w:rPr>
       </w:pPr>
-      <w:proofErr w:type="spellStart"/>
       <w:r>
         <w:rPr>
           <w:rFonts w:ascii="Consolas" w:eastAsia="Times New Roman" w:hAnsi="Consolas" w:cs="Times New Roman"/>
@@ -226,10 +173,18 @@
           <w:lang w:eastAsia="en-IN"/>
           <w14:ligatures w14:val="none"/>
         </w:rPr>
-        <w:t>npx</w:t>
+        <w:t>npx playwright codegen --target javascript</w:t>
       </w:r>
-      <w:proofErr w:type="spellEnd"/>
-      <w:r>
+    </w:p>
+    <w:p>
+      <w:pPr>
+        <w:pStyle w:val="ListParagraph"/>
+        <w:numPr>
+          <w:ilvl w:val="0"/>
+          <w:numId w:val="2"/>
+        </w:numPr>
+        <w:shd w:val="clear" w:color="auto" w:fill="1F1F1F"/>
+        <w:spacing w:after="0" w:line="285" w:lineRule="atLeast"/>
         <w:rPr>
           <w:rFonts w:ascii="Consolas" w:eastAsia="Times New Roman" w:hAnsi="Consolas" w:cs="Times New Roman"/>
           <w:color w:val="CCCCCC"/>
@@ -239,9 +194,7 @@
           <w:lang w:eastAsia="en-IN"/>
           <w14:ligatures w14:val="none"/>
         </w:rPr>
-        <w:t xml:space="preserve"> playwright </w:t>
-      </w:r>
-      <w:proofErr w:type="spellStart"/>
+      </w:pPr>
       <w:r>
         <w:rPr>
           <w:rFonts w:ascii="Consolas" w:eastAsia="Times New Roman" w:hAnsi="Consolas" w:cs="Times New Roman"/>
@@ -252,10 +205,18 @@
           <w:lang w:eastAsia="en-IN"/>
           <w14:ligatures w14:val="none"/>
         </w:rPr>
-        <w:t>codegen</w:t>
+        <w:t>npx playwright codegen --browser chromium</w:t>
       </w:r>
-      <w:proofErr w:type="spellEnd"/>
-      <w:r>
+    </w:p>
+    <w:p>
+      <w:pPr>
+        <w:pStyle w:val="ListParagraph"/>
+        <w:numPr>
+          <w:ilvl w:val="0"/>
+          <w:numId w:val="2"/>
+        </w:numPr>
+        <w:shd w:val="clear" w:color="auto" w:fill="1F1F1F"/>
+        <w:spacing w:after="0" w:line="285" w:lineRule="atLeast"/>
         <w:rPr>
           <w:rFonts w:ascii="Consolas" w:eastAsia="Times New Roman" w:hAnsi="Consolas" w:cs="Times New Roman"/>
           <w:color w:val="CCCCCC"/>
@@ -265,18 +226,8 @@
           <w:lang w:eastAsia="en-IN"/>
           <w14:ligatures w14:val="none"/>
         </w:rPr>
-        <w:t xml:space="preserve"> -o tests/mytest.spec.js</w:t>
-      </w:r>
-    </w:p>
-    <w:p>
-      <w:pPr>
-        <w:pStyle w:val="ListParagraph"/>
-        <w:numPr>
-          <w:ilvl w:val="0"/>
-          <w:numId w:val="2"/>
-        </w:numPr>
-        <w:shd w:val="clear" w:color="auto" w:fill="1F1F1F"/>
-        <w:spacing w:after="0" w:line="285" w:lineRule="atLeast"/>
+      </w:pPr>
+      <w:r>
         <w:rPr>
           <w:rFonts w:ascii="Consolas" w:eastAsia="Times New Roman" w:hAnsi="Consolas" w:cs="Times New Roman"/>
           <w:color w:val="CCCCCC"/>
@@ -286,216 +237,7 @@
           <w:lang w:eastAsia="en-IN"/>
           <w14:ligatures w14:val="none"/>
         </w:rPr>
-      </w:pPr>
-      <w:proofErr w:type="spellStart"/>
-      <w:r>
-        <w:rPr>
-          <w:rFonts w:ascii="Consolas" w:eastAsia="Times New Roman" w:hAnsi="Consolas" w:cs="Times New Roman"/>
-          <w:color w:val="CCCCCC"/>
-          <w:kern w:val="0"/>
-          <w:sz w:val="21"/>
-          <w:szCs w:val="21"/>
-          <w:lang w:eastAsia="en-IN"/>
-          <w14:ligatures w14:val="none"/>
-        </w:rPr>
-        <w:t>npx</w:t>
-      </w:r>
-      <w:proofErr w:type="spellEnd"/>
-      <w:r>
-        <w:rPr>
-          <w:rFonts w:ascii="Consolas" w:eastAsia="Times New Roman" w:hAnsi="Consolas" w:cs="Times New Roman"/>
-          <w:color w:val="CCCCCC"/>
-          <w:kern w:val="0"/>
-          <w:sz w:val="21"/>
-          <w:szCs w:val="21"/>
-          <w:lang w:eastAsia="en-IN"/>
-          <w14:ligatures w14:val="none"/>
-        </w:rPr>
-        <w:t xml:space="preserve"> playwright </w:t>
-      </w:r>
-      <w:proofErr w:type="spellStart"/>
-      <w:r>
-        <w:rPr>
-          <w:rFonts w:ascii="Consolas" w:eastAsia="Times New Roman" w:hAnsi="Consolas" w:cs="Times New Roman"/>
-          <w:color w:val="CCCCCC"/>
-          <w:kern w:val="0"/>
-          <w:sz w:val="21"/>
-          <w:szCs w:val="21"/>
-          <w:lang w:eastAsia="en-IN"/>
-          <w14:ligatures w14:val="none"/>
-        </w:rPr>
-        <w:t>codegen</w:t>
-      </w:r>
-      <w:proofErr w:type="spellEnd"/>
-      <w:r>
-        <w:rPr>
-          <w:rFonts w:ascii="Consolas" w:eastAsia="Times New Roman" w:hAnsi="Consolas" w:cs="Times New Roman"/>
-          <w:color w:val="CCCCCC"/>
-          <w:kern w:val="0"/>
-          <w:sz w:val="21"/>
-          <w:szCs w:val="21"/>
-          <w:lang w:eastAsia="en-IN"/>
-          <w14:ligatures w14:val="none"/>
-        </w:rPr>
-        <w:t xml:space="preserve"> --target </w:t>
-      </w:r>
-      <w:proofErr w:type="spellStart"/>
-      <w:r>
-        <w:rPr>
-          <w:rFonts w:ascii="Consolas" w:eastAsia="Times New Roman" w:hAnsi="Consolas" w:cs="Times New Roman"/>
-          <w:color w:val="CCCCCC"/>
-          <w:kern w:val="0"/>
-          <w:sz w:val="21"/>
-          <w:szCs w:val="21"/>
-          <w:lang w:eastAsia="en-IN"/>
-          <w14:ligatures w14:val="none"/>
-        </w:rPr>
-        <w:t>javascript</w:t>
-      </w:r>
-      <w:proofErr w:type="spellEnd"/>
-    </w:p>
-    <w:p>
-      <w:pPr>
-        <w:pStyle w:val="ListParagraph"/>
-        <w:numPr>
-          <w:ilvl w:val="0"/>
-          <w:numId w:val="2"/>
-        </w:numPr>
-        <w:shd w:val="clear" w:color="auto" w:fill="1F1F1F"/>
-        <w:spacing w:after="0" w:line="285" w:lineRule="atLeast"/>
-        <w:rPr>
-          <w:rFonts w:ascii="Consolas" w:eastAsia="Times New Roman" w:hAnsi="Consolas" w:cs="Times New Roman"/>
-          <w:color w:val="CCCCCC"/>
-          <w:kern w:val="0"/>
-          <w:sz w:val="21"/>
-          <w:szCs w:val="21"/>
-          <w:lang w:eastAsia="en-IN"/>
-          <w14:ligatures w14:val="none"/>
-        </w:rPr>
-      </w:pPr>
-      <w:proofErr w:type="spellStart"/>
-      <w:r>
-        <w:rPr>
-          <w:rFonts w:ascii="Consolas" w:eastAsia="Times New Roman" w:hAnsi="Consolas" w:cs="Times New Roman"/>
-          <w:color w:val="CCCCCC"/>
-          <w:kern w:val="0"/>
-          <w:sz w:val="21"/>
-          <w:szCs w:val="21"/>
-          <w:lang w:eastAsia="en-IN"/>
-          <w14:ligatures w14:val="none"/>
-        </w:rPr>
-        <w:t>npx</w:t>
-      </w:r>
-      <w:proofErr w:type="spellEnd"/>
-      <w:r>
-        <w:rPr>
-          <w:rFonts w:ascii="Consolas" w:eastAsia="Times New Roman" w:hAnsi="Consolas" w:cs="Times New Roman"/>
-          <w:color w:val="CCCCCC"/>
-          <w:kern w:val="0"/>
-          <w:sz w:val="21"/>
-          <w:szCs w:val="21"/>
-          <w:lang w:eastAsia="en-IN"/>
-          <w14:ligatures w14:val="none"/>
-        </w:rPr>
-        <w:t xml:space="preserve"> playwright </w:t>
-      </w:r>
-      <w:proofErr w:type="spellStart"/>
-      <w:r>
-        <w:rPr>
-          <w:rFonts w:ascii="Consolas" w:eastAsia="Times New Roman" w:hAnsi="Consolas" w:cs="Times New Roman"/>
-          <w:color w:val="CCCCCC"/>
-          <w:kern w:val="0"/>
-          <w:sz w:val="21"/>
-          <w:szCs w:val="21"/>
-          <w:lang w:eastAsia="en-IN"/>
-          <w14:ligatures w14:val="none"/>
-        </w:rPr>
-        <w:t>codegen</w:t>
-      </w:r>
-      <w:proofErr w:type="spellEnd"/>
-      <w:r>
-        <w:rPr>
-          <w:rFonts w:ascii="Consolas" w:eastAsia="Times New Roman" w:hAnsi="Consolas" w:cs="Times New Roman"/>
-          <w:color w:val="CCCCCC"/>
-          <w:kern w:val="0"/>
-          <w:sz w:val="21"/>
-          <w:szCs w:val="21"/>
-          <w:lang w:eastAsia="en-IN"/>
-          <w14:ligatures w14:val="none"/>
-        </w:rPr>
-        <w:t xml:space="preserve"> --browser chromium</w:t>
-      </w:r>
-    </w:p>
-    <w:p>
-      <w:pPr>
-        <w:pStyle w:val="ListParagraph"/>
-        <w:numPr>
-          <w:ilvl w:val="0"/>
-          <w:numId w:val="2"/>
-        </w:numPr>
-        <w:shd w:val="clear" w:color="auto" w:fill="1F1F1F"/>
-        <w:spacing w:after="0" w:line="285" w:lineRule="atLeast"/>
-        <w:rPr>
-          <w:rFonts w:ascii="Consolas" w:eastAsia="Times New Roman" w:hAnsi="Consolas" w:cs="Times New Roman"/>
-          <w:color w:val="CCCCCC"/>
-          <w:kern w:val="0"/>
-          <w:sz w:val="21"/>
-          <w:szCs w:val="21"/>
-          <w:lang w:eastAsia="en-IN"/>
-          <w14:ligatures w14:val="none"/>
-        </w:rPr>
-      </w:pPr>
-      <w:proofErr w:type="spellStart"/>
-      <w:r>
-        <w:rPr>
-          <w:rFonts w:ascii="Consolas" w:eastAsia="Times New Roman" w:hAnsi="Consolas" w:cs="Times New Roman"/>
-          <w:color w:val="CCCCCC"/>
-          <w:kern w:val="0"/>
-          <w:sz w:val="21"/>
-          <w:szCs w:val="21"/>
-          <w:lang w:eastAsia="en-IN"/>
-          <w14:ligatures w14:val="none"/>
-        </w:rPr>
-        <w:t>npx</w:t>
-      </w:r>
-      <w:proofErr w:type="spellEnd"/>
-      <w:r>
-        <w:rPr>
-          <w:rFonts w:ascii="Consolas" w:eastAsia="Times New Roman" w:hAnsi="Consolas" w:cs="Times New Roman"/>
-          <w:color w:val="CCCCCC"/>
-          <w:kern w:val="0"/>
-          <w:sz w:val="21"/>
-          <w:szCs w:val="21"/>
-          <w:lang w:eastAsia="en-IN"/>
-          <w14:ligatures w14:val="none"/>
-        </w:rPr>
-        <w:t xml:space="preserve"> playwright </w:t>
-      </w:r>
-      <w:proofErr w:type="spellStart"/>
-      <w:r>
-        <w:rPr>
-          <w:rFonts w:ascii="Consolas" w:eastAsia="Times New Roman" w:hAnsi="Consolas" w:cs="Times New Roman"/>
-          <w:color w:val="CCCCCC"/>
-          <w:kern w:val="0"/>
-          <w:sz w:val="21"/>
-          <w:szCs w:val="21"/>
-          <w:lang w:eastAsia="en-IN"/>
-          <w14:ligatures w14:val="none"/>
-        </w:rPr>
-        <w:t>codegen</w:t>
-      </w:r>
-      <w:proofErr w:type="spellEnd"/>
-      <w:r>
-        <w:rPr>
-          <w:rFonts w:ascii="Consolas" w:eastAsia="Times New Roman" w:hAnsi="Consolas" w:cs="Times New Roman"/>
-          <w:color w:val="CCCCCC"/>
-          <w:kern w:val="0"/>
-          <w:sz w:val="21"/>
-          <w:szCs w:val="21"/>
-          <w:lang w:eastAsia="en-IN"/>
-          <w14:ligatures w14:val="none"/>
-        </w:rPr>
-        <w:t xml:space="preserve"> --device "iPhone 13"</w:t>
+        <w:t>npx playwright codegen --device "iPhone 13"</w:t>
       </w:r>
     </w:p>
     <w:p>
@@ -520,38 +262,17 @@
       <w:pPr>
         <w:pStyle w:val="ListParagraph"/>
       </w:pPr>
-      <w:proofErr w:type="spellStart"/>
       <w:r>
         <w:t>n</w:t>
       </w:r>
       <w:r>
-        <w:t>px</w:t>
-      </w:r>
-      <w:proofErr w:type="spellEnd"/>
-      <w:r>
-        <w:t xml:space="preserve"> playwright </w:t>
-      </w:r>
-      <w:proofErr w:type="spellStart"/>
-      <w:r>
-        <w:t>codegen</w:t>
-      </w:r>
-      <w:proofErr w:type="spellEnd"/>
-      <w:r>
-        <w:t xml:space="preserve"> –v</w:t>
+        <w:t>px playwright codegen –v</w:t>
       </w:r>
       <w:r>
         <w:t>i</w:t>
       </w:r>
       <w:r>
-        <w:t xml:space="preserve">ewport-size “1280, </w:t>
-      </w:r>
-      <w:proofErr w:type="gramStart"/>
-      <w:r>
-        <w:t xml:space="preserve">720”   </w:t>
-      </w:r>
-      <w:proofErr w:type="gramEnd"/>
-      <w:r>
-        <w:t xml:space="preserve"> </w:t>
+        <w:t xml:space="preserve">ewport-size “1280, 720”    </w:t>
       </w:r>
       <w:r>
         <w:sym w:font="Wingdings" w:char="F0E0"/>
@@ -1125,98 +846,30 @@
           <w:sz w:val="24"/>
           <w:szCs w:val="24"/>
         </w:rPr>
-        <w:t>expect(success</w:t>
+        <w:t>expect(success).toBeTruthy();</w:t>
       </w:r>
-      <w:proofErr w:type="gramStart"/>
+    </w:p>
+    <w:p>
+      <w:pPr>
+        <w:rPr>
+          <w:sz w:val="24"/>
+          <w:szCs w:val="24"/>
+        </w:rPr>
+      </w:pPr>
+    </w:p>
+    <w:p>
+      <w:pPr>
+        <w:rPr>
+          <w:sz w:val="24"/>
+          <w:szCs w:val="24"/>
+        </w:rPr>
+      </w:pPr>
       <w:r>
         <w:rPr>
           <w:sz w:val="24"/>
           <w:szCs w:val="24"/>
         </w:rPr>
-        <w:t>).</w:t>
-      </w:r>
-      <w:proofErr w:type="spellStart"/>
-      <w:r>
-        <w:rPr>
-          <w:sz w:val="24"/>
-          <w:szCs w:val="24"/>
-        </w:rPr>
-        <w:t>toBeTruthy</w:t>
-      </w:r>
-      <w:proofErr w:type="spellEnd"/>
-      <w:proofErr w:type="gramEnd"/>
-      <w:r>
-        <w:rPr>
-          <w:sz w:val="24"/>
-          <w:szCs w:val="24"/>
-        </w:rPr>
-        <w:t>();</w:t>
-      </w:r>
-    </w:p>
-    <w:p>
-      <w:pPr>
-        <w:rPr>
-          <w:sz w:val="24"/>
-          <w:szCs w:val="24"/>
-        </w:rPr>
-      </w:pPr>
-    </w:p>
-    <w:p>
-      <w:pPr>
-        <w:rPr>
-          <w:sz w:val="24"/>
-          <w:szCs w:val="24"/>
-        </w:rPr>
-      </w:pPr>
-      <w:r>
-        <w:rPr>
-          <w:sz w:val="24"/>
-          <w:szCs w:val="24"/>
-        </w:rPr>
-        <w:t>await expect(</w:t>
-      </w:r>
-      <w:proofErr w:type="spellStart"/>
-      <w:proofErr w:type="gramStart"/>
-      <w:r>
-        <w:rPr>
-          <w:sz w:val="24"/>
-          <w:szCs w:val="24"/>
-        </w:rPr>
-        <w:t>page.getByTestId</w:t>
-      </w:r>
-      <w:proofErr w:type="spellEnd"/>
-      <w:proofErr w:type="gramEnd"/>
-      <w:r>
-        <w:rPr>
-          <w:sz w:val="24"/>
-          <w:szCs w:val="24"/>
-        </w:rPr>
-        <w:t>('status')</w:t>
-      </w:r>
-      <w:proofErr w:type="gramStart"/>
-      <w:r>
-        <w:rPr>
-          <w:sz w:val="24"/>
-          <w:szCs w:val="24"/>
-        </w:rPr>
-        <w:t>).</w:t>
-      </w:r>
-      <w:proofErr w:type="spellStart"/>
-      <w:r>
-        <w:rPr>
-          <w:sz w:val="24"/>
-          <w:szCs w:val="24"/>
-        </w:rPr>
-        <w:t>toHaveText</w:t>
-      </w:r>
-      <w:proofErr w:type="spellEnd"/>
-      <w:proofErr w:type="gramEnd"/>
-      <w:r>
-        <w:rPr>
-          <w:sz w:val="24"/>
-          <w:szCs w:val="24"/>
-        </w:rPr>
-        <w:t>('Submitted');</w:t>
+        <w:t>await expect(page.getByTestId('status')).toHaveText('Submitted');</w:t>
       </w:r>
     </w:p>
     <w:p>
@@ -1376,35 +1029,7 @@
                   <w:sz w:val="24"/>
                   <w:szCs w:val="24"/>
                 </w:rPr>
-                <w:t>await expect(locator</w:t>
-              </w:r>
-              <w:proofErr w:type="gramStart"/>
-              <w:r>
-                <w:rPr>
-                  <w:rStyle w:val="Hyperlink"/>
-                  <w:sz w:val="24"/>
-                  <w:szCs w:val="24"/>
-                </w:rPr>
-                <w:t>).</w:t>
-              </w:r>
-              <w:proofErr w:type="spellStart"/>
-              <w:r>
-                <w:rPr>
-                  <w:rStyle w:val="Hyperlink"/>
-                  <w:sz w:val="24"/>
-                  <w:szCs w:val="24"/>
-                </w:rPr>
-                <w:t>toBeAttached</w:t>
-              </w:r>
-              <w:proofErr w:type="spellEnd"/>
-              <w:proofErr w:type="gramEnd"/>
-              <w:r>
-                <w:rPr>
-                  <w:rStyle w:val="Hyperlink"/>
-                  <w:sz w:val="24"/>
-                  <w:szCs w:val="24"/>
-                </w:rPr>
-                <w:t>()</w:t>
+                <w:t>await expect(locator).toBeAttached()</w:t>
               </w:r>
             </w:hyperlink>
           </w:p>
@@ -1477,35 +1102,7 @@
                   <w:sz w:val="24"/>
                   <w:szCs w:val="24"/>
                 </w:rPr>
-                <w:t>await expect(locator</w:t>
-              </w:r>
-              <w:proofErr w:type="gramStart"/>
-              <w:r>
-                <w:rPr>
-                  <w:rStyle w:val="Hyperlink"/>
-                  <w:sz w:val="24"/>
-                  <w:szCs w:val="24"/>
-                </w:rPr>
-                <w:t>).</w:t>
-              </w:r>
-              <w:proofErr w:type="spellStart"/>
-              <w:r>
-                <w:rPr>
-                  <w:rStyle w:val="Hyperlink"/>
-                  <w:sz w:val="24"/>
-                  <w:szCs w:val="24"/>
-                </w:rPr>
-                <w:t>toBeChecked</w:t>
-              </w:r>
-              <w:proofErr w:type="spellEnd"/>
-              <w:proofErr w:type="gramEnd"/>
-              <w:r>
-                <w:rPr>
-                  <w:rStyle w:val="Hyperlink"/>
-                  <w:sz w:val="24"/>
-                  <w:szCs w:val="24"/>
-                </w:rPr>
-                <w:t>()</w:t>
+                <w:t>await expect(locator).toBeChecked()</w:t>
               </w:r>
             </w:hyperlink>
           </w:p>
@@ -1578,35 +1175,7 @@
                   <w:sz w:val="24"/>
                   <w:szCs w:val="24"/>
                 </w:rPr>
-                <w:t>await expect(locator</w:t>
-              </w:r>
-              <w:proofErr w:type="gramStart"/>
-              <w:r>
-                <w:rPr>
-                  <w:rStyle w:val="Hyperlink"/>
-                  <w:sz w:val="24"/>
-                  <w:szCs w:val="24"/>
-                </w:rPr>
-                <w:t>).</w:t>
-              </w:r>
-              <w:proofErr w:type="spellStart"/>
-              <w:r>
-                <w:rPr>
-                  <w:rStyle w:val="Hyperlink"/>
-                  <w:sz w:val="24"/>
-                  <w:szCs w:val="24"/>
-                </w:rPr>
-                <w:t>toBeDisabled</w:t>
-              </w:r>
-              <w:proofErr w:type="spellEnd"/>
-              <w:proofErr w:type="gramEnd"/>
-              <w:r>
-                <w:rPr>
-                  <w:rStyle w:val="Hyperlink"/>
-                  <w:sz w:val="24"/>
-                  <w:szCs w:val="24"/>
-                </w:rPr>
-                <w:t>()</w:t>
+                <w:t>await expect(locator).toBeDisabled()</w:t>
               </w:r>
             </w:hyperlink>
           </w:p>
@@ -1679,35 +1248,7 @@
                   <w:sz w:val="24"/>
                   <w:szCs w:val="24"/>
                 </w:rPr>
-                <w:t>await expect(locator</w:t>
-              </w:r>
-              <w:proofErr w:type="gramStart"/>
-              <w:r>
-                <w:rPr>
-                  <w:rStyle w:val="Hyperlink"/>
-                  <w:sz w:val="24"/>
-                  <w:szCs w:val="24"/>
-                </w:rPr>
-                <w:t>).</w:t>
-              </w:r>
-              <w:proofErr w:type="spellStart"/>
-              <w:r>
-                <w:rPr>
-                  <w:rStyle w:val="Hyperlink"/>
-                  <w:sz w:val="24"/>
-                  <w:szCs w:val="24"/>
-                </w:rPr>
-                <w:t>toBeEditable</w:t>
-              </w:r>
-              <w:proofErr w:type="spellEnd"/>
-              <w:proofErr w:type="gramEnd"/>
-              <w:r>
-                <w:rPr>
-                  <w:rStyle w:val="Hyperlink"/>
-                  <w:sz w:val="24"/>
-                  <w:szCs w:val="24"/>
-                </w:rPr>
-                <w:t>()</w:t>
+                <w:t>await expect(locator).toBeEditable()</w:t>
               </w:r>
             </w:hyperlink>
           </w:p>
@@ -1780,35 +1321,7 @@
                   <w:sz w:val="24"/>
                   <w:szCs w:val="24"/>
                 </w:rPr>
-                <w:t>await expect(locator</w:t>
-              </w:r>
-              <w:proofErr w:type="gramStart"/>
-              <w:r>
-                <w:rPr>
-                  <w:rStyle w:val="Hyperlink"/>
-                  <w:sz w:val="24"/>
-                  <w:szCs w:val="24"/>
-                </w:rPr>
-                <w:t>).</w:t>
-              </w:r>
-              <w:proofErr w:type="spellStart"/>
-              <w:r>
-                <w:rPr>
-                  <w:rStyle w:val="Hyperlink"/>
-                  <w:sz w:val="24"/>
-                  <w:szCs w:val="24"/>
-                </w:rPr>
-                <w:t>toBeEmpty</w:t>
-              </w:r>
-              <w:proofErr w:type="spellEnd"/>
-              <w:proofErr w:type="gramEnd"/>
-              <w:r>
-                <w:rPr>
-                  <w:rStyle w:val="Hyperlink"/>
-                  <w:sz w:val="24"/>
-                  <w:szCs w:val="24"/>
-                </w:rPr>
-                <w:t>()</w:t>
+                <w:t>await expect(locator).toBeEmpty()</w:t>
               </w:r>
             </w:hyperlink>
           </w:p>
@@ -1881,35 +1394,7 @@
                   <w:sz w:val="24"/>
                   <w:szCs w:val="24"/>
                 </w:rPr>
-                <w:t>await expect(locator</w:t>
-              </w:r>
-              <w:proofErr w:type="gramStart"/>
-              <w:r>
-                <w:rPr>
-                  <w:rStyle w:val="Hyperlink"/>
-                  <w:sz w:val="24"/>
-                  <w:szCs w:val="24"/>
-                </w:rPr>
-                <w:t>).</w:t>
-              </w:r>
-              <w:proofErr w:type="spellStart"/>
-              <w:r>
-                <w:rPr>
-                  <w:rStyle w:val="Hyperlink"/>
-                  <w:sz w:val="24"/>
-                  <w:szCs w:val="24"/>
-                </w:rPr>
-                <w:t>toBeEnabled</w:t>
-              </w:r>
-              <w:proofErr w:type="spellEnd"/>
-              <w:proofErr w:type="gramEnd"/>
-              <w:r>
-                <w:rPr>
-                  <w:rStyle w:val="Hyperlink"/>
-                  <w:sz w:val="24"/>
-                  <w:szCs w:val="24"/>
-                </w:rPr>
-                <w:t>()</w:t>
+                <w:t>await expect(locator).toBeEnabled()</w:t>
               </w:r>
             </w:hyperlink>
           </w:p>
@@ -1982,35 +1467,7 @@
                   <w:sz w:val="24"/>
                   <w:szCs w:val="24"/>
                 </w:rPr>
-                <w:t>await expect(locator</w:t>
-              </w:r>
-              <w:proofErr w:type="gramStart"/>
-              <w:r>
-                <w:rPr>
-                  <w:rStyle w:val="Hyperlink"/>
-                  <w:sz w:val="24"/>
-                  <w:szCs w:val="24"/>
-                </w:rPr>
-                <w:t>).</w:t>
-              </w:r>
-              <w:proofErr w:type="spellStart"/>
-              <w:r>
-                <w:rPr>
-                  <w:rStyle w:val="Hyperlink"/>
-                  <w:sz w:val="24"/>
-                  <w:szCs w:val="24"/>
-                </w:rPr>
-                <w:t>toBeFocused</w:t>
-              </w:r>
-              <w:proofErr w:type="spellEnd"/>
-              <w:proofErr w:type="gramEnd"/>
-              <w:r>
-                <w:rPr>
-                  <w:rStyle w:val="Hyperlink"/>
-                  <w:sz w:val="24"/>
-                  <w:szCs w:val="24"/>
-                </w:rPr>
-                <w:t>()</w:t>
+                <w:t>await expect(locator).toBeFocused()</w:t>
               </w:r>
             </w:hyperlink>
           </w:p>
@@ -2083,35 +1540,7 @@
                   <w:sz w:val="24"/>
                   <w:szCs w:val="24"/>
                 </w:rPr>
-                <w:t>await expect(locator</w:t>
-              </w:r>
-              <w:proofErr w:type="gramStart"/>
-              <w:r>
-                <w:rPr>
-                  <w:rStyle w:val="Hyperlink"/>
-                  <w:sz w:val="24"/>
-                  <w:szCs w:val="24"/>
-                </w:rPr>
-                <w:t>).</w:t>
-              </w:r>
-              <w:proofErr w:type="spellStart"/>
-              <w:r>
-                <w:rPr>
-                  <w:rStyle w:val="Hyperlink"/>
-                  <w:sz w:val="24"/>
-                  <w:szCs w:val="24"/>
-                </w:rPr>
-                <w:t>toBeHidden</w:t>
-              </w:r>
-              <w:proofErr w:type="spellEnd"/>
-              <w:proofErr w:type="gramEnd"/>
-              <w:r>
-                <w:rPr>
-                  <w:rStyle w:val="Hyperlink"/>
-                  <w:sz w:val="24"/>
-                  <w:szCs w:val="24"/>
-                </w:rPr>
-                <w:t>()</w:t>
+                <w:t>await expect(locator).toBeHidden()</w:t>
               </w:r>
             </w:hyperlink>
           </w:p>
@@ -2184,35 +1613,7 @@
                   <w:sz w:val="24"/>
                   <w:szCs w:val="24"/>
                 </w:rPr>
-                <w:t>await expect(locator</w:t>
-              </w:r>
-              <w:proofErr w:type="gramStart"/>
-              <w:r>
-                <w:rPr>
-                  <w:rStyle w:val="Hyperlink"/>
-                  <w:sz w:val="24"/>
-                  <w:szCs w:val="24"/>
-                </w:rPr>
-                <w:t>).</w:t>
-              </w:r>
-              <w:proofErr w:type="spellStart"/>
-              <w:r>
-                <w:rPr>
-                  <w:rStyle w:val="Hyperlink"/>
-                  <w:sz w:val="24"/>
-                  <w:szCs w:val="24"/>
-                </w:rPr>
-                <w:t>toBeInViewport</w:t>
-              </w:r>
-              <w:proofErr w:type="spellEnd"/>
-              <w:proofErr w:type="gramEnd"/>
-              <w:r>
-                <w:rPr>
-                  <w:rStyle w:val="Hyperlink"/>
-                  <w:sz w:val="24"/>
-                  <w:szCs w:val="24"/>
-                </w:rPr>
-                <w:t>()</w:t>
+                <w:t>await expect(locator).toBeInViewport()</w:t>
               </w:r>
             </w:hyperlink>
           </w:p>
@@ -2285,35 +1686,7 @@
                   <w:sz w:val="24"/>
                   <w:szCs w:val="24"/>
                 </w:rPr>
-                <w:t>await expect(locator</w:t>
-              </w:r>
-              <w:proofErr w:type="gramStart"/>
-              <w:r>
-                <w:rPr>
-                  <w:rStyle w:val="Hyperlink"/>
-                  <w:sz w:val="24"/>
-                  <w:szCs w:val="24"/>
-                </w:rPr>
-                <w:t>).</w:t>
-              </w:r>
-              <w:proofErr w:type="spellStart"/>
-              <w:r>
-                <w:rPr>
-                  <w:rStyle w:val="Hyperlink"/>
-                  <w:sz w:val="24"/>
-                  <w:szCs w:val="24"/>
-                </w:rPr>
-                <w:t>toBeVisible</w:t>
-              </w:r>
-              <w:proofErr w:type="spellEnd"/>
-              <w:proofErr w:type="gramEnd"/>
-              <w:r>
-                <w:rPr>
-                  <w:rStyle w:val="Hyperlink"/>
-                  <w:sz w:val="24"/>
-                  <w:szCs w:val="24"/>
-                </w:rPr>
-                <w:t>()</w:t>
+                <w:t>await expect(locator).toBeVisible()</w:t>
               </w:r>
             </w:hyperlink>
           </w:p>
@@ -2386,35 +1759,7 @@
                   <w:sz w:val="24"/>
                   <w:szCs w:val="24"/>
                 </w:rPr>
-                <w:t>await expect(locator</w:t>
-              </w:r>
-              <w:proofErr w:type="gramStart"/>
-              <w:r>
-                <w:rPr>
-                  <w:rStyle w:val="Hyperlink"/>
-                  <w:sz w:val="24"/>
-                  <w:szCs w:val="24"/>
-                </w:rPr>
-                <w:t>).</w:t>
-              </w:r>
-              <w:proofErr w:type="spellStart"/>
-              <w:r>
-                <w:rPr>
-                  <w:rStyle w:val="Hyperlink"/>
-                  <w:sz w:val="24"/>
-                  <w:szCs w:val="24"/>
-                </w:rPr>
-                <w:t>toContainText</w:t>
-              </w:r>
-              <w:proofErr w:type="spellEnd"/>
-              <w:proofErr w:type="gramEnd"/>
-              <w:r>
-                <w:rPr>
-                  <w:rStyle w:val="Hyperlink"/>
-                  <w:sz w:val="24"/>
-                  <w:szCs w:val="24"/>
-                </w:rPr>
-                <w:t>()</w:t>
+                <w:t>await expect(locator).toContainText()</w:t>
               </w:r>
             </w:hyperlink>
           </w:p>
@@ -2487,35 +1832,7 @@
                   <w:sz w:val="24"/>
                   <w:szCs w:val="24"/>
                 </w:rPr>
-                <w:t>await expect(locator</w:t>
-              </w:r>
-              <w:proofErr w:type="gramStart"/>
-              <w:r>
-                <w:rPr>
-                  <w:rStyle w:val="Hyperlink"/>
-                  <w:sz w:val="24"/>
-                  <w:szCs w:val="24"/>
-                </w:rPr>
-                <w:t>).</w:t>
-              </w:r>
-              <w:proofErr w:type="spellStart"/>
-              <w:r>
-                <w:rPr>
-                  <w:rStyle w:val="Hyperlink"/>
-                  <w:sz w:val="24"/>
-                  <w:szCs w:val="24"/>
-                </w:rPr>
-                <w:t>toContainClass</w:t>
-              </w:r>
-              <w:proofErr w:type="spellEnd"/>
-              <w:proofErr w:type="gramEnd"/>
-              <w:r>
-                <w:rPr>
-                  <w:rStyle w:val="Hyperlink"/>
-                  <w:sz w:val="24"/>
-                  <w:szCs w:val="24"/>
-                </w:rPr>
-                <w:t>()</w:t>
+                <w:t>await expect(locator).toContainClass()</w:t>
               </w:r>
             </w:hyperlink>
           </w:p>
@@ -2588,35 +1905,7 @@
                   <w:sz w:val="24"/>
                   <w:szCs w:val="24"/>
                 </w:rPr>
-                <w:t>await expect(locator</w:t>
-              </w:r>
-              <w:proofErr w:type="gramStart"/>
-              <w:r>
-                <w:rPr>
-                  <w:rStyle w:val="Hyperlink"/>
-                  <w:sz w:val="24"/>
-                  <w:szCs w:val="24"/>
-                </w:rPr>
-                <w:t>).</w:t>
-              </w:r>
-              <w:proofErr w:type="spellStart"/>
-              <w:r>
-                <w:rPr>
-                  <w:rStyle w:val="Hyperlink"/>
-                  <w:sz w:val="24"/>
-                  <w:szCs w:val="24"/>
-                </w:rPr>
-                <w:t>toHaveAccessibleDescription</w:t>
-              </w:r>
-              <w:proofErr w:type="spellEnd"/>
-              <w:proofErr w:type="gramEnd"/>
-              <w:r>
-                <w:rPr>
-                  <w:rStyle w:val="Hyperlink"/>
-                  <w:sz w:val="24"/>
-                  <w:szCs w:val="24"/>
-                </w:rPr>
-                <w:t>()</w:t>
+                <w:t>await expect(locator).toHaveAccessibleDescription()</w:t>
               </w:r>
             </w:hyperlink>
           </w:p>
@@ -2699,35 +1988,7 @@
                   <w:sz w:val="24"/>
                   <w:szCs w:val="24"/>
                 </w:rPr>
-                <w:t>await expect(locator</w:t>
-              </w:r>
-              <w:proofErr w:type="gramStart"/>
-              <w:r>
-                <w:rPr>
-                  <w:rStyle w:val="Hyperlink"/>
-                  <w:sz w:val="24"/>
-                  <w:szCs w:val="24"/>
-                </w:rPr>
-                <w:t>).</w:t>
-              </w:r>
-              <w:proofErr w:type="spellStart"/>
-              <w:r>
-                <w:rPr>
-                  <w:rStyle w:val="Hyperlink"/>
-                  <w:sz w:val="24"/>
-                  <w:szCs w:val="24"/>
-                </w:rPr>
-                <w:t>toHaveAccessibleName</w:t>
-              </w:r>
-              <w:proofErr w:type="spellEnd"/>
-              <w:proofErr w:type="gramEnd"/>
-              <w:r>
-                <w:rPr>
-                  <w:rStyle w:val="Hyperlink"/>
-                  <w:sz w:val="24"/>
-                  <w:szCs w:val="24"/>
-                </w:rPr>
-                <w:t>()</w:t>
+                <w:t>await expect(locator).toHaveAccessibleName()</w:t>
               </w:r>
             </w:hyperlink>
           </w:p>
@@ -2810,35 +2071,7 @@
                   <w:sz w:val="24"/>
                   <w:szCs w:val="24"/>
                 </w:rPr>
-                <w:t>await expect(locator</w:t>
-              </w:r>
-              <w:proofErr w:type="gramStart"/>
-              <w:r>
-                <w:rPr>
-                  <w:rStyle w:val="Hyperlink"/>
-                  <w:sz w:val="24"/>
-                  <w:szCs w:val="24"/>
-                </w:rPr>
-                <w:t>).</w:t>
-              </w:r>
-              <w:proofErr w:type="spellStart"/>
-              <w:r>
-                <w:rPr>
-                  <w:rStyle w:val="Hyperlink"/>
-                  <w:sz w:val="24"/>
-                  <w:szCs w:val="24"/>
-                </w:rPr>
-                <w:t>toHaveAttribute</w:t>
-              </w:r>
-              <w:proofErr w:type="spellEnd"/>
-              <w:proofErr w:type="gramEnd"/>
-              <w:r>
-                <w:rPr>
-                  <w:rStyle w:val="Hyperlink"/>
-                  <w:sz w:val="24"/>
-                  <w:szCs w:val="24"/>
-                </w:rPr>
-                <w:t>()</w:t>
+                <w:t>await expect(locator).toHaveAttribute()</w:t>
               </w:r>
             </w:hyperlink>
           </w:p>
@@ -2911,35 +2144,7 @@
                   <w:sz w:val="24"/>
                   <w:szCs w:val="24"/>
                 </w:rPr>
-                <w:t>await expect(locator</w:t>
-              </w:r>
-              <w:proofErr w:type="gramStart"/>
-              <w:r>
-                <w:rPr>
-                  <w:rStyle w:val="Hyperlink"/>
-                  <w:sz w:val="24"/>
-                  <w:szCs w:val="24"/>
-                </w:rPr>
-                <w:t>).</w:t>
-              </w:r>
-              <w:proofErr w:type="spellStart"/>
-              <w:r>
-                <w:rPr>
-                  <w:rStyle w:val="Hyperlink"/>
-                  <w:sz w:val="24"/>
-                  <w:szCs w:val="24"/>
-                </w:rPr>
-                <w:t>toHaveClass</w:t>
-              </w:r>
-              <w:proofErr w:type="spellEnd"/>
-              <w:proofErr w:type="gramEnd"/>
-              <w:r>
-                <w:rPr>
-                  <w:rStyle w:val="Hyperlink"/>
-                  <w:sz w:val="24"/>
-                  <w:szCs w:val="24"/>
-                </w:rPr>
-                <w:t>()</w:t>
+                <w:t>await expect(locator).toHaveClass()</w:t>
               </w:r>
             </w:hyperlink>
           </w:p>
@@ -3012,35 +2217,7 @@
                   <w:sz w:val="24"/>
                   <w:szCs w:val="24"/>
                 </w:rPr>
-                <w:t>await expect(locator</w:t>
-              </w:r>
-              <w:proofErr w:type="gramStart"/>
-              <w:r>
-                <w:rPr>
-                  <w:rStyle w:val="Hyperlink"/>
-                  <w:sz w:val="24"/>
-                  <w:szCs w:val="24"/>
-                </w:rPr>
-                <w:t>).</w:t>
-              </w:r>
-              <w:proofErr w:type="spellStart"/>
-              <w:r>
-                <w:rPr>
-                  <w:rStyle w:val="Hyperlink"/>
-                  <w:sz w:val="24"/>
-                  <w:szCs w:val="24"/>
-                </w:rPr>
-                <w:t>toHaveCount</w:t>
-              </w:r>
-              <w:proofErr w:type="spellEnd"/>
-              <w:proofErr w:type="gramEnd"/>
-              <w:r>
-                <w:rPr>
-                  <w:rStyle w:val="Hyperlink"/>
-                  <w:sz w:val="24"/>
-                  <w:szCs w:val="24"/>
-                </w:rPr>
-                <w:t>()</w:t>
+                <w:t>await expect(locator).toHaveCount()</w:t>
               </w:r>
             </w:hyperlink>
           </w:p>
@@ -3113,35 +2290,7 @@
                   <w:sz w:val="24"/>
                   <w:szCs w:val="24"/>
                 </w:rPr>
-                <w:t>await expect(locator</w:t>
-              </w:r>
-              <w:proofErr w:type="gramStart"/>
-              <w:r>
-                <w:rPr>
-                  <w:rStyle w:val="Hyperlink"/>
-                  <w:sz w:val="24"/>
-                  <w:szCs w:val="24"/>
-                </w:rPr>
-                <w:t>).</w:t>
-              </w:r>
-              <w:proofErr w:type="spellStart"/>
-              <w:r>
-                <w:rPr>
-                  <w:rStyle w:val="Hyperlink"/>
-                  <w:sz w:val="24"/>
-                  <w:szCs w:val="24"/>
-                </w:rPr>
-                <w:t>toHaveCSS</w:t>
-              </w:r>
-              <w:proofErr w:type="spellEnd"/>
-              <w:proofErr w:type="gramEnd"/>
-              <w:r>
-                <w:rPr>
-                  <w:rStyle w:val="Hyperlink"/>
-                  <w:sz w:val="24"/>
-                  <w:szCs w:val="24"/>
-                </w:rPr>
-                <w:t>()</w:t>
+                <w:t>await expect(locator).toHaveCSS()</w:t>
               </w:r>
             </w:hyperlink>
           </w:p>
@@ -3214,35 +2363,7 @@
                   <w:sz w:val="24"/>
                   <w:szCs w:val="24"/>
                 </w:rPr>
-                <w:t>await expect(locator</w:t>
-              </w:r>
-              <w:proofErr w:type="gramStart"/>
-              <w:r>
-                <w:rPr>
-                  <w:rStyle w:val="Hyperlink"/>
-                  <w:sz w:val="24"/>
-                  <w:szCs w:val="24"/>
-                </w:rPr>
-                <w:t>).</w:t>
-              </w:r>
-              <w:proofErr w:type="spellStart"/>
-              <w:r>
-                <w:rPr>
-                  <w:rStyle w:val="Hyperlink"/>
-                  <w:sz w:val="24"/>
-                  <w:szCs w:val="24"/>
-                </w:rPr>
-                <w:t>toHaveId</w:t>
-              </w:r>
-              <w:proofErr w:type="spellEnd"/>
-              <w:proofErr w:type="gramEnd"/>
-              <w:r>
-                <w:rPr>
-                  <w:rStyle w:val="Hyperlink"/>
-                  <w:sz w:val="24"/>
-                  <w:szCs w:val="24"/>
-                </w:rPr>
-                <w:t>()</w:t>
+                <w:t>await expect(locator).toHaveId()</w:t>
               </w:r>
             </w:hyperlink>
           </w:p>
@@ -3315,35 +2436,7 @@
                   <w:sz w:val="24"/>
                   <w:szCs w:val="24"/>
                 </w:rPr>
-                <w:t>await expect(locator</w:t>
-              </w:r>
-              <w:proofErr w:type="gramStart"/>
-              <w:r>
-                <w:rPr>
-                  <w:rStyle w:val="Hyperlink"/>
-                  <w:sz w:val="24"/>
-                  <w:szCs w:val="24"/>
-                </w:rPr>
-                <w:t>).</w:t>
-              </w:r>
-              <w:proofErr w:type="spellStart"/>
-              <w:r>
-                <w:rPr>
-                  <w:rStyle w:val="Hyperlink"/>
-                  <w:sz w:val="24"/>
-                  <w:szCs w:val="24"/>
-                </w:rPr>
-                <w:t>toHaveJSProperty</w:t>
-              </w:r>
-              <w:proofErr w:type="spellEnd"/>
-              <w:proofErr w:type="gramEnd"/>
-              <w:r>
-                <w:rPr>
-                  <w:rStyle w:val="Hyperlink"/>
-                  <w:sz w:val="24"/>
-                  <w:szCs w:val="24"/>
-                </w:rPr>
-                <w:t>()</w:t>
+                <w:t>await expect(locator).toHaveJSProperty()</w:t>
               </w:r>
             </w:hyperlink>
           </w:p>
@@ -3416,35 +2509,7 @@
                   <w:sz w:val="24"/>
                   <w:szCs w:val="24"/>
                 </w:rPr>
-                <w:t>await expect(locator</w:t>
-              </w:r>
-              <w:proofErr w:type="gramStart"/>
-              <w:r>
-                <w:rPr>
-                  <w:rStyle w:val="Hyperlink"/>
-                  <w:sz w:val="24"/>
-                  <w:szCs w:val="24"/>
-                </w:rPr>
-                <w:t>).</w:t>
-              </w:r>
-              <w:proofErr w:type="spellStart"/>
-              <w:r>
-                <w:rPr>
-                  <w:rStyle w:val="Hyperlink"/>
-                  <w:sz w:val="24"/>
-                  <w:szCs w:val="24"/>
-                </w:rPr>
-                <w:t>toHaveRole</w:t>
-              </w:r>
-              <w:proofErr w:type="spellEnd"/>
-              <w:proofErr w:type="gramEnd"/>
-              <w:r>
-                <w:rPr>
-                  <w:rStyle w:val="Hyperlink"/>
-                  <w:sz w:val="24"/>
-                  <w:szCs w:val="24"/>
-                </w:rPr>
-                <w:t>()</w:t>
+                <w:t>await expect(locator).toHaveRole()</w:t>
               </w:r>
             </w:hyperlink>
           </w:p>
@@ -3527,35 +2592,7 @@
                   <w:sz w:val="24"/>
                   <w:szCs w:val="24"/>
                 </w:rPr>
-                <w:t>await expect(locator</w:t>
-              </w:r>
-              <w:proofErr w:type="gramStart"/>
-              <w:r>
-                <w:rPr>
-                  <w:rStyle w:val="Hyperlink"/>
-                  <w:sz w:val="24"/>
-                  <w:szCs w:val="24"/>
-                </w:rPr>
-                <w:t>).</w:t>
-              </w:r>
-              <w:proofErr w:type="spellStart"/>
-              <w:r>
-                <w:rPr>
-                  <w:rStyle w:val="Hyperlink"/>
-                  <w:sz w:val="24"/>
-                  <w:szCs w:val="24"/>
-                </w:rPr>
-                <w:t>toHaveScreenshot</w:t>
-              </w:r>
-              <w:proofErr w:type="spellEnd"/>
-              <w:proofErr w:type="gramEnd"/>
-              <w:r>
-                <w:rPr>
-                  <w:rStyle w:val="Hyperlink"/>
-                  <w:sz w:val="24"/>
-                  <w:szCs w:val="24"/>
-                </w:rPr>
-                <w:t>()</w:t>
+                <w:t>await expect(locator).toHaveScreenshot()</w:t>
               </w:r>
             </w:hyperlink>
           </w:p>
@@ -3628,35 +2665,7 @@
                   <w:sz w:val="24"/>
                   <w:szCs w:val="24"/>
                 </w:rPr>
-                <w:t>await expect(locator</w:t>
-              </w:r>
-              <w:proofErr w:type="gramStart"/>
-              <w:r>
-                <w:rPr>
-                  <w:rStyle w:val="Hyperlink"/>
-                  <w:sz w:val="24"/>
-                  <w:szCs w:val="24"/>
-                </w:rPr>
-                <w:t>).</w:t>
-              </w:r>
-              <w:proofErr w:type="spellStart"/>
-              <w:r>
-                <w:rPr>
-                  <w:rStyle w:val="Hyperlink"/>
-                  <w:sz w:val="24"/>
-                  <w:szCs w:val="24"/>
-                </w:rPr>
-                <w:t>toHaveText</w:t>
-              </w:r>
-              <w:proofErr w:type="spellEnd"/>
-              <w:proofErr w:type="gramEnd"/>
-              <w:r>
-                <w:rPr>
-                  <w:rStyle w:val="Hyperlink"/>
-                  <w:sz w:val="24"/>
-                  <w:szCs w:val="24"/>
-                </w:rPr>
-                <w:t>()</w:t>
+                <w:t>await expect(locator).toHaveText()</w:t>
               </w:r>
             </w:hyperlink>
           </w:p>
@@ -3729,35 +2738,7 @@
                   <w:sz w:val="24"/>
                   <w:szCs w:val="24"/>
                 </w:rPr>
-                <w:t>await expect(locator</w:t>
-              </w:r>
-              <w:proofErr w:type="gramStart"/>
-              <w:r>
-                <w:rPr>
-                  <w:rStyle w:val="Hyperlink"/>
-                  <w:sz w:val="24"/>
-                  <w:szCs w:val="24"/>
-                </w:rPr>
-                <w:t>).</w:t>
-              </w:r>
-              <w:proofErr w:type="spellStart"/>
-              <w:r>
-                <w:rPr>
-                  <w:rStyle w:val="Hyperlink"/>
-                  <w:sz w:val="24"/>
-                  <w:szCs w:val="24"/>
-                </w:rPr>
-                <w:t>toHaveValue</w:t>
-              </w:r>
-              <w:proofErr w:type="spellEnd"/>
-              <w:proofErr w:type="gramEnd"/>
-              <w:r>
-                <w:rPr>
-                  <w:rStyle w:val="Hyperlink"/>
-                  <w:sz w:val="24"/>
-                  <w:szCs w:val="24"/>
-                </w:rPr>
-                <w:t>()</w:t>
+                <w:t>await expect(locator).toHaveValue()</w:t>
               </w:r>
             </w:hyperlink>
           </w:p>
@@ -3830,35 +2811,7 @@
                   <w:sz w:val="24"/>
                   <w:szCs w:val="24"/>
                 </w:rPr>
-                <w:t>await expect(locator</w:t>
-              </w:r>
-              <w:proofErr w:type="gramStart"/>
-              <w:r>
-                <w:rPr>
-                  <w:rStyle w:val="Hyperlink"/>
-                  <w:sz w:val="24"/>
-                  <w:szCs w:val="24"/>
-                </w:rPr>
-                <w:t>).</w:t>
-              </w:r>
-              <w:proofErr w:type="spellStart"/>
-              <w:r>
-                <w:rPr>
-                  <w:rStyle w:val="Hyperlink"/>
-                  <w:sz w:val="24"/>
-                  <w:szCs w:val="24"/>
-                </w:rPr>
-                <w:t>toHaveValues</w:t>
-              </w:r>
-              <w:proofErr w:type="spellEnd"/>
-              <w:proofErr w:type="gramEnd"/>
-              <w:r>
-                <w:rPr>
-                  <w:rStyle w:val="Hyperlink"/>
-                  <w:sz w:val="24"/>
-                  <w:szCs w:val="24"/>
-                </w:rPr>
-                <w:t>()</w:t>
+                <w:t>await expect(locator).toHaveValues()</w:t>
               </w:r>
             </w:hyperlink>
           </w:p>
@@ -3931,35 +2884,7 @@
                   <w:sz w:val="24"/>
                   <w:szCs w:val="24"/>
                 </w:rPr>
-                <w:t>await expect(locator</w:t>
-              </w:r>
-              <w:proofErr w:type="gramStart"/>
-              <w:r>
-                <w:rPr>
-                  <w:rStyle w:val="Hyperlink"/>
-                  <w:sz w:val="24"/>
-                  <w:szCs w:val="24"/>
-                </w:rPr>
-                <w:t>).</w:t>
-              </w:r>
-              <w:proofErr w:type="spellStart"/>
-              <w:r>
-                <w:rPr>
-                  <w:rStyle w:val="Hyperlink"/>
-                  <w:sz w:val="24"/>
-                  <w:szCs w:val="24"/>
-                </w:rPr>
-                <w:t>toMatchAriaSnapshot</w:t>
-              </w:r>
-              <w:proofErr w:type="spellEnd"/>
-              <w:proofErr w:type="gramEnd"/>
-              <w:r>
-                <w:rPr>
-                  <w:rStyle w:val="Hyperlink"/>
-                  <w:sz w:val="24"/>
-                  <w:szCs w:val="24"/>
-                </w:rPr>
-                <w:t>()</w:t>
+                <w:t>await expect(locator).toMatchAriaSnapshot()</w:t>
               </w:r>
             </w:hyperlink>
           </w:p>
@@ -4032,35 +2957,7 @@
                   <w:sz w:val="24"/>
                   <w:szCs w:val="24"/>
                 </w:rPr>
-                <w:t>await expect(page</w:t>
-              </w:r>
-              <w:proofErr w:type="gramStart"/>
-              <w:r>
-                <w:rPr>
-                  <w:rStyle w:val="Hyperlink"/>
-                  <w:sz w:val="24"/>
-                  <w:szCs w:val="24"/>
-                </w:rPr>
-                <w:t>).</w:t>
-              </w:r>
-              <w:proofErr w:type="spellStart"/>
-              <w:r>
-                <w:rPr>
-                  <w:rStyle w:val="Hyperlink"/>
-                  <w:sz w:val="24"/>
-                  <w:szCs w:val="24"/>
-                </w:rPr>
-                <w:t>toMatchAriaSnapshot</w:t>
-              </w:r>
-              <w:proofErr w:type="spellEnd"/>
-              <w:proofErr w:type="gramEnd"/>
-              <w:r>
-                <w:rPr>
-                  <w:rStyle w:val="Hyperlink"/>
-                  <w:sz w:val="24"/>
-                  <w:szCs w:val="24"/>
-                </w:rPr>
-                <w:t>()</w:t>
+                <w:t>await expect(page).toMatchAriaSnapshot()</w:t>
               </w:r>
             </w:hyperlink>
           </w:p>
@@ -4133,35 +3030,7 @@
                   <w:sz w:val="24"/>
                   <w:szCs w:val="24"/>
                 </w:rPr>
-                <w:t>await expect(page</w:t>
-              </w:r>
-              <w:proofErr w:type="gramStart"/>
-              <w:r>
-                <w:rPr>
-                  <w:rStyle w:val="Hyperlink"/>
-                  <w:sz w:val="24"/>
-                  <w:szCs w:val="24"/>
-                </w:rPr>
-                <w:t>).</w:t>
-              </w:r>
-              <w:proofErr w:type="spellStart"/>
-              <w:r>
-                <w:rPr>
-                  <w:rStyle w:val="Hyperlink"/>
-                  <w:sz w:val="24"/>
-                  <w:szCs w:val="24"/>
-                </w:rPr>
-                <w:t>toHaveScreenshot</w:t>
-              </w:r>
-              <w:proofErr w:type="spellEnd"/>
-              <w:proofErr w:type="gramEnd"/>
-              <w:r>
-                <w:rPr>
-                  <w:rStyle w:val="Hyperlink"/>
-                  <w:sz w:val="24"/>
-                  <w:szCs w:val="24"/>
-                </w:rPr>
-                <w:t>()</w:t>
+                <w:t>await expect(page).toHaveScreenshot()</w:t>
               </w:r>
             </w:hyperlink>
           </w:p>
@@ -4234,35 +3103,7 @@
                   <w:sz w:val="24"/>
                   <w:szCs w:val="24"/>
                 </w:rPr>
-                <w:t>await expect(page</w:t>
-              </w:r>
-              <w:proofErr w:type="gramStart"/>
-              <w:r>
-                <w:rPr>
-                  <w:rStyle w:val="Hyperlink"/>
-                  <w:sz w:val="24"/>
-                  <w:szCs w:val="24"/>
-                </w:rPr>
-                <w:t>).</w:t>
-              </w:r>
-              <w:proofErr w:type="spellStart"/>
-              <w:r>
-                <w:rPr>
-                  <w:rStyle w:val="Hyperlink"/>
-                  <w:sz w:val="24"/>
-                  <w:szCs w:val="24"/>
-                </w:rPr>
-                <w:t>toHaveTitle</w:t>
-              </w:r>
-              <w:proofErr w:type="spellEnd"/>
-              <w:proofErr w:type="gramEnd"/>
-              <w:r>
-                <w:rPr>
-                  <w:rStyle w:val="Hyperlink"/>
-                  <w:sz w:val="24"/>
-                  <w:szCs w:val="24"/>
-                </w:rPr>
-                <w:t>()</w:t>
+                <w:t>await expect(page).toHaveTitle()</w:t>
               </w:r>
             </w:hyperlink>
           </w:p>
@@ -4335,35 +3176,7 @@
                   <w:sz w:val="24"/>
                   <w:szCs w:val="24"/>
                 </w:rPr>
-                <w:t>await expect(page</w:t>
-              </w:r>
-              <w:proofErr w:type="gramStart"/>
-              <w:r>
-                <w:rPr>
-                  <w:rStyle w:val="Hyperlink"/>
-                  <w:sz w:val="24"/>
-                  <w:szCs w:val="24"/>
-                </w:rPr>
-                <w:t>).</w:t>
-              </w:r>
-              <w:proofErr w:type="spellStart"/>
-              <w:r>
-                <w:rPr>
-                  <w:rStyle w:val="Hyperlink"/>
-                  <w:sz w:val="24"/>
-                  <w:szCs w:val="24"/>
-                </w:rPr>
-                <w:t>toHaveURL</w:t>
-              </w:r>
-              <w:proofErr w:type="spellEnd"/>
-              <w:proofErr w:type="gramEnd"/>
-              <w:r>
-                <w:rPr>
-                  <w:rStyle w:val="Hyperlink"/>
-                  <w:sz w:val="24"/>
-                  <w:szCs w:val="24"/>
-                </w:rPr>
-                <w:t>()</w:t>
+                <w:t>await expect(page).toHaveURL()</w:t>
               </w:r>
             </w:hyperlink>
           </w:p>
@@ -4436,35 +3249,7 @@
                   <w:sz w:val="24"/>
                   <w:szCs w:val="24"/>
                 </w:rPr>
-                <w:t>await expect(response</w:t>
-              </w:r>
-              <w:proofErr w:type="gramStart"/>
-              <w:r>
-                <w:rPr>
-                  <w:rStyle w:val="Hyperlink"/>
-                  <w:sz w:val="24"/>
-                  <w:szCs w:val="24"/>
-                </w:rPr>
-                <w:t>).</w:t>
-              </w:r>
-              <w:proofErr w:type="spellStart"/>
-              <w:r>
-                <w:rPr>
-                  <w:rStyle w:val="Hyperlink"/>
-                  <w:sz w:val="24"/>
-                  <w:szCs w:val="24"/>
-                </w:rPr>
-                <w:t>toBeOK</w:t>
-              </w:r>
-              <w:proofErr w:type="spellEnd"/>
-              <w:proofErr w:type="gramEnd"/>
-              <w:r>
-                <w:rPr>
-                  <w:rStyle w:val="Hyperlink"/>
-                  <w:sz w:val="24"/>
-                  <w:szCs w:val="24"/>
-                </w:rPr>
-                <w:t>()</w:t>
+                <w:t>await expect(response).toBeOK()</w:t>
               </w:r>
             </w:hyperlink>
           </w:p>
@@ -4677,35 +3462,7 @@
                   <w:sz w:val="24"/>
                   <w:szCs w:val="24"/>
                 </w:rPr>
-                <w:t>expect(value</w:t>
-              </w:r>
-              <w:proofErr w:type="gramStart"/>
-              <w:r>
-                <w:rPr>
-                  <w:rStyle w:val="Hyperlink"/>
-                  <w:sz w:val="24"/>
-                  <w:szCs w:val="24"/>
-                </w:rPr>
-                <w:t>).</w:t>
-              </w:r>
-              <w:proofErr w:type="spellStart"/>
-              <w:r>
-                <w:rPr>
-                  <w:rStyle w:val="Hyperlink"/>
-                  <w:sz w:val="24"/>
-                  <w:szCs w:val="24"/>
-                </w:rPr>
-                <w:t>toBe</w:t>
-              </w:r>
-              <w:proofErr w:type="spellEnd"/>
-              <w:proofErr w:type="gramEnd"/>
-              <w:r>
-                <w:rPr>
-                  <w:rStyle w:val="Hyperlink"/>
-                  <w:sz w:val="24"/>
-                  <w:szCs w:val="24"/>
-                </w:rPr>
-                <w:t>()</w:t>
+                <w:t>expect(value).toBe()</w:t>
               </w:r>
             </w:hyperlink>
           </w:p>
@@ -4778,35 +3535,7 @@
                   <w:sz w:val="24"/>
                   <w:szCs w:val="24"/>
                 </w:rPr>
-                <w:t>expect(value</w:t>
-              </w:r>
-              <w:proofErr w:type="gramStart"/>
-              <w:r>
-                <w:rPr>
-                  <w:rStyle w:val="Hyperlink"/>
-                  <w:sz w:val="24"/>
-                  <w:szCs w:val="24"/>
-                </w:rPr>
-                <w:t>).</w:t>
-              </w:r>
-              <w:proofErr w:type="spellStart"/>
-              <w:r>
-                <w:rPr>
-                  <w:rStyle w:val="Hyperlink"/>
-                  <w:sz w:val="24"/>
-                  <w:szCs w:val="24"/>
-                </w:rPr>
-                <w:t>toBeCloseTo</w:t>
-              </w:r>
-              <w:proofErr w:type="spellEnd"/>
-              <w:proofErr w:type="gramEnd"/>
-              <w:r>
-                <w:rPr>
-                  <w:rStyle w:val="Hyperlink"/>
-                  <w:sz w:val="24"/>
-                  <w:szCs w:val="24"/>
-                </w:rPr>
-                <w:t>()</w:t>
+                <w:t>expect(value).toBeCloseTo()</w:t>
               </w:r>
             </w:hyperlink>
           </w:p>
@@ -4879,35 +3608,7 @@
                   <w:sz w:val="24"/>
                   <w:szCs w:val="24"/>
                 </w:rPr>
-                <w:t>expect(value</w:t>
-              </w:r>
-              <w:proofErr w:type="gramStart"/>
-              <w:r>
-                <w:rPr>
-                  <w:rStyle w:val="Hyperlink"/>
-                  <w:sz w:val="24"/>
-                  <w:szCs w:val="24"/>
-                </w:rPr>
-                <w:t>).</w:t>
-              </w:r>
-              <w:proofErr w:type="spellStart"/>
-              <w:r>
-                <w:rPr>
-                  <w:rStyle w:val="Hyperlink"/>
-                  <w:sz w:val="24"/>
-                  <w:szCs w:val="24"/>
-                </w:rPr>
-                <w:t>toBeDefined</w:t>
-              </w:r>
-              <w:proofErr w:type="spellEnd"/>
-              <w:proofErr w:type="gramEnd"/>
-              <w:r>
-                <w:rPr>
-                  <w:rStyle w:val="Hyperlink"/>
-                  <w:sz w:val="24"/>
-                  <w:szCs w:val="24"/>
-                </w:rPr>
-                <w:t>()</w:t>
+                <w:t>expect(value).toBeDefined()</w:t>
               </w:r>
             </w:hyperlink>
           </w:p>
@@ -4980,35 +3681,7 @@
                   <w:sz w:val="24"/>
                   <w:szCs w:val="24"/>
                 </w:rPr>
-                <w:t>expect(value</w:t>
-              </w:r>
-              <w:proofErr w:type="gramStart"/>
-              <w:r>
-                <w:rPr>
-                  <w:rStyle w:val="Hyperlink"/>
-                  <w:sz w:val="24"/>
-                  <w:szCs w:val="24"/>
-                </w:rPr>
-                <w:t>).</w:t>
-              </w:r>
-              <w:proofErr w:type="spellStart"/>
-              <w:r>
-                <w:rPr>
-                  <w:rStyle w:val="Hyperlink"/>
-                  <w:sz w:val="24"/>
-                  <w:szCs w:val="24"/>
-                </w:rPr>
-                <w:t>toBeFalsy</w:t>
-              </w:r>
-              <w:proofErr w:type="spellEnd"/>
-              <w:proofErr w:type="gramEnd"/>
-              <w:r>
-                <w:rPr>
-                  <w:rStyle w:val="Hyperlink"/>
-                  <w:sz w:val="24"/>
-                  <w:szCs w:val="24"/>
-                </w:rPr>
-                <w:t>()</w:t>
+                <w:t>expect(value).toBeFalsy()</w:t>
               </w:r>
             </w:hyperlink>
           </w:p>
@@ -5043,23 +3716,7 @@
                 <w:sz w:val="24"/>
                 <w:szCs w:val="24"/>
               </w:rPr>
-              <w:t xml:space="preserve">Value is </w:t>
-            </w:r>
-            <w:proofErr w:type="spellStart"/>
-            <w:r>
-              <w:rPr>
-                <w:sz w:val="24"/>
-                <w:szCs w:val="24"/>
-              </w:rPr>
-              <w:t>falsy</w:t>
-            </w:r>
-            <w:proofErr w:type="spellEnd"/>
-            <w:r>
-              <w:rPr>
-                <w:sz w:val="24"/>
-                <w:szCs w:val="24"/>
-              </w:rPr>
-              <w:t>, e.g. false, 0, null, etc.</w:t>
+              <w:t>Value is falsy, e.g. false, 0, null, etc.</w:t>
             </w:r>
           </w:p>
         </w:tc>
@@ -5097,35 +3754,7 @@
                   <w:sz w:val="24"/>
                   <w:szCs w:val="24"/>
                 </w:rPr>
-                <w:t>expect(value</w:t>
-              </w:r>
-              <w:proofErr w:type="gramStart"/>
-              <w:r>
-                <w:rPr>
-                  <w:rStyle w:val="Hyperlink"/>
-                  <w:sz w:val="24"/>
-                  <w:szCs w:val="24"/>
-                </w:rPr>
-                <w:t>).</w:t>
-              </w:r>
-              <w:proofErr w:type="spellStart"/>
-              <w:r>
-                <w:rPr>
-                  <w:rStyle w:val="Hyperlink"/>
-                  <w:sz w:val="24"/>
-                  <w:szCs w:val="24"/>
-                </w:rPr>
-                <w:t>toBeGreaterThan</w:t>
-              </w:r>
-              <w:proofErr w:type="spellEnd"/>
-              <w:proofErr w:type="gramEnd"/>
-              <w:r>
-                <w:rPr>
-                  <w:rStyle w:val="Hyperlink"/>
-                  <w:sz w:val="24"/>
-                  <w:szCs w:val="24"/>
-                </w:rPr>
-                <w:t>()</w:t>
+                <w:t>expect(value).toBeGreaterThan()</w:t>
               </w:r>
             </w:hyperlink>
           </w:p>
@@ -5198,35 +3827,7 @@
                   <w:sz w:val="24"/>
                   <w:szCs w:val="24"/>
                 </w:rPr>
-                <w:t>expect(value</w:t>
-              </w:r>
-              <w:proofErr w:type="gramStart"/>
-              <w:r>
-                <w:rPr>
-                  <w:rStyle w:val="Hyperlink"/>
-                  <w:sz w:val="24"/>
-                  <w:szCs w:val="24"/>
-                </w:rPr>
-                <w:t>).</w:t>
-              </w:r>
-              <w:proofErr w:type="spellStart"/>
-              <w:r>
-                <w:rPr>
-                  <w:rStyle w:val="Hyperlink"/>
-                  <w:sz w:val="24"/>
-                  <w:szCs w:val="24"/>
-                </w:rPr>
-                <w:t>toBeGreaterThanOrEqual</w:t>
-              </w:r>
-              <w:proofErr w:type="spellEnd"/>
-              <w:proofErr w:type="gramEnd"/>
-              <w:r>
-                <w:rPr>
-                  <w:rStyle w:val="Hyperlink"/>
-                  <w:sz w:val="24"/>
-                  <w:szCs w:val="24"/>
-                </w:rPr>
-                <w:t>()</w:t>
+                <w:t>expect(value).toBeGreaterThanOrEqual()</w:t>
               </w:r>
             </w:hyperlink>
           </w:p>
@@ -5299,35 +3900,7 @@
                   <w:sz w:val="24"/>
                   <w:szCs w:val="24"/>
                 </w:rPr>
-                <w:t>expect(value</w:t>
-              </w:r>
-              <w:proofErr w:type="gramStart"/>
-              <w:r>
-                <w:rPr>
-                  <w:rStyle w:val="Hyperlink"/>
-                  <w:sz w:val="24"/>
-                  <w:szCs w:val="24"/>
-                </w:rPr>
-                <w:t>).</w:t>
-              </w:r>
-              <w:proofErr w:type="spellStart"/>
-              <w:r>
-                <w:rPr>
-                  <w:rStyle w:val="Hyperlink"/>
-                  <w:sz w:val="24"/>
-                  <w:szCs w:val="24"/>
-                </w:rPr>
-                <w:t>toBeInstanceOf</w:t>
-              </w:r>
-              <w:proofErr w:type="spellEnd"/>
-              <w:proofErr w:type="gramEnd"/>
-              <w:r>
-                <w:rPr>
-                  <w:rStyle w:val="Hyperlink"/>
-                  <w:sz w:val="24"/>
-                  <w:szCs w:val="24"/>
-                </w:rPr>
-                <w:t>()</w:t>
+                <w:t>expect(value).toBeInstanceOf()</w:t>
               </w:r>
             </w:hyperlink>
           </w:p>
@@ -5400,35 +3973,7 @@
                   <w:sz w:val="24"/>
                   <w:szCs w:val="24"/>
                 </w:rPr>
-                <w:t>expect(value</w:t>
-              </w:r>
-              <w:proofErr w:type="gramStart"/>
-              <w:r>
-                <w:rPr>
-                  <w:rStyle w:val="Hyperlink"/>
-                  <w:sz w:val="24"/>
-                  <w:szCs w:val="24"/>
-                </w:rPr>
-                <w:t>).</w:t>
-              </w:r>
-              <w:proofErr w:type="spellStart"/>
-              <w:r>
-                <w:rPr>
-                  <w:rStyle w:val="Hyperlink"/>
-                  <w:sz w:val="24"/>
-                  <w:szCs w:val="24"/>
-                </w:rPr>
-                <w:t>toBeLessThan</w:t>
-              </w:r>
-              <w:proofErr w:type="spellEnd"/>
-              <w:proofErr w:type="gramEnd"/>
-              <w:r>
-                <w:rPr>
-                  <w:rStyle w:val="Hyperlink"/>
-                  <w:sz w:val="24"/>
-                  <w:szCs w:val="24"/>
-                </w:rPr>
-                <w:t>()</w:t>
+                <w:t>expect(value).toBeLessThan()</w:t>
               </w:r>
             </w:hyperlink>
           </w:p>
@@ -5501,35 +4046,7 @@
                   <w:sz w:val="24"/>
                   <w:szCs w:val="24"/>
                 </w:rPr>
-                <w:t>expect(value</w:t>
-              </w:r>
-              <w:proofErr w:type="gramStart"/>
-              <w:r>
-                <w:rPr>
-                  <w:rStyle w:val="Hyperlink"/>
-                  <w:sz w:val="24"/>
-                  <w:szCs w:val="24"/>
-                </w:rPr>
-                <w:t>).</w:t>
-              </w:r>
-              <w:proofErr w:type="spellStart"/>
-              <w:r>
-                <w:rPr>
-                  <w:rStyle w:val="Hyperlink"/>
-                  <w:sz w:val="24"/>
-                  <w:szCs w:val="24"/>
-                </w:rPr>
-                <w:t>toBeLessThanOrEqual</w:t>
-              </w:r>
-              <w:proofErr w:type="spellEnd"/>
-              <w:proofErr w:type="gramEnd"/>
-              <w:r>
-                <w:rPr>
-                  <w:rStyle w:val="Hyperlink"/>
-                  <w:sz w:val="24"/>
-                  <w:szCs w:val="24"/>
-                </w:rPr>
-                <w:t>()</w:t>
+                <w:t>expect(value).toBeLessThanOrEqual()</w:t>
               </w:r>
             </w:hyperlink>
           </w:p>
@@ -5602,35 +4119,7 @@
                   <w:sz w:val="24"/>
                   <w:szCs w:val="24"/>
                 </w:rPr>
-                <w:t>expect(value</w:t>
-              </w:r>
-              <w:proofErr w:type="gramStart"/>
-              <w:r>
-                <w:rPr>
-                  <w:rStyle w:val="Hyperlink"/>
-                  <w:sz w:val="24"/>
-                  <w:szCs w:val="24"/>
-                </w:rPr>
-                <w:t>).</w:t>
-              </w:r>
-              <w:proofErr w:type="spellStart"/>
-              <w:r>
-                <w:rPr>
-                  <w:rStyle w:val="Hyperlink"/>
-                  <w:sz w:val="24"/>
-                  <w:szCs w:val="24"/>
-                </w:rPr>
-                <w:t>toBeNaN</w:t>
-              </w:r>
-              <w:proofErr w:type="spellEnd"/>
-              <w:proofErr w:type="gramEnd"/>
-              <w:r>
-                <w:rPr>
-                  <w:rStyle w:val="Hyperlink"/>
-                  <w:sz w:val="24"/>
-                  <w:szCs w:val="24"/>
-                </w:rPr>
-                <w:t>()</w:t>
+                <w:t>expect(value).toBeNaN()</w:t>
               </w:r>
             </w:hyperlink>
           </w:p>
@@ -5665,17 +4154,8 @@
                 <w:sz w:val="24"/>
                 <w:szCs w:val="24"/>
               </w:rPr>
-              <w:t>Value is </w:t>
+              <w:t>Value is NaN</w:t>
             </w:r>
-            <w:proofErr w:type="spellStart"/>
-            <w:r>
-              <w:rPr>
-                <w:sz w:val="24"/>
-                <w:szCs w:val="24"/>
-              </w:rPr>
-              <w:t>NaN</w:t>
-            </w:r>
-            <w:proofErr w:type="spellEnd"/>
           </w:p>
         </w:tc>
       </w:tr>
@@ -5712,35 +4192,7 @@
                   <w:sz w:val="24"/>
                   <w:szCs w:val="24"/>
                 </w:rPr>
-                <w:t>expect(value</w:t>
-              </w:r>
-              <w:proofErr w:type="gramStart"/>
-              <w:r>
-                <w:rPr>
-                  <w:rStyle w:val="Hyperlink"/>
-                  <w:sz w:val="24"/>
-                  <w:szCs w:val="24"/>
-                </w:rPr>
-                <w:t>).</w:t>
-              </w:r>
-              <w:proofErr w:type="spellStart"/>
-              <w:r>
-                <w:rPr>
-                  <w:rStyle w:val="Hyperlink"/>
-                  <w:sz w:val="24"/>
-                  <w:szCs w:val="24"/>
-                </w:rPr>
-                <w:t>toBeNull</w:t>
-              </w:r>
-              <w:proofErr w:type="spellEnd"/>
-              <w:proofErr w:type="gramEnd"/>
-              <w:r>
-                <w:rPr>
-                  <w:rStyle w:val="Hyperlink"/>
-                  <w:sz w:val="24"/>
-                  <w:szCs w:val="24"/>
-                </w:rPr>
-                <w:t>()</w:t>
+                <w:t>expect(value).toBeNull()</w:t>
               </w:r>
             </w:hyperlink>
           </w:p>
@@ -5813,35 +4265,7 @@
                   <w:sz w:val="24"/>
                   <w:szCs w:val="24"/>
                 </w:rPr>
-                <w:t>expect(value</w:t>
-              </w:r>
-              <w:proofErr w:type="gramStart"/>
-              <w:r>
-                <w:rPr>
-                  <w:rStyle w:val="Hyperlink"/>
-                  <w:sz w:val="24"/>
-                  <w:szCs w:val="24"/>
-                </w:rPr>
-                <w:t>).</w:t>
-              </w:r>
-              <w:proofErr w:type="spellStart"/>
-              <w:r>
-                <w:rPr>
-                  <w:rStyle w:val="Hyperlink"/>
-                  <w:sz w:val="24"/>
-                  <w:szCs w:val="24"/>
-                </w:rPr>
-                <w:t>toBeTruthy</w:t>
-              </w:r>
-              <w:proofErr w:type="spellEnd"/>
-              <w:proofErr w:type="gramEnd"/>
-              <w:r>
-                <w:rPr>
-                  <w:rStyle w:val="Hyperlink"/>
-                  <w:sz w:val="24"/>
-                  <w:szCs w:val="24"/>
-                </w:rPr>
-                <w:t>()</w:t>
+                <w:t>expect(value).toBeTruthy()</w:t>
               </w:r>
             </w:hyperlink>
           </w:p>
@@ -5914,35 +4338,7 @@
                   <w:sz w:val="24"/>
                   <w:szCs w:val="24"/>
                 </w:rPr>
-                <w:t>expect(value</w:t>
-              </w:r>
-              <w:proofErr w:type="gramStart"/>
-              <w:r>
-                <w:rPr>
-                  <w:rStyle w:val="Hyperlink"/>
-                  <w:sz w:val="24"/>
-                  <w:szCs w:val="24"/>
-                </w:rPr>
-                <w:t>).</w:t>
-              </w:r>
-              <w:proofErr w:type="spellStart"/>
-              <w:r>
-                <w:rPr>
-                  <w:rStyle w:val="Hyperlink"/>
-                  <w:sz w:val="24"/>
-                  <w:szCs w:val="24"/>
-                </w:rPr>
-                <w:t>toBeUndefined</w:t>
-              </w:r>
-              <w:proofErr w:type="spellEnd"/>
-              <w:proofErr w:type="gramEnd"/>
-              <w:r>
-                <w:rPr>
-                  <w:rStyle w:val="Hyperlink"/>
-                  <w:sz w:val="24"/>
-                  <w:szCs w:val="24"/>
-                </w:rPr>
-                <w:t>()</w:t>
+                <w:t>expect(value).toBeUndefined()</w:t>
               </w:r>
             </w:hyperlink>
           </w:p>
@@ -6015,35 +4411,7 @@
                   <w:sz w:val="24"/>
                   <w:szCs w:val="24"/>
                 </w:rPr>
-                <w:t>expect(value</w:t>
-              </w:r>
-              <w:proofErr w:type="gramStart"/>
-              <w:r>
-                <w:rPr>
-                  <w:rStyle w:val="Hyperlink"/>
-                  <w:sz w:val="24"/>
-                  <w:szCs w:val="24"/>
-                </w:rPr>
-                <w:t>).</w:t>
-              </w:r>
-              <w:proofErr w:type="spellStart"/>
-              <w:r>
-                <w:rPr>
-                  <w:rStyle w:val="Hyperlink"/>
-                  <w:sz w:val="24"/>
-                  <w:szCs w:val="24"/>
-                </w:rPr>
-                <w:t>toContain</w:t>
-              </w:r>
-              <w:proofErr w:type="spellEnd"/>
-              <w:proofErr w:type="gramEnd"/>
-              <w:r>
-                <w:rPr>
-                  <w:rStyle w:val="Hyperlink"/>
-                  <w:sz w:val="24"/>
-                  <w:szCs w:val="24"/>
-                </w:rPr>
-                <w:t>()</w:t>
+                <w:t>expect(value).toContain()</w:t>
               </w:r>
             </w:hyperlink>
           </w:p>
@@ -6116,35 +4484,7 @@
                   <w:sz w:val="24"/>
                   <w:szCs w:val="24"/>
                 </w:rPr>
-                <w:t>expect(value</w:t>
-              </w:r>
-              <w:proofErr w:type="gramStart"/>
-              <w:r>
-                <w:rPr>
-                  <w:rStyle w:val="Hyperlink"/>
-                  <w:sz w:val="24"/>
-                  <w:szCs w:val="24"/>
-                </w:rPr>
-                <w:t>).</w:t>
-              </w:r>
-              <w:proofErr w:type="spellStart"/>
-              <w:r>
-                <w:rPr>
-                  <w:rStyle w:val="Hyperlink"/>
-                  <w:sz w:val="24"/>
-                  <w:szCs w:val="24"/>
-                </w:rPr>
-                <w:t>toContain</w:t>
-              </w:r>
-              <w:proofErr w:type="spellEnd"/>
-              <w:proofErr w:type="gramEnd"/>
-              <w:r>
-                <w:rPr>
-                  <w:rStyle w:val="Hyperlink"/>
-                  <w:sz w:val="24"/>
-                  <w:szCs w:val="24"/>
-                </w:rPr>
-                <w:t>()</w:t>
+                <w:t>expect(value).toContain()</w:t>
               </w:r>
             </w:hyperlink>
           </w:p>
@@ -6217,35 +4557,7 @@
                   <w:sz w:val="24"/>
                   <w:szCs w:val="24"/>
                 </w:rPr>
-                <w:t>expect(value</w:t>
-              </w:r>
-              <w:proofErr w:type="gramStart"/>
-              <w:r>
-                <w:rPr>
-                  <w:rStyle w:val="Hyperlink"/>
-                  <w:sz w:val="24"/>
-                  <w:szCs w:val="24"/>
-                </w:rPr>
-                <w:t>).</w:t>
-              </w:r>
-              <w:proofErr w:type="spellStart"/>
-              <w:r>
-                <w:rPr>
-                  <w:rStyle w:val="Hyperlink"/>
-                  <w:sz w:val="24"/>
-                  <w:szCs w:val="24"/>
-                </w:rPr>
-                <w:t>toContainEqual</w:t>
-              </w:r>
-              <w:proofErr w:type="spellEnd"/>
-              <w:proofErr w:type="gramEnd"/>
-              <w:r>
-                <w:rPr>
-                  <w:rStyle w:val="Hyperlink"/>
-                  <w:sz w:val="24"/>
-                  <w:szCs w:val="24"/>
-                </w:rPr>
-                <w:t>()</w:t>
+                <w:t>expect(value).toContainEqual()</w:t>
               </w:r>
             </w:hyperlink>
           </w:p>
@@ -6318,35 +4630,7 @@
                   <w:sz w:val="24"/>
                   <w:szCs w:val="24"/>
                 </w:rPr>
-                <w:t>expect(value</w:t>
-              </w:r>
-              <w:proofErr w:type="gramStart"/>
-              <w:r>
-                <w:rPr>
-                  <w:rStyle w:val="Hyperlink"/>
-                  <w:sz w:val="24"/>
-                  <w:szCs w:val="24"/>
-                </w:rPr>
-                <w:t>).</w:t>
-              </w:r>
-              <w:proofErr w:type="spellStart"/>
-              <w:r>
-                <w:rPr>
-                  <w:rStyle w:val="Hyperlink"/>
-                  <w:sz w:val="24"/>
-                  <w:szCs w:val="24"/>
-                </w:rPr>
-                <w:t>toEqual</w:t>
-              </w:r>
-              <w:proofErr w:type="spellEnd"/>
-              <w:proofErr w:type="gramEnd"/>
-              <w:r>
-                <w:rPr>
-                  <w:rStyle w:val="Hyperlink"/>
-                  <w:sz w:val="24"/>
-                  <w:szCs w:val="24"/>
-                </w:rPr>
-                <w:t>()</w:t>
+                <w:t>expect(value).toEqual()</w:t>
               </w:r>
             </w:hyperlink>
           </w:p>
@@ -6419,35 +4703,7 @@
                   <w:sz w:val="24"/>
                   <w:szCs w:val="24"/>
                 </w:rPr>
-                <w:t>expect(value</w:t>
-              </w:r>
-              <w:proofErr w:type="gramStart"/>
-              <w:r>
-                <w:rPr>
-                  <w:rStyle w:val="Hyperlink"/>
-                  <w:sz w:val="24"/>
-                  <w:szCs w:val="24"/>
-                </w:rPr>
-                <w:t>).</w:t>
-              </w:r>
-              <w:proofErr w:type="spellStart"/>
-              <w:r>
-                <w:rPr>
-                  <w:rStyle w:val="Hyperlink"/>
-                  <w:sz w:val="24"/>
-                  <w:szCs w:val="24"/>
-                </w:rPr>
-                <w:t>toHaveLength</w:t>
-              </w:r>
-              <w:proofErr w:type="spellEnd"/>
-              <w:proofErr w:type="gramEnd"/>
-              <w:r>
-                <w:rPr>
-                  <w:rStyle w:val="Hyperlink"/>
-                  <w:sz w:val="24"/>
-                  <w:szCs w:val="24"/>
-                </w:rPr>
-                <w:t>()</w:t>
+                <w:t>expect(value).toHaveLength()</w:t>
               </w:r>
             </w:hyperlink>
           </w:p>
@@ -6520,35 +4776,7 @@
                   <w:sz w:val="24"/>
                   <w:szCs w:val="24"/>
                 </w:rPr>
-                <w:t>expect(value</w:t>
-              </w:r>
-              <w:proofErr w:type="gramStart"/>
-              <w:r>
-                <w:rPr>
-                  <w:rStyle w:val="Hyperlink"/>
-                  <w:sz w:val="24"/>
-                  <w:szCs w:val="24"/>
-                </w:rPr>
-                <w:t>).</w:t>
-              </w:r>
-              <w:proofErr w:type="spellStart"/>
-              <w:r>
-                <w:rPr>
-                  <w:rStyle w:val="Hyperlink"/>
-                  <w:sz w:val="24"/>
-                  <w:szCs w:val="24"/>
-                </w:rPr>
-                <w:t>toHaveProperty</w:t>
-              </w:r>
-              <w:proofErr w:type="spellEnd"/>
-              <w:proofErr w:type="gramEnd"/>
-              <w:r>
-                <w:rPr>
-                  <w:rStyle w:val="Hyperlink"/>
-                  <w:sz w:val="24"/>
-                  <w:szCs w:val="24"/>
-                </w:rPr>
-                <w:t>()</w:t>
+                <w:t>expect(value).toHaveProperty()</w:t>
               </w:r>
             </w:hyperlink>
           </w:p>
@@ -6621,35 +4849,7 @@
                   <w:sz w:val="24"/>
                   <w:szCs w:val="24"/>
                 </w:rPr>
-                <w:t>expect(value</w:t>
-              </w:r>
-              <w:proofErr w:type="gramStart"/>
-              <w:r>
-                <w:rPr>
-                  <w:rStyle w:val="Hyperlink"/>
-                  <w:sz w:val="24"/>
-                  <w:szCs w:val="24"/>
-                </w:rPr>
-                <w:t>).</w:t>
-              </w:r>
-              <w:proofErr w:type="spellStart"/>
-              <w:r>
-                <w:rPr>
-                  <w:rStyle w:val="Hyperlink"/>
-                  <w:sz w:val="24"/>
-                  <w:szCs w:val="24"/>
-                </w:rPr>
-                <w:t>toMatch</w:t>
-              </w:r>
-              <w:proofErr w:type="spellEnd"/>
-              <w:proofErr w:type="gramEnd"/>
-              <w:r>
-                <w:rPr>
-                  <w:rStyle w:val="Hyperlink"/>
-                  <w:sz w:val="24"/>
-                  <w:szCs w:val="24"/>
-                </w:rPr>
-                <w:t>()</w:t>
+                <w:t>expect(value).toMatch()</w:t>
               </w:r>
             </w:hyperlink>
           </w:p>
@@ -6722,35 +4922,7 @@
                   <w:sz w:val="24"/>
                   <w:szCs w:val="24"/>
                 </w:rPr>
-                <w:t>expect(value</w:t>
-              </w:r>
-              <w:proofErr w:type="gramStart"/>
-              <w:r>
-                <w:rPr>
-                  <w:rStyle w:val="Hyperlink"/>
-                  <w:sz w:val="24"/>
-                  <w:szCs w:val="24"/>
-                </w:rPr>
-                <w:t>).</w:t>
-              </w:r>
-              <w:proofErr w:type="spellStart"/>
-              <w:r>
-                <w:rPr>
-                  <w:rStyle w:val="Hyperlink"/>
-                  <w:sz w:val="24"/>
-                  <w:szCs w:val="24"/>
-                </w:rPr>
-                <w:t>toMatchObject</w:t>
-              </w:r>
-              <w:proofErr w:type="spellEnd"/>
-              <w:proofErr w:type="gramEnd"/>
-              <w:r>
-                <w:rPr>
-                  <w:rStyle w:val="Hyperlink"/>
-                  <w:sz w:val="24"/>
-                  <w:szCs w:val="24"/>
-                </w:rPr>
-                <w:t>()</w:t>
+                <w:t>expect(value).toMatchObject()</w:t>
               </w:r>
             </w:hyperlink>
           </w:p>
@@ -6823,35 +4995,7 @@
                   <w:sz w:val="24"/>
                   <w:szCs w:val="24"/>
                 </w:rPr>
-                <w:t>expect(value</w:t>
-              </w:r>
-              <w:proofErr w:type="gramStart"/>
-              <w:r>
-                <w:rPr>
-                  <w:rStyle w:val="Hyperlink"/>
-                  <w:sz w:val="24"/>
-                  <w:szCs w:val="24"/>
-                </w:rPr>
-                <w:t>).</w:t>
-              </w:r>
-              <w:proofErr w:type="spellStart"/>
-              <w:r>
-                <w:rPr>
-                  <w:rStyle w:val="Hyperlink"/>
-                  <w:sz w:val="24"/>
-                  <w:szCs w:val="24"/>
-                </w:rPr>
-                <w:t>toStrictEqual</w:t>
-              </w:r>
-              <w:proofErr w:type="spellEnd"/>
-              <w:proofErr w:type="gramEnd"/>
-              <w:r>
-                <w:rPr>
-                  <w:rStyle w:val="Hyperlink"/>
-                  <w:sz w:val="24"/>
-                  <w:szCs w:val="24"/>
-                </w:rPr>
-                <w:t>()</w:t>
+                <w:t>expect(value).toStrictEqual()</w:t>
               </w:r>
             </w:hyperlink>
           </w:p>
@@ -6924,35 +5068,7 @@
                   <w:sz w:val="24"/>
                   <w:szCs w:val="24"/>
                 </w:rPr>
-                <w:t>expect(value</w:t>
-              </w:r>
-              <w:proofErr w:type="gramStart"/>
-              <w:r>
-                <w:rPr>
-                  <w:rStyle w:val="Hyperlink"/>
-                  <w:sz w:val="24"/>
-                  <w:szCs w:val="24"/>
-                </w:rPr>
-                <w:t>).</w:t>
-              </w:r>
-              <w:proofErr w:type="spellStart"/>
-              <w:r>
-                <w:rPr>
-                  <w:rStyle w:val="Hyperlink"/>
-                  <w:sz w:val="24"/>
-                  <w:szCs w:val="24"/>
-                </w:rPr>
-                <w:t>toThrow</w:t>
-              </w:r>
-              <w:proofErr w:type="spellEnd"/>
-              <w:proofErr w:type="gramEnd"/>
-              <w:r>
-                <w:rPr>
-                  <w:rStyle w:val="Hyperlink"/>
-                  <w:sz w:val="24"/>
-                  <w:szCs w:val="24"/>
-                </w:rPr>
-                <w:t>()</w:t>
+                <w:t>expect(value).toThrow()</w:t>
               </w:r>
             </w:hyperlink>
           </w:p>
@@ -7144,33 +5260,159 @@
               </w:rPr>
             </w:pPr>
             <w:hyperlink r:id="rId71" w:anchor="generic-assertions-any" w:history="1">
-              <w:proofErr w:type="spellStart"/>
-              <w:proofErr w:type="gramStart"/>
               <w:r>
                 <w:rPr>
                   <w:rStyle w:val="Hyperlink"/>
                   <w:sz w:val="24"/>
                   <w:szCs w:val="24"/>
                 </w:rPr>
-                <w:t>expect.any</w:t>
+                <w:t>expect.any()</w:t>
               </w:r>
-              <w:proofErr w:type="spellEnd"/>
+            </w:hyperlink>
+          </w:p>
+        </w:tc>
+        <w:tc>
+          <w:tcPr>
+            <w:tcW w:w="0" w:type="auto"/>
+            <w:tcBorders>
+              <w:top w:val="single" w:sz="6" w:space="0" w:color="DADDE1"/>
+              <w:left w:val="single" w:sz="6" w:space="0" w:color="DADDE1"/>
+              <w:bottom w:val="single" w:sz="6" w:space="0" w:color="DADDE1"/>
+              <w:right w:val="single" w:sz="6" w:space="0" w:color="DADDE1"/>
+            </w:tcBorders>
+            <w:tcMar>
+              <w:top w:w="180" w:type="dxa"/>
+              <w:left w:w="180" w:type="dxa"/>
+              <w:bottom w:w="180" w:type="dxa"/>
+              <w:right w:w="180" w:type="dxa"/>
+            </w:tcMar>
+            <w:vAlign w:val="center"/>
+            <w:hideMark/>
+          </w:tcPr>
+          <w:p>
+            <w:pPr>
+              <w:rPr>
+                <w:sz w:val="24"/>
+                <w:szCs w:val="24"/>
+              </w:rPr>
+            </w:pPr>
+            <w:r>
+              <w:rPr>
+                <w:sz w:val="24"/>
+                <w:szCs w:val="24"/>
+              </w:rPr>
+              <w:t>Matches any instance of a class/primitive</w:t>
+            </w:r>
+          </w:p>
+        </w:tc>
+      </w:tr>
+      <w:tr>
+        <w:tc>
+          <w:tcPr>
+            <w:tcW w:w="0" w:type="auto"/>
+            <w:tcBorders>
+              <w:top w:val="single" w:sz="6" w:space="0" w:color="DADDE1"/>
+              <w:left w:val="single" w:sz="6" w:space="0" w:color="DADDE1"/>
+              <w:bottom w:val="single" w:sz="6" w:space="0" w:color="DADDE1"/>
+              <w:right w:val="single" w:sz="6" w:space="0" w:color="DADDE1"/>
+            </w:tcBorders>
+            <w:tcMar>
+              <w:top w:w="180" w:type="dxa"/>
+              <w:left w:w="180" w:type="dxa"/>
+              <w:bottom w:w="180" w:type="dxa"/>
+              <w:right w:w="180" w:type="dxa"/>
+            </w:tcMar>
+            <w:vAlign w:val="center"/>
+            <w:hideMark/>
+          </w:tcPr>
+          <w:p>
+            <w:pPr>
+              <w:rPr>
+                <w:sz w:val="24"/>
+                <w:szCs w:val="24"/>
+              </w:rPr>
+            </w:pPr>
+            <w:hyperlink r:id="rId72" w:anchor="generic-assertions-anything" w:history="1">
               <w:r>
                 <w:rPr>
                   <w:rStyle w:val="Hyperlink"/>
                   <w:sz w:val="24"/>
                   <w:szCs w:val="24"/>
                 </w:rPr>
-                <w:t>(</w:t>
+                <w:t>expect.anything()</w:t>
               </w:r>
-              <w:proofErr w:type="gramEnd"/>
+            </w:hyperlink>
+          </w:p>
+        </w:tc>
+        <w:tc>
+          <w:tcPr>
+            <w:tcW w:w="0" w:type="auto"/>
+            <w:tcBorders>
+              <w:top w:val="single" w:sz="6" w:space="0" w:color="DADDE1"/>
+              <w:left w:val="single" w:sz="6" w:space="0" w:color="DADDE1"/>
+              <w:bottom w:val="single" w:sz="6" w:space="0" w:color="DADDE1"/>
+              <w:right w:val="single" w:sz="6" w:space="0" w:color="DADDE1"/>
+            </w:tcBorders>
+            <w:tcMar>
+              <w:top w:w="180" w:type="dxa"/>
+              <w:left w:w="180" w:type="dxa"/>
+              <w:bottom w:w="180" w:type="dxa"/>
+              <w:right w:w="180" w:type="dxa"/>
+            </w:tcMar>
+            <w:vAlign w:val="center"/>
+            <w:hideMark/>
+          </w:tcPr>
+          <w:p>
+            <w:pPr>
+              <w:rPr>
+                <w:sz w:val="24"/>
+                <w:szCs w:val="24"/>
+              </w:rPr>
+            </w:pPr>
+            <w:r>
+              <w:rPr>
+                <w:sz w:val="24"/>
+                <w:szCs w:val="24"/>
+              </w:rPr>
+              <w:t>Matches anything</w:t>
+            </w:r>
+          </w:p>
+        </w:tc>
+      </w:tr>
+      <w:tr>
+        <w:tc>
+          <w:tcPr>
+            <w:tcW w:w="0" w:type="auto"/>
+            <w:tcBorders>
+              <w:top w:val="single" w:sz="6" w:space="0" w:color="DADDE1"/>
+              <w:left w:val="single" w:sz="6" w:space="0" w:color="DADDE1"/>
+              <w:bottom w:val="single" w:sz="6" w:space="0" w:color="DADDE1"/>
+              <w:right w:val="single" w:sz="6" w:space="0" w:color="DADDE1"/>
+            </w:tcBorders>
+            <w:tcMar>
+              <w:top w:w="180" w:type="dxa"/>
+              <w:left w:w="180" w:type="dxa"/>
+              <w:bottom w:w="180" w:type="dxa"/>
+              <w:right w:w="180" w:type="dxa"/>
+            </w:tcMar>
+            <w:vAlign w:val="center"/>
+            <w:hideMark/>
+          </w:tcPr>
+          <w:p>
+            <w:pPr>
+              <w:rPr>
+                <w:sz w:val="24"/>
+                <w:szCs w:val="24"/>
+              </w:rPr>
+            </w:pPr>
+            <w:hyperlink r:id="rId73" w:anchor="generic-assertions-array-containing" w:history="1">
               <w:r>
                 <w:rPr>
                   <w:rStyle w:val="Hyperlink"/>
                   <w:sz w:val="24"/>
                   <w:szCs w:val="24"/>
                 </w:rPr>
-                <w:t>)</w:t>
+                <w:t>expect.arrayContaining()</w:t>
               </w:r>
             </w:hyperlink>
           </w:p>
@@ -7205,7 +5447,7 @@
                 <w:sz w:val="24"/>
                 <w:szCs w:val="24"/>
               </w:rPr>
-              <w:t>Matches any instance of a class/primitive</w:t>
+              <w:t>Array contains specific elements</w:t>
             </w:r>
           </w:p>
         </w:tc>
@@ -7236,26 +5478,87 @@
                 <w:szCs w:val="24"/>
               </w:rPr>
             </w:pPr>
-            <w:hyperlink r:id="rId72" w:anchor="generic-assertions-anything" w:history="1">
-              <w:proofErr w:type="spellStart"/>
-              <w:proofErr w:type="gramStart"/>
+            <w:hyperlink r:id="rId74" w:anchor="generic-assertions-array-of" w:history="1">
               <w:r>
                 <w:rPr>
                   <w:rStyle w:val="Hyperlink"/>
                   <w:sz w:val="24"/>
                   <w:szCs w:val="24"/>
                 </w:rPr>
-                <w:t>expect.anything</w:t>
+                <w:t>expect.arrayOf()</w:t>
               </w:r>
-              <w:proofErr w:type="spellEnd"/>
-              <w:proofErr w:type="gramEnd"/>
+            </w:hyperlink>
+          </w:p>
+        </w:tc>
+        <w:tc>
+          <w:tcPr>
+            <w:tcW w:w="0" w:type="auto"/>
+            <w:tcBorders>
+              <w:top w:val="single" w:sz="6" w:space="0" w:color="DADDE1"/>
+              <w:left w:val="single" w:sz="6" w:space="0" w:color="DADDE1"/>
+              <w:bottom w:val="single" w:sz="6" w:space="0" w:color="DADDE1"/>
+              <w:right w:val="single" w:sz="6" w:space="0" w:color="DADDE1"/>
+            </w:tcBorders>
+            <w:tcMar>
+              <w:top w:w="180" w:type="dxa"/>
+              <w:left w:w="180" w:type="dxa"/>
+              <w:bottom w:w="180" w:type="dxa"/>
+              <w:right w:w="180" w:type="dxa"/>
+            </w:tcMar>
+            <w:vAlign w:val="center"/>
+            <w:hideMark/>
+          </w:tcPr>
+          <w:p>
+            <w:pPr>
+              <w:rPr>
+                <w:sz w:val="24"/>
+                <w:szCs w:val="24"/>
+              </w:rPr>
+            </w:pPr>
+            <w:r>
+              <w:rPr>
+                <w:sz w:val="24"/>
+                <w:szCs w:val="24"/>
+              </w:rPr>
+              <w:t>Array contains elements of specific type</w:t>
+            </w:r>
+          </w:p>
+        </w:tc>
+      </w:tr>
+      <w:tr>
+        <w:tc>
+          <w:tcPr>
+            <w:tcW w:w="0" w:type="auto"/>
+            <w:tcBorders>
+              <w:top w:val="single" w:sz="6" w:space="0" w:color="DADDE1"/>
+              <w:left w:val="single" w:sz="6" w:space="0" w:color="DADDE1"/>
+              <w:bottom w:val="single" w:sz="6" w:space="0" w:color="DADDE1"/>
+              <w:right w:val="single" w:sz="6" w:space="0" w:color="DADDE1"/>
+            </w:tcBorders>
+            <w:tcMar>
+              <w:top w:w="180" w:type="dxa"/>
+              <w:left w:w="180" w:type="dxa"/>
+              <w:bottom w:w="180" w:type="dxa"/>
+              <w:right w:w="180" w:type="dxa"/>
+            </w:tcMar>
+            <w:vAlign w:val="center"/>
+            <w:hideMark/>
+          </w:tcPr>
+          <w:p>
+            <w:pPr>
+              <w:rPr>
+                <w:sz w:val="24"/>
+                <w:szCs w:val="24"/>
+              </w:rPr>
+            </w:pPr>
+            <w:hyperlink r:id="rId75" w:anchor="generic-assertions-close-to" w:history="1">
               <w:r>
                 <w:rPr>
                   <w:rStyle w:val="Hyperlink"/>
                   <w:sz w:val="24"/>
                   <w:szCs w:val="24"/>
                 </w:rPr>
-                <w:t>()</w:t>
+                <w:t>expect.closeTo()</w:t>
               </w:r>
             </w:hyperlink>
           </w:p>
@@ -7290,7 +5593,7 @@
                 <w:sz w:val="24"/>
                 <w:szCs w:val="24"/>
               </w:rPr>
-              <w:t>Matches anything</w:t>
+              <w:t>Number is approximately equal</w:t>
             </w:r>
           </w:p>
         </w:tc>
@@ -7321,26 +5624,87 @@
                 <w:szCs w:val="24"/>
               </w:rPr>
             </w:pPr>
-            <w:hyperlink r:id="rId73" w:anchor="generic-assertions-array-containing" w:history="1">
-              <w:proofErr w:type="spellStart"/>
-              <w:proofErr w:type="gramStart"/>
+            <w:hyperlink r:id="rId76" w:anchor="generic-assertions-object-containing" w:history="1">
               <w:r>
                 <w:rPr>
                   <w:rStyle w:val="Hyperlink"/>
                   <w:sz w:val="24"/>
                   <w:szCs w:val="24"/>
                 </w:rPr>
-                <w:t>expect.arrayContaining</w:t>
+                <w:t>expect.objectContaining()</w:t>
               </w:r>
-              <w:proofErr w:type="spellEnd"/>
-              <w:proofErr w:type="gramEnd"/>
+            </w:hyperlink>
+          </w:p>
+        </w:tc>
+        <w:tc>
+          <w:tcPr>
+            <w:tcW w:w="0" w:type="auto"/>
+            <w:tcBorders>
+              <w:top w:val="single" w:sz="6" w:space="0" w:color="DADDE1"/>
+              <w:left w:val="single" w:sz="6" w:space="0" w:color="DADDE1"/>
+              <w:bottom w:val="single" w:sz="6" w:space="0" w:color="DADDE1"/>
+              <w:right w:val="single" w:sz="6" w:space="0" w:color="DADDE1"/>
+            </w:tcBorders>
+            <w:tcMar>
+              <w:top w:w="180" w:type="dxa"/>
+              <w:left w:w="180" w:type="dxa"/>
+              <w:bottom w:w="180" w:type="dxa"/>
+              <w:right w:w="180" w:type="dxa"/>
+            </w:tcMar>
+            <w:vAlign w:val="center"/>
+            <w:hideMark/>
+          </w:tcPr>
+          <w:p>
+            <w:pPr>
+              <w:rPr>
+                <w:sz w:val="24"/>
+                <w:szCs w:val="24"/>
+              </w:rPr>
+            </w:pPr>
+            <w:r>
+              <w:rPr>
+                <w:sz w:val="24"/>
+                <w:szCs w:val="24"/>
+              </w:rPr>
+              <w:t>Object contains specific properties</w:t>
+            </w:r>
+          </w:p>
+        </w:tc>
+      </w:tr>
+      <w:tr>
+        <w:tc>
+          <w:tcPr>
+            <w:tcW w:w="0" w:type="auto"/>
+            <w:tcBorders>
+              <w:top w:val="single" w:sz="6" w:space="0" w:color="DADDE1"/>
+              <w:left w:val="single" w:sz="6" w:space="0" w:color="DADDE1"/>
+              <w:bottom w:val="single" w:sz="6" w:space="0" w:color="DADDE1"/>
+              <w:right w:val="single" w:sz="6" w:space="0" w:color="DADDE1"/>
+            </w:tcBorders>
+            <w:tcMar>
+              <w:top w:w="180" w:type="dxa"/>
+              <w:left w:w="180" w:type="dxa"/>
+              <w:bottom w:w="180" w:type="dxa"/>
+              <w:right w:w="180" w:type="dxa"/>
+            </w:tcMar>
+            <w:vAlign w:val="center"/>
+            <w:hideMark/>
+          </w:tcPr>
+          <w:p>
+            <w:pPr>
+              <w:rPr>
+                <w:sz w:val="24"/>
+                <w:szCs w:val="24"/>
+              </w:rPr>
+            </w:pPr>
+            <w:hyperlink r:id="rId77" w:anchor="generic-assertions-string-containing" w:history="1">
               <w:r>
                 <w:rPr>
                   <w:rStyle w:val="Hyperlink"/>
                   <w:sz w:val="24"/>
                   <w:szCs w:val="24"/>
                 </w:rPr>
-                <w:t>()</w:t>
+                <w:t>expect.stringContaining()</w:t>
               </w:r>
             </w:hyperlink>
           </w:p>
@@ -7375,7 +5739,7 @@
                 <w:sz w:val="24"/>
                 <w:szCs w:val="24"/>
               </w:rPr>
-              <w:t>Array contains specific elements</w:t>
+              <w:t>String contains a substring</w:t>
             </w:r>
           </w:p>
         </w:tc>
@@ -7406,366 +5770,14 @@
                 <w:szCs w:val="24"/>
               </w:rPr>
             </w:pPr>
-            <w:hyperlink r:id="rId74" w:anchor="generic-assertions-array-of" w:history="1">
-              <w:proofErr w:type="spellStart"/>
-              <w:proofErr w:type="gramStart"/>
+            <w:hyperlink r:id="rId78" w:anchor="generic-assertions-string-matching" w:history="1">
               <w:r>
                 <w:rPr>
                   <w:rStyle w:val="Hyperlink"/>
                   <w:sz w:val="24"/>
                   <w:szCs w:val="24"/>
                 </w:rPr>
-                <w:t>expect.arrayOf</w:t>
-              </w:r>
-              <w:proofErr w:type="spellEnd"/>
-              <w:proofErr w:type="gramEnd"/>
-              <w:r>
-                <w:rPr>
-                  <w:rStyle w:val="Hyperlink"/>
-                  <w:sz w:val="24"/>
-                  <w:szCs w:val="24"/>
-                </w:rPr>
-                <w:t>()</w:t>
-              </w:r>
-            </w:hyperlink>
-          </w:p>
-        </w:tc>
-        <w:tc>
-          <w:tcPr>
-            <w:tcW w:w="0" w:type="auto"/>
-            <w:tcBorders>
-              <w:top w:val="single" w:sz="6" w:space="0" w:color="DADDE1"/>
-              <w:left w:val="single" w:sz="6" w:space="0" w:color="DADDE1"/>
-              <w:bottom w:val="single" w:sz="6" w:space="0" w:color="DADDE1"/>
-              <w:right w:val="single" w:sz="6" w:space="0" w:color="DADDE1"/>
-            </w:tcBorders>
-            <w:tcMar>
-              <w:top w:w="180" w:type="dxa"/>
-              <w:left w:w="180" w:type="dxa"/>
-              <w:bottom w:w="180" w:type="dxa"/>
-              <w:right w:w="180" w:type="dxa"/>
-            </w:tcMar>
-            <w:vAlign w:val="center"/>
-            <w:hideMark/>
-          </w:tcPr>
-          <w:p>
-            <w:pPr>
-              <w:rPr>
-                <w:sz w:val="24"/>
-                <w:szCs w:val="24"/>
-              </w:rPr>
-            </w:pPr>
-            <w:r>
-              <w:rPr>
-                <w:sz w:val="24"/>
-                <w:szCs w:val="24"/>
-              </w:rPr>
-              <w:t>Array contains elements of specific type</w:t>
-            </w:r>
-          </w:p>
-        </w:tc>
-      </w:tr>
-      <w:tr>
-        <w:tc>
-          <w:tcPr>
-            <w:tcW w:w="0" w:type="auto"/>
-            <w:tcBorders>
-              <w:top w:val="single" w:sz="6" w:space="0" w:color="DADDE1"/>
-              <w:left w:val="single" w:sz="6" w:space="0" w:color="DADDE1"/>
-              <w:bottom w:val="single" w:sz="6" w:space="0" w:color="DADDE1"/>
-              <w:right w:val="single" w:sz="6" w:space="0" w:color="DADDE1"/>
-            </w:tcBorders>
-            <w:tcMar>
-              <w:top w:w="180" w:type="dxa"/>
-              <w:left w:w="180" w:type="dxa"/>
-              <w:bottom w:w="180" w:type="dxa"/>
-              <w:right w:w="180" w:type="dxa"/>
-            </w:tcMar>
-            <w:vAlign w:val="center"/>
-            <w:hideMark/>
-          </w:tcPr>
-          <w:p>
-            <w:pPr>
-              <w:rPr>
-                <w:sz w:val="24"/>
-                <w:szCs w:val="24"/>
-              </w:rPr>
-            </w:pPr>
-            <w:hyperlink r:id="rId75" w:anchor="generic-assertions-close-to" w:history="1">
-              <w:proofErr w:type="spellStart"/>
-              <w:proofErr w:type="gramStart"/>
-              <w:r>
-                <w:rPr>
-                  <w:rStyle w:val="Hyperlink"/>
-                  <w:sz w:val="24"/>
-                  <w:szCs w:val="24"/>
-                </w:rPr>
-                <w:t>expect.closeTo</w:t>
-              </w:r>
-              <w:proofErr w:type="spellEnd"/>
-              <w:proofErr w:type="gramEnd"/>
-              <w:r>
-                <w:rPr>
-                  <w:rStyle w:val="Hyperlink"/>
-                  <w:sz w:val="24"/>
-                  <w:szCs w:val="24"/>
-                </w:rPr>
-                <w:t>()</w:t>
-              </w:r>
-            </w:hyperlink>
-          </w:p>
-        </w:tc>
-        <w:tc>
-          <w:tcPr>
-            <w:tcW w:w="0" w:type="auto"/>
-            <w:tcBorders>
-              <w:top w:val="single" w:sz="6" w:space="0" w:color="DADDE1"/>
-              <w:left w:val="single" w:sz="6" w:space="0" w:color="DADDE1"/>
-              <w:bottom w:val="single" w:sz="6" w:space="0" w:color="DADDE1"/>
-              <w:right w:val="single" w:sz="6" w:space="0" w:color="DADDE1"/>
-            </w:tcBorders>
-            <w:tcMar>
-              <w:top w:w="180" w:type="dxa"/>
-              <w:left w:w="180" w:type="dxa"/>
-              <w:bottom w:w="180" w:type="dxa"/>
-              <w:right w:w="180" w:type="dxa"/>
-            </w:tcMar>
-            <w:vAlign w:val="center"/>
-            <w:hideMark/>
-          </w:tcPr>
-          <w:p>
-            <w:pPr>
-              <w:rPr>
-                <w:sz w:val="24"/>
-                <w:szCs w:val="24"/>
-              </w:rPr>
-            </w:pPr>
-            <w:r>
-              <w:rPr>
-                <w:sz w:val="24"/>
-                <w:szCs w:val="24"/>
-              </w:rPr>
-              <w:t>Number is approximately equal</w:t>
-            </w:r>
-          </w:p>
-        </w:tc>
-      </w:tr>
-      <w:tr>
-        <w:tc>
-          <w:tcPr>
-            <w:tcW w:w="0" w:type="auto"/>
-            <w:tcBorders>
-              <w:top w:val="single" w:sz="6" w:space="0" w:color="DADDE1"/>
-              <w:left w:val="single" w:sz="6" w:space="0" w:color="DADDE1"/>
-              <w:bottom w:val="single" w:sz="6" w:space="0" w:color="DADDE1"/>
-              <w:right w:val="single" w:sz="6" w:space="0" w:color="DADDE1"/>
-            </w:tcBorders>
-            <w:tcMar>
-              <w:top w:w="180" w:type="dxa"/>
-              <w:left w:w="180" w:type="dxa"/>
-              <w:bottom w:w="180" w:type="dxa"/>
-              <w:right w:w="180" w:type="dxa"/>
-            </w:tcMar>
-            <w:vAlign w:val="center"/>
-            <w:hideMark/>
-          </w:tcPr>
-          <w:p>
-            <w:pPr>
-              <w:rPr>
-                <w:sz w:val="24"/>
-                <w:szCs w:val="24"/>
-              </w:rPr>
-            </w:pPr>
-            <w:hyperlink r:id="rId76" w:anchor="generic-assertions-object-containing" w:history="1">
-              <w:proofErr w:type="spellStart"/>
-              <w:proofErr w:type="gramStart"/>
-              <w:r>
-                <w:rPr>
-                  <w:rStyle w:val="Hyperlink"/>
-                  <w:sz w:val="24"/>
-                  <w:szCs w:val="24"/>
-                </w:rPr>
-                <w:t>expect.objectContaining</w:t>
-              </w:r>
-              <w:proofErr w:type="spellEnd"/>
-              <w:proofErr w:type="gramEnd"/>
-              <w:r>
-                <w:rPr>
-                  <w:rStyle w:val="Hyperlink"/>
-                  <w:sz w:val="24"/>
-                  <w:szCs w:val="24"/>
-                </w:rPr>
-                <w:t>()</w:t>
-              </w:r>
-            </w:hyperlink>
-          </w:p>
-        </w:tc>
-        <w:tc>
-          <w:tcPr>
-            <w:tcW w:w="0" w:type="auto"/>
-            <w:tcBorders>
-              <w:top w:val="single" w:sz="6" w:space="0" w:color="DADDE1"/>
-              <w:left w:val="single" w:sz="6" w:space="0" w:color="DADDE1"/>
-              <w:bottom w:val="single" w:sz="6" w:space="0" w:color="DADDE1"/>
-              <w:right w:val="single" w:sz="6" w:space="0" w:color="DADDE1"/>
-            </w:tcBorders>
-            <w:tcMar>
-              <w:top w:w="180" w:type="dxa"/>
-              <w:left w:w="180" w:type="dxa"/>
-              <w:bottom w:w="180" w:type="dxa"/>
-              <w:right w:w="180" w:type="dxa"/>
-            </w:tcMar>
-            <w:vAlign w:val="center"/>
-            <w:hideMark/>
-          </w:tcPr>
-          <w:p>
-            <w:pPr>
-              <w:rPr>
-                <w:sz w:val="24"/>
-                <w:szCs w:val="24"/>
-              </w:rPr>
-            </w:pPr>
-            <w:r>
-              <w:rPr>
-                <w:sz w:val="24"/>
-                <w:szCs w:val="24"/>
-              </w:rPr>
-              <w:t>Object contains specific properties</w:t>
-            </w:r>
-          </w:p>
-        </w:tc>
-      </w:tr>
-      <w:tr>
-        <w:tc>
-          <w:tcPr>
-            <w:tcW w:w="0" w:type="auto"/>
-            <w:tcBorders>
-              <w:top w:val="single" w:sz="6" w:space="0" w:color="DADDE1"/>
-              <w:left w:val="single" w:sz="6" w:space="0" w:color="DADDE1"/>
-              <w:bottom w:val="single" w:sz="6" w:space="0" w:color="DADDE1"/>
-              <w:right w:val="single" w:sz="6" w:space="0" w:color="DADDE1"/>
-            </w:tcBorders>
-            <w:tcMar>
-              <w:top w:w="180" w:type="dxa"/>
-              <w:left w:w="180" w:type="dxa"/>
-              <w:bottom w:w="180" w:type="dxa"/>
-              <w:right w:w="180" w:type="dxa"/>
-            </w:tcMar>
-            <w:vAlign w:val="center"/>
-            <w:hideMark/>
-          </w:tcPr>
-          <w:p>
-            <w:pPr>
-              <w:rPr>
-                <w:sz w:val="24"/>
-                <w:szCs w:val="24"/>
-              </w:rPr>
-            </w:pPr>
-            <w:hyperlink r:id="rId77" w:anchor="generic-assertions-string-containing" w:history="1">
-              <w:proofErr w:type="spellStart"/>
-              <w:proofErr w:type="gramStart"/>
-              <w:r>
-                <w:rPr>
-                  <w:rStyle w:val="Hyperlink"/>
-                  <w:sz w:val="24"/>
-                  <w:szCs w:val="24"/>
-                </w:rPr>
-                <w:t>expect.stringContaining</w:t>
-              </w:r>
-              <w:proofErr w:type="spellEnd"/>
-              <w:proofErr w:type="gramEnd"/>
-              <w:r>
-                <w:rPr>
-                  <w:rStyle w:val="Hyperlink"/>
-                  <w:sz w:val="24"/>
-                  <w:szCs w:val="24"/>
-                </w:rPr>
-                <w:t>()</w:t>
-              </w:r>
-            </w:hyperlink>
-          </w:p>
-        </w:tc>
-        <w:tc>
-          <w:tcPr>
-            <w:tcW w:w="0" w:type="auto"/>
-            <w:tcBorders>
-              <w:top w:val="single" w:sz="6" w:space="0" w:color="DADDE1"/>
-              <w:left w:val="single" w:sz="6" w:space="0" w:color="DADDE1"/>
-              <w:bottom w:val="single" w:sz="6" w:space="0" w:color="DADDE1"/>
-              <w:right w:val="single" w:sz="6" w:space="0" w:color="DADDE1"/>
-            </w:tcBorders>
-            <w:tcMar>
-              <w:top w:w="180" w:type="dxa"/>
-              <w:left w:w="180" w:type="dxa"/>
-              <w:bottom w:w="180" w:type="dxa"/>
-              <w:right w:w="180" w:type="dxa"/>
-            </w:tcMar>
-            <w:vAlign w:val="center"/>
-            <w:hideMark/>
-          </w:tcPr>
-          <w:p>
-            <w:pPr>
-              <w:rPr>
-                <w:sz w:val="24"/>
-                <w:szCs w:val="24"/>
-              </w:rPr>
-            </w:pPr>
-            <w:r>
-              <w:rPr>
-                <w:sz w:val="24"/>
-                <w:szCs w:val="24"/>
-              </w:rPr>
-              <w:t>String contains a substring</w:t>
-            </w:r>
-          </w:p>
-        </w:tc>
-      </w:tr>
-      <w:tr>
-        <w:tc>
-          <w:tcPr>
-            <w:tcW w:w="0" w:type="auto"/>
-            <w:tcBorders>
-              <w:top w:val="single" w:sz="6" w:space="0" w:color="DADDE1"/>
-              <w:left w:val="single" w:sz="6" w:space="0" w:color="DADDE1"/>
-              <w:bottom w:val="single" w:sz="6" w:space="0" w:color="DADDE1"/>
-              <w:right w:val="single" w:sz="6" w:space="0" w:color="DADDE1"/>
-            </w:tcBorders>
-            <w:tcMar>
-              <w:top w:w="180" w:type="dxa"/>
-              <w:left w:w="180" w:type="dxa"/>
-              <w:bottom w:w="180" w:type="dxa"/>
-              <w:right w:w="180" w:type="dxa"/>
-            </w:tcMar>
-            <w:vAlign w:val="center"/>
-            <w:hideMark/>
-          </w:tcPr>
-          <w:p>
-            <w:pPr>
-              <w:rPr>
-                <w:sz w:val="24"/>
-                <w:szCs w:val="24"/>
-              </w:rPr>
-            </w:pPr>
-            <w:hyperlink r:id="rId78" w:anchor="generic-assertions-string-matching" w:history="1">
-              <w:proofErr w:type="spellStart"/>
-              <w:proofErr w:type="gramStart"/>
-              <w:r>
-                <w:rPr>
-                  <w:rStyle w:val="Hyperlink"/>
-                  <w:sz w:val="24"/>
-                  <w:szCs w:val="24"/>
-                </w:rPr>
-                <w:t>expect.stringMatching</w:t>
-              </w:r>
-              <w:proofErr w:type="spellEnd"/>
-              <w:proofErr w:type="gramEnd"/>
-              <w:r>
-                <w:rPr>
-                  <w:rStyle w:val="Hyperlink"/>
-                  <w:sz w:val="24"/>
-                  <w:szCs w:val="24"/>
-                </w:rPr>
-                <w:t>()</w:t>
+                <w:t>expect.stringMatching()</w:t>
               </w:r>
             </w:hyperlink>
           </w:p>
@@ -7887,23 +5899,27 @@
           <w:szCs w:val="24"/>
         </w:rPr>
       </w:pPr>
-      <w:proofErr w:type="spellStart"/>
-      <w:proofErr w:type="gramStart"/>
       <w:r>
         <w:rPr>
           <w:sz w:val="24"/>
           <w:szCs w:val="24"/>
         </w:rPr>
-        <w:t>page.getByRole</w:t>
+        <w:t>page.getByRole() to locate by explicit and implicit accessibility attributes.</w:t>
       </w:r>
-      <w:proofErr w:type="spellEnd"/>
-      <w:proofErr w:type="gramEnd"/>
+    </w:p>
+    <w:p>
+      <w:pPr>
+        <w:rPr>
+          <w:sz w:val="24"/>
+          <w:szCs w:val="24"/>
+        </w:rPr>
+      </w:pPr>
       <w:r>
         <w:rPr>
           <w:sz w:val="24"/>
           <w:szCs w:val="24"/>
         </w:rPr>
-        <w:t>() to locate by explicit and implicit accessibility attributes.</w:t>
+        <w:t>page.getByText() to locate by text content.</w:t>
       </w:r>
     </w:p>
     <w:p>
@@ -7913,23 +5929,27 @@
           <w:szCs w:val="24"/>
         </w:rPr>
       </w:pPr>
-      <w:proofErr w:type="spellStart"/>
-      <w:proofErr w:type="gramStart"/>
       <w:r>
         <w:rPr>
           <w:sz w:val="24"/>
           <w:szCs w:val="24"/>
         </w:rPr>
-        <w:t>page.getByText</w:t>
+        <w:t>page.getByLabel() to locate a form control by associated label's text.</w:t>
       </w:r>
-      <w:proofErr w:type="spellEnd"/>
-      <w:proofErr w:type="gramEnd"/>
+    </w:p>
+    <w:p>
+      <w:pPr>
+        <w:rPr>
+          <w:sz w:val="24"/>
+          <w:szCs w:val="24"/>
+        </w:rPr>
+      </w:pPr>
       <w:r>
         <w:rPr>
           <w:sz w:val="24"/>
           <w:szCs w:val="24"/>
         </w:rPr>
-        <w:t>() to locate by text content.</w:t>
+        <w:t>page.getByPlaceholder() to locate an input by placeholder.</w:t>
       </w:r>
     </w:p>
     <w:p>
@@ -7939,23 +5959,27 @@
           <w:szCs w:val="24"/>
         </w:rPr>
       </w:pPr>
-      <w:proofErr w:type="spellStart"/>
-      <w:proofErr w:type="gramStart"/>
       <w:r>
         <w:rPr>
           <w:sz w:val="24"/>
           <w:szCs w:val="24"/>
         </w:rPr>
-        <w:t>page.getByLabel</w:t>
+        <w:t>page.getByAltText() to locate an element, usually image, by its text alternative.</w:t>
       </w:r>
-      <w:proofErr w:type="spellEnd"/>
-      <w:proofErr w:type="gramEnd"/>
+    </w:p>
+    <w:p>
+      <w:pPr>
+        <w:rPr>
+          <w:sz w:val="24"/>
+          <w:szCs w:val="24"/>
+        </w:rPr>
+      </w:pPr>
       <w:r>
         <w:rPr>
           <w:sz w:val="24"/>
           <w:szCs w:val="24"/>
         </w:rPr>
-        <w:t>() to locate a form control by associated label's text.</w:t>
+        <w:t>page.getByTitle() to locate an element by its title attribute.</w:t>
       </w:r>
     </w:p>
     <w:p>
@@ -7965,118 +5989,13 @@
           <w:szCs w:val="24"/>
         </w:rPr>
       </w:pPr>
-      <w:proofErr w:type="spellStart"/>
-      <w:proofErr w:type="gramStart"/>
       <w:r>
         <w:rPr>
           <w:sz w:val="24"/>
           <w:szCs w:val="24"/>
         </w:rPr>
-        <w:t>page.getByPlaceholder</w:t>
-      </w:r>
-      <w:proofErr w:type="spellEnd"/>
-      <w:proofErr w:type="gramEnd"/>
-      <w:r>
-        <w:rPr>
-          <w:sz w:val="24"/>
-          <w:szCs w:val="24"/>
-        </w:rPr>
-        <w:t>() to locate an input by placeholder.</w:t>
-      </w:r>
-    </w:p>
-    <w:p>
-      <w:pPr>
-        <w:rPr>
-          <w:sz w:val="24"/>
-          <w:szCs w:val="24"/>
-        </w:rPr>
-      </w:pPr>
-      <w:proofErr w:type="spellStart"/>
-      <w:proofErr w:type="gramStart"/>
-      <w:r>
-        <w:rPr>
-          <w:sz w:val="24"/>
-          <w:szCs w:val="24"/>
-        </w:rPr>
-        <w:t>page.getByAltText</w:t>
-      </w:r>
-      <w:proofErr w:type="spellEnd"/>
-      <w:proofErr w:type="gramEnd"/>
-      <w:r>
-        <w:rPr>
-          <w:sz w:val="24"/>
-          <w:szCs w:val="24"/>
-        </w:rPr>
-        <w:t>() to locate an element, usually image, by its text alternative.</w:t>
-      </w:r>
-    </w:p>
-    <w:p>
-      <w:pPr>
-        <w:rPr>
-          <w:sz w:val="24"/>
-          <w:szCs w:val="24"/>
-        </w:rPr>
-      </w:pPr>
-      <w:proofErr w:type="spellStart"/>
-      <w:proofErr w:type="gramStart"/>
-      <w:r>
-        <w:rPr>
-          <w:sz w:val="24"/>
-          <w:szCs w:val="24"/>
-        </w:rPr>
-        <w:t>page.getByTitle</w:t>
-      </w:r>
-      <w:proofErr w:type="spellEnd"/>
-      <w:proofErr w:type="gramEnd"/>
-      <w:r>
-        <w:rPr>
-          <w:sz w:val="24"/>
-          <w:szCs w:val="24"/>
-        </w:rPr>
-        <w:t>() to locate an element by its title attribute.</w:t>
-      </w:r>
-    </w:p>
-    <w:p>
-      <w:pPr>
-        <w:rPr>
-          <w:sz w:val="24"/>
-          <w:szCs w:val="24"/>
-        </w:rPr>
-      </w:pPr>
-      <w:proofErr w:type="spellStart"/>
-      <w:proofErr w:type="gramStart"/>
-      <w:r>
-        <w:rPr>
-          <w:sz w:val="24"/>
-          <w:szCs w:val="24"/>
-        </w:rPr>
         <w:lastRenderedPageBreak/>
-        <w:t>page.getByTestId</w:t>
-      </w:r>
-      <w:proofErr w:type="spellEnd"/>
-      <w:proofErr w:type="gramEnd"/>
-      <w:r>
-        <w:rPr>
-          <w:sz w:val="24"/>
-          <w:szCs w:val="24"/>
-        </w:rPr>
-        <w:t>() to locate an element based on its data-</w:t>
-      </w:r>
-      <w:proofErr w:type="spellStart"/>
-      <w:r>
-        <w:rPr>
-          <w:sz w:val="24"/>
-          <w:szCs w:val="24"/>
-        </w:rPr>
-        <w:t>testid</w:t>
-      </w:r>
-      <w:proofErr w:type="spellEnd"/>
-      <w:r>
-        <w:rPr>
-          <w:sz w:val="24"/>
-          <w:szCs w:val="24"/>
-        </w:rPr>
-        <w:t xml:space="preserve"> attribute (other attributes can be configured).</w:t>
+        <w:t>page.getByTestId() to locate an element based on its data-testid attribute (other attributes can be configured).</w:t>
       </w:r>
     </w:p>
     <w:p>
@@ -8122,235 +6041,76 @@
           <w:sz w:val="24"/>
           <w:szCs w:val="24"/>
         </w:rPr>
-        <w:t xml:space="preserve">await </w:t>
+        <w:t>await page.getByLabel('User Name').fill('John');</w:t>
       </w:r>
-      <w:proofErr w:type="spellStart"/>
-      <w:proofErr w:type="gramStart"/>
+    </w:p>
+    <w:p>
+      <w:pPr>
+        <w:rPr>
+          <w:sz w:val="24"/>
+          <w:szCs w:val="24"/>
+        </w:rPr>
+      </w:pPr>
+    </w:p>
+    <w:p>
+      <w:pPr>
+        <w:rPr>
+          <w:sz w:val="24"/>
+          <w:szCs w:val="24"/>
+        </w:rPr>
+      </w:pPr>
       <w:r>
         <w:rPr>
           <w:sz w:val="24"/>
           <w:szCs w:val="24"/>
         </w:rPr>
-        <w:t>page.getByLabel</w:t>
+        <w:t>await page.getByLabel('Password').fill('secret-password');</w:t>
       </w:r>
-      <w:proofErr w:type="spellEnd"/>
-      <w:proofErr w:type="gramEnd"/>
+    </w:p>
+    <w:p>
+      <w:pPr>
+        <w:rPr>
+          <w:sz w:val="24"/>
+          <w:szCs w:val="24"/>
+        </w:rPr>
+      </w:pPr>
+    </w:p>
+    <w:p>
+      <w:pPr>
+        <w:rPr>
+          <w:sz w:val="24"/>
+          <w:szCs w:val="24"/>
+        </w:rPr>
+      </w:pPr>
       <w:r>
         <w:rPr>
           <w:sz w:val="24"/>
           <w:szCs w:val="24"/>
         </w:rPr>
-        <w:t>('User Name'</w:t>
+        <w:t>await page.getByRole('button', { name: 'Sign in' }).click();</w:t>
       </w:r>
-      <w:proofErr w:type="gramStart"/>
+    </w:p>
+    <w:p>
+      <w:pPr>
+        <w:rPr>
+          <w:sz w:val="24"/>
+          <w:szCs w:val="24"/>
+        </w:rPr>
+      </w:pPr>
+    </w:p>
+    <w:p>
+      <w:pPr>
+        <w:rPr>
+          <w:sz w:val="24"/>
+          <w:szCs w:val="24"/>
+        </w:rPr>
+      </w:pPr>
       <w:r>
         <w:rPr>
           <w:sz w:val="24"/>
           <w:szCs w:val="24"/>
         </w:rPr>
-        <w:t>).fill</w:t>
-      </w:r>
-      <w:proofErr w:type="gramEnd"/>
-      <w:r>
-        <w:rPr>
-          <w:sz w:val="24"/>
-          <w:szCs w:val="24"/>
-        </w:rPr>
-        <w:t>('John');</w:t>
-      </w:r>
-    </w:p>
-    <w:p>
-      <w:pPr>
-        <w:rPr>
-          <w:sz w:val="24"/>
-          <w:szCs w:val="24"/>
-        </w:rPr>
-      </w:pPr>
-    </w:p>
-    <w:p>
-      <w:pPr>
-        <w:rPr>
-          <w:sz w:val="24"/>
-          <w:szCs w:val="24"/>
-        </w:rPr>
-      </w:pPr>
-      <w:r>
-        <w:rPr>
-          <w:sz w:val="24"/>
-          <w:szCs w:val="24"/>
-        </w:rPr>
-        <w:t xml:space="preserve">await </w:t>
-      </w:r>
-      <w:proofErr w:type="spellStart"/>
-      <w:proofErr w:type="gramStart"/>
-      <w:r>
-        <w:rPr>
-          <w:sz w:val="24"/>
-          <w:szCs w:val="24"/>
-        </w:rPr>
-        <w:t>page.getByLabel</w:t>
-      </w:r>
-      <w:proofErr w:type="spellEnd"/>
-      <w:proofErr w:type="gramEnd"/>
-      <w:r>
-        <w:rPr>
-          <w:sz w:val="24"/>
-          <w:szCs w:val="24"/>
-        </w:rPr>
-        <w:t>('Password'</w:t>
-      </w:r>
-      <w:proofErr w:type="gramStart"/>
-      <w:r>
-        <w:rPr>
-          <w:sz w:val="24"/>
-          <w:szCs w:val="24"/>
-        </w:rPr>
-        <w:t>).fill</w:t>
-      </w:r>
-      <w:proofErr w:type="gramEnd"/>
-      <w:r>
-        <w:rPr>
-          <w:sz w:val="24"/>
-          <w:szCs w:val="24"/>
-        </w:rPr>
-        <w:t>('secret-password');</w:t>
-      </w:r>
-    </w:p>
-    <w:p>
-      <w:pPr>
-        <w:rPr>
-          <w:sz w:val="24"/>
-          <w:szCs w:val="24"/>
-        </w:rPr>
-      </w:pPr>
-    </w:p>
-    <w:p>
-      <w:pPr>
-        <w:rPr>
-          <w:sz w:val="24"/>
-          <w:szCs w:val="24"/>
-        </w:rPr>
-      </w:pPr>
-      <w:r>
-        <w:rPr>
-          <w:sz w:val="24"/>
-          <w:szCs w:val="24"/>
-        </w:rPr>
-        <w:t xml:space="preserve">await </w:t>
-      </w:r>
-      <w:proofErr w:type="spellStart"/>
-      <w:proofErr w:type="gramStart"/>
-      <w:r>
-        <w:rPr>
-          <w:sz w:val="24"/>
-          <w:szCs w:val="24"/>
-        </w:rPr>
-        <w:t>page.getByRole</w:t>
-      </w:r>
-      <w:proofErr w:type="spellEnd"/>
-      <w:proofErr w:type="gramEnd"/>
-      <w:r>
-        <w:rPr>
-          <w:sz w:val="24"/>
-          <w:szCs w:val="24"/>
-        </w:rPr>
-        <w:t xml:space="preserve">('button', </w:t>
-      </w:r>
-      <w:proofErr w:type="gramStart"/>
-      <w:r>
-        <w:rPr>
-          <w:sz w:val="24"/>
-          <w:szCs w:val="24"/>
-        </w:rPr>
-        <w:t>{ name</w:t>
-      </w:r>
-      <w:proofErr w:type="gramEnd"/>
-      <w:r>
-        <w:rPr>
-          <w:sz w:val="24"/>
-          <w:szCs w:val="24"/>
-        </w:rPr>
-        <w:t>: 'Sign in</w:t>
-      </w:r>
-      <w:proofErr w:type="gramStart"/>
-      <w:r>
-        <w:rPr>
-          <w:sz w:val="24"/>
-          <w:szCs w:val="24"/>
-        </w:rPr>
-        <w:t>' }).click</w:t>
-      </w:r>
-      <w:proofErr w:type="gramEnd"/>
-      <w:r>
-        <w:rPr>
-          <w:sz w:val="24"/>
-          <w:szCs w:val="24"/>
-        </w:rPr>
-        <w:t>();</w:t>
-      </w:r>
-    </w:p>
-    <w:p>
-      <w:pPr>
-        <w:rPr>
-          <w:sz w:val="24"/>
-          <w:szCs w:val="24"/>
-        </w:rPr>
-      </w:pPr>
-    </w:p>
-    <w:p>
-      <w:pPr>
-        <w:rPr>
-          <w:sz w:val="24"/>
-          <w:szCs w:val="24"/>
-        </w:rPr>
-      </w:pPr>
-      <w:r>
-        <w:rPr>
-          <w:sz w:val="24"/>
-          <w:szCs w:val="24"/>
-        </w:rPr>
-        <w:t xml:space="preserve">await </w:t>
-      </w:r>
-      <w:proofErr w:type="gramStart"/>
-      <w:r>
-        <w:rPr>
-          <w:sz w:val="24"/>
-          <w:szCs w:val="24"/>
-        </w:rPr>
-        <w:t>expect(</w:t>
-      </w:r>
-      <w:proofErr w:type="spellStart"/>
-      <w:r>
-        <w:rPr>
-          <w:sz w:val="24"/>
-          <w:szCs w:val="24"/>
-        </w:rPr>
-        <w:t>page.getByText</w:t>
-      </w:r>
-      <w:proofErr w:type="spellEnd"/>
-      <w:proofErr w:type="gramEnd"/>
-      <w:r>
-        <w:rPr>
-          <w:sz w:val="24"/>
-          <w:szCs w:val="24"/>
-        </w:rPr>
-        <w:t>('Welcome, John!')).</w:t>
-      </w:r>
-      <w:proofErr w:type="spellStart"/>
-      <w:r>
-        <w:rPr>
-          <w:sz w:val="24"/>
-          <w:szCs w:val="24"/>
-        </w:rPr>
-        <w:t>toBeVisible</w:t>
-      </w:r>
-      <w:proofErr w:type="spellEnd"/>
-      <w:r>
-        <w:rPr>
-          <w:sz w:val="24"/>
-          <w:szCs w:val="24"/>
-        </w:rPr>
-        <w:t>();</w:t>
+        <w:t>await expect(page.getByText('Welcome, John!')).toBeVisible();</w:t>
       </w:r>
     </w:p>
     <w:p>
@@ -8417,6 +6177,56 @@
           <w:szCs w:val="24"/>
         </w:rPr>
       </w:pPr>
+      <w:r>
+        <w:rPr>
+          <w:sz w:val="24"/>
+          <w:szCs w:val="24"/>
+        </w:rPr>
+        <w:t xml:space="preserve">2 methods </w:t>
+      </w:r>
+      <w:r>
+        <w:rPr>
+          <w:sz w:val="24"/>
+          <w:szCs w:val="24"/>
+        </w:rPr>
+        <w:t xml:space="preserve">used </w:t>
+      </w:r>
+      <w:r>
+        <w:rPr>
+          <w:sz w:val="24"/>
+          <w:szCs w:val="24"/>
+        </w:rPr>
+        <w:t>to pass data in cc</w:t>
+      </w:r>
+      <w:r>
+        <w:rPr>
+          <w:sz w:val="24"/>
+          <w:szCs w:val="24"/>
+        </w:rPr>
+        <w:t>s</w:t>
+      </w:r>
+      <w:r>
+        <w:rPr>
+          <w:sz w:val="24"/>
+          <w:szCs w:val="24"/>
+        </w:rPr>
+        <w:t xml:space="preserve"> =&gt; type, fill</w:t>
+      </w:r>
+    </w:p>
+    <w:p>
+      <w:pPr>
+        <w:rPr>
+          <w:sz w:val="24"/>
+          <w:szCs w:val="24"/>
+        </w:rPr>
+      </w:pPr>
+      <w:r>
+        <w:rPr>
+          <w:sz w:val="24"/>
+          <w:szCs w:val="24"/>
+        </w:rPr>
+        <w:t>But as per latest version of playwright type method has been deprecated and only fill method is used.</w:t>
+      </w:r>
     </w:p>
     <w:p>
       <w:pPr>
@@ -8454,7 +6264,6 @@
           <w:sz w:val="52"/>
           <w:szCs w:val="52"/>
         </w:rPr>
-        <w:lastRenderedPageBreak/>
         <w:t>Interview Questions</w:t>
       </w:r>
     </w:p>
